--- a/6 sem/Курсовая 2/Вербицкий Данила 35.2 Курсовая.docx
+++ b/6 sem/Курсовая 2/Вербицкий Данила 35.2 Курсовая.docx
@@ -1004,6 +1004,7 @@
           <w:color w:val="000000"/>
           <w:sz w:val="28"/>
           <w:szCs w:val="28"/>
+          <w:lang w:val="en-US"/>
         </w:rPr>
       </w:pPr>
       <w:r>
@@ -1013,8 +1014,20 @@
           <w:sz w:val="28"/>
           <w:szCs w:val="28"/>
         </w:rPr>
-        <w:t>2024</w:t>
-      </w:r>
+        <w:t>202</w:t>
+      </w:r>
+      <w:r>
+        <w:rPr>
+          <w:rFonts w:ascii="Times New Roman" w:eastAsia="Times New Roman" w:hAnsi="Times New Roman" w:cs="Times New Roman"/>
+          <w:color w:val="000000"/>
+          <w:sz w:val="28"/>
+          <w:szCs w:val="28"/>
+          <w:lang w:val="en-US"/>
+        </w:rPr>
+        <w:t>5</w:t>
+      </w:r>
+      <w:bookmarkStart w:id="4" w:name="_GoBack"/>
+      <w:bookmarkEnd w:id="4"/>
     </w:p>
     <w:p>
       <w:pPr>
@@ -2852,7 +2865,7 @@
           <w:rFonts w:eastAsiaTheme="minorEastAsia"/>
         </w:rPr>
       </w:pPr>
-      <w:bookmarkStart w:id="4" w:name="_Toc185235200"/>
+      <w:bookmarkStart w:id="5" w:name="_Toc185235200"/>
       <w:r>
         <w:rPr>
           <w:rFonts w:eastAsiaTheme="minorEastAsia"/>
@@ -2866,7 +2879,7 @@
         </w:rPr>
         <w:t>ВЕДЕНИЕ</w:t>
       </w:r>
-      <w:bookmarkEnd w:id="4"/>
+      <w:bookmarkEnd w:id="5"/>
     </w:p>
     <w:p>
       <w:pPr>
@@ -3254,11 +3267,11 @@
         <w:lastRenderedPageBreak/>
         <w:t xml:space="preserve"> </w:t>
       </w:r>
-      <w:bookmarkStart w:id="5" w:name="_Toc185235201"/>
+      <w:bookmarkStart w:id="6" w:name="_Toc185235201"/>
       <w:r>
         <w:t>Социальные сети и данные пользователей</w:t>
       </w:r>
-      <w:bookmarkEnd w:id="5"/>
+      <w:bookmarkEnd w:id="6"/>
     </w:p>
     <w:p>
       <w:pPr>
@@ -3278,14 +3291,14 @@
       <w:r>
         <w:t xml:space="preserve"> </w:t>
       </w:r>
-      <w:bookmarkStart w:id="6" w:name="_Toc185235202"/>
+      <w:bookmarkStart w:id="7" w:name="_Toc185235202"/>
       <w:r>
         <w:t>Понятие</w:t>
       </w:r>
       <w:r>
         <w:t xml:space="preserve"> и классификация данных пользователей социальных сетей</w:t>
       </w:r>
-      <w:bookmarkEnd w:id="6"/>
+      <w:bookmarkEnd w:id="7"/>
     </w:p>
     <w:p>
       <w:pPr>
@@ -3336,11 +3349,11 @@
       <w:r>
         <w:t xml:space="preserve"> </w:t>
       </w:r>
-      <w:bookmarkStart w:id="7" w:name="_Toc185235203"/>
+      <w:bookmarkStart w:id="8" w:name="_Toc185235203"/>
       <w:r>
         <w:t>Классификация данных пользователей</w:t>
       </w:r>
-      <w:bookmarkEnd w:id="7"/>
+      <w:bookmarkEnd w:id="8"/>
     </w:p>
     <w:p>
       <w:pPr>
@@ -3913,11 +3926,11 @@
       <w:r>
         <w:t xml:space="preserve"> </w:t>
       </w:r>
-      <w:bookmarkStart w:id="8" w:name="_Toc185235204"/>
+      <w:bookmarkStart w:id="9" w:name="_Toc185235204"/>
       <w:r>
         <w:t>Применение классификации данных</w:t>
       </w:r>
-      <w:bookmarkEnd w:id="8"/>
+      <w:bookmarkEnd w:id="9"/>
     </w:p>
     <w:p>
       <w:pPr>
@@ -4062,14 +4075,14 @@
         <w:lastRenderedPageBreak/>
         <w:t xml:space="preserve"> </w:t>
       </w:r>
-      <w:bookmarkStart w:id="9" w:name="_Toc185235205"/>
+      <w:bookmarkStart w:id="10" w:name="_Toc185235205"/>
       <w:r>
         <w:rPr>
           <w:lang w:val="en-US"/>
         </w:rPr>
         <w:t>API vk.com</w:t>
       </w:r>
-      <w:bookmarkEnd w:id="9"/>
+      <w:bookmarkEnd w:id="10"/>
     </w:p>
     <w:p>
       <w:pPr>
@@ -4088,14 +4101,14 @@
       <w:r>
         <w:t xml:space="preserve"> </w:t>
       </w:r>
-      <w:bookmarkStart w:id="10" w:name="_Toc185235206"/>
+      <w:bookmarkStart w:id="11" w:name="_Toc185235206"/>
       <w:r>
         <w:t>Описание</w:t>
       </w:r>
       <w:r>
         <w:t xml:space="preserve"> vk.com API и его возможностей</w:t>
       </w:r>
-      <w:bookmarkEnd w:id="10"/>
+      <w:bookmarkEnd w:id="11"/>
     </w:p>
     <w:p>
       <w:pPr>
@@ -5259,11 +5272,11 @@
       <w:r>
         <w:t xml:space="preserve"> </w:t>
       </w:r>
-      <w:bookmarkStart w:id="11" w:name="_Toc185235207"/>
+      <w:bookmarkStart w:id="12" w:name="_Toc185235207"/>
       <w:r>
         <w:t>Разделение прав доступа и их значения</w:t>
       </w:r>
-      <w:bookmarkEnd w:id="11"/>
+      <w:bookmarkEnd w:id="12"/>
     </w:p>
     <w:p>
       <w:pPr>
@@ -6371,11 +6384,11 @@
       <w:r>
         <w:t xml:space="preserve"> </w:t>
       </w:r>
-      <w:bookmarkStart w:id="12" w:name="_Toc185235208"/>
+      <w:bookmarkStart w:id="13" w:name="_Toc185235208"/>
       <w:r>
         <w:t>Описание методов API, используемых для извлечения данных</w:t>
       </w:r>
-      <w:bookmarkEnd w:id="12"/>
+      <w:bookmarkEnd w:id="13"/>
     </w:p>
     <w:p>
       <w:pPr>
@@ -8330,11 +8343,11 @@
         <w:lastRenderedPageBreak/>
         <w:t xml:space="preserve"> </w:t>
       </w:r>
-      <w:bookmarkStart w:id="13" w:name="_Toc185235209"/>
+      <w:bookmarkStart w:id="14" w:name="_Toc185235209"/>
       <w:r>
         <w:t>Реализация и описание программы</w:t>
       </w:r>
-      <w:bookmarkEnd w:id="13"/>
+      <w:bookmarkEnd w:id="14"/>
     </w:p>
     <w:p>
       <w:pPr>
@@ -8357,11 +8370,11 @@
       <w:r>
         <w:t xml:space="preserve"> </w:t>
       </w:r>
-      <w:bookmarkStart w:id="14" w:name="_Toc185235210"/>
+      <w:bookmarkStart w:id="15" w:name="_Toc185235210"/>
       <w:r>
         <w:t>Описание процесса извлечения и обработки данных</w:t>
       </w:r>
-      <w:bookmarkEnd w:id="14"/>
+      <w:bookmarkEnd w:id="15"/>
       <w:r>
         <w:t xml:space="preserve"> </w:t>
       </w:r>
@@ -9186,11 +9199,11 @@
       <w:r>
         <w:t xml:space="preserve"> </w:t>
       </w:r>
-      <w:bookmarkStart w:id="15" w:name="_Toc185235211"/>
+      <w:bookmarkStart w:id="16" w:name="_Toc185235211"/>
       <w:r>
         <w:t>Схема сохранения данных в базе (ORM-модели)</w:t>
       </w:r>
-      <w:bookmarkEnd w:id="15"/>
+      <w:bookmarkEnd w:id="16"/>
     </w:p>
     <w:p>
       <w:pPr>
@@ -9497,12 +9510,7 @@
         <w:t>User</w:t>
       </w:r>
       <w:r>
-        <w:t xml:space="preserve"> представляет пользователей социальной сети. Включает как обязательные поля (например, ID), так и дополнительные (например, информация о городе, дате рожден</w:t>
-      </w:r>
-      <w:bookmarkStart w:id="16" w:name="_GoBack"/>
-      <w:bookmarkEnd w:id="16"/>
-      <w:r>
-        <w:t>ия).</w:t>
+        <w:t xml:space="preserve"> представляет пользователей социальной сети. Включает как обязательные поля (например, ID), так и дополнительные (например, информация о городе, дате рождения).</w:t>
       </w:r>
     </w:p>
     <w:p>
@@ -11331,7 +11339,7 @@
             <w:sz w:val="24"/>
             <w:szCs w:val="24"/>
           </w:rPr>
-          <w:t>24</w:t>
+          <w:t>21</w:t>
         </w:r>
         <w:r>
           <w:rPr>
@@ -15683,7 +15691,7 @@
 </file>
 
 <file path=customXml/itemProps1.xml><?xml version="1.0" encoding="utf-8"?>
-<ds:datastoreItem xmlns:ds="http://schemas.openxmlformats.org/officeDocument/2006/customXml" ds:itemID="{0B75F577-854F-4BDF-B58A-8D55ED49082F}">
+<ds:datastoreItem xmlns:ds="http://schemas.openxmlformats.org/officeDocument/2006/customXml" ds:itemID="{4318A7C1-1884-4413-8301-1E07847C8B0B}">
   <ds:schemaRefs>
     <ds:schemaRef ds:uri="http://schemas.openxmlformats.org/officeDocument/2006/bibliography"/>
   </ds:schemaRefs>

--- a/6 sem/Курсовая 2/Вербицкий Данила 35.2 Курсовая.docx
+++ b/6 sem/Курсовая 2/Вербицкий Данила 35.2 Курсовая.docx
@@ -146,29 +146,7 @@
           <w:sz w:val="28"/>
           <w:szCs w:val="28"/>
         </w:rPr>
-        <w:t>(ФГБОУ ВО «</w:t>
-      </w:r>
-      <w:proofErr w:type="spellStart"/>
-      <w:r>
-        <w:rPr>
-          <w:rFonts w:ascii="Times New Roman" w:eastAsia="Times New Roman" w:hAnsi="Times New Roman" w:cs="Times New Roman"/>
-          <w:b/>
-          <w:color w:val="000000"/>
-          <w:sz w:val="28"/>
-          <w:szCs w:val="28"/>
-        </w:rPr>
-        <w:t>КубГУ</w:t>
-      </w:r>
-      <w:proofErr w:type="spellEnd"/>
-      <w:r>
-        <w:rPr>
-          <w:rFonts w:ascii="Times New Roman" w:eastAsia="Times New Roman" w:hAnsi="Times New Roman" w:cs="Times New Roman"/>
-          <w:b/>
-          <w:color w:val="000000"/>
-          <w:sz w:val="28"/>
-          <w:szCs w:val="28"/>
-        </w:rPr>
-        <w:t>»)</w:t>
+        <w:t>(ФГБОУ ВО «КубГУ»)</w:t>
       </w:r>
     </w:p>
     <w:p>
@@ -368,7 +346,18 @@
           <w:sz w:val="28"/>
           <w:szCs w:val="28"/>
         </w:rPr>
-        <w:t>ИЗВЛЕЧЕНИЕ И СТРУКТУРИРОВАНИЕ ДАННЫХ ПОЛЬЗОВАТЕЛЕЙ ИЗ СОЦИАЛЬНОЙ СЕТИ ВКОНТАКТЕ</w:t>
+        <w:t>КЛАСТЕРИЗАЦИЯ</w:t>
+      </w:r>
+      <w:r>
+        <w:rPr>
+          <w:rFonts w:ascii="Times New Roman" w:eastAsia="Times New Roman" w:hAnsi="Times New Roman" w:cs="Times New Roman"/>
+          <w:b/>
+          <w:bCs/>
+          <w:color w:val="000000"/>
+          <w:sz w:val="28"/>
+          <w:szCs w:val="28"/>
+        </w:rPr>
+        <w:t xml:space="preserve"> ДАННЫХ ПОЛЬЗОВАТЕЛЕЙ ИЗ СОЦИАЛЬНОЙ СЕТИ ВКОНТАКТЕ</w:t>
       </w:r>
     </w:p>
     <w:p>
@@ -776,7 +765,6 @@
           <w:szCs w:val="28"/>
         </w:rPr>
       </w:pPr>
-      <w:proofErr w:type="spellStart"/>
       <w:r>
         <w:rPr>
           <w:rFonts w:ascii="Times New Roman" w:eastAsia="Times New Roman" w:hAnsi="Times New Roman" w:cs="Times New Roman"/>
@@ -786,7 +774,6 @@
         </w:rPr>
         <w:t>Нормоконтролер</w:t>
       </w:r>
-      <w:proofErr w:type="spellEnd"/>
     </w:p>
     <w:p>
       <w:pPr>
@@ -809,27 +796,7 @@
           <w:sz w:val="28"/>
           <w:szCs w:val="28"/>
         </w:rPr>
-        <w:t xml:space="preserve">канд. </w:t>
-      </w:r>
-      <w:proofErr w:type="spellStart"/>
-      <w:r>
-        <w:rPr>
-          <w:rFonts w:ascii="Times New Roman" w:eastAsia="Times New Roman" w:hAnsi="Times New Roman" w:cs="Times New Roman"/>
-          <w:color w:val="000000"/>
-          <w:sz w:val="28"/>
-          <w:szCs w:val="28"/>
-        </w:rPr>
-        <w:t>пед</w:t>
-      </w:r>
-      <w:proofErr w:type="spellEnd"/>
-      <w:r>
-        <w:rPr>
-          <w:rFonts w:ascii="Times New Roman" w:eastAsia="Times New Roman" w:hAnsi="Times New Roman" w:cs="Times New Roman"/>
-          <w:color w:val="000000"/>
-          <w:sz w:val="28"/>
-          <w:szCs w:val="28"/>
-        </w:rPr>
-        <w:t>. наук, доц.</w:t>
+        <w:t>канд. пед. наук, доц.</w:t>
       </w:r>
       <w:r>
         <w:rPr>
@@ -1004,7 +971,6 @@
           <w:color w:val="000000"/>
           <w:sz w:val="28"/>
           <w:szCs w:val="28"/>
-          <w:lang w:val="en-US"/>
         </w:rPr>
       </w:pPr>
       <w:r>
@@ -1022,12 +988,9 @@
           <w:color w:val="000000"/>
           <w:sz w:val="28"/>
           <w:szCs w:val="28"/>
-          <w:lang w:val="en-US"/>
         </w:rPr>
         <w:t>5</w:t>
       </w:r>
-      <w:bookmarkStart w:id="4" w:name="_GoBack"/>
-      <w:bookmarkEnd w:id="4"/>
     </w:p>
     <w:p>
       <w:pPr>
@@ -2165,8 +2128,30 @@
                 <w:noProof/>
                 <w:sz w:val="28"/>
                 <w:szCs w:val="28"/>
+                <w:lang w:val="ru-RU"/>
               </w:rPr>
-              <w:t>Реализация и описание программы</w:t>
+              <w:t xml:space="preserve">Описание </w:t>
+            </w:r>
+            <w:r>
+              <w:rPr>
+                <w:rStyle w:val="af"/>
+                <w:rFonts w:ascii="Times New Roman" w:hAnsi="Times New Roman" w:cs="Times New Roman"/>
+                <w:noProof/>
+                <w:sz w:val="28"/>
+                <w:szCs w:val="28"/>
+              </w:rPr>
+              <w:t>программы</w:t>
+            </w:r>
+            <w:r>
+              <w:rPr>
+                <w:rStyle w:val="af"/>
+                <w:rFonts w:ascii="Times New Roman" w:hAnsi="Times New Roman" w:cs="Times New Roman"/>
+                <w:noProof/>
+                <w:sz w:val="28"/>
+                <w:szCs w:val="28"/>
+                <w:lang w:val="ru-RU"/>
+              </w:rPr>
+              <w:t xml:space="preserve"> и создание кластеров</w:t>
             </w:r>
             <w:r>
               <w:rPr>
@@ -2514,7 +2499,17 @@
                 <w:sz w:val="28"/>
                 <w:szCs w:val="28"/>
               </w:rPr>
-              <w:t>Описание основного скрипта: структура и функциональность</w:t>
+              <w:t>Опи</w:t>
+            </w:r>
+            <w:r>
+              <w:rPr>
+                <w:rStyle w:val="af"/>
+                <w:rFonts w:cs="Times New Roman"/>
+                <w:noProof/>
+                <w:sz w:val="28"/>
+                <w:szCs w:val="28"/>
+              </w:rPr>
+              <w:t>сание основного скрипта и создание кластеров</w:t>
             </w:r>
             <w:r>
               <w:rPr>
@@ -2628,57 +2623,9 @@
                 <w:webHidden/>
                 <w:sz w:val="28"/>
                 <w:szCs w:val="28"/>
+                <w:lang w:val="ru-RU"/>
               </w:rPr>
-              <w:fldChar w:fldCharType="begin"/>
-            </w:r>
-            <w:r>
-              <w:rPr>
-                <w:rFonts w:ascii="Times New Roman" w:hAnsi="Times New Roman" w:cs="Times New Roman"/>
-                <w:noProof/>
-                <w:webHidden/>
-                <w:sz w:val="28"/>
-                <w:szCs w:val="28"/>
-              </w:rPr>
-              <w:instrText xml:space="preserve"> PAGEREF _Toc185235213 \h </w:instrText>
-            </w:r>
-            <w:r>
-              <w:rPr>
-                <w:rFonts w:ascii="Times New Roman" w:hAnsi="Times New Roman" w:cs="Times New Roman"/>
-                <w:noProof/>
-                <w:webHidden/>
-                <w:sz w:val="28"/>
-                <w:szCs w:val="28"/>
-              </w:rPr>
-            </w:r>
-            <w:r>
-              <w:rPr>
-                <w:rFonts w:ascii="Times New Roman" w:hAnsi="Times New Roman" w:cs="Times New Roman"/>
-                <w:noProof/>
-                <w:webHidden/>
-                <w:sz w:val="28"/>
-                <w:szCs w:val="28"/>
-              </w:rPr>
-              <w:fldChar w:fldCharType="separate"/>
-            </w:r>
-            <w:r>
-              <w:rPr>
-                <w:rFonts w:ascii="Times New Roman" w:hAnsi="Times New Roman" w:cs="Times New Roman"/>
-                <w:noProof/>
-                <w:webHidden/>
-                <w:sz w:val="28"/>
-                <w:szCs w:val="28"/>
-              </w:rPr>
-              <w:t>29</w:t>
-            </w:r>
-            <w:r>
-              <w:rPr>
-                <w:rFonts w:ascii="Times New Roman" w:hAnsi="Times New Roman" w:cs="Times New Roman"/>
-                <w:noProof/>
-                <w:webHidden/>
-                <w:sz w:val="28"/>
-                <w:szCs w:val="28"/>
-              </w:rPr>
-              <w:fldChar w:fldCharType="end"/>
+              <w:t>30</w:t>
             </w:r>
           </w:hyperlink>
         </w:p>
@@ -2773,7 +2720,7 @@
                 <w:sz w:val="28"/>
                 <w:szCs w:val="28"/>
               </w:rPr>
-              <w:t>30</w:t>
+              <w:t>3</w:t>
             </w:r>
             <w:r>
               <w:rPr>
@@ -2786,6 +2733,18 @@
               <w:fldChar w:fldCharType="end"/>
             </w:r>
           </w:hyperlink>
+          <w:r>
+            <w:rPr>
+              <w:rFonts w:ascii="Times New Roman" w:hAnsi="Times New Roman" w:cs="Times New Roman"/>
+              <w:noProof/>
+              <w:sz w:val="28"/>
+              <w:szCs w:val="28"/>
+              <w:lang w:val="ru-RU"/>
+            </w:rPr>
+            <w:t>1</w:t>
+          </w:r>
+          <w:bookmarkStart w:id="4" w:name="_GoBack"/>
+          <w:bookmarkEnd w:id="4"/>
         </w:p>
         <w:p>
           <w:pPr>
@@ -2948,7 +2907,6 @@
         </w:rPr>
         <w:t xml:space="preserve">Автоматизированный сбор данных с платформ, таких как </w:t>
       </w:r>
-      <w:proofErr w:type="spellStart"/>
       <w:r>
         <w:rPr>
           <w:rFonts w:eastAsiaTheme="minorEastAsia"/>
@@ -2957,50 +2915,13 @@
         </w:rPr>
         <w:t>Вконтакте</w:t>
       </w:r>
-      <w:proofErr w:type="spellEnd"/>
       <w:r>
         <w:rPr>
           <w:rFonts w:eastAsiaTheme="minorEastAsia"/>
           <w:sz w:val="28"/>
           <w:szCs w:val="28"/>
         </w:rPr>
-        <w:t xml:space="preserve">, </w:t>
-      </w:r>
-      <w:proofErr w:type="spellStart"/>
-      <w:r>
-        <w:rPr>
-          <w:rFonts w:eastAsiaTheme="minorEastAsia"/>
-          <w:sz w:val="28"/>
-          <w:szCs w:val="28"/>
-        </w:rPr>
-        <w:t>Facebook</w:t>
-      </w:r>
-      <w:proofErr w:type="spellEnd"/>
-      <w:r>
-        <w:rPr>
-          <w:rFonts w:eastAsiaTheme="minorEastAsia"/>
-          <w:sz w:val="28"/>
-          <w:szCs w:val="28"/>
-        </w:rPr>
-        <w:t xml:space="preserve"> или </w:t>
-      </w:r>
-      <w:proofErr w:type="spellStart"/>
-      <w:r>
-        <w:rPr>
-          <w:rFonts w:eastAsiaTheme="minorEastAsia"/>
-          <w:sz w:val="28"/>
-          <w:szCs w:val="28"/>
-        </w:rPr>
-        <w:t>Instagram</w:t>
-      </w:r>
-      <w:proofErr w:type="spellEnd"/>
-      <w:r>
-        <w:rPr>
-          <w:rFonts w:eastAsiaTheme="minorEastAsia"/>
-          <w:sz w:val="28"/>
-          <w:szCs w:val="28"/>
-        </w:rPr>
-        <w:t>, позволяет получать актуальную информацию о пользователях, их интересах, социальной активности. Эти данные могут быть полезны в исследованиях, маркетинге, а также при создании приложений, ориентированных на целевую аудиторию.</w:t>
+        <w:t>, Facebook или Instagram, позволяет получать актуальную информацию о пользователях, их интересах, социальной активности. Эти данные могут быть полезны в исследованиях, маркетинге, а также при создании приложений, ориентированных на целевую аудиторию.</w:t>
       </w:r>
     </w:p>
     <w:p>
@@ -3022,7 +2943,6 @@
         </w:rPr>
         <w:t xml:space="preserve">Целью курсовой работы является разработка программы, способной извлекать информацию о пользователях из социальной сети </w:t>
       </w:r>
-      <w:proofErr w:type="spellStart"/>
       <w:r>
         <w:rPr>
           <w:sz w:val="28"/>
@@ -3030,20 +2950,47 @@
         </w:rPr>
         <w:t>ВКонтакте</w:t>
       </w:r>
-      <w:proofErr w:type="spellEnd"/>
       <w:r>
         <w:rPr>
           <w:sz w:val="28"/>
           <w:szCs w:val="28"/>
         </w:rPr>
-        <w:t>, структурировать их</w:t>
+        <w:t xml:space="preserve">, </w:t>
       </w:r>
       <w:r>
         <w:rPr>
           <w:sz w:val="28"/>
           <w:szCs w:val="28"/>
         </w:rPr>
-        <w:t xml:space="preserve"> и сохранять в базе данных. Программа должна быть достаточно гибкой и безопасной, учитывать ограничения API и обеспечивать корректное хранение данных. </w:t>
+        <w:t>сохранять</w:t>
+      </w:r>
+      <w:r>
+        <w:rPr>
+          <w:sz w:val="28"/>
+          <w:szCs w:val="28"/>
+        </w:rPr>
+        <w:t xml:space="preserve"> их</w:t>
+      </w:r>
+      <w:r>
+        <w:rPr>
+          <w:sz w:val="28"/>
+          <w:szCs w:val="28"/>
+        </w:rPr>
+        <w:t xml:space="preserve"> в базе данных</w:t>
+      </w:r>
+      <w:r>
+        <w:rPr>
+          <w:sz w:val="28"/>
+          <w:szCs w:val="28"/>
+        </w:rPr>
+        <w:t xml:space="preserve"> и строить кластеры на их основе</w:t>
+      </w:r>
+      <w:r>
+        <w:rPr>
+          <w:sz w:val="28"/>
+          <w:szCs w:val="28"/>
+        </w:rPr>
+        <w:t xml:space="preserve">. Программа должна быть достаточно гибкой и безопасной, учитывать ограничения API и обеспечивать корректное хранение данных. </w:t>
       </w:r>
     </w:p>
     <w:p>
@@ -3180,14 +3127,14 @@
           <w:sz w:val="28"/>
           <w:szCs w:val="28"/>
         </w:rPr>
-        <w:t>еализовать программу, которая будет запрашивать данные через API, обрабатывать ответы и сохранять информацию в базу данных</w:t>
+        <w:t xml:space="preserve">еализовать программу, которая будет запрашивать данные через API, </w:t>
       </w:r>
       <w:r>
         <w:rPr>
           <w:sz w:val="28"/>
           <w:szCs w:val="28"/>
         </w:rPr>
-        <w:t>.</w:t>
+        <w:t>сохранять информацию в базу данных и строить кластеры на ее основе.</w:t>
       </w:r>
     </w:p>
     <w:p>
@@ -3653,15 +3600,7 @@
         <w:t xml:space="preserve">айки и реакции: информация о том, какие записи пользователь оценил, отметив </w:t>
       </w:r>
       <w:r>
-        <w:t>их "</w:t>
-      </w:r>
-      <w:proofErr w:type="spellStart"/>
-      <w:r>
-        <w:t>лайком</w:t>
-      </w:r>
-      <w:proofErr w:type="spellEnd"/>
-      <w:r>
-        <w:t>" или другой реакцией;</w:t>
+        <w:t>их "лайком" или другой реакцией;</w:t>
       </w:r>
     </w:p>
     <w:p>
@@ -3676,16 +3615,11 @@
         </w:tabs>
         <w:ind w:left="0" w:firstLine="709"/>
       </w:pPr>
-      <w:proofErr w:type="spellStart"/>
       <w:r>
         <w:t>м</w:t>
       </w:r>
       <w:r>
-        <w:t>едиафайлы</w:t>
-      </w:r>
-      <w:proofErr w:type="spellEnd"/>
-      <w:r>
-        <w:t>: фотографии, видео, аудиозаписи, которые пользова</w:t>
+        <w:t>едиафайлы: фотографии, видео, аудиозаписи, которые пользова</w:t>
       </w:r>
       <w:r>
         <w:t>тель загружает на свою страницу.</w:t>
@@ -3779,23 +3713,7 @@
         <w:t>и</w:t>
       </w:r>
       <w:r>
-        <w:t xml:space="preserve">нтересы: данные, которые можно выделить на основе </w:t>
-      </w:r>
-      <w:proofErr w:type="spellStart"/>
-      <w:r>
-        <w:t>лайков</w:t>
-      </w:r>
-      <w:proofErr w:type="spellEnd"/>
-      <w:r>
-        <w:t xml:space="preserve">, </w:t>
-      </w:r>
-      <w:proofErr w:type="spellStart"/>
-      <w:r>
-        <w:t>репостов</w:t>
-      </w:r>
-      <w:proofErr w:type="spellEnd"/>
-      <w:r>
-        <w:t>, интересны</w:t>
+        <w:t>нтересы: данные, которые можно выделить на основе лайков, репостов, интересны</w:t>
       </w:r>
       <w:r>
         <w:t>х пользователю групп и контента.</w:t>
@@ -3815,15 +3733,7 @@
         <w:t>,</w:t>
       </w:r>
       <w:r>
-        <w:t xml:space="preserve"> которые собираются и </w:t>
-      </w:r>
-      <w:proofErr w:type="spellStart"/>
-      <w:r>
-        <w:t>агрегируются</w:t>
-      </w:r>
-      <w:proofErr w:type="spellEnd"/>
-      <w:r>
-        <w:t xml:space="preserve"> для анализа:</w:t>
+        <w:t xml:space="preserve"> которые собираются и агрегируются для анализа:</w:t>
       </w:r>
     </w:p>
     <w:p>
@@ -4123,47 +4033,7 @@
         <w:pStyle w:val="a1"/>
       </w:pPr>
       <w:r>
-        <w:t>API (</w:t>
-      </w:r>
-      <w:proofErr w:type="spellStart"/>
-      <w:r>
-        <w:t>Application</w:t>
-      </w:r>
-      <w:proofErr w:type="spellEnd"/>
-      <w:r>
-        <w:t xml:space="preserve"> </w:t>
-      </w:r>
-      <w:proofErr w:type="spellStart"/>
-      <w:r>
-        <w:t>Programming</w:t>
-      </w:r>
-      <w:proofErr w:type="spellEnd"/>
-      <w:r>
-        <w:t xml:space="preserve"> </w:t>
-      </w:r>
-      <w:proofErr w:type="spellStart"/>
-      <w:r>
-        <w:t>Interface</w:t>
-      </w:r>
-      <w:proofErr w:type="spellEnd"/>
-      <w:r>
-        <w:t xml:space="preserve">) социальной сети vk.com предоставляет разработчикам интерфейсы для взаимодействия с данными платформы и позволяет </w:t>
-      </w:r>
-      <w:proofErr w:type="spellStart"/>
-      <w:r>
-        <w:t>программно</w:t>
-      </w:r>
-      <w:proofErr w:type="spellEnd"/>
-      <w:r>
-        <w:t xml:space="preserve"> получать доступ к информации пользователей, управлять контентом и выполнять ряд других функций. Данный API включает множество методов и функций, которые упрощают интеграцию внешних приложений с социальной сетью, поддерживая как </w:t>
-      </w:r>
-      <w:proofErr w:type="spellStart"/>
-      <w:r>
-        <w:t>десктопные</w:t>
-      </w:r>
-      <w:proofErr w:type="spellEnd"/>
-      <w:r>
-        <w:t>, так и мобильные платформы.</w:t>
+        <w:t>API (Application Programming Interface) социальной сети vk.com предоставляет разработчикам интерфейсы для взаимодействия с данными платформы и позволяет программно получать доступ к информации пользователей, управлять контентом и выполнять ряд других функций. Данный API включает множество методов и функций, которые упрощают интеграцию внешних приложений с социальной сетью, поддерживая как десктопные, так и мобильные платформы.</w:t>
       </w:r>
     </w:p>
     <w:p>
@@ -4190,15 +4060,7 @@
         <w:ind w:left="0" w:firstLine="709"/>
       </w:pPr>
       <w:r>
-        <w:t xml:space="preserve">API VK является </w:t>
-      </w:r>
-      <w:proofErr w:type="spellStart"/>
-      <w:r>
-        <w:t>RESTful</w:t>
-      </w:r>
-      <w:proofErr w:type="spellEnd"/>
-      <w:r>
-        <w:t>, что означает, что взаимодействие с ним осуществляется через HTTP-запросы, где методы запроса (GET</w:t>
+        <w:t>API VK является RESTful, что означает, что взаимодействие с ним осуществляется через HTTP-запросы, где методы запроса (GET</w:t>
       </w:r>
       <w:r>
         <w:t>, POST) определяют тип действия; р</w:t>
@@ -4244,39 +4106,10 @@
         <w:t>д</w:t>
       </w:r>
       <w:r>
-        <w:t xml:space="preserve">ля доступа к данным и выполнению действий от имени пользователя требуется </w:t>
-      </w:r>
-      <w:proofErr w:type="spellStart"/>
-      <w:r>
-        <w:t>токен</w:t>
-      </w:r>
-      <w:proofErr w:type="spellEnd"/>
-      <w:r>
-        <w:t xml:space="preserve"> доступа (</w:t>
-      </w:r>
-      <w:proofErr w:type="spellStart"/>
-      <w:r>
-        <w:t>access</w:t>
-      </w:r>
-      <w:proofErr w:type="spellEnd"/>
-      <w:r>
-        <w:t xml:space="preserve"> </w:t>
-      </w:r>
-      <w:proofErr w:type="spellStart"/>
-      <w:r>
-        <w:t>token</w:t>
-      </w:r>
-      <w:proofErr w:type="spellEnd"/>
-      <w:r>
-        <w:t xml:space="preserve">), получаемый через </w:t>
-      </w:r>
-      <w:proofErr w:type="spellStart"/>
-      <w:r>
-        <w:t>OAuth</w:t>
-      </w:r>
-      <w:proofErr w:type="spellEnd"/>
-      <w:r>
-        <w:t xml:space="preserve"> 2.0; Э</w:t>
+        <w:t>ля доступа к данным и выполнению действий от имени пользователя требуется токен доступа (access token</w:t>
+      </w:r>
+      <w:r>
+        <w:t>), получаемый через OAuth 2.0; Э</w:t>
       </w:r>
       <w:r>
         <w:t xml:space="preserve">то обеспечивает безопасное взаимодействие с API, где уровень доступа </w:t>
@@ -4352,25 +4185,7 @@
         <w:t>м</w:t>
       </w:r>
       <w:r>
-        <w:t xml:space="preserve">етоды </w:t>
-      </w:r>
-      <w:proofErr w:type="spellStart"/>
-      <w:r>
-        <w:t>users.get</w:t>
-      </w:r>
-      <w:proofErr w:type="spellEnd"/>
-      <w:r>
-        <w:t xml:space="preserve">, </w:t>
-      </w:r>
-      <w:proofErr w:type="spellStart"/>
-      <w:proofErr w:type="gramStart"/>
-      <w:r>
-        <w:t>users.search</w:t>
-      </w:r>
-      <w:proofErr w:type="spellEnd"/>
-      <w:proofErr w:type="gramEnd"/>
-      <w:r>
-        <w:t xml:space="preserve"> — позволяют получать информацию о пользователях, включая основные сведения, список друзей, подписчиков и </w:t>
+        <w:t xml:space="preserve">етоды users.get, users.search — позволяют получать информацию о пользователях, включая основные сведения, список друзей, подписчиков и </w:t>
       </w:r>
       <w:r>
         <w:t>информацию о статусе активности;</w:t>
@@ -4393,23 +4208,7 @@
         <w:t>м</w:t>
       </w:r>
       <w:r>
-        <w:t xml:space="preserve">етоды </w:t>
-      </w:r>
-      <w:proofErr w:type="spellStart"/>
-      <w:r>
-        <w:t>friends.get</w:t>
-      </w:r>
-      <w:proofErr w:type="spellEnd"/>
-      <w:r>
-        <w:t xml:space="preserve"> и </w:t>
-      </w:r>
-      <w:proofErr w:type="spellStart"/>
-      <w:r>
-        <w:t>groups.get</w:t>
-      </w:r>
-      <w:proofErr w:type="spellEnd"/>
-      <w:r>
-        <w:t xml:space="preserve"> — дают доступ к списку друзей и сообществ, н</w:t>
+        <w:t>етоды friends.get и groups.get — дают доступ к списку друзей и сообществ, н</w:t>
       </w:r>
       <w:r>
         <w:t>а которые подписан пользователь;</w:t>
@@ -4451,15 +4250,7 @@
         <w:t>м</w:t>
       </w:r>
       <w:r>
-        <w:t xml:space="preserve">етод </w:t>
-      </w:r>
-      <w:proofErr w:type="spellStart"/>
-      <w:r>
-        <w:t>wall.get</w:t>
-      </w:r>
-      <w:proofErr w:type="spellEnd"/>
-      <w:r>
-        <w:t xml:space="preserve"> — используется для получения записей со стены пользователя, включая текстовые записи, изображения, видео и другую инфор</w:t>
+        <w:t>етод wall.get — используется для получения записей со стены пользователя, включая текстовые записи, изображения, видео и другую инфор</w:t>
       </w:r>
       <w:r>
         <w:t>мацию, связанную с публикациями;</w:t>
@@ -4481,23 +4272,7 @@
         <w:t>м</w:t>
       </w:r>
       <w:r>
-        <w:t xml:space="preserve">етоды </w:t>
-      </w:r>
-      <w:proofErr w:type="spellStart"/>
-      <w:r>
-        <w:t>photos.get</w:t>
-      </w:r>
-      <w:proofErr w:type="spellEnd"/>
-      <w:r>
-        <w:t xml:space="preserve"> и </w:t>
-      </w:r>
-      <w:proofErr w:type="spellStart"/>
-      <w:r>
-        <w:t>video.get</w:t>
-      </w:r>
-      <w:proofErr w:type="spellEnd"/>
-      <w:r>
-        <w:t xml:space="preserve"> — дают доступ к фотоальбомам и видеофайлам, которые хранятся в профиле пользователя, и позволяют загруж</w:t>
+        <w:t>етоды photos.get и video.get — дают доступ к фотоальбомам и видеофайлам, которые хранятся в профиле пользователя, и позволяют загруж</w:t>
       </w:r>
       <w:r>
         <w:t>ать и управлять медиа-контентом</w:t>
@@ -4522,25 +4297,7 @@
         <w:t>м</w:t>
       </w:r>
       <w:r>
-        <w:t xml:space="preserve">етоды </w:t>
-      </w:r>
-      <w:proofErr w:type="spellStart"/>
-      <w:proofErr w:type="gramStart"/>
-      <w:r>
-        <w:t>likes.getList</w:t>
-      </w:r>
-      <w:proofErr w:type="spellEnd"/>
-      <w:proofErr w:type="gramEnd"/>
-      <w:r>
-        <w:t xml:space="preserve">, </w:t>
-      </w:r>
-      <w:proofErr w:type="spellStart"/>
-      <w:r>
-        <w:t>comments.get</w:t>
-      </w:r>
-      <w:proofErr w:type="spellEnd"/>
-      <w:r>
-        <w:t xml:space="preserve"> — предоставляют возможность получать данные о реакции аудитории на контент (лайки и комментарии).</w:t>
+        <w:t>етоды likes.getList, comments.get — предоставляют возможность получать данные о реакции аудитории на контент (лайки и комментарии).</w:t>
       </w:r>
     </w:p>
     <w:p>
@@ -4567,25 +4324,7 @@
         <w:t>м</w:t>
       </w:r>
       <w:r>
-        <w:t xml:space="preserve">етоды </w:t>
-      </w:r>
-      <w:proofErr w:type="spellStart"/>
-      <w:proofErr w:type="gramStart"/>
-      <w:r>
-        <w:t>groups.getById</w:t>
-      </w:r>
-      <w:proofErr w:type="spellEnd"/>
-      <w:proofErr w:type="gramEnd"/>
-      <w:r>
-        <w:t xml:space="preserve">, </w:t>
-      </w:r>
-      <w:proofErr w:type="spellStart"/>
-      <w:r>
-        <w:t>groups.getMembers</w:t>
-      </w:r>
-      <w:proofErr w:type="spellEnd"/>
-      <w:r>
-        <w:t xml:space="preserve"> — позволяют получить информацию о сообществе, его участниках, а также узнать количество </w:t>
+        <w:t xml:space="preserve">етоды groups.getById, groups.getMembers — позволяют получить информацию о сообществе, его участниках, а также узнать количество </w:t>
       </w:r>
       <w:r>
         <w:t>подписчиков и их характеристики</w:t>
@@ -4610,17 +4349,7 @@
         <w:t>м</w:t>
       </w:r>
       <w:r>
-        <w:t xml:space="preserve">етод </w:t>
-      </w:r>
-      <w:proofErr w:type="spellStart"/>
-      <w:proofErr w:type="gramStart"/>
-      <w:r>
-        <w:t>groups.search</w:t>
-      </w:r>
-      <w:proofErr w:type="spellEnd"/>
-      <w:proofErr w:type="gramEnd"/>
-      <w:r>
-        <w:t xml:space="preserve"> — используется для поиска сообществ по заданным критериям, что удобно для анализа интересов и предпочтений.</w:t>
+        <w:t>етод groups.search — используется для поиска сообществ по заданным критериям, что удобно для анализа интересов и предпочтений.</w:t>
       </w:r>
     </w:p>
     <w:p>
@@ -4647,17 +4376,7 @@
         <w:t>м</w:t>
       </w:r>
       <w:r>
-        <w:t xml:space="preserve">етод </w:t>
-      </w:r>
-      <w:proofErr w:type="spellStart"/>
-      <w:proofErr w:type="gramStart"/>
-      <w:r>
-        <w:t>messages.send</w:t>
-      </w:r>
-      <w:proofErr w:type="spellEnd"/>
-      <w:proofErr w:type="gramEnd"/>
-      <w:r>
-        <w:t xml:space="preserve"> — позволяет отправлять сообщения п</w:t>
+        <w:t>етод messages.send — позволяет отправлять сообщения п</w:t>
       </w:r>
       <w:r>
         <w:t>ользователям или в сообщества</w:t>
@@ -4691,17 +4410,7 @@
         <w:t>м</w:t>
       </w:r>
       <w:r>
-        <w:t xml:space="preserve">етод </w:t>
-      </w:r>
-      <w:proofErr w:type="spellStart"/>
-      <w:proofErr w:type="gramStart"/>
-      <w:r>
-        <w:t>notifications.send</w:t>
-      </w:r>
-      <w:proofErr w:type="spellEnd"/>
-      <w:proofErr w:type="gramEnd"/>
-      <w:r>
-        <w:t xml:space="preserve"> — обеспечивает отправку уведомлений, которые пользователи видят в разделе уведомлений, что помогает привлечь </w:t>
+        <w:t xml:space="preserve">етод notifications.send — обеспечивает отправку уведомлений, которые пользователи видят в разделе уведомлений, что помогает привлечь </w:t>
       </w:r>
       <w:r>
         <w:t>внимание к контенту или событию;</w:t>
@@ -4723,25 +4432,7 @@
         <w:t>м</w:t>
       </w:r>
       <w:r>
-        <w:t xml:space="preserve">етоды </w:t>
-      </w:r>
-      <w:proofErr w:type="spellStart"/>
-      <w:proofErr w:type="gramStart"/>
-      <w:r>
-        <w:t>polls.getById</w:t>
-      </w:r>
-      <w:proofErr w:type="spellEnd"/>
-      <w:proofErr w:type="gramEnd"/>
-      <w:r>
-        <w:t xml:space="preserve">, </w:t>
-      </w:r>
-      <w:proofErr w:type="spellStart"/>
-      <w:r>
-        <w:t>polls.create</w:t>
-      </w:r>
-      <w:proofErr w:type="spellEnd"/>
-      <w:r>
-        <w:t xml:space="preserve"> — позволяют создавать и управлять опросами, собирая информацию о мнении аудитории по различным вопросам.</w:t>
+        <w:t>етоды polls.getById, polls.create — позволяют создавать и управлять опросами, собирая информацию о мнении аудитории по различным вопросам.</w:t>
       </w:r>
     </w:p>
     <w:p>
@@ -4769,25 +4460,7 @@
         <w:t>м</w:t>
       </w:r>
       <w:r>
-        <w:t xml:space="preserve">етоды </w:t>
-      </w:r>
-      <w:proofErr w:type="spellStart"/>
-      <w:proofErr w:type="gramStart"/>
-      <w:r>
-        <w:t>ads.getStatistics</w:t>
-      </w:r>
-      <w:proofErr w:type="spellEnd"/>
-      <w:proofErr w:type="gramEnd"/>
-      <w:r>
-        <w:t xml:space="preserve">, </w:t>
-      </w:r>
-      <w:proofErr w:type="spellStart"/>
-      <w:r>
-        <w:t>ads.createAds</w:t>
-      </w:r>
-      <w:proofErr w:type="spellEnd"/>
-      <w:r>
-        <w:t xml:space="preserve"> — позволяют получать статистику по рекламным кампаниям, создавать и настраивать объявления, управлять их отображением и оценивать результаты.</w:t>
+        <w:t>етоды ads.getStatistics, ads.createAds — позволяют получать статистику по рекламным кампаниям, создавать и настраивать объявления, управлять их отображением и оценивать результаты.</w:t>
       </w:r>
     </w:p>
     <w:p>
@@ -4866,61 +4539,13 @@
         <w:t>п</w:t>
       </w:r>
       <w:r>
-        <w:t>римеры разрешений: доступ к друзьям (</w:t>
-      </w:r>
-      <w:proofErr w:type="spellStart"/>
-      <w:r>
-        <w:t>friends</w:t>
-      </w:r>
-      <w:proofErr w:type="spellEnd"/>
-      <w:r>
-        <w:t>), группам (</w:t>
-      </w:r>
-      <w:proofErr w:type="spellStart"/>
-      <w:r>
-        <w:t>groups</w:t>
-      </w:r>
-      <w:proofErr w:type="spellEnd"/>
-      <w:r>
-        <w:t>), сообщениям (</w:t>
-      </w:r>
-      <w:proofErr w:type="spellStart"/>
-      <w:r>
-        <w:t>messages</w:t>
-      </w:r>
-      <w:proofErr w:type="spellEnd"/>
-      <w:r>
-        <w:t>), публ</w:t>
-      </w:r>
-      <w:r>
-        <w:t>икациям на стене (</w:t>
-      </w:r>
-      <w:proofErr w:type="spellStart"/>
-      <w:r>
-        <w:t>wall</w:t>
-      </w:r>
-      <w:proofErr w:type="spellEnd"/>
-      <w:r>
-        <w:t>) и т. д.; э</w:t>
-      </w:r>
-      <w:r>
-        <w:t xml:space="preserve">ти разрешения предоставляются через систему </w:t>
-      </w:r>
-      <w:proofErr w:type="spellStart"/>
-      <w:r>
-        <w:t>OAuth</w:t>
-      </w:r>
-      <w:proofErr w:type="spellEnd"/>
-      <w:r>
-        <w:t xml:space="preserve"> 2.0 и </w:t>
-      </w:r>
-      <w:proofErr w:type="spellStart"/>
-      <w:r>
-        <w:t>токены</w:t>
-      </w:r>
-      <w:proofErr w:type="spellEnd"/>
-      <w:r>
-        <w:t xml:space="preserve"> доступа, а также имеют временные ограничения</w:t>
+        <w:t>римеры разрешений: доступ к друзьям (friends), группам (groups), сообщениям (messages), публ</w:t>
+      </w:r>
+      <w:r>
+        <w:t>икациям на стене (wall) и т. д.; э</w:t>
+      </w:r>
+      <w:r>
+        <w:t>ти разрешения предоставляются через систему OAuth 2.0 и токены доступа, а также имеют временные ограничения</w:t>
       </w:r>
       <w:r>
         <w:t>;</w:t>
@@ -4945,15 +4570,7 @@
         <w:t>сов или отсутствия прав доступа; н</w:t>
       </w:r>
       <w:r>
-        <w:t xml:space="preserve">апример, ошибка 5 обозначает отсутствие валидного </w:t>
-      </w:r>
-      <w:proofErr w:type="spellStart"/>
-      <w:r>
-        <w:t>токена</w:t>
-      </w:r>
-      <w:proofErr w:type="spellEnd"/>
-      <w:r>
-        <w:t xml:space="preserve"> доступа, а 10 — попы</w:t>
+        <w:t>апример, ошибка 5 обозначает отсутствие валидного токена доступа, а 10 — попы</w:t>
       </w:r>
       <w:r>
         <w:t>тку обращения к закрытым данным; э</w:t>
@@ -5007,23 +4624,7 @@
         <w:t>ности и интересов пользователей; н</w:t>
       </w:r>
       <w:r>
-        <w:t xml:space="preserve">апример, используя методы </w:t>
-      </w:r>
-      <w:proofErr w:type="spellStart"/>
-      <w:r>
-        <w:t>friends.get</w:t>
-      </w:r>
-      <w:proofErr w:type="spellEnd"/>
-      <w:r>
-        <w:t xml:space="preserve"> и </w:t>
-      </w:r>
-      <w:proofErr w:type="spellStart"/>
-      <w:r>
-        <w:t>groups.get</w:t>
-      </w:r>
-      <w:proofErr w:type="spellEnd"/>
-      <w:r>
-        <w:t>, можно построить сеть взаимодействий и в</w:t>
+        <w:t>апример, используя методы friends.get и groups.get, можно построить сеть взаимодействий и в</w:t>
       </w:r>
       <w:r>
         <w:t>ыявить ключевые связи в группах;</w:t>
@@ -5107,25 +4708,7 @@
         <w:t>более точных рекламных кампаний; м</w:t>
       </w:r>
       <w:r>
-        <w:t xml:space="preserve">етоды </w:t>
-      </w:r>
-      <w:proofErr w:type="spellStart"/>
-      <w:proofErr w:type="gramStart"/>
-      <w:r>
-        <w:t>ads.getStatistics</w:t>
-      </w:r>
-      <w:proofErr w:type="spellEnd"/>
-      <w:proofErr w:type="gramEnd"/>
-      <w:r>
-        <w:t xml:space="preserve"> и </w:t>
-      </w:r>
-      <w:proofErr w:type="spellStart"/>
-      <w:r>
-        <w:t>users.get</w:t>
-      </w:r>
-      <w:proofErr w:type="spellEnd"/>
-      <w:r>
-        <w:t xml:space="preserve"> позволяют собирать информацию о взаимодействии пользоват</w:t>
+        <w:t>етоды ads.getStatistics и users.get позволяют собирать информацию о взаимодействии пользоват</w:t>
       </w:r>
       <w:r>
         <w:t>елей с контентом и объявлениями;</w:t>
@@ -5291,15 +4874,7 @@
         <w:pStyle w:val="a1"/>
       </w:pPr>
       <w:r>
-        <w:t>API социальной сети vk.com предоставляет доступ к широкому спектру данных и функций, однако доступ к этим данным регулируется системой прав доступа. Разделение прав доступа служит для обеспечения конфиденциальности и безопасности информации пользователей, ограничивая доступ к тем данным и функциям, которые могут использоваться только при явном согласии пользователя. Права доступа определяются в виде разрешений (</w:t>
-      </w:r>
-      <w:proofErr w:type="spellStart"/>
-      <w:r>
-        <w:t>scopes</w:t>
-      </w:r>
-      <w:proofErr w:type="spellEnd"/>
-      <w:r>
-        <w:t xml:space="preserve">), которые запрашиваются приложением при авторизации </w:t>
+        <w:t xml:space="preserve">API социальной сети vk.com предоставляет доступ к широкому спектру данных и функций, однако доступ к этим данным регулируется системой прав доступа. Разделение прав доступа служит для обеспечения конфиденциальности и безопасности информации пользователей, ограничивая доступ к тем данным и функциям, которые могут использоваться только при явном согласии пользователя. Права доступа определяются в виде разрешений (scopes), которые запрашиваются приложением при авторизации </w:t>
       </w:r>
       <w:r>
         <w:lastRenderedPageBreak/>
@@ -5335,11 +4910,9 @@
       <w:r>
         <w:t>рузья(</w:t>
       </w:r>
-      <w:proofErr w:type="spellStart"/>
       <w:r>
         <w:t>friends</w:t>
       </w:r>
-      <w:proofErr w:type="spellEnd"/>
       <w:r>
         <w:t>)</w:t>
       </w:r>
@@ -5395,11 +4968,9 @@
       <w:r>
         <w:t>ото(</w:t>
       </w:r>
-      <w:proofErr w:type="spellStart"/>
       <w:r>
         <w:t>photos</w:t>
       </w:r>
-      <w:proofErr w:type="spellEnd"/>
       <w:r>
         <w:t>)</w:t>
       </w:r>
@@ -5461,11 +5032,9 @@
       <w:r>
         <w:t>удио(</w:t>
       </w:r>
-      <w:proofErr w:type="spellStart"/>
       <w:r>
         <w:t>audio</w:t>
       </w:r>
-      <w:proofErr w:type="spellEnd"/>
       <w:r>
         <w:t>)</w:t>
       </w:r>
@@ -5521,11 +5090,9 @@
       <w:r>
         <w:t>идео(</w:t>
       </w:r>
-      <w:proofErr w:type="spellStart"/>
       <w:r>
         <w:t>video</w:t>
       </w:r>
-      <w:proofErr w:type="spellEnd"/>
       <w:r>
         <w:t>)</w:t>
       </w:r>
@@ -5563,15 +5130,7 @@
         <w:t>п</w:t>
       </w:r>
       <w:r>
-        <w:t xml:space="preserve">олезно для приложений, интегрирующих </w:t>
-      </w:r>
-      <w:proofErr w:type="spellStart"/>
-      <w:r>
-        <w:t>видеоконтент</w:t>
-      </w:r>
-      <w:proofErr w:type="spellEnd"/>
-      <w:r>
-        <w:t xml:space="preserve"> или анализирующих медиа-предпочтения пользователя</w:t>
+        <w:t>олезно для приложений, интегрирующих видеоконтент или анализирующих медиа-предпочтения пользователя</w:t>
       </w:r>
       <w:r>
         <w:t>;</w:t>
@@ -5595,11 +5154,9 @@
       <w:r>
         <w:t>стории(</w:t>
       </w:r>
-      <w:proofErr w:type="spellStart"/>
       <w:r>
         <w:t>stories</w:t>
       </w:r>
-      <w:proofErr w:type="spellEnd"/>
       <w:r>
         <w:t>)</w:t>
       </w:r>
@@ -5649,11 +5206,9 @@
       <w:r>
         <w:t>тена(</w:t>
       </w:r>
-      <w:proofErr w:type="spellStart"/>
       <w:r>
         <w:t>wall</w:t>
       </w:r>
-      <w:proofErr w:type="spellEnd"/>
       <w:r>
         <w:t>)</w:t>
       </w:r>
@@ -5715,11 +5270,9 @@
       <w:r>
         <w:t>ообщества(</w:t>
       </w:r>
-      <w:proofErr w:type="spellStart"/>
       <w:r>
         <w:t>groups</w:t>
       </w:r>
-      <w:proofErr w:type="spellEnd"/>
       <w:r>
         <w:t>)</w:t>
       </w:r>
@@ -5779,11 +5332,9 @@
       <w:r>
         <w:t>очта(</w:t>
       </w:r>
-      <w:proofErr w:type="spellStart"/>
       <w:r>
         <w:t>email</w:t>
       </w:r>
-      <w:proofErr w:type="spellEnd"/>
       <w:r>
         <w:t>)</w:t>
       </w:r>
@@ -5827,11 +5378,9 @@
       <w:r>
         <w:t>ведомления(</w:t>
       </w:r>
-      <w:proofErr w:type="spellStart"/>
       <w:r>
         <w:t>notifications</w:t>
       </w:r>
-      <w:proofErr w:type="spellEnd"/>
       <w:r>
         <w:t>)</w:t>
       </w:r>
@@ -5887,11 +5436,9 @@
       <w:r>
         <w:t>окументы(</w:t>
       </w:r>
-      <w:proofErr w:type="spellStart"/>
       <w:r>
         <w:t>docs</w:t>
       </w:r>
-      <w:proofErr w:type="spellEnd"/>
       <w:r>
         <w:t>)</w:t>
       </w:r>
@@ -5941,11 +5488,9 @@
       <w:r>
         <w:t>ообщения(</w:t>
       </w:r>
-      <w:proofErr w:type="spellStart"/>
       <w:r>
         <w:t>messages</w:t>
       </w:r>
-      <w:proofErr w:type="spellEnd"/>
       <w:r>
         <w:t>)</w:t>
       </w:r>
@@ -6007,11 +5552,9 @@
       <w:r>
         <w:t>еклама(</w:t>
       </w:r>
-      <w:proofErr w:type="spellStart"/>
       <w:r>
         <w:t>ads</w:t>
       </w:r>
-      <w:proofErr w:type="spellEnd"/>
       <w:r>
         <w:t>)</w:t>
       </w:r>
@@ -6067,11 +5610,9 @@
       <w:r>
         <w:t>флайн(</w:t>
       </w:r>
-      <w:proofErr w:type="spellStart"/>
       <w:r>
         <w:t>offline</w:t>
       </w:r>
-      <w:proofErr w:type="spellEnd"/>
       <w:r>
         <w:t>)</w:t>
       </w:r>
@@ -6097,39 +5638,15 @@
         <w:t>о</w:t>
       </w:r>
       <w:r>
-        <w:t xml:space="preserve">бычно </w:t>
-      </w:r>
-      <w:proofErr w:type="spellStart"/>
-      <w:r>
-        <w:t>токены</w:t>
-      </w:r>
-      <w:proofErr w:type="spellEnd"/>
-      <w:r>
-        <w:t xml:space="preserve"> доступа ограничены по времени, но с этим правом приложение может действовать дольше, что удобно для фоновой аналитики и сбора данных.</w:t>
-      </w:r>
-    </w:p>
-    <w:p>
-      <w:pPr>
-        <w:pStyle w:val="a1"/>
-      </w:pPr>
-      <w:r>
-        <w:t>Механизм предоставления прав доступа Права доступа (</w:t>
-      </w:r>
-      <w:proofErr w:type="spellStart"/>
-      <w:r>
-        <w:t>scopes</w:t>
-      </w:r>
-      <w:proofErr w:type="spellEnd"/>
-      <w:r>
-        <w:t xml:space="preserve">) запрашиваются при авторизации пользователя с помощью протокола </w:t>
-      </w:r>
-      <w:proofErr w:type="spellStart"/>
-      <w:r>
-        <w:t>OAuth</w:t>
-      </w:r>
-      <w:proofErr w:type="spellEnd"/>
-      <w:r>
-        <w:t xml:space="preserve"> 2.0. Пользователь видит, какие права запрашивает приложение, и должен явно </w:t>
+        <w:t>бычно токены доступа ограничены по времени, но с этим правом приложение может действовать дольше, что удобно для фоновой аналитики и сбора данных.</w:t>
+      </w:r>
+    </w:p>
+    <w:p>
+      <w:pPr>
+        <w:pStyle w:val="a1"/>
+      </w:pPr>
+      <w:r>
+        <w:t xml:space="preserve">Механизм предоставления прав доступа Права доступа (scopes) запрашиваются при авторизации пользователя с помощью протокола OAuth 2.0. Пользователь видит, какие права запрашивает приложение, и должен явно </w:t>
       </w:r>
       <w:r>
         <w:lastRenderedPageBreak/>
@@ -6160,31 +5677,7 @@
         <w:pStyle w:val="a1"/>
       </w:pPr>
       <w:r>
-        <w:t xml:space="preserve">Получение </w:t>
-      </w:r>
-      <w:proofErr w:type="spellStart"/>
-      <w:r>
-        <w:t>access</w:t>
-      </w:r>
-      <w:proofErr w:type="spellEnd"/>
-      <w:r>
-        <w:t xml:space="preserve"> </w:t>
-      </w:r>
-      <w:proofErr w:type="spellStart"/>
-      <w:r>
-        <w:t>token</w:t>
-      </w:r>
-      <w:proofErr w:type="spellEnd"/>
-      <w:r>
-        <w:t xml:space="preserve"> — после подтверждения пользователем доступа приложение получает </w:t>
-      </w:r>
-      <w:proofErr w:type="spellStart"/>
-      <w:r>
-        <w:t>токен</w:t>
-      </w:r>
-      <w:proofErr w:type="spellEnd"/>
-      <w:r>
-        <w:t>, который позволяет выполнять запросы к API в пределах разрешенных прав.</w:t>
+        <w:t>Получение access token — после подтверждения пользователем доступа приложение получает токен, который позволяет выполнять запросы к API в пределах разрешенных прав.</w:t>
       </w:r>
     </w:p>
     <w:p>
@@ -6211,31 +5704,15 @@
         <w:pStyle w:val="a1"/>
       </w:pPr>
       <w:r>
-        <w:t xml:space="preserve">Ограничить доступ к данным — приложение может получить только ту информацию, которая действительно необходима для его работы, </w:t>
-      </w:r>
-      <w:proofErr w:type="spellStart"/>
-      <w:r>
-        <w:t>минимизируя</w:t>
-      </w:r>
-      <w:proofErr w:type="spellEnd"/>
-      <w:r>
-        <w:t xml:space="preserve"> риски злоупотребления данными.</w:t>
-      </w:r>
-    </w:p>
-    <w:p>
-      <w:pPr>
-        <w:pStyle w:val="a1"/>
-      </w:pPr>
-      <w:r>
-        <w:t xml:space="preserve">Снизить риски утечек — ограничение прав доступа уменьшает вероятность утечки конфиденциальной информации, если </w:t>
-      </w:r>
-      <w:proofErr w:type="spellStart"/>
-      <w:r>
-        <w:t>токен</w:t>
-      </w:r>
-      <w:proofErr w:type="spellEnd"/>
-      <w:r>
-        <w:t xml:space="preserve"> доступа окажется скомпрометирован.</w:t>
+        <w:t>Ограничить доступ к данным — приложение может получить только ту информацию, которая действительно необходима для его работы, минимизируя риски злоупотребления данными.</w:t>
+      </w:r>
+    </w:p>
+    <w:p>
+      <w:pPr>
+        <w:pStyle w:val="a1"/>
+      </w:pPr>
+      <w:r>
+        <w:t>Снизить риски утечек — ограничение прав доступа уменьшает вероятность утечки конфиденциальной информации, если токен доступа окажется скомпрометирован.</w:t>
       </w:r>
     </w:p>
     <w:p>
@@ -6259,15 +5736,7 @@
         <w:pStyle w:val="a1"/>
       </w:pPr>
       <w:r>
-        <w:t xml:space="preserve">Ограничения и особенности использования прав доступа </w:t>
-      </w:r>
-      <w:proofErr w:type="gramStart"/>
-      <w:r>
-        <w:t>Важно</w:t>
-      </w:r>
-      <w:proofErr w:type="gramEnd"/>
-      <w:r>
-        <w:t xml:space="preserve"> отметить, что VK API накладывает ограничения на доступ к определенным данным даже при наличии прав:</w:t>
+        <w:t>Ограничения и особенности использования прав доступа Важно отметить, что VK API накладывает ограничения на доступ к определенным данным даже при наличии прав:</w:t>
       </w:r>
     </w:p>
     <w:p>
@@ -6335,39 +5804,7 @@
         <w:t>с</w:t>
       </w:r>
       <w:r>
-        <w:t xml:space="preserve">рок действия </w:t>
-      </w:r>
-      <w:proofErr w:type="spellStart"/>
-      <w:r>
-        <w:t>токена</w:t>
-      </w:r>
-      <w:proofErr w:type="spellEnd"/>
-      <w:r>
-        <w:t xml:space="preserve"> доступа — </w:t>
-      </w:r>
-      <w:proofErr w:type="spellStart"/>
-      <w:r>
-        <w:t>токен</w:t>
-      </w:r>
-      <w:proofErr w:type="spellEnd"/>
-      <w:r>
-        <w:t xml:space="preserve">, полученный с правом </w:t>
-      </w:r>
-      <w:proofErr w:type="spellStart"/>
-      <w:r>
-        <w:t>offline</w:t>
-      </w:r>
-      <w:proofErr w:type="spellEnd"/>
-      <w:r>
-        <w:t xml:space="preserve">, действует дольше, чем обычный </w:t>
-      </w:r>
-      <w:proofErr w:type="spellStart"/>
-      <w:r>
-        <w:t>токен</w:t>
-      </w:r>
-      <w:proofErr w:type="spellEnd"/>
-      <w:r>
-        <w:t>, однако пользователь может его отозвать, что завершит доступ приложения.</w:t>
+        <w:t>рок действия токена доступа — токен, полученный с правом offline, действует дольше, чем обычный токен, однако пользователь может его отозвать, что завершит доступ приложения.</w:t>
       </w:r>
     </w:p>
     <w:p>
@@ -6425,49 +5862,11 @@
           <w:lang w:val="en-US"/>
         </w:rPr>
       </w:pPr>
-      <w:proofErr w:type="spellStart"/>
-      <w:proofErr w:type="gramStart"/>
       <w:r>
         <w:rPr>
           <w:lang w:val="en-US"/>
         </w:rPr>
-        <w:t>users.get</w:t>
-      </w:r>
-      <w:proofErr w:type="spellEnd"/>
-      <w:r>
-        <w:rPr>
-          <w:lang w:val="en-US"/>
-        </w:rPr>
-        <w:t>(</w:t>
-      </w:r>
-      <w:proofErr w:type="spellStart"/>
-      <w:proofErr w:type="gramEnd"/>
-      <w:r>
-        <w:rPr>
-          <w:lang w:val="en-US"/>
-        </w:rPr>
-        <w:t>user_ids</w:t>
-      </w:r>
-      <w:proofErr w:type="spellEnd"/>
-      <w:r>
-        <w:rPr>
-          <w:lang w:val="en-US"/>
-        </w:rPr>
-        <w:t xml:space="preserve">, fields, </w:t>
-      </w:r>
-      <w:proofErr w:type="spellStart"/>
-      <w:r>
-        <w:rPr>
-          <w:lang w:val="en-US"/>
-        </w:rPr>
-        <w:t>name_case</w:t>
-      </w:r>
-      <w:proofErr w:type="spellEnd"/>
-      <w:r>
-        <w:rPr>
-          <w:lang w:val="en-US"/>
-        </w:rPr>
-        <w:t>)</w:t>
+        <w:t>users.get(user_ids, fields, name_case)</w:t>
       </w:r>
     </w:p>
     <w:p>
@@ -6498,13 +5897,8 @@
         </w:tabs>
         <w:ind w:left="0" w:firstLine="709"/>
       </w:pPr>
-      <w:proofErr w:type="spellStart"/>
-      <w:r>
-        <w:t>user_ids</w:t>
-      </w:r>
-      <w:proofErr w:type="spellEnd"/>
-      <w:r>
-        <w:t xml:space="preserve"> — список идентификаторов пользователей (можно указать несколько ID, разделяя их запятыми)</w:t>
+      <w:r>
+        <w:t>user_ids — список идентификаторов пользователей (можно указать несколько ID, разделяя их запятыми)</w:t>
       </w:r>
       <w:r>
         <w:t>;</w:t>
@@ -6522,13 +5916,8 @@
         </w:tabs>
         <w:ind w:left="0" w:firstLine="709"/>
       </w:pPr>
-      <w:proofErr w:type="spellStart"/>
-      <w:r>
-        <w:t>fields</w:t>
-      </w:r>
-      <w:proofErr w:type="spellEnd"/>
-      <w:r>
-        <w:t xml:space="preserve"> — список дополнительных полей, которые нужно получить (например, дата рождения, город, страна, контакты, информация о работе и образовании)</w:t>
+      <w:r>
+        <w:t>fields — список дополнительных полей, которые нужно получить (например, дата рождения, город, страна, контакты, информация о работе и образовании)</w:t>
       </w:r>
       <w:r>
         <w:t>;</w:t>
@@ -6546,13 +5935,8 @@
         </w:tabs>
         <w:ind w:left="0" w:firstLine="709"/>
       </w:pPr>
-      <w:proofErr w:type="spellStart"/>
-      <w:r>
-        <w:t>name_case</w:t>
-      </w:r>
-      <w:proofErr w:type="spellEnd"/>
-      <w:r>
-        <w:t xml:space="preserve"> — склонение имени и фамилии (именительный, родительный, дательный падежи). </w:t>
+      <w:r>
+        <w:t xml:space="preserve">name_case — склонение имени и фамилии (именительный, родительный, дательный падежи). </w:t>
       </w:r>
     </w:p>
     <w:p>
@@ -6574,63 +5958,11 @@
           <w:lang w:val="en-US"/>
         </w:rPr>
       </w:pPr>
-      <w:proofErr w:type="spellStart"/>
-      <w:proofErr w:type="gramStart"/>
       <w:r>
         <w:rPr>
           <w:lang w:val="en-US"/>
         </w:rPr>
-        <w:t>users.search</w:t>
-      </w:r>
-      <w:proofErr w:type="spellEnd"/>
-      <w:proofErr w:type="gramEnd"/>
-      <w:r>
-        <w:rPr>
-          <w:lang w:val="en-US"/>
-        </w:rPr>
-        <w:t xml:space="preserve">(q, fields, </w:t>
-      </w:r>
-      <w:proofErr w:type="spellStart"/>
-      <w:r>
-        <w:rPr>
-          <w:lang w:val="en-US"/>
-        </w:rPr>
-        <w:t>age_from</w:t>
-      </w:r>
-      <w:proofErr w:type="spellEnd"/>
-      <w:r>
-        <w:rPr>
-          <w:lang w:val="en-US"/>
-        </w:rPr>
-        <w:t xml:space="preserve">, </w:t>
-      </w:r>
-      <w:proofErr w:type="spellStart"/>
-      <w:r>
-        <w:rPr>
-          <w:lang w:val="en-US"/>
-        </w:rPr>
-        <w:t>age_to</w:t>
-      </w:r>
-      <w:proofErr w:type="spellEnd"/>
-      <w:r>
-        <w:rPr>
-          <w:lang w:val="en-US"/>
-        </w:rPr>
-        <w:t xml:space="preserve">, city, country, sex, status, </w:t>
-      </w:r>
-      <w:proofErr w:type="spellStart"/>
-      <w:r>
-        <w:rPr>
-          <w:lang w:val="en-US"/>
-        </w:rPr>
-        <w:t>has_photo</w:t>
-      </w:r>
-      <w:proofErr w:type="spellEnd"/>
-      <w:r>
-        <w:rPr>
-          <w:lang w:val="en-US"/>
-        </w:rPr>
-        <w:t>)</w:t>
+        <w:t>users.search(q, fields, age_from, age_to, city, country, sex, status, has_photo)</w:t>
       </w:r>
     </w:p>
     <w:p>
@@ -6722,13 +6054,8 @@
         </w:tabs>
         <w:ind w:left="0" w:firstLine="709"/>
       </w:pPr>
-      <w:proofErr w:type="spellStart"/>
-      <w:r>
-        <w:t>fields</w:t>
-      </w:r>
-      <w:proofErr w:type="spellEnd"/>
-      <w:r>
-        <w:t xml:space="preserve"> — дополнительные данные, которые нужно включить в результаты (например, интересы, место работы)</w:t>
+      <w:r>
+        <w:t>fields — дополнительные данные, которые нужно включить в результаты (например, интересы, место работы)</w:t>
       </w:r>
       <w:r>
         <w:t>;</w:t>
@@ -6749,33 +6076,11 @@
           <w:lang w:val="en-US"/>
         </w:rPr>
       </w:pPr>
-      <w:proofErr w:type="spellStart"/>
       <w:r>
         <w:rPr>
           <w:lang w:val="en-US"/>
         </w:rPr>
-        <w:t>age_from</w:t>
-      </w:r>
-      <w:proofErr w:type="spellEnd"/>
-      <w:r>
-        <w:rPr>
-          <w:lang w:val="en-US"/>
-        </w:rPr>
-        <w:t xml:space="preserve">, </w:t>
-      </w:r>
-      <w:proofErr w:type="spellStart"/>
-      <w:r>
-        <w:rPr>
-          <w:lang w:val="en-US"/>
-        </w:rPr>
-        <w:t>age_to</w:t>
-      </w:r>
-      <w:proofErr w:type="spellEnd"/>
-      <w:r>
-        <w:rPr>
-          <w:lang w:val="en-US"/>
-        </w:rPr>
-        <w:t xml:space="preserve"> — </w:t>
+        <w:t xml:space="preserve">age_from, age_to — </w:t>
       </w:r>
       <w:r>
         <w:t>диапазон</w:t>
@@ -6808,21 +6113,8 @@
         </w:tabs>
         <w:ind w:left="0" w:firstLine="709"/>
       </w:pPr>
-      <w:proofErr w:type="spellStart"/>
-      <w:r>
-        <w:t>city</w:t>
-      </w:r>
-      <w:proofErr w:type="spellEnd"/>
-      <w:r>
-        <w:t xml:space="preserve">, </w:t>
-      </w:r>
-      <w:proofErr w:type="spellStart"/>
-      <w:r>
-        <w:t>country</w:t>
-      </w:r>
-      <w:proofErr w:type="spellEnd"/>
-      <w:r>
-        <w:t xml:space="preserve"> — ID города и страны</w:t>
+      <w:r>
+        <w:t>city, country — ID города и страны</w:t>
       </w:r>
       <w:r>
         <w:t>;</w:t>
@@ -6840,13 +6132,8 @@
         </w:tabs>
         <w:ind w:left="0" w:firstLine="709"/>
       </w:pPr>
-      <w:proofErr w:type="spellStart"/>
-      <w:r>
-        <w:t>sex</w:t>
-      </w:r>
-      <w:proofErr w:type="spellEnd"/>
-      <w:r>
-        <w:t xml:space="preserve"> — пол пользователя</w:t>
+      <w:r>
+        <w:t>sex — пол пользователя</w:t>
       </w:r>
       <w:r>
         <w:t>;</w:t>
@@ -6864,21 +6151,8 @@
         </w:tabs>
         <w:ind w:left="0" w:firstLine="709"/>
       </w:pPr>
-      <w:proofErr w:type="spellStart"/>
-      <w:r>
-        <w:t>status</w:t>
-      </w:r>
-      <w:proofErr w:type="spellEnd"/>
-      <w:r>
-        <w:t xml:space="preserve">, </w:t>
-      </w:r>
-      <w:proofErr w:type="spellStart"/>
-      <w:r>
-        <w:t>has_photo</w:t>
-      </w:r>
-      <w:proofErr w:type="spellEnd"/>
-      <w:r>
-        <w:t xml:space="preserve"> — фильтры п</w:t>
+      <w:r>
+        <w:t>status, has_photo — фильтры п</w:t>
       </w:r>
       <w:r>
         <w:t>о статусу и наличию фотографии.</w:t>
@@ -6913,35 +6187,11 @@
           <w:lang w:val="en-US"/>
         </w:rPr>
       </w:pPr>
-      <w:proofErr w:type="spellStart"/>
-      <w:proofErr w:type="gramStart"/>
       <w:r>
         <w:rPr>
           <w:lang w:val="en-US"/>
         </w:rPr>
-        <w:t>friends.get</w:t>
-      </w:r>
-      <w:proofErr w:type="spellEnd"/>
-      <w:r>
-        <w:rPr>
-          <w:lang w:val="en-US"/>
-        </w:rPr>
-        <w:t>(</w:t>
-      </w:r>
-      <w:proofErr w:type="spellStart"/>
-      <w:proofErr w:type="gramEnd"/>
-      <w:r>
-        <w:rPr>
-          <w:lang w:val="en-US"/>
-        </w:rPr>
-        <w:t>user_id</w:t>
-      </w:r>
-      <w:proofErr w:type="spellEnd"/>
-      <w:r>
-        <w:rPr>
-          <w:lang w:val="en-US"/>
-        </w:rPr>
-        <w:t>, order, fields, count, offset)</w:t>
+        <w:t>friends.get(user_id, order, fields, count, offset)</w:t>
       </w:r>
     </w:p>
     <w:p>
@@ -6972,13 +6222,8 @@
         </w:tabs>
         <w:ind w:left="0" w:firstLine="709"/>
       </w:pPr>
-      <w:proofErr w:type="spellStart"/>
-      <w:r>
-        <w:t>user_id</w:t>
-      </w:r>
-      <w:proofErr w:type="spellEnd"/>
-      <w:r>
-        <w:t xml:space="preserve"> — ID пользователя, для которого нужно получить список друзей</w:t>
+      <w:r>
+        <w:t>user_id — ID пользователя, для которого нужно получить список друзей</w:t>
       </w:r>
       <w:r>
         <w:t>;</w:t>
@@ -6996,13 +6241,8 @@
         </w:tabs>
         <w:ind w:left="0" w:firstLine="709"/>
       </w:pPr>
-      <w:proofErr w:type="spellStart"/>
-      <w:r>
-        <w:t>order</w:t>
-      </w:r>
-      <w:proofErr w:type="spellEnd"/>
-      <w:r>
-        <w:t xml:space="preserve"> — порядок сортировки (например, по популярности или случайный порядок)</w:t>
+      <w:r>
+        <w:t>order — порядок сортировки (например, по популярности или случайный порядок)</w:t>
       </w:r>
       <w:r>
         <w:t>;</w:t>
@@ -7020,13 +6260,8 @@
         </w:tabs>
         <w:ind w:left="0" w:firstLine="709"/>
       </w:pPr>
-      <w:proofErr w:type="spellStart"/>
-      <w:r>
-        <w:t>fields</w:t>
-      </w:r>
-      <w:proofErr w:type="spellEnd"/>
-      <w:r>
-        <w:t xml:space="preserve"> — дополнительные поля данных друзей (например, дата рождения, город, пол)</w:t>
+      <w:r>
+        <w:t>fields — дополнительные поля данных друзей (например, дата рождения, город, пол)</w:t>
       </w:r>
       <w:r>
         <w:t>;</w:t>
@@ -7044,22 +6279,9 @@
         </w:tabs>
         <w:ind w:left="0" w:firstLine="709"/>
       </w:pPr>
-      <w:proofErr w:type="spellStart"/>
       <w:r>
         <w:lastRenderedPageBreak/>
-        <w:t>count</w:t>
-      </w:r>
-      <w:proofErr w:type="spellEnd"/>
-      <w:r>
-        <w:t xml:space="preserve">, </w:t>
-      </w:r>
-      <w:proofErr w:type="spellStart"/>
-      <w:r>
-        <w:t>offset</w:t>
-      </w:r>
-      <w:proofErr w:type="spellEnd"/>
-      <w:r>
-        <w:t xml:space="preserve"> — количество возвращаемых результатов и смещение для пагинации. </w:t>
+        <w:t xml:space="preserve">count, offset — количество возвращаемых результатов и смещение для пагинации. </w:t>
       </w:r>
     </w:p>
     <w:p>
@@ -7077,35 +6299,11 @@
           <w:lang w:val="en-US"/>
         </w:rPr>
       </w:pPr>
-      <w:proofErr w:type="spellStart"/>
-      <w:proofErr w:type="gramStart"/>
       <w:r>
         <w:rPr>
           <w:lang w:val="en-US"/>
         </w:rPr>
-        <w:t>users.getFollowers</w:t>
-      </w:r>
-      <w:proofErr w:type="spellEnd"/>
-      <w:proofErr w:type="gramEnd"/>
-      <w:r>
-        <w:rPr>
-          <w:lang w:val="en-US"/>
-        </w:rPr>
-        <w:t>(</w:t>
-      </w:r>
-      <w:proofErr w:type="spellStart"/>
-      <w:r>
-        <w:rPr>
-          <w:lang w:val="en-US"/>
-        </w:rPr>
-        <w:t>user_id</w:t>
-      </w:r>
-      <w:proofErr w:type="spellEnd"/>
-      <w:r>
-        <w:rPr>
-          <w:lang w:val="en-US"/>
-        </w:rPr>
-        <w:t>, fields, count, offset)</w:t>
+        <w:t>users.getFollowers(user_id, fields, count, offset)</w:t>
       </w:r>
     </w:p>
     <w:p>
@@ -7140,13 +6338,8 @@
         </w:tabs>
         <w:ind w:left="0" w:firstLine="709"/>
       </w:pPr>
-      <w:proofErr w:type="spellStart"/>
-      <w:r>
-        <w:t>user_id</w:t>
-      </w:r>
-      <w:proofErr w:type="spellEnd"/>
-      <w:r>
-        <w:t xml:space="preserve"> — ID пользователя, для которого нужно получить список подписчиков</w:t>
+      <w:r>
+        <w:t>user_id — ID пользователя, для которого нужно получить список подписчиков</w:t>
       </w:r>
       <w:r>
         <w:t>;</w:t>
@@ -7164,13 +6357,8 @@
         </w:tabs>
         <w:ind w:left="0" w:firstLine="709"/>
       </w:pPr>
-      <w:proofErr w:type="spellStart"/>
-      <w:r>
-        <w:t>fields</w:t>
-      </w:r>
-      <w:proofErr w:type="spellEnd"/>
-      <w:r>
-        <w:t xml:space="preserve"> — дополнительные поля, которые нужно вернуть (например, пол, город)</w:t>
+      <w:r>
+        <w:t>fields — дополнительные поля, которые нужно вернуть (например, пол, город)</w:t>
       </w:r>
       <w:r>
         <w:t>;</w:t>
@@ -7188,21 +6376,8 @@
         </w:tabs>
         <w:ind w:left="0" w:firstLine="709"/>
       </w:pPr>
-      <w:proofErr w:type="spellStart"/>
-      <w:r>
-        <w:t>count</w:t>
-      </w:r>
-      <w:proofErr w:type="spellEnd"/>
-      <w:r>
-        <w:t xml:space="preserve">, </w:t>
-      </w:r>
-      <w:proofErr w:type="spellStart"/>
-      <w:r>
-        <w:t>offset</w:t>
-      </w:r>
-      <w:proofErr w:type="spellEnd"/>
-      <w:r>
-        <w:t xml:space="preserve"> — количество возвр</w:t>
+      <w:r>
+        <w:t>count, offset — количество возвр</w:t>
       </w:r>
       <w:r>
         <w:t>ащаемых результатов и смещение.</w:t>
@@ -7213,15 +6388,7 @@
         <w:pStyle w:val="a1"/>
       </w:pPr>
       <w:r>
-        <w:t xml:space="preserve">Описание: возвращает список пользователей, которые подписаны на данный профиль, что позволяет анализировать аудиторию и популярность. Пример использования: применяется для получения информации о </w:t>
-      </w:r>
-      <w:proofErr w:type="spellStart"/>
-      <w:r>
-        <w:t>фолловерах</w:t>
-      </w:r>
-      <w:proofErr w:type="spellEnd"/>
-      <w:r>
-        <w:t xml:space="preserve"> и анализа структуры подписчиков.</w:t>
+        <w:t>Описание: возвращает список пользователей, которые подписаны на данный профиль, что позволяет анализировать аудиторию и популярность. Пример использования: применяется для получения информации о фолловерах и анализа структуры подписчиков.</w:t>
       </w:r>
     </w:p>
     <w:p>
@@ -7245,35 +6412,11 @@
           <w:lang w:val="en-US"/>
         </w:rPr>
       </w:pPr>
-      <w:proofErr w:type="spellStart"/>
-      <w:proofErr w:type="gramStart"/>
       <w:r>
         <w:rPr>
           <w:lang w:val="en-US"/>
         </w:rPr>
-        <w:t>groups.get</w:t>
-      </w:r>
-      <w:proofErr w:type="spellEnd"/>
-      <w:r>
-        <w:rPr>
-          <w:lang w:val="en-US"/>
-        </w:rPr>
-        <w:t>(</w:t>
-      </w:r>
-      <w:proofErr w:type="spellStart"/>
-      <w:proofErr w:type="gramEnd"/>
-      <w:r>
-        <w:rPr>
-          <w:lang w:val="en-US"/>
-        </w:rPr>
-        <w:t>user_id</w:t>
-      </w:r>
-      <w:proofErr w:type="spellEnd"/>
-      <w:r>
-        <w:rPr>
-          <w:lang w:val="en-US"/>
-        </w:rPr>
-        <w:t>, extended, fields)</w:t>
+        <w:t>groups.get(user_id, extended, fields)</w:t>
       </w:r>
     </w:p>
     <w:p>
@@ -7298,13 +6441,8 @@
         <w:pStyle w:val="a"/>
         <w:ind w:left="0" w:firstLine="709"/>
       </w:pPr>
-      <w:proofErr w:type="spellStart"/>
-      <w:r>
-        <w:t>user_id</w:t>
-      </w:r>
-      <w:proofErr w:type="spellEnd"/>
-      <w:r>
-        <w:t xml:space="preserve"> — ID пользователя, для которого нужно получить список сообществ</w:t>
+      <w:r>
+        <w:t>user_id — ID пользователя, для которого нужно получить список сообществ</w:t>
       </w:r>
       <w:r>
         <w:t>;</w:t>
@@ -7315,13 +6453,8 @@
         <w:pStyle w:val="a"/>
         <w:ind w:left="0" w:firstLine="709"/>
       </w:pPr>
-      <w:proofErr w:type="spellStart"/>
-      <w:r>
-        <w:t>extended</w:t>
-      </w:r>
-      <w:proofErr w:type="spellEnd"/>
-      <w:r>
-        <w:t xml:space="preserve"> — если значение равно 1, метод возвращает подробную информацию о каждом сообществе</w:t>
+      <w:r>
+        <w:t>extended — если значение равно 1, метод возвращает подробную информацию о каждом сообществе</w:t>
       </w:r>
       <w:r>
         <w:t>;</w:t>
@@ -7332,13 +6465,8 @@
         <w:pStyle w:val="a"/>
         <w:ind w:left="0" w:firstLine="709"/>
       </w:pPr>
-      <w:proofErr w:type="spellStart"/>
-      <w:r>
-        <w:t>fields</w:t>
-      </w:r>
-      <w:proofErr w:type="spellEnd"/>
-      <w:r>
-        <w:t xml:space="preserve"> — дополнительные поля для сообществ (например, описание, тематика). </w:t>
+      <w:r>
+        <w:t xml:space="preserve">fields — дополнительные поля для сообществ (например, описание, тематика). </w:t>
       </w:r>
     </w:p>
     <w:p>
@@ -7357,35 +6485,11 @@
           <w:lang w:val="en-US"/>
         </w:rPr>
       </w:pPr>
-      <w:proofErr w:type="spellStart"/>
-      <w:proofErr w:type="gramStart"/>
       <w:r>
         <w:rPr>
           <w:lang w:val="en-US"/>
         </w:rPr>
-        <w:t>groups.getMembers</w:t>
-      </w:r>
-      <w:proofErr w:type="spellEnd"/>
-      <w:proofErr w:type="gramEnd"/>
-      <w:r>
-        <w:rPr>
-          <w:lang w:val="en-US"/>
-        </w:rPr>
-        <w:t>(</w:t>
-      </w:r>
-      <w:proofErr w:type="spellStart"/>
-      <w:r>
-        <w:rPr>
-          <w:lang w:val="en-US"/>
-        </w:rPr>
-        <w:t>group_id</w:t>
-      </w:r>
-      <w:proofErr w:type="spellEnd"/>
-      <w:r>
-        <w:rPr>
-          <w:lang w:val="en-US"/>
-        </w:rPr>
-        <w:t>, sort, fields, count, offset)</w:t>
+        <w:t>groups.getMembers(group_id, sort, fields, count, offset)</w:t>
       </w:r>
     </w:p>
     <w:p>
@@ -7413,13 +6517,8 @@
         <w:pStyle w:val="a"/>
         <w:ind w:left="0" w:firstLine="709"/>
       </w:pPr>
-      <w:proofErr w:type="spellStart"/>
-      <w:r>
-        <w:t>group_id</w:t>
-      </w:r>
-      <w:proofErr w:type="spellEnd"/>
-      <w:r>
-        <w:t xml:space="preserve"> — ID группы или короткое имя сообщества</w:t>
+      <w:r>
+        <w:t>group_id — ID группы или короткое имя сообщества</w:t>
       </w:r>
       <w:r>
         <w:t>;</w:t>
@@ -7430,13 +6529,8 @@
         <w:pStyle w:val="a"/>
         <w:ind w:left="0" w:firstLine="709"/>
       </w:pPr>
-      <w:proofErr w:type="spellStart"/>
-      <w:r>
-        <w:t>sort</w:t>
-      </w:r>
-      <w:proofErr w:type="spellEnd"/>
-      <w:r>
-        <w:t xml:space="preserve"> — порядок сортировки (по возрастанию ID или случайный порядок)</w:t>
+      <w:r>
+        <w:t>sort — порядок сортировки (по возрастанию ID или случайный порядок)</w:t>
       </w:r>
       <w:r>
         <w:t>;</w:t>
@@ -7447,13 +6541,8 @@
         <w:pStyle w:val="a"/>
         <w:ind w:left="0" w:firstLine="709"/>
       </w:pPr>
-      <w:proofErr w:type="spellStart"/>
-      <w:r>
-        <w:t>fields</w:t>
-      </w:r>
-      <w:proofErr w:type="spellEnd"/>
-      <w:r>
-        <w:t xml:space="preserve"> — дополнительные поля, которые нужно вернуть (например, город, дата рождения участников). </w:t>
+      <w:r>
+        <w:t xml:space="preserve">fields — дополнительные поля, которые нужно вернуть (например, город, дата рождения участников). </w:t>
       </w:r>
     </w:p>
     <w:p>
@@ -7485,8 +6574,6 @@
           <w:lang w:val="en-US"/>
         </w:rPr>
       </w:pPr>
-      <w:proofErr w:type="spellStart"/>
-      <w:proofErr w:type="gramStart"/>
       <w:r>
         <w:rPr>
           <w:lang w:val="en-US"/>
@@ -7505,15 +6592,12 @@
         </w:rPr>
         <w:t>get</w:t>
       </w:r>
-      <w:proofErr w:type="spellEnd"/>
       <w:r>
         <w:rPr>
           <w:lang w:val="en-US"/>
         </w:rPr>
         <w:t>(</w:t>
       </w:r>
-      <w:proofErr w:type="spellStart"/>
-      <w:proofErr w:type="gramEnd"/>
       <w:r>
         <w:rPr>
           <w:lang w:val="en-US"/>
@@ -7532,7 +6616,6 @@
         </w:rPr>
         <w:t>id</w:t>
       </w:r>
-      <w:proofErr w:type="spellEnd"/>
       <w:r>
         <w:rPr>
           <w:lang w:val="en-US"/>
@@ -7605,13 +6688,8 @@
         </w:tabs>
         <w:ind w:left="0" w:firstLine="709"/>
       </w:pPr>
-      <w:proofErr w:type="spellStart"/>
-      <w:r>
-        <w:t>owner_id</w:t>
-      </w:r>
-      <w:proofErr w:type="spellEnd"/>
-      <w:r>
-        <w:t xml:space="preserve"> — ID пользователя или сообщества, чьи записи нужно получить</w:t>
+      <w:r>
+        <w:t>owner_id — ID пользователя или сообщества, чьи записи нужно получить</w:t>
       </w:r>
       <w:r>
         <w:t>;</w:t>
@@ -7629,21 +6707,8 @@
         </w:tabs>
         <w:ind w:left="0" w:firstLine="709"/>
       </w:pPr>
-      <w:proofErr w:type="spellStart"/>
-      <w:r>
-        <w:t>count</w:t>
-      </w:r>
-      <w:proofErr w:type="spellEnd"/>
-      <w:r>
-        <w:t xml:space="preserve">, </w:t>
-      </w:r>
-      <w:proofErr w:type="spellStart"/>
-      <w:r>
-        <w:t>offset</w:t>
-      </w:r>
-      <w:proofErr w:type="spellEnd"/>
-      <w:r>
-        <w:t xml:space="preserve"> — количество возвращаемых записей и смещение</w:t>
+      <w:r>
+        <w:t>count, offset — количество возвращаемых записей и смещение</w:t>
       </w:r>
       <w:r>
         <w:t>;</w:t>
@@ -7661,29 +6726,16 @@
         </w:tabs>
         <w:ind w:left="0" w:firstLine="709"/>
       </w:pPr>
-      <w:proofErr w:type="spellStart"/>
-      <w:r>
-        <w:t>filter</w:t>
-      </w:r>
-      <w:proofErr w:type="spellEnd"/>
-      <w:r>
-        <w:t xml:space="preserve"> — фильтрация записей (например, только владельца или всех пользователей). </w:t>
-      </w:r>
-    </w:p>
-    <w:p>
-      <w:pPr>
-        <w:pStyle w:val="a1"/>
-      </w:pPr>
-      <w:r>
-        <w:t xml:space="preserve">Описание: возвращает публикации на стене, включая текст, </w:t>
-      </w:r>
-      <w:proofErr w:type="spellStart"/>
-      <w:r>
-        <w:t>медиафайлы</w:t>
-      </w:r>
-      <w:proofErr w:type="spellEnd"/>
-      <w:r>
-        <w:t xml:space="preserve"> и временные метки. Позволяет анализировать активность и предпочтения пользователя. Пример использования: используется для сбора данных о </w:t>
+      <w:r>
+        <w:t xml:space="preserve">filter — фильтрация записей (например, только владельца или всех пользователей). </w:t>
+      </w:r>
+    </w:p>
+    <w:p>
+      <w:pPr>
+        <w:pStyle w:val="a1"/>
+      </w:pPr>
+      <w:r>
+        <w:t xml:space="preserve">Описание: возвращает публикации на стене, включая текст, медиафайлы и временные метки. Позволяет анализировать активность и предпочтения пользователя. Пример использования: используется для сбора данных о </w:t>
       </w:r>
       <w:r>
         <w:lastRenderedPageBreak/>
@@ -7697,49 +6749,11 @@
           <w:lang w:val="en-US"/>
         </w:rPr>
       </w:pPr>
-      <w:proofErr w:type="spellStart"/>
-      <w:proofErr w:type="gramStart"/>
       <w:r>
         <w:rPr>
           <w:lang w:val="en-US"/>
         </w:rPr>
-        <w:t>photos.get</w:t>
-      </w:r>
-      <w:proofErr w:type="spellEnd"/>
-      <w:r>
-        <w:rPr>
-          <w:lang w:val="en-US"/>
-        </w:rPr>
-        <w:t>(</w:t>
-      </w:r>
-      <w:proofErr w:type="spellStart"/>
-      <w:proofErr w:type="gramEnd"/>
-      <w:r>
-        <w:rPr>
-          <w:lang w:val="en-US"/>
-        </w:rPr>
-        <w:t>owner_id</w:t>
-      </w:r>
-      <w:proofErr w:type="spellEnd"/>
-      <w:r>
-        <w:rPr>
-          <w:lang w:val="en-US"/>
-        </w:rPr>
-        <w:t xml:space="preserve">, </w:t>
-      </w:r>
-      <w:proofErr w:type="spellStart"/>
-      <w:r>
-        <w:rPr>
-          <w:lang w:val="en-US"/>
-        </w:rPr>
-        <w:t>album_id</w:t>
-      </w:r>
-      <w:proofErr w:type="spellEnd"/>
-      <w:r>
-        <w:rPr>
-          <w:lang w:val="en-US"/>
-        </w:rPr>
-        <w:t>, rev, count, offset)</w:t>
+        <w:t>photos.get(owner_id, album_id, rev, count, offset)</w:t>
       </w:r>
     </w:p>
     <w:p>
@@ -7773,13 +6787,8 @@
         </w:tabs>
         <w:ind w:left="0" w:firstLine="709"/>
       </w:pPr>
-      <w:proofErr w:type="spellStart"/>
-      <w:r>
-        <w:t>owner_id</w:t>
-      </w:r>
-      <w:proofErr w:type="spellEnd"/>
-      <w:r>
-        <w:t xml:space="preserve"> — ID владельца фотографий</w:t>
+      <w:r>
+        <w:t>owner_id — ID владельца фотографий</w:t>
       </w:r>
       <w:r>
         <w:t>;</w:t>
@@ -7797,13 +6806,8 @@
         </w:tabs>
         <w:ind w:left="0" w:firstLine="709"/>
       </w:pPr>
-      <w:proofErr w:type="spellStart"/>
-      <w:r>
-        <w:t>album_id</w:t>
-      </w:r>
-      <w:proofErr w:type="spellEnd"/>
-      <w:r>
-        <w:t xml:space="preserve"> — ID альбома, из которого нужно извлечь фотографии (например, профильные фото или загруженные)</w:t>
+      <w:r>
+        <w:t>album_id — ID альбома, из которого нужно извлечь фотографии (например, профильные фото или загруженные)</w:t>
       </w:r>
       <w:r>
         <w:t>;</w:t>
@@ -7821,13 +6825,8 @@
         </w:tabs>
         <w:ind w:left="0" w:firstLine="709"/>
       </w:pPr>
-      <w:proofErr w:type="spellStart"/>
-      <w:r>
-        <w:t>rev</w:t>
-      </w:r>
-      <w:proofErr w:type="spellEnd"/>
-      <w:r>
-        <w:t xml:space="preserve"> — порядок сортировки фотографий (по дате загрузки)</w:t>
+      <w:r>
+        <w:t>rev — порядок сортировки фотографий (по дате загрузки)</w:t>
       </w:r>
       <w:r>
         <w:t>;</w:t>
@@ -7845,21 +6844,8 @@
         </w:tabs>
         <w:ind w:left="0" w:firstLine="709"/>
       </w:pPr>
-      <w:proofErr w:type="spellStart"/>
-      <w:r>
-        <w:t>count</w:t>
-      </w:r>
-      <w:proofErr w:type="spellEnd"/>
-      <w:r>
-        <w:t xml:space="preserve">, </w:t>
-      </w:r>
-      <w:proofErr w:type="spellStart"/>
-      <w:r>
-        <w:t>offset</w:t>
-      </w:r>
-      <w:proofErr w:type="spellEnd"/>
-      <w:r>
-        <w:t xml:space="preserve"> — количество возв</w:t>
+      <w:r>
+        <w:t>count, offset — количество возв</w:t>
       </w:r>
       <w:r>
         <w:t>ращаемых фотографий и смещение.</w:t>
@@ -7870,23 +6856,7 @@
         <w:pStyle w:val="a1"/>
       </w:pPr>
       <w:r>
-        <w:t xml:space="preserve">Описание: возвращает список фотографий и метаданные (например, дата создания, количество </w:t>
-      </w:r>
-      <w:proofErr w:type="spellStart"/>
-      <w:r>
-        <w:t>лайков</w:t>
-      </w:r>
-      <w:proofErr w:type="spellEnd"/>
-      <w:r>
-        <w:t xml:space="preserve">). Эти данные можно использовать для визуализации и анализа визуальных предпочтений пользователя. Пример использования: применяется для извлечения </w:t>
-      </w:r>
-      <w:proofErr w:type="spellStart"/>
-      <w:r>
-        <w:t>медиаданных</w:t>
-      </w:r>
-      <w:proofErr w:type="spellEnd"/>
-      <w:r>
-        <w:t>, связанных с профилем пользователя.</w:t>
+        <w:t>Описание: возвращает список фотографий и метаданные (например, дата создания, количество лайков). Эти данные можно использовать для визуализации и анализа визуальных предпочтений пользователя. Пример использования: применяется для извлечения медиаданных, связанных с профилем пользователя.</w:t>
       </w:r>
     </w:p>
     <w:p>
@@ -7910,49 +6880,11 @@
           <w:lang w:val="en-US"/>
         </w:rPr>
       </w:pPr>
-      <w:proofErr w:type="spellStart"/>
-      <w:proofErr w:type="gramStart"/>
       <w:r>
         <w:rPr>
           <w:lang w:val="en-US"/>
         </w:rPr>
-        <w:t>likes.getList</w:t>
-      </w:r>
-      <w:proofErr w:type="spellEnd"/>
-      <w:proofErr w:type="gramEnd"/>
-      <w:r>
-        <w:rPr>
-          <w:lang w:val="en-US"/>
-        </w:rPr>
-        <w:t xml:space="preserve">(type, </w:t>
-      </w:r>
-      <w:proofErr w:type="spellStart"/>
-      <w:r>
-        <w:rPr>
-          <w:lang w:val="en-US"/>
-        </w:rPr>
-        <w:t>owner_id</w:t>
-      </w:r>
-      <w:proofErr w:type="spellEnd"/>
-      <w:r>
-        <w:rPr>
-          <w:lang w:val="en-US"/>
-        </w:rPr>
-        <w:t xml:space="preserve">, </w:t>
-      </w:r>
-      <w:proofErr w:type="spellStart"/>
-      <w:r>
-        <w:rPr>
-          <w:lang w:val="en-US"/>
-        </w:rPr>
-        <w:t>item_id</w:t>
-      </w:r>
-      <w:proofErr w:type="spellEnd"/>
-      <w:r>
-        <w:rPr>
-          <w:lang w:val="en-US"/>
-        </w:rPr>
-        <w:t>, count, offset)</w:t>
+        <w:t>likes.getList(type, owner_id, item_id, count, offset)</w:t>
       </w:r>
     </w:p>
     <w:p>
@@ -7977,13 +6909,8 @@
         <w:pStyle w:val="a"/>
         <w:ind w:left="0" w:firstLine="709"/>
       </w:pPr>
-      <w:proofErr w:type="spellStart"/>
-      <w:r>
-        <w:t>type</w:t>
-      </w:r>
-      <w:proofErr w:type="spellEnd"/>
-      <w:r>
-        <w:t xml:space="preserve"> — тип контента (публикация, фото, видео)</w:t>
+      <w:r>
+        <w:t>type — тип контента (публикация, фото, видео)</w:t>
       </w:r>
       <w:r>
         <w:t>;</w:t>
@@ -7994,13 +6921,8 @@
         <w:pStyle w:val="a"/>
         <w:ind w:left="0" w:firstLine="709"/>
       </w:pPr>
-      <w:proofErr w:type="spellStart"/>
-      <w:r>
-        <w:t>owner_id</w:t>
-      </w:r>
-      <w:proofErr w:type="spellEnd"/>
-      <w:r>
-        <w:t xml:space="preserve"> — ID владельца контента</w:t>
+      <w:r>
+        <w:t>owner_id — ID владельца контента</w:t>
       </w:r>
       <w:r>
         <w:t>;</w:t>
@@ -8011,13 +6933,8 @@
         <w:pStyle w:val="a"/>
         <w:ind w:left="0" w:firstLine="709"/>
       </w:pPr>
-      <w:proofErr w:type="spellStart"/>
-      <w:r>
-        <w:t>item_id</w:t>
-      </w:r>
-      <w:proofErr w:type="spellEnd"/>
-      <w:r>
-        <w:t xml:space="preserve"> — ID элемента (например, ID поста или фотографии)</w:t>
+      <w:r>
+        <w:t>item_id — ID элемента (например, ID поста или фотографии)</w:t>
       </w:r>
       <w:r>
         <w:t>;</w:t>
@@ -8028,21 +6945,8 @@
         <w:pStyle w:val="a"/>
         <w:ind w:left="0" w:firstLine="709"/>
       </w:pPr>
-      <w:proofErr w:type="spellStart"/>
-      <w:r>
-        <w:t>count</w:t>
-      </w:r>
-      <w:proofErr w:type="spellEnd"/>
-      <w:r>
-        <w:t xml:space="preserve">, </w:t>
-      </w:r>
-      <w:proofErr w:type="spellStart"/>
-      <w:r>
-        <w:t>offset</w:t>
-      </w:r>
-      <w:proofErr w:type="spellEnd"/>
-      <w:r>
-        <w:t xml:space="preserve"> — количество в</w:t>
+      <w:r>
+        <w:t>count, offset — количество в</w:t>
       </w:r>
       <w:r>
         <w:t>озвращаемых записей и смещение.</w:t>
@@ -8053,15 +6957,7 @@
         <w:pStyle w:val="a1"/>
       </w:pPr>
       <w:r>
-        <w:t>Описание: возвращает список пользователей, которые поставили «</w:t>
-      </w:r>
-      <w:proofErr w:type="spellStart"/>
-      <w:r>
-        <w:t>лайк</w:t>
-      </w:r>
-      <w:proofErr w:type="spellEnd"/>
-      <w:r>
-        <w:t>» контенту, что позволяет определить популярность контента и вовлеченность аудитории. Пример использования: используется для оценки реакций пользователей на контент и анализа их предпочтений.</w:t>
+        <w:t>Описание: возвращает список пользователей, которые поставили «лайк» контенту, что позволяет определить популярность контента и вовлеченность аудитории. Пример использования: используется для оценки реакций пользователей на контент и анализа их предпочтений.</w:t>
       </w:r>
     </w:p>
     <w:p>
@@ -8071,50 +6967,12 @@
           <w:lang w:val="en-US"/>
         </w:rPr>
       </w:pPr>
-      <w:proofErr w:type="spellStart"/>
-      <w:proofErr w:type="gramStart"/>
       <w:r>
         <w:rPr>
           <w:lang w:val="en-US"/>
         </w:rPr>
         <w:lastRenderedPageBreak/>
-        <w:t>comments.get</w:t>
-      </w:r>
-      <w:proofErr w:type="spellEnd"/>
-      <w:r>
-        <w:rPr>
-          <w:lang w:val="en-US"/>
-        </w:rPr>
-        <w:t>(</w:t>
-      </w:r>
-      <w:proofErr w:type="spellStart"/>
-      <w:proofErr w:type="gramEnd"/>
-      <w:r>
-        <w:rPr>
-          <w:lang w:val="en-US"/>
-        </w:rPr>
-        <w:t>owner_id</w:t>
-      </w:r>
-      <w:proofErr w:type="spellEnd"/>
-      <w:r>
-        <w:rPr>
-          <w:lang w:val="en-US"/>
-        </w:rPr>
-        <w:t xml:space="preserve">, </w:t>
-      </w:r>
-      <w:proofErr w:type="spellStart"/>
-      <w:r>
-        <w:rPr>
-          <w:lang w:val="en-US"/>
-        </w:rPr>
-        <w:t>post_id</w:t>
-      </w:r>
-      <w:proofErr w:type="spellEnd"/>
-      <w:r>
-        <w:rPr>
-          <w:lang w:val="en-US"/>
-        </w:rPr>
-        <w:t>, count, offset)</w:t>
+        <w:t>comments.get(owner_id, post_id, count, offset)</w:t>
       </w:r>
     </w:p>
     <w:p>
@@ -8142,13 +7000,8 @@
         <w:pStyle w:val="a"/>
         <w:ind w:left="0" w:firstLine="709"/>
       </w:pPr>
-      <w:proofErr w:type="spellStart"/>
-      <w:r>
-        <w:t>owner_id</w:t>
-      </w:r>
-      <w:proofErr w:type="spellEnd"/>
-      <w:r>
-        <w:t xml:space="preserve"> — ID владельца контента</w:t>
+      <w:r>
+        <w:t>owner_id — ID владельца контента</w:t>
       </w:r>
       <w:r>
         <w:t>;</w:t>
@@ -8159,13 +7012,8 @@
         <w:pStyle w:val="a"/>
         <w:ind w:left="0" w:firstLine="709"/>
       </w:pPr>
-      <w:proofErr w:type="spellStart"/>
-      <w:r>
-        <w:t>post_id</w:t>
-      </w:r>
-      <w:proofErr w:type="spellEnd"/>
-      <w:r>
-        <w:t xml:space="preserve"> — ID публикации, для которой нужно получить комментарии</w:t>
+      <w:r>
+        <w:t>post_id — ID публикации, для которой нужно получить комментарии</w:t>
       </w:r>
       <w:r>
         <w:t>;</w:t>
@@ -8176,21 +7024,8 @@
         <w:pStyle w:val="a"/>
         <w:ind w:left="0" w:firstLine="709"/>
       </w:pPr>
-      <w:proofErr w:type="spellStart"/>
-      <w:r>
-        <w:t>count</w:t>
-      </w:r>
-      <w:proofErr w:type="spellEnd"/>
-      <w:r>
-        <w:t xml:space="preserve">, </w:t>
-      </w:r>
-      <w:proofErr w:type="spellStart"/>
-      <w:r>
-        <w:t>offset</w:t>
-      </w:r>
-      <w:proofErr w:type="spellEnd"/>
-      <w:r>
-        <w:t xml:space="preserve"> — количество в</w:t>
+      <w:r>
+        <w:t>count, offset — количество в</w:t>
       </w:r>
       <w:r>
         <w:t>озвращаемых записей и смещение.</w:t>
@@ -8222,21 +7057,8 @@
       <w:pPr>
         <w:pStyle w:val="a1"/>
       </w:pPr>
-      <w:proofErr w:type="spellStart"/>
-      <w:r>
-        <w:t>status.get</w:t>
-      </w:r>
-      <w:proofErr w:type="spellEnd"/>
-      <w:r>
-        <w:t>(</w:t>
-      </w:r>
-      <w:proofErr w:type="spellStart"/>
-      <w:r>
-        <w:t>user_id</w:t>
-      </w:r>
-      <w:proofErr w:type="spellEnd"/>
-      <w:r>
-        <w:t>)</w:t>
+      <w:r>
+        <w:t>status.get(user_id)</w:t>
       </w:r>
     </w:p>
     <w:p>
@@ -8261,13 +7083,8 @@
         <w:pStyle w:val="a"/>
         <w:ind w:left="0" w:firstLine="709"/>
       </w:pPr>
-      <w:proofErr w:type="spellStart"/>
-      <w:r>
-        <w:t>user_id</w:t>
-      </w:r>
-      <w:proofErr w:type="spellEnd"/>
-      <w:r>
-        <w:t xml:space="preserve"> — ID пользователя, чей статус нужно получить. </w:t>
+      <w:r>
+        <w:t xml:space="preserve">user_id — ID пользователя, чей статус нужно получить. </w:t>
       </w:r>
     </w:p>
     <w:p>
@@ -8282,15 +7099,8 @@
       <w:pPr>
         <w:pStyle w:val="a1"/>
       </w:pPr>
-      <w:proofErr w:type="spellStart"/>
-      <w:proofErr w:type="gramStart"/>
-      <w:r>
-        <w:t>account.getProfileInfo</w:t>
-      </w:r>
-      <w:proofErr w:type="spellEnd"/>
-      <w:proofErr w:type="gramEnd"/>
-      <w:r>
-        <w:t>()</w:t>
+      <w:r>
+        <w:t>account.getProfileInfo()</w:t>
       </w:r>
     </w:p>
     <w:p>
@@ -8343,11 +7153,9 @@
         <w:lastRenderedPageBreak/>
         <w:t xml:space="preserve"> </w:t>
       </w:r>
-      <w:bookmarkStart w:id="14" w:name="_Toc185235209"/>
-      <w:r>
-        <w:t>Реализация и описание программы</w:t>
-      </w:r>
-      <w:bookmarkEnd w:id="14"/>
+      <w:r>
+        <w:t>Описание программы и создание кластеров</w:t>
+      </w:r>
     </w:p>
     <w:p>
       <w:pPr>
@@ -8370,11 +7178,11 @@
       <w:r>
         <w:t xml:space="preserve"> </w:t>
       </w:r>
-      <w:bookmarkStart w:id="15" w:name="_Toc185235210"/>
+      <w:bookmarkStart w:id="14" w:name="_Toc185235210"/>
       <w:r>
         <w:t>Описание процесса извлечения и обработки данных</w:t>
       </w:r>
-      <w:bookmarkEnd w:id="15"/>
+      <w:bookmarkEnd w:id="14"/>
       <w:r>
         <w:t xml:space="preserve"> </w:t>
       </w:r>
@@ -8461,41 +7269,7 @@
         <w:pStyle w:val="a1"/>
       </w:pPr>
       <w:r>
-        <w:t xml:space="preserve">Данные пользователей и сообществ извлекаются с помощью методов API vk.com, таких как </w:t>
-      </w:r>
-      <w:proofErr w:type="spellStart"/>
-      <w:r>
-        <w:t>users.get</w:t>
-      </w:r>
-      <w:proofErr w:type="spellEnd"/>
-      <w:r>
-        <w:t xml:space="preserve">, </w:t>
-      </w:r>
-      <w:proofErr w:type="spellStart"/>
-      <w:r>
-        <w:t>friends.get</w:t>
-      </w:r>
-      <w:proofErr w:type="spellEnd"/>
-      <w:r>
-        <w:t xml:space="preserve">, </w:t>
-      </w:r>
-      <w:proofErr w:type="spellStart"/>
-      <w:proofErr w:type="gramStart"/>
-      <w:r>
-        <w:t>users.getSubscriptions</w:t>
-      </w:r>
-      <w:proofErr w:type="spellEnd"/>
-      <w:proofErr w:type="gramEnd"/>
-      <w:r>
-        <w:t xml:space="preserve"> и </w:t>
-      </w:r>
-      <w:proofErr w:type="spellStart"/>
-      <w:r>
-        <w:t>groups.getById</w:t>
-      </w:r>
-      <w:proofErr w:type="spellEnd"/>
-      <w:r>
-        <w:t>. Эти методы возвращают информацию в формате JSON, содержащую необработанные данные, полученные напрямую из социальной сети.</w:t>
+        <w:t>Данные пользователей и сообществ извлекаются с помощью методов API vk.com, таких как users.get, friends.get, users.getSubscriptions и groups.getById. Эти методы возвращают информацию в формате JSON, содержащую необработанные данные, полученные напрямую из социальной сети.</w:t>
       </w:r>
     </w:p>
     <w:p>
@@ -8515,15 +7289,7 @@
         <w:t>п</w:t>
       </w:r>
       <w:r>
-        <w:t>роверяется наличие необходимых прав доступа (</w:t>
-      </w:r>
-      <w:proofErr w:type="spellStart"/>
-      <w:r>
-        <w:t>токен</w:t>
-      </w:r>
-      <w:proofErr w:type="spellEnd"/>
-      <w:r>
-        <w:t xml:space="preserve"> авторизации с соответствующими разрешениями)</w:t>
+        <w:t>роверяется наличие необходимых прав доступа (токен авторизации с соответствующими разрешениями)</w:t>
       </w:r>
       <w:r>
         <w:t>;</w:t>
@@ -8547,15 +7313,7 @@
         <w:spacing w:after="0"/>
       </w:pPr>
       <w:r>
-        <w:t xml:space="preserve">Далее проводится </w:t>
-      </w:r>
-      <w:proofErr w:type="spellStart"/>
-      <w:r>
-        <w:t>валидация</w:t>
-      </w:r>
-      <w:proofErr w:type="spellEnd"/>
-      <w:r>
-        <w:t xml:space="preserve"> данных</w:t>
+        <w:t>Далее проводится валидация данных</w:t>
       </w:r>
       <w:r>
         <w:t xml:space="preserve">. </w:t>
@@ -8576,29 +7334,8 @@
         <w:t>п</w:t>
       </w:r>
       <w:r>
-        <w:t xml:space="preserve">роверяется наличие обязательных полей, таких как </w:t>
-      </w:r>
-      <w:proofErr w:type="spellStart"/>
-      <w:r>
-        <w:t>vk_id</w:t>
-      </w:r>
-      <w:proofErr w:type="spellEnd"/>
-      <w:r>
-        <w:t xml:space="preserve">, </w:t>
-      </w:r>
-      <w:proofErr w:type="spellStart"/>
-      <w:r>
-        <w:t>first_name</w:t>
-      </w:r>
-      <w:proofErr w:type="spellEnd"/>
-      <w:r>
-        <w:t xml:space="preserve">, </w:t>
-      </w:r>
-      <w:proofErr w:type="spellStart"/>
-      <w:r>
-        <w:t>last_name</w:t>
-      </w:r>
-      <w:proofErr w:type="spellEnd"/>
+        <w:t>роверяется наличие обязательных полей, таких как vk_id, first_name, last_name</w:t>
+      </w:r>
       <w:r>
         <w:t>;</w:t>
       </w:r>
@@ -8615,15 +7352,7 @@
         <w:t>п</w:t>
       </w:r>
       <w:r>
-        <w:t xml:space="preserve">роверяются типы данных (например, </w:t>
-      </w:r>
-      <w:proofErr w:type="spellStart"/>
-      <w:r>
-        <w:t>vk_id</w:t>
-      </w:r>
-      <w:proofErr w:type="spellEnd"/>
-      <w:r>
-        <w:t xml:space="preserve"> должен быть числом, а </w:t>
+        <w:t xml:space="preserve">роверяются типы данных (например, vk_id должен быть числом, а </w:t>
       </w:r>
       <w:r>
         <w:lastRenderedPageBreak/>
@@ -8663,15 +7392,7 @@
         <w:t>е</w:t>
       </w:r>
       <w:r>
-        <w:t xml:space="preserve">сли данные не проходят </w:t>
-      </w:r>
-      <w:proofErr w:type="spellStart"/>
-      <w:r>
-        <w:t>валидацию</w:t>
-      </w:r>
-      <w:proofErr w:type="spellEnd"/>
-      <w:r>
-        <w:t>, они либо исключаются из обработки, либо приводятся к допустимому формату, если это возможно.</w:t>
+        <w:t>сли данные не проходят валидацию, они либо исключаются из обработки, либо приводятся к допустимому формату, если это возможно.</w:t>
       </w:r>
     </w:p>
     <w:p>
@@ -8680,15 +7401,7 @@
         <w:spacing w:after="0"/>
       </w:pPr>
       <w:r>
-        <w:t xml:space="preserve">API vk.com возвращает данные в плоском JSON-формате, который может содержать избыточные или </w:t>
-      </w:r>
-      <w:proofErr w:type="spellStart"/>
-      <w:r>
-        <w:t>дублирующиеся</w:t>
-      </w:r>
-      <w:proofErr w:type="spellEnd"/>
-      <w:r>
-        <w:t xml:space="preserve"> данные. Для соответствия структуре базы данных выполняется нормализация:</w:t>
+        <w:t>API vk.com возвращает данные в плоском JSON-формате, который может содержать избыточные или дублирующиеся данные. Для соответствия структуре базы данных выполняется нормализация:</w:t>
       </w:r>
     </w:p>
     <w:p>
@@ -8700,23 +7413,7 @@
         <w:t>д</w:t>
       </w:r>
       <w:r>
-        <w:t xml:space="preserve">анные разделяются по логическим сущностям: пользователи, группы, связи между ними (сущности User, </w:t>
-      </w:r>
-      <w:proofErr w:type="spellStart"/>
-      <w:r>
-        <w:t>Group</w:t>
-      </w:r>
-      <w:proofErr w:type="spellEnd"/>
-      <w:r>
-        <w:t xml:space="preserve"> и </w:t>
-      </w:r>
-      <w:proofErr w:type="spellStart"/>
-      <w:r>
-        <w:t>UserGroup</w:t>
-      </w:r>
-      <w:proofErr w:type="spellEnd"/>
-      <w:r>
-        <w:t xml:space="preserve"> в базе данных)</w:t>
+        <w:t>анные разделяются по логическим сущностям: пользователи, группы, связи между ними (сущности User, Group и UserGroup в базе данных)</w:t>
       </w:r>
       <w:r>
         <w:t>;</w:t>
@@ -8791,23 +7488,7 @@
         <w:t>д</w:t>
       </w:r>
       <w:r>
-        <w:t xml:space="preserve">анные закрытых профилей пользователей, помеченные атрибутами </w:t>
-      </w:r>
-      <w:proofErr w:type="spellStart"/>
-      <w:r>
-        <w:t>is_closed</w:t>
-      </w:r>
-      <w:proofErr w:type="spellEnd"/>
-      <w:r>
-        <w:t xml:space="preserve"> или </w:t>
-      </w:r>
-      <w:proofErr w:type="spellStart"/>
-      <w:r>
-        <w:t>is_private</w:t>
-      </w:r>
-      <w:proofErr w:type="spellEnd"/>
-      <w:r>
-        <w:t>, обрабатываются в соответствии с политикой конфиденциальности</w:t>
+        <w:t>анные закрытых профилей пользователей, помеченные атрибутами is_closed или is_private, обрабатываются в соответствии с политикой конфиденциальности</w:t>
       </w:r>
       <w:r>
         <w:t>;</w:t>
@@ -8831,15 +7512,7 @@
         <w:t xml:space="preserve">Далее происходит обогащение данных. Оно </w:t>
       </w:r>
       <w:r>
-        <w:t xml:space="preserve">подразумевает добавление дополнительной информации или расчет производных метрик. </w:t>
-      </w:r>
-      <w:proofErr w:type="gramStart"/>
-      <w:r>
-        <w:t>Например</w:t>
-      </w:r>
-      <w:proofErr w:type="gramEnd"/>
-      <w:r>
-        <w:t>:</w:t>
+        <w:t>подразумевает добавление дополнительной информации или расчет производных метрик. Например:</w:t>
       </w:r>
     </w:p>
     <w:p>
@@ -8882,15 +7555,7 @@
         <w:t>о</w:t>
       </w:r>
       <w:r>
-        <w:t>бработка данных о последнем визите (</w:t>
-      </w:r>
-      <w:proofErr w:type="spellStart"/>
-      <w:r>
-        <w:t>last_seen</w:t>
-      </w:r>
-      <w:proofErr w:type="spellEnd"/>
-      <w:r>
-        <w:t>) для определения активности пользователя</w:t>
+        <w:t>бработка данных о последнем визите (last_seen) для определения активности пользователя</w:t>
       </w:r>
       <w:r>
         <w:t>;</w:t>
@@ -8932,31 +7597,7 @@
         <w:t>г</w:t>
       </w:r>
       <w:r>
-        <w:t xml:space="preserve">енерируются объекты ORM, представляющие сущности User, </w:t>
-      </w:r>
-      <w:proofErr w:type="spellStart"/>
-      <w:r>
-        <w:t>Group</w:t>
-      </w:r>
-      <w:proofErr w:type="spellEnd"/>
-      <w:r>
-        <w:t xml:space="preserve"> и </w:t>
-      </w:r>
-      <w:proofErr w:type="spellStart"/>
-      <w:r>
-        <w:t>UserGroup</w:t>
-      </w:r>
-      <w:proofErr w:type="spellEnd"/>
-      <w:r>
-        <w:t xml:space="preserve"> (используется </w:t>
-      </w:r>
-      <w:proofErr w:type="spellStart"/>
-      <w:r>
-        <w:t>SQLAlchemy</w:t>
-      </w:r>
-      <w:proofErr w:type="spellEnd"/>
-      <w:r>
-        <w:t>)</w:t>
+        <w:t>енерируются объекты ORM, представляющие сущности User, Group и UserGroup (используется SQLAlchemy)</w:t>
       </w:r>
       <w:r>
         <w:t>;</w:t>
@@ -8983,15 +7624,7 @@
         <w:t>д</w:t>
       </w:r>
       <w:r>
-        <w:t xml:space="preserve">анные разбиваются на </w:t>
-      </w:r>
-      <w:proofErr w:type="spellStart"/>
-      <w:r>
-        <w:t>батчи</w:t>
-      </w:r>
-      <w:proofErr w:type="spellEnd"/>
-      <w:r>
-        <w:t>, чтобы минимизировать нагрузку на базу данных при массовой вставке.</w:t>
+        <w:t>анные разбиваются на батчи, чтобы минимизировать нагрузку на базу данных при массовой вставке.</w:t>
       </w:r>
     </w:p>
     <w:p>
@@ -9003,13 +7636,8 @@
         <w:t>Затем происходит о</w:t>
       </w:r>
       <w:r>
-        <w:t xml:space="preserve">бработка ошибок и </w:t>
-      </w:r>
-      <w:proofErr w:type="spellStart"/>
-      <w:r>
-        <w:t>логирование</w:t>
-      </w:r>
-      <w:proofErr w:type="spellEnd"/>
+        <w:t>бработка ошибок и логирование</w:t>
+      </w:r>
       <w:r>
         <w:t xml:space="preserve">. </w:t>
       </w:r>
@@ -9026,15 +7654,7 @@
         <w:t>о</w:t>
       </w:r>
       <w:r>
-        <w:t xml:space="preserve">шибки API (например, превышение лимитов запросов) </w:t>
-      </w:r>
-      <w:proofErr w:type="spellStart"/>
-      <w:r>
-        <w:t>логируются</w:t>
-      </w:r>
-      <w:proofErr w:type="spellEnd"/>
-      <w:r>
-        <w:t xml:space="preserve"> для дальнейшего анализа</w:t>
+        <w:t>шибки API (например, превышение лимитов запросов) логируются для дальнейшего анализа</w:t>
       </w:r>
       <w:r>
         <w:t>;</w:t>
@@ -9081,31 +7701,7 @@
         <w:spacing w:after="0"/>
       </w:pPr>
       <w:r>
-        <w:t xml:space="preserve">Все описанные шаги обработки реализуются в соответствующих классах проекта, таких как </w:t>
-      </w:r>
-      <w:proofErr w:type="spellStart"/>
-      <w:r>
-        <w:t>UserManager</w:t>
-      </w:r>
-      <w:proofErr w:type="spellEnd"/>
-      <w:r>
-        <w:t xml:space="preserve"> и </w:t>
-      </w:r>
-      <w:proofErr w:type="spellStart"/>
-      <w:r>
-        <w:t>GroupManager</w:t>
-      </w:r>
-      <w:proofErr w:type="spellEnd"/>
-      <w:r>
-        <w:t xml:space="preserve">. </w:t>
-      </w:r>
-      <w:proofErr w:type="gramStart"/>
-      <w:r>
-        <w:t>Например</w:t>
-      </w:r>
-      <w:proofErr w:type="gramEnd"/>
-      <w:r>
-        <w:t>:</w:t>
+        <w:t>Все описанные шаги обработки реализуются в соответствующих классах проекта, таких как UserManager и GroupManager. Например:</w:t>
       </w:r>
     </w:p>
     <w:p>
@@ -9117,23 +7713,7 @@
         <w:t>м</w:t>
       </w:r>
       <w:r>
-        <w:t xml:space="preserve">етод </w:t>
-      </w:r>
-      <w:proofErr w:type="spellStart"/>
-      <w:r>
-        <w:t>get_info</w:t>
-      </w:r>
-      <w:proofErr w:type="spellEnd"/>
-      <w:r>
-        <w:t xml:space="preserve"> из класса </w:t>
-      </w:r>
-      <w:proofErr w:type="spellStart"/>
-      <w:r>
-        <w:t>UserManager</w:t>
-      </w:r>
-      <w:proofErr w:type="spellEnd"/>
-      <w:r>
-        <w:t xml:space="preserve"> отвечает за извлечение и нормализацию данных пользовате</w:t>
+        <w:t>етод get_info из класса UserManager отвечает за извлечение и нормализацию данных пользовате</w:t>
       </w:r>
       <w:r>
         <w:t>лей;</w:t>
@@ -9148,15 +7728,7 @@
         <w:t>к</w:t>
       </w:r>
       <w:r>
-        <w:t xml:space="preserve">ласс </w:t>
-      </w:r>
-      <w:proofErr w:type="spellStart"/>
-      <w:r>
-        <w:t>UserService</w:t>
-      </w:r>
-      <w:proofErr w:type="spellEnd"/>
-      <w:r>
-        <w:t xml:space="preserve"> обрабатывает подготовленные данные перед сохранением их в базу.</w:t>
+        <w:t>ласс UserService обрабатывает подготовленные данные перед сохранением их в базу.</w:t>
       </w:r>
     </w:p>
     <w:p>
@@ -9199,11 +7771,11 @@
       <w:r>
         <w:t xml:space="preserve"> </w:t>
       </w:r>
-      <w:bookmarkStart w:id="16" w:name="_Toc185235211"/>
+      <w:bookmarkStart w:id="15" w:name="_Toc185235211"/>
       <w:r>
         <w:t>Схема сохранения данных в базе (ORM-модели)</w:t>
       </w:r>
-      <w:bookmarkEnd w:id="16"/>
+      <w:bookmarkEnd w:id="15"/>
     </w:p>
     <w:p>
       <w:pPr>
@@ -9227,23 +7799,7 @@
         <w:t>используется</w:t>
       </w:r>
       <w:r>
-        <w:t xml:space="preserve"> реляционная база данных. Для взаимодействия с ней применяются ORM-модели, реализованные с использованием библиотеки </w:t>
-      </w:r>
-      <w:proofErr w:type="spellStart"/>
-      <w:r>
-        <w:t>SQLAlchemy</w:t>
-      </w:r>
-      <w:proofErr w:type="spellEnd"/>
-      <w:r>
-        <w:t xml:space="preserve">. Данная схема позволяет описывать структуру базы данных на уровне классов </w:t>
-      </w:r>
-      <w:proofErr w:type="spellStart"/>
-      <w:r>
-        <w:t>Python</w:t>
-      </w:r>
-      <w:proofErr w:type="spellEnd"/>
-      <w:r>
-        <w:t>, что делает код удобным и читаемым, а также упрощает операции с данными.</w:t>
+        <w:t xml:space="preserve"> реляционная база данных. Для взаимодействия с ней применяются ORM-модели, реализованные с использованием библиотеки SQLAlchemy. Данная схема позволяет описывать структуру базы данных на уровне классов Python, что делает код удобным и читаемым, а также упрощает операции с данными.</w:t>
       </w:r>
     </w:p>
     <w:p>
@@ -9273,13 +7829,8 @@
         </w:numPr>
         <w:ind w:left="0" w:firstLine="709"/>
       </w:pPr>
-      <w:proofErr w:type="spellStart"/>
-      <w:r>
-        <w:t>users</w:t>
-      </w:r>
-      <w:proofErr w:type="spellEnd"/>
-      <w:r>
-        <w:t xml:space="preserve"> – таблица для </w:t>
+      <w:r>
+        <w:t xml:space="preserve">users – таблица для </w:t>
       </w:r>
       <w:r>
         <w:t>хранения данных о пользователях;</w:t>
@@ -9294,13 +7845,8 @@
         </w:numPr>
         <w:ind w:left="0" w:firstLine="709"/>
       </w:pPr>
-      <w:proofErr w:type="spellStart"/>
-      <w:r>
-        <w:t>groups</w:t>
-      </w:r>
-      <w:proofErr w:type="spellEnd"/>
-      <w:r>
-        <w:t xml:space="preserve"> – таблица для хранения</w:t>
+      <w:r>
+        <w:t>groups – таблица для хранения</w:t>
       </w:r>
       <w:r>
         <w:t xml:space="preserve"> данных о группах (сообществах);</w:t>
@@ -9315,13 +7861,8 @@
         </w:numPr>
         <w:ind w:left="0" w:firstLine="709"/>
       </w:pPr>
-      <w:proofErr w:type="spellStart"/>
-      <w:r>
-        <w:t>user_groups</w:t>
-      </w:r>
-      <w:proofErr w:type="spellEnd"/>
-      <w:r>
-        <w:t xml:space="preserve"> – таблица для хранения связей между пользователями и группами, которые они посещают или в которых состоят.</w:t>
+      <w:r>
+        <w:t>user_groups – таблица для хранения связей между пользователями и группами, которые они посещают или в которых состоят.</w:t>
       </w:r>
     </w:p>
     <w:p>
@@ -9343,7 +7884,7 @@
           <w:noProof/>
         </w:rPr>
         <w:drawing>
-          <wp:inline distT="0" distB="0" distL="0" distR="0">
+          <wp:inline distT="0" distB="0" distL="0" distR="0" wp14:anchorId="0AA63C0C" wp14:editId="265A5D98">
             <wp:extent cx="5291057" cy="2847109"/>
             <wp:effectExtent l="0" t="0" r="5080" b="0"/>
             <wp:docPr id="6" name="Рисунок 6"/>
@@ -9482,15 +8023,7 @@
         <w:pStyle w:val="a1"/>
       </w:pPr>
       <w:r>
-        <w:t xml:space="preserve">Модели описаны в виде классов, которые наследуются от базового класса </w:t>
-      </w:r>
-      <w:proofErr w:type="spellStart"/>
-      <w:r>
-        <w:t>DeclarativeBase</w:t>
-      </w:r>
-      <w:proofErr w:type="spellEnd"/>
-      <w:r>
-        <w:t>. Каждая модель соответствует одной таблице в базе данных.</w:t>
+        <w:t>Модели описаны в виде классов, которые наследуются от базового класса DeclarativeBase. Каждая модель соответствует одной таблице в базе данных.</w:t>
       </w:r>
     </w:p>
     <w:p>
@@ -9523,11 +8056,9 @@
       <w:r>
         <w:t xml:space="preserve"> </w:t>
       </w:r>
-      <w:proofErr w:type="spellStart"/>
       <w:r>
         <w:t>Group</w:t>
       </w:r>
-      <w:proofErr w:type="spellEnd"/>
       <w:r>
         <w:t xml:space="preserve"> описывает сообщества (группы) в социальной сети.</w:t>
       </w:r>
@@ -9537,31 +8068,7 @@
         <w:pStyle w:val="a1"/>
       </w:pPr>
       <w:r>
-        <w:t xml:space="preserve">Таблица </w:t>
-      </w:r>
-      <w:proofErr w:type="spellStart"/>
-      <w:r>
-        <w:t>users</w:t>
-      </w:r>
-      <w:proofErr w:type="spellEnd"/>
-      <w:r>
-        <w:t xml:space="preserve"> и таблица </w:t>
-      </w:r>
-      <w:proofErr w:type="spellStart"/>
-      <w:r>
-        <w:t>groups</w:t>
-      </w:r>
-      <w:proofErr w:type="spellEnd"/>
-      <w:r>
-        <w:t xml:space="preserve"> соединены через промежуточную таблицу </w:t>
-      </w:r>
-      <w:proofErr w:type="spellStart"/>
-      <w:r>
-        <w:t>user_groups</w:t>
-      </w:r>
-      <w:proofErr w:type="spellEnd"/>
-      <w:r>
-        <w:t>.</w:t>
+        <w:t>Таблица users и таблица groups соединены через промежуточную таблицу user_groups.</w:t>
       </w:r>
     </w:p>
     <w:p>
@@ -9578,15 +8085,7 @@
         <w:spacing w:after="0"/>
       </w:pPr>
       <w:r>
-        <w:t xml:space="preserve">Каждая запись в таблице </w:t>
-      </w:r>
-      <w:proofErr w:type="spellStart"/>
-      <w:r>
-        <w:t>user_groups</w:t>
-      </w:r>
-      <w:proofErr w:type="spellEnd"/>
-      <w:r>
-        <w:t xml:space="preserve"> связывает конкретного пользователя с конкретной группой.</w:t>
+        <w:t>Каждая запись в таблице user_groups связывает конкретного пользователя с конкретной группой.</w:t>
       </w:r>
     </w:p>
     <w:p>
@@ -9608,11 +8107,14 @@
       <w:r>
         <w:t xml:space="preserve"> </w:t>
       </w:r>
-      <w:bookmarkStart w:id="17" w:name="_Toc185235212"/>
-      <w:r>
-        <w:t>Описание основного скрипта: структура и функциональность</w:t>
-      </w:r>
-      <w:bookmarkEnd w:id="17"/>
+      <w:bookmarkStart w:id="16" w:name="_Toc185235212"/>
+      <w:r>
+        <w:t>Описание основного скрипта</w:t>
+      </w:r>
+      <w:bookmarkEnd w:id="16"/>
+      <w:r>
+        <w:t xml:space="preserve"> и создание кластеров</w:t>
+      </w:r>
     </w:p>
     <w:p>
       <w:pPr>
@@ -10181,6 +8683,51 @@
     <w:p>
       <w:pPr>
         <w:pStyle w:val="a1"/>
+      </w:pPr>
+      <w:r>
+        <w:t xml:space="preserve">В рамках проекта был реализован аналитический модуль кластеризации пользователей, который расширяет функциональность основного скрипта. Этот модуль автоматически сегментирует пользовательскую базу на группы по демографическим и поведенческим характеристикам, используя алгоритм K-means. После загрузки данных из </w:t>
+      </w:r>
+      <w:r>
+        <w:rPr>
+          <w:lang w:val="en-US"/>
+        </w:rPr>
+        <w:t>SQLite</w:t>
+      </w:r>
+      <w:r>
+        <w:t xml:space="preserve"> модуль выполняет предварительную обработку: заполняет пропуски, преобразует категориальные признаки (пол, город, семейное положение) и масштабирует числовые показатели (возраст, количество подписчиков, активность). Для определения оптимального числа кластеров применяется метод локтя, что обеспечивает объективность группировки.</w:t>
+      </w:r>
+    </w:p>
+    <w:p>
+      <w:pPr>
+        <w:pStyle w:val="a1"/>
+      </w:pPr>
+      <w:r>
+        <w:t xml:space="preserve">Модуль сочетает различные методы анализа данных, включая комбинированную обработку числовых и категориальных признаков через ColumnTransformer. Особое внимание уделено визуализации результатов: программа автоматически генерирует точечные диаграммы, отображающие распределение пользователей по возрасту и количеству подписчиков; </w:t>
+      </w:r>
+      <w:r>
+        <w:lastRenderedPageBreak/>
+        <w:t>боксплоты, демонстрирующие возрастные различия между кластерами; а также стекированные столбчатые диаграммы, наглядно представляющие гендерный состав каждой группы. Дополнительно выводится детальная статистика по каждому кластеру.</w:t>
+      </w:r>
+    </w:p>
+    <w:p>
+      <w:pPr>
+        <w:pStyle w:val="a1"/>
+      </w:pPr>
+      <w:r>
+        <w:t>Интеграция модуля с основным скриптом позволяет не только собирать и хранить данные пользователей, но и получать глубокие аналитические выводы о структуре аудитории. Использование методов машинного обучения дает возможность выявлять скрытые закономерности и естественные группы в пользовательской базе. Автоматизированная визуализация значительно упрощает интерпретацию результатов и помогает быстро оценить особенности каждого сегмента.</w:t>
+      </w:r>
+    </w:p>
+    <w:p>
+      <w:pPr>
+        <w:pStyle w:val="a1"/>
+      </w:pPr>
+      <w:r>
+        <w:t>Разработанный модуль существенно расширяет аналитические возможности проекта, превращая сырые данные в ценные маркетинговые инсайты. Решение позволяет эффективно сегментировать аудиторию для персонализированных маркетинговых кампаний, анализа поведения пользователей и оптимизации сервисов. Все графики и статистики формируются автоматически, что делает инструмент удобным для регулярного использования и принятия управленческих решений.</w:t>
+      </w:r>
+    </w:p>
+    <w:p>
+      <w:pPr>
+        <w:pStyle w:val="a1"/>
         <w:rPr>
           <w:color w:val="auto"/>
         </w:rPr>
@@ -10195,13 +8742,13 @@
         <w:rPr>
           <w:color w:val="auto"/>
         </w:rPr>
-        <w:t>10</w:t>
+        <w:t>26000</w:t>
       </w:r>
       <w:r>
         <w:rPr>
           <w:color w:val="auto"/>
         </w:rPr>
-        <w:t xml:space="preserve">00 страниц пользователей </w:t>
+        <w:t xml:space="preserve"> страниц пользователей </w:t>
       </w:r>
       <w:r>
         <w:rPr>
@@ -10258,17 +8805,17 @@
         </w:rPr>
         <w:t>).</w:t>
       </w:r>
-    </w:p>
-    <w:p>
-      <w:pPr>
-        <w:rPr>
-          <w:rFonts w:ascii="Times New Roman" w:eastAsia="Times New Roman" w:hAnsi="Times New Roman" w:cs="Times New Roman"/>
-          <w:sz w:val="28"/>
-          <w:szCs w:val="28"/>
-        </w:rPr>
-      </w:pPr>
-      <w:r>
-        <w:br w:type="page"/>
+      <w:r>
+        <w:rPr>
+          <w:color w:val="auto"/>
+        </w:rPr>
+        <w:t xml:space="preserve"> </w:t>
+      </w:r>
+      <w:r>
+        <w:rPr>
+          <w:color w:val="auto"/>
+        </w:rPr>
+        <w:t>На основе собранных данных была проведена кластеризация пользователей, которая выявила 4 четких сегмента аудитории с характерными демографическими и поведенческими особенностями. Визуализация результатов кластеризации (рисунок 5) наглядно демонстрирует распределение пользователей по возрасту, полу и активности, что позволяет эффективно сегментировать аудиторию для маркетинговых задач.</w:t>
       </w:r>
     </w:p>
     <w:p>
@@ -10292,8 +8839,9 @@
         <w:rPr>
           <w:noProof/>
         </w:rPr>
+        <w:lastRenderedPageBreak/>
         <w:drawing>
-          <wp:inline distT="0" distB="0" distL="0" distR="0" wp14:anchorId="7EA58621" wp14:editId="2F17A55D">
+          <wp:inline distT="0" distB="0" distL="0" distR="0" wp14:anchorId="73C563C3" wp14:editId="76911DFB">
             <wp:extent cx="5015345" cy="2276875"/>
             <wp:effectExtent l="0" t="0" r="0" b="9525"/>
             <wp:docPr id="1" name="Рисунок 1"/>
@@ -10332,6 +8880,7 @@
     <w:p>
       <w:pPr>
         <w:pStyle w:val="a1"/>
+        <w:ind w:firstLine="0"/>
         <w:jc w:val="center"/>
         <w:rPr>
           <w:lang w:val="en-US"/>
@@ -10368,7 +8917,7 @@
           <w:noProof/>
         </w:rPr>
         <w:drawing>
-          <wp:inline distT="0" distB="0" distL="0" distR="0" wp14:anchorId="392FA08D" wp14:editId="732F0ACD">
+          <wp:inline distT="0" distB="0" distL="0" distR="0" wp14:anchorId="383826FC" wp14:editId="5D3C74AD">
             <wp:extent cx="3520440" cy="2835545"/>
             <wp:effectExtent l="0" t="0" r="3810" b="3175"/>
             <wp:docPr id="2" name="Рисунок 2"/>
@@ -10407,6 +8956,7 @@
     <w:p>
       <w:pPr>
         <w:pStyle w:val="a1"/>
+        <w:ind w:firstLine="0"/>
         <w:jc w:val="center"/>
         <w:rPr>
           <w:lang w:val="en-US"/>
@@ -10428,6 +8978,7 @@
     <w:p>
       <w:pPr>
         <w:pStyle w:val="a1"/>
+        <w:ind w:firstLine="0"/>
         <w:jc w:val="center"/>
       </w:pPr>
       <w:r>
@@ -10436,7 +8987,7 @@
         </w:rPr>
         <w:lastRenderedPageBreak/>
         <w:drawing>
-          <wp:inline distT="0" distB="0" distL="0" distR="0" wp14:anchorId="6EBE428C" wp14:editId="140BDA3E">
+          <wp:inline distT="0" distB="0" distL="0" distR="0" wp14:anchorId="7354F699" wp14:editId="1D853F0D">
             <wp:extent cx="2811780" cy="5028885"/>
             <wp:effectExtent l="0" t="0" r="7620" b="635"/>
             <wp:docPr id="3" name="Рисунок 3"/>
@@ -10475,7 +9026,11 @@
     <w:p>
       <w:pPr>
         <w:pStyle w:val="a1"/>
+        <w:ind w:firstLine="0"/>
         <w:jc w:val="center"/>
+        <w:rPr>
+          <w:lang w:val="en-US"/>
+        </w:rPr>
       </w:pPr>
       <w:r>
         <w:t>Рисунок 4 – Т</w:t>
@@ -10497,6 +9052,72 @@
           <w:lang w:val="en-US"/>
         </w:rPr>
         <w:t>groups</w:t>
+      </w:r>
+    </w:p>
+    <w:p>
+      <w:pPr>
+        <w:pStyle w:val="a1"/>
+        <w:jc w:val="center"/>
+        <w:rPr>
+          <w:lang w:val="en-US"/>
+        </w:rPr>
+      </w:pPr>
+    </w:p>
+    <w:p>
+      <w:pPr>
+        <w:pStyle w:val="a1"/>
+        <w:ind w:firstLine="0"/>
+        <w:jc w:val="center"/>
+      </w:pPr>
+      <w:r>
+        <w:rPr>
+          <w:noProof/>
+        </w:rPr>
+        <w:drawing>
+          <wp:inline distT="0" distB="0" distL="0" distR="0" wp14:anchorId="1BD085C1" wp14:editId="29A80126">
+            <wp:extent cx="5940425" cy="2970530"/>
+            <wp:effectExtent l="0" t="0" r="3175" b="1270"/>
+            <wp:docPr id="4" name="Рисунок 4"/>
+            <wp:cNvGraphicFramePr>
+              <a:graphicFrameLocks xmlns:a="http://schemas.openxmlformats.org/drawingml/2006/main" noChangeAspect="1"/>
+            </wp:cNvGraphicFramePr>
+            <a:graphic xmlns:a="http://schemas.openxmlformats.org/drawingml/2006/main">
+              <a:graphicData uri="http://schemas.openxmlformats.org/drawingml/2006/picture">
+                <pic:pic xmlns:pic="http://schemas.openxmlformats.org/drawingml/2006/picture">
+                  <pic:nvPicPr>
+                    <pic:cNvPr id="1" name=""/>
+                    <pic:cNvPicPr/>
+                  </pic:nvPicPr>
+                  <pic:blipFill>
+                    <a:blip r:embed="rId13"/>
+                    <a:stretch>
+                      <a:fillRect/>
+                    </a:stretch>
+                  </pic:blipFill>
+                  <pic:spPr>
+                    <a:xfrm>
+                      <a:off x="0" y="0"/>
+                      <a:ext cx="5940425" cy="2970530"/>
+                    </a:xfrm>
+                    <a:prstGeom prst="rect">
+                      <a:avLst/>
+                    </a:prstGeom>
+                  </pic:spPr>
+                </pic:pic>
+              </a:graphicData>
+            </a:graphic>
+          </wp:inline>
+        </w:drawing>
+      </w:r>
+    </w:p>
+    <w:p>
+      <w:pPr>
+        <w:pStyle w:val="a1"/>
+        <w:ind w:firstLine="0"/>
+        <w:jc w:val="center"/>
+      </w:pPr>
+      <w:r>
+        <w:t>Рисунок 5 – кластеризация пользователей</w:t>
       </w:r>
       <w:r>
         <w:br w:type="page"/>
@@ -10511,7 +9132,7 @@
         </w:numPr>
         <w:jc w:val="center"/>
       </w:pPr>
-      <w:bookmarkStart w:id="18" w:name="_Toc185235213"/>
+      <w:bookmarkStart w:id="17" w:name="_Toc185235213"/>
       <w:r>
         <w:lastRenderedPageBreak/>
         <w:t>З</w:t>
@@ -10519,7 +9140,7 @@
       <w:r>
         <w:t>АКЛЮЧЕНИЕ</w:t>
       </w:r>
-      <w:bookmarkEnd w:id="18"/>
+      <w:bookmarkEnd w:id="17"/>
     </w:p>
     <w:p>
       <w:pPr>
@@ -10557,14 +9178,23 @@
         <w:t xml:space="preserve"> </w:t>
       </w:r>
       <w:r>
-        <w:t>структурировать их</w:t>
-      </w:r>
-      <w:r>
-        <w:t xml:space="preserve"> и сохранять в базе данных</w:t>
+        <w:t>сохранять</w:t>
+      </w:r>
+      <w:r>
+        <w:t xml:space="preserve"> ее</w:t>
+      </w:r>
+      <w:r>
+        <w:t xml:space="preserve"> в базе данных</w:t>
+      </w:r>
+      <w:r>
+        <w:t xml:space="preserve"> и строить на ее основе кластеры</w:t>
       </w:r>
       <w:r>
         <w:t>, достигнута</w:t>
       </w:r>
+      <w:r>
+        <w:t>.</w:t>
+      </w:r>
     </w:p>
     <w:p>
       <w:pPr>
@@ -10613,7 +9243,7 @@
         <w:rPr>
           <w:lang w:eastAsia="uk-UA"/>
         </w:rPr>
-        <w:t>обрабатывает ответы и сохраняет информацию в базу данных.</w:t>
+        <w:t>сохраняет информацию в базу данных и строит кластеры на ее основе.</w:t>
       </w:r>
     </w:p>
     <w:p>
@@ -10640,7 +9270,7 @@
         <w:ind w:left="709"/>
         <w:jc w:val="center"/>
       </w:pPr>
-      <w:bookmarkStart w:id="19" w:name="_Toc185235214"/>
+      <w:bookmarkStart w:id="18" w:name="_Toc185235214"/>
       <w:r>
         <w:lastRenderedPageBreak/>
         <w:t>С</w:t>
@@ -10651,7 +9281,7 @@
       <w:r>
         <w:t xml:space="preserve"> ИСТОЧНИКОВ</w:t>
       </w:r>
-      <w:bookmarkEnd w:id="19"/>
+      <w:bookmarkEnd w:id="18"/>
     </w:p>
     <w:p>
       <w:pPr>
@@ -10689,21 +9319,7 @@
         <w:rPr>
           <w:lang w:eastAsia="uk-UA"/>
         </w:rPr>
-        <w:t xml:space="preserve">VK API </w:t>
-      </w:r>
-      <w:proofErr w:type="spellStart"/>
-      <w:r>
-        <w:rPr>
-          <w:lang w:eastAsia="uk-UA"/>
-        </w:rPr>
-        <w:t>Documentation</w:t>
-      </w:r>
-      <w:proofErr w:type="spellEnd"/>
-      <w:r>
-        <w:rPr>
-          <w:lang w:eastAsia="uk-UA"/>
-        </w:rPr>
-        <w:t xml:space="preserve"> </w:t>
+        <w:t xml:space="preserve">VK API Documentation </w:t>
       </w:r>
       <w:r>
         <w:rPr>
@@ -10805,54 +9421,24 @@
           <w:lang w:eastAsia="uk-UA"/>
         </w:rPr>
       </w:pPr>
-      <w:proofErr w:type="spellStart"/>
       <w:r>
         <w:rPr>
           <w:lang w:eastAsia="uk-UA"/>
         </w:rPr>
-        <w:t>SQLAlchemy</w:t>
-      </w:r>
-      <w:proofErr w:type="spellEnd"/>
+        <w:t xml:space="preserve">SQLAlchemy Documentation </w:t>
+      </w:r>
       <w:r>
         <w:rPr>
           <w:lang w:eastAsia="uk-UA"/>
         </w:rPr>
-        <w:t xml:space="preserve"> </w:t>
-      </w:r>
-      <w:proofErr w:type="spellStart"/>
+        <w:t xml:space="preserve">// </w:t>
+      </w:r>
       <w:r>
         <w:rPr>
           <w:lang w:eastAsia="uk-UA"/>
         </w:rPr>
-        <w:t>Documentation</w:t>
-      </w:r>
-      <w:proofErr w:type="spellEnd"/>
-      <w:r>
-        <w:rPr>
-          <w:lang w:eastAsia="uk-UA"/>
-        </w:rPr>
-        <w:t xml:space="preserve"> </w:t>
-      </w:r>
-      <w:r>
-        <w:rPr>
-          <w:lang w:eastAsia="uk-UA"/>
-        </w:rPr>
-        <w:t xml:space="preserve">// </w:t>
-      </w:r>
-      <w:r>
-        <w:rPr>
-          <w:lang w:eastAsia="uk-UA"/>
-        </w:rPr>
-        <w:t xml:space="preserve">Документация библиотеки </w:t>
-      </w:r>
-      <w:proofErr w:type="spellStart"/>
-      <w:r>
-        <w:rPr>
-          <w:lang w:eastAsia="uk-UA"/>
-        </w:rPr>
-        <w:t>SQLAlchemy</w:t>
-      </w:r>
-      <w:proofErr w:type="spellEnd"/>
+        <w:t>Документация библиотеки SQLAlchemy</w:t>
+      </w:r>
       <w:r>
         <w:rPr>
           <w:lang w:eastAsia="uk-UA"/>
@@ -11111,30 +9697,8 @@
         <w:rPr>
           <w:lang w:eastAsia="uk-UA"/>
         </w:rPr>
-        <w:t xml:space="preserve">ффективная работа с данными сообществ на примере </w:t>
-      </w:r>
-      <w:proofErr w:type="spellStart"/>
-      <w:r>
-        <w:rPr>
-          <w:lang w:eastAsia="uk-UA"/>
-        </w:rPr>
-        <w:t>api</w:t>
-      </w:r>
-      <w:proofErr w:type="spellEnd"/>
-      <w:r>
-        <w:rPr>
-          <w:lang w:eastAsia="uk-UA"/>
-        </w:rPr>
-        <w:t xml:space="preserve"> </w:t>
-      </w:r>
-      <w:proofErr w:type="spellStart"/>
-      <w:r>
-        <w:rPr>
-          <w:lang w:eastAsia="uk-UA"/>
-        </w:rPr>
-        <w:t>вконтакте</w:t>
-      </w:r>
-      <w:proofErr w:type="spellEnd"/>
+        <w:t>ффективная работа с данными сообществ на примере api вконтакте</w:t>
+      </w:r>
       <w:r>
         <w:rPr>
           <w:lang w:eastAsia="uk-UA"/>
@@ -11219,7 +9783,7 @@
         </w:rPr>
         <w:t xml:space="preserve"> URL: </w:t>
       </w:r>
-      <w:hyperlink r:id="rId13" w:history="1">
+      <w:hyperlink r:id="rId14" w:history="1">
         <w:r>
           <w:rPr>
             <w:rStyle w:val="af"/>
@@ -11339,7 +9903,7 @@
             <w:sz w:val="24"/>
             <w:szCs w:val="24"/>
           </w:rPr>
-          <w:t>21</w:t>
+          <w:t>2</w:t>
         </w:r>
         <w:r>
           <w:rPr>
@@ -15691,7 +14255,7 @@
 </file>
 
 <file path=customXml/itemProps1.xml><?xml version="1.0" encoding="utf-8"?>
-<ds:datastoreItem xmlns:ds="http://schemas.openxmlformats.org/officeDocument/2006/customXml" ds:itemID="{4318A7C1-1884-4413-8301-1E07847C8B0B}">
+<ds:datastoreItem xmlns:ds="http://schemas.openxmlformats.org/officeDocument/2006/customXml" ds:itemID="{4AC223B2-8583-4EB4-A725-6892871796FB}">
   <ds:schemaRefs>
     <ds:schemaRef ds:uri="http://schemas.openxmlformats.org/officeDocument/2006/bibliography"/>
   </ds:schemaRefs>

--- a/6 sem/Курсовая 2/Вербицкий Данила 35.2 Курсовая.docx
+++ b/6 sem/Курсовая 2/Вербицкий Данила 35.2 Курсовая.docx
@@ -146,7 +146,29 @@
           <w:sz w:val="28"/>
           <w:szCs w:val="28"/>
         </w:rPr>
-        <w:t>(ФГБОУ ВО «КубГУ»)</w:t>
+        <w:t>(ФГБОУ ВО «</w:t>
+      </w:r>
+      <w:proofErr w:type="spellStart"/>
+      <w:r>
+        <w:rPr>
+          <w:rFonts w:ascii="Times New Roman" w:eastAsia="Times New Roman" w:hAnsi="Times New Roman" w:cs="Times New Roman"/>
+          <w:b/>
+          <w:color w:val="000000"/>
+          <w:sz w:val="28"/>
+          <w:szCs w:val="28"/>
+        </w:rPr>
+        <w:t>КубГУ</w:t>
+      </w:r>
+      <w:proofErr w:type="spellEnd"/>
+      <w:r>
+        <w:rPr>
+          <w:rFonts w:ascii="Times New Roman" w:eastAsia="Times New Roman" w:hAnsi="Times New Roman" w:cs="Times New Roman"/>
+          <w:b/>
+          <w:color w:val="000000"/>
+          <w:sz w:val="28"/>
+          <w:szCs w:val="28"/>
+        </w:rPr>
+        <w:t>»)</w:t>
       </w:r>
     </w:p>
     <w:p>
@@ -346,7 +368,7 @@
           <w:sz w:val="28"/>
           <w:szCs w:val="28"/>
         </w:rPr>
-        <w:t>КЛАСТЕРИЗАЦИЯ</w:t>
+        <w:t>АНАЛИЗ</w:t>
       </w:r>
       <w:r>
         <w:rPr>
@@ -765,6 +787,7 @@
           <w:szCs w:val="28"/>
         </w:rPr>
       </w:pPr>
+      <w:proofErr w:type="spellStart"/>
       <w:r>
         <w:rPr>
           <w:rFonts w:ascii="Times New Roman" w:eastAsia="Times New Roman" w:hAnsi="Times New Roman" w:cs="Times New Roman"/>
@@ -774,6 +797,7 @@
         </w:rPr>
         <w:t>Нормоконтролер</w:t>
       </w:r>
+      <w:proofErr w:type="spellEnd"/>
     </w:p>
     <w:p>
       <w:pPr>
@@ -796,7 +820,27 @@
           <w:sz w:val="28"/>
           <w:szCs w:val="28"/>
         </w:rPr>
-        <w:t>канд. пед. наук, доц.</w:t>
+        <w:t xml:space="preserve">канд. </w:t>
+      </w:r>
+      <w:proofErr w:type="spellStart"/>
+      <w:r>
+        <w:rPr>
+          <w:rFonts w:ascii="Times New Roman" w:eastAsia="Times New Roman" w:hAnsi="Times New Roman" w:cs="Times New Roman"/>
+          <w:color w:val="000000"/>
+          <w:sz w:val="28"/>
+          <w:szCs w:val="28"/>
+        </w:rPr>
+        <w:t>пед</w:t>
+      </w:r>
+      <w:proofErr w:type="spellEnd"/>
+      <w:r>
+        <w:rPr>
+          <w:rFonts w:ascii="Times New Roman" w:eastAsia="Times New Roman" w:hAnsi="Times New Roman" w:cs="Times New Roman"/>
+          <w:color w:val="000000"/>
+          <w:sz w:val="28"/>
+          <w:szCs w:val="28"/>
+        </w:rPr>
+        <w:t>. наук, доц.</w:t>
       </w:r>
       <w:r>
         <w:rPr>
@@ -2151,7 +2195,7 @@
                 <w:szCs w:val="28"/>
                 <w:lang w:val="ru-RU"/>
               </w:rPr>
-              <w:t xml:space="preserve"> и создание кластеров</w:t>
+              <w:t xml:space="preserve"> и анализ данных</w:t>
             </w:r>
             <w:r>
               <w:rPr>
@@ -2509,7 +2553,27 @@
                 <w:sz w:val="28"/>
                 <w:szCs w:val="28"/>
               </w:rPr>
-              <w:t>сание основного скрипта и создание кластеров</w:t>
+              <w:t>сание основного скрип</w:t>
+            </w:r>
+            <w:r>
+              <w:rPr>
+                <w:rStyle w:val="af"/>
+                <w:rFonts w:cs="Times New Roman"/>
+                <w:noProof/>
+                <w:sz w:val="28"/>
+                <w:szCs w:val="28"/>
+              </w:rPr>
+              <w:t>т</w:t>
+            </w:r>
+            <w:r>
+              <w:rPr>
+                <w:rStyle w:val="af"/>
+                <w:rFonts w:cs="Times New Roman"/>
+                <w:noProof/>
+                <w:sz w:val="28"/>
+                <w:szCs w:val="28"/>
+              </w:rPr>
+              <w:t>а и создание кластеров</w:t>
             </w:r>
             <w:r>
               <w:rPr>
@@ -2743,8 +2807,6 @@
             </w:rPr>
             <w:t>1</w:t>
           </w:r>
-          <w:bookmarkStart w:id="4" w:name="_GoBack"/>
-          <w:bookmarkEnd w:id="4"/>
         </w:p>
         <w:p>
           <w:pPr>
@@ -2824,7 +2886,7 @@
           <w:rFonts w:eastAsiaTheme="minorEastAsia"/>
         </w:rPr>
       </w:pPr>
-      <w:bookmarkStart w:id="5" w:name="_Toc185235200"/>
+      <w:bookmarkStart w:id="4" w:name="_Toc185235200"/>
       <w:r>
         <w:rPr>
           <w:rFonts w:eastAsiaTheme="minorEastAsia"/>
@@ -2838,7 +2900,7 @@
         </w:rPr>
         <w:t>ВЕДЕНИЕ</w:t>
       </w:r>
-      <w:bookmarkEnd w:id="5"/>
+      <w:bookmarkEnd w:id="4"/>
     </w:p>
     <w:p>
       <w:pPr>
@@ -2907,6 +2969,7 @@
         </w:rPr>
         <w:t xml:space="preserve">Автоматизированный сбор данных с платформ, таких как </w:t>
       </w:r>
+      <w:proofErr w:type="spellStart"/>
       <w:r>
         <w:rPr>
           <w:rFonts w:eastAsiaTheme="minorEastAsia"/>
@@ -2915,13 +2978,50 @@
         </w:rPr>
         <w:t>Вконтакте</w:t>
       </w:r>
+      <w:proofErr w:type="spellEnd"/>
       <w:r>
         <w:rPr>
           <w:rFonts w:eastAsiaTheme="minorEastAsia"/>
           <w:sz w:val="28"/>
           <w:szCs w:val="28"/>
         </w:rPr>
-        <w:t>, Facebook или Instagram, позволяет получать актуальную информацию о пользователях, их интересах, социальной активности. Эти данные могут быть полезны в исследованиях, маркетинге, а также при создании приложений, ориентированных на целевую аудиторию.</w:t>
+        <w:t xml:space="preserve">, </w:t>
+      </w:r>
+      <w:proofErr w:type="spellStart"/>
+      <w:r>
+        <w:rPr>
+          <w:rFonts w:eastAsiaTheme="minorEastAsia"/>
+          <w:sz w:val="28"/>
+          <w:szCs w:val="28"/>
+        </w:rPr>
+        <w:t>Facebook</w:t>
+      </w:r>
+      <w:proofErr w:type="spellEnd"/>
+      <w:r>
+        <w:rPr>
+          <w:rFonts w:eastAsiaTheme="minorEastAsia"/>
+          <w:sz w:val="28"/>
+          <w:szCs w:val="28"/>
+        </w:rPr>
+        <w:t xml:space="preserve"> или </w:t>
+      </w:r>
+      <w:proofErr w:type="spellStart"/>
+      <w:r>
+        <w:rPr>
+          <w:rFonts w:eastAsiaTheme="minorEastAsia"/>
+          <w:sz w:val="28"/>
+          <w:szCs w:val="28"/>
+        </w:rPr>
+        <w:t>Instagram</w:t>
+      </w:r>
+      <w:proofErr w:type="spellEnd"/>
+      <w:r>
+        <w:rPr>
+          <w:rFonts w:eastAsiaTheme="minorEastAsia"/>
+          <w:sz w:val="28"/>
+          <w:szCs w:val="28"/>
+        </w:rPr>
+        <w:t>, позволяет получать актуальную информацию о пользователях, их интересах, социальной активности. Эти данные могут быть полезны в исследованиях, маркетинге, а также при создании приложений, ориентированных на целевую аудиторию.</w:t>
       </w:r>
     </w:p>
     <w:p>
@@ -2943,6 +3043,7 @@
         </w:rPr>
         <w:t xml:space="preserve">Целью курсовой работы является разработка программы, способной извлекать информацию о пользователях из социальной сети </w:t>
       </w:r>
+      <w:proofErr w:type="spellStart"/>
       <w:r>
         <w:rPr>
           <w:sz w:val="28"/>
@@ -2950,6 +3051,7 @@
         </w:rPr>
         <w:t>ВКонтакте</w:t>
       </w:r>
+      <w:proofErr w:type="spellEnd"/>
       <w:r>
         <w:rPr>
           <w:sz w:val="28"/>
@@ -2983,7 +3085,21 @@
           <w:sz w:val="28"/>
           <w:szCs w:val="28"/>
         </w:rPr>
-        <w:t xml:space="preserve"> и строить кластеры на их основе</w:t>
+        <w:t xml:space="preserve"> и строить </w:t>
+      </w:r>
+      <w:r>
+        <w:rPr>
+          <w:sz w:val="28"/>
+          <w:szCs w:val="28"/>
+        </w:rPr>
+        <w:t>различные группы</w:t>
+      </w:r>
+      <w:r>
+        <w:rPr>
+          <w:sz w:val="28"/>
+          <w:szCs w:val="28"/>
+        </w:rPr>
+        <w:t xml:space="preserve"> на их основе</w:t>
       </w:r>
       <w:r>
         <w:rPr>
@@ -3134,7 +3250,65 @@
           <w:sz w:val="28"/>
           <w:szCs w:val="28"/>
         </w:rPr>
-        <w:t>сохранять информацию в базу данных и строить кластеры на ее основе.</w:t>
+        <w:t>сохранять информацию в базу данных</w:t>
+      </w:r>
+      <w:r>
+        <w:rPr>
+          <w:sz w:val="28"/>
+          <w:szCs w:val="28"/>
+        </w:rPr>
+        <w:t>;</w:t>
+      </w:r>
+      <w:bookmarkStart w:id="5" w:name="_GoBack"/>
+      <w:bookmarkEnd w:id="5"/>
+    </w:p>
+    <w:p>
+      <w:pPr>
+        <w:pStyle w:val="a5"/>
+        <w:numPr>
+          <w:ilvl w:val="0"/>
+          <w:numId w:val="18"/>
+        </w:numPr>
+        <w:shd w:val="clear" w:color="auto" w:fill="FFFFFF"/>
+        <w:tabs>
+          <w:tab w:val="left" w:pos="1276"/>
+        </w:tabs>
+        <w:spacing w:before="0" w:beforeAutospacing="0" w:after="0" w:afterAutospacing="0" w:line="360" w:lineRule="auto"/>
+        <w:ind w:left="0" w:firstLine="709"/>
+        <w:jc w:val="both"/>
+        <w:rPr>
+          <w:rFonts w:eastAsiaTheme="minorEastAsia"/>
+          <w:sz w:val="28"/>
+          <w:szCs w:val="28"/>
+        </w:rPr>
+      </w:pPr>
+      <w:r>
+        <w:rPr>
+          <w:sz w:val="28"/>
+          <w:szCs w:val="28"/>
+        </w:rPr>
+        <w:t xml:space="preserve">анализировать полученные через </w:t>
+      </w:r>
+      <w:r>
+        <w:rPr>
+          <w:sz w:val="28"/>
+          <w:szCs w:val="28"/>
+        </w:rPr>
+        <w:t>API</w:t>
+      </w:r>
+      <w:r>
+        <w:rPr>
+          <w:sz w:val="28"/>
+          <w:szCs w:val="28"/>
+        </w:rPr>
+        <w:t xml:space="preserve"> данные</w:t>
+      </w:r>
+      <w:r>
+        <w:rPr>
+          <w:sz w:val="28"/>
+          <w:szCs w:val="28"/>
+        </w:rPr>
+        <w:t>.</w:t>
       </w:r>
     </w:p>
     <w:p>
@@ -3337,17 +3511,14 @@
         <w:ind w:left="0" w:firstLine="709"/>
       </w:pPr>
       <w:r>
+        <w:lastRenderedPageBreak/>
         <w:t>и</w:t>
       </w:r>
       <w:r>
         <w:t>дентификационные данные: имя, фамилия, дата рождения</w:t>
       </w:r>
       <w:r>
-        <w:t xml:space="preserve">, пол, ID </w:t>
-      </w:r>
-      <w:r>
-        <w:lastRenderedPageBreak/>
-        <w:t>пользователя;</w:t>
+        <w:t>, пол, ID пользователя;</w:t>
       </w:r>
     </w:p>
     <w:p>
@@ -3600,7 +3771,15 @@
         <w:t xml:space="preserve">айки и реакции: информация о том, какие записи пользователь оценил, отметив </w:t>
       </w:r>
       <w:r>
-        <w:t>их "лайком" или другой реакцией;</w:t>
+        <w:t>их "</w:t>
+      </w:r>
+      <w:proofErr w:type="spellStart"/>
+      <w:r>
+        <w:t>лайком</w:t>
+      </w:r>
+      <w:proofErr w:type="spellEnd"/>
+      <w:r>
+        <w:t>" или другой реакцией;</w:t>
       </w:r>
     </w:p>
     <w:p>
@@ -3615,11 +3794,16 @@
         </w:tabs>
         <w:ind w:left="0" w:firstLine="709"/>
       </w:pPr>
+      <w:proofErr w:type="spellStart"/>
       <w:r>
         <w:t>м</w:t>
       </w:r>
       <w:r>
-        <w:t>едиафайлы: фотографии, видео, аудиозаписи, которые пользова</w:t>
+        <w:t>едиафайлы</w:t>
+      </w:r>
+      <w:proofErr w:type="spellEnd"/>
+      <w:r>
+        <w:t>: фотографии, видео, аудиозаписи, которые пользова</w:t>
       </w:r>
       <w:r>
         <w:t>тель загружает на свою страницу.</w:t>
@@ -3662,17 +3846,14 @@
         <w:ind w:left="0" w:firstLine="709"/>
       </w:pPr>
       <w:r>
+        <w:lastRenderedPageBreak/>
         <w:t>и</w:t>
       </w:r>
       <w:r>
         <w:t>стория активности: даты входа в сеть, продолжи</w:t>
       </w:r>
       <w:r>
-        <w:t xml:space="preserve">тельность сессий, </w:t>
-      </w:r>
-      <w:r>
-        <w:lastRenderedPageBreak/>
-        <w:t>активные часы;</w:t>
+        <w:t>тельность сессий, активные часы;</w:t>
       </w:r>
     </w:p>
     <w:p>
@@ -3713,7 +3894,23 @@
         <w:t>и</w:t>
       </w:r>
       <w:r>
-        <w:t>нтересы: данные, которые можно выделить на основе лайков, репостов, интересны</w:t>
+        <w:t xml:space="preserve">нтересы: данные, которые можно выделить на основе </w:t>
+      </w:r>
+      <w:proofErr w:type="spellStart"/>
+      <w:r>
+        <w:t>лайков</w:t>
+      </w:r>
+      <w:proofErr w:type="spellEnd"/>
+      <w:r>
+        <w:t xml:space="preserve">, </w:t>
+      </w:r>
+      <w:proofErr w:type="spellStart"/>
+      <w:r>
+        <w:t>репостов</w:t>
+      </w:r>
+      <w:proofErr w:type="spellEnd"/>
+      <w:r>
+        <w:t>, интересны</w:t>
       </w:r>
       <w:r>
         <w:t>х пользователю групп и контента.</w:t>
@@ -3733,7 +3930,15 @@
         <w:t>,</w:t>
       </w:r>
       <w:r>
-        <w:t xml:space="preserve"> которые собираются и агрегируются для анализа:</w:t>
+        <w:t xml:space="preserve"> которые собираются и </w:t>
+      </w:r>
+      <w:proofErr w:type="spellStart"/>
+      <w:r>
+        <w:t>агрегируются</w:t>
+      </w:r>
+      <w:proofErr w:type="spellEnd"/>
+      <w:r>
+        <w:t xml:space="preserve"> для анализа:</w:t>
       </w:r>
     </w:p>
     <w:p>
@@ -4033,7 +4238,47 @@
         <w:pStyle w:val="a1"/>
       </w:pPr>
       <w:r>
-        <w:t>API (Application Programming Interface) социальной сети vk.com предоставляет разработчикам интерфейсы для взаимодействия с данными платформы и позволяет программно получать доступ к информации пользователей, управлять контентом и выполнять ряд других функций. Данный API включает множество методов и функций, которые упрощают интеграцию внешних приложений с социальной сетью, поддерживая как десктопные, так и мобильные платформы.</w:t>
+        <w:t>API (</w:t>
+      </w:r>
+      <w:proofErr w:type="spellStart"/>
+      <w:r>
+        <w:t>Application</w:t>
+      </w:r>
+      <w:proofErr w:type="spellEnd"/>
+      <w:r>
+        <w:t xml:space="preserve"> </w:t>
+      </w:r>
+      <w:proofErr w:type="spellStart"/>
+      <w:r>
+        <w:t>Programming</w:t>
+      </w:r>
+      <w:proofErr w:type="spellEnd"/>
+      <w:r>
+        <w:t xml:space="preserve"> </w:t>
+      </w:r>
+      <w:proofErr w:type="spellStart"/>
+      <w:r>
+        <w:t>Interface</w:t>
+      </w:r>
+      <w:proofErr w:type="spellEnd"/>
+      <w:r>
+        <w:t xml:space="preserve">) социальной сети vk.com предоставляет разработчикам интерфейсы для взаимодействия с данными платформы и позволяет </w:t>
+      </w:r>
+      <w:proofErr w:type="spellStart"/>
+      <w:r>
+        <w:t>программно</w:t>
+      </w:r>
+      <w:proofErr w:type="spellEnd"/>
+      <w:r>
+        <w:t xml:space="preserve"> получать доступ к информации пользователей, управлять контентом и выполнять ряд других функций. Данный API включает множество методов и функций, которые упрощают интеграцию внешних приложений с социальной сетью, поддерживая как </w:t>
+      </w:r>
+      <w:proofErr w:type="spellStart"/>
+      <w:r>
+        <w:t>десктопные</w:t>
+      </w:r>
+      <w:proofErr w:type="spellEnd"/>
+      <w:r>
+        <w:t>, так и мобильные платформы.</w:t>
       </w:r>
     </w:p>
     <w:p>
@@ -4060,7 +4305,15 @@
         <w:ind w:left="0" w:firstLine="709"/>
       </w:pPr>
       <w:r>
-        <w:t>API VK является RESTful, что означает, что взаимодействие с ним осуществляется через HTTP-запросы, где методы запроса (GET</w:t>
+        <w:t xml:space="preserve">API VK является </w:t>
+      </w:r>
+      <w:proofErr w:type="spellStart"/>
+      <w:r>
+        <w:t>RESTful</w:t>
+      </w:r>
+      <w:proofErr w:type="spellEnd"/>
+      <w:r>
+        <w:t>, что означает, что взаимодействие с ним осуществляется через HTTP-запросы, где методы запроса (GET</w:t>
       </w:r>
       <w:r>
         <w:t>, POST) определяют тип действия; р</w:t>
@@ -4106,10 +4359,39 @@
         <w:t>д</w:t>
       </w:r>
       <w:r>
-        <w:t>ля доступа к данным и выполнению действий от имени пользователя требуется токен доступа (access token</w:t>
-      </w:r>
-      <w:r>
-        <w:t>), получаемый через OAuth 2.0; Э</w:t>
+        <w:t xml:space="preserve">ля доступа к данным и выполнению действий от имени пользователя требуется </w:t>
+      </w:r>
+      <w:proofErr w:type="spellStart"/>
+      <w:r>
+        <w:t>токен</w:t>
+      </w:r>
+      <w:proofErr w:type="spellEnd"/>
+      <w:r>
+        <w:t xml:space="preserve"> доступа (</w:t>
+      </w:r>
+      <w:proofErr w:type="spellStart"/>
+      <w:r>
+        <w:t>access</w:t>
+      </w:r>
+      <w:proofErr w:type="spellEnd"/>
+      <w:r>
+        <w:t xml:space="preserve"> </w:t>
+      </w:r>
+      <w:proofErr w:type="spellStart"/>
+      <w:r>
+        <w:t>token</w:t>
+      </w:r>
+      <w:proofErr w:type="spellEnd"/>
+      <w:r>
+        <w:t xml:space="preserve">), получаемый через </w:t>
+      </w:r>
+      <w:proofErr w:type="spellStart"/>
+      <w:r>
+        <w:t>OAuth</w:t>
+      </w:r>
+      <w:proofErr w:type="spellEnd"/>
+      <w:r>
+        <w:t xml:space="preserve"> 2.0; Э</w:t>
       </w:r>
       <w:r>
         <w:t xml:space="preserve">то обеспечивает безопасное взаимодействие с API, где уровень доступа </w:t>
@@ -4185,7 +4467,25 @@
         <w:t>м</w:t>
       </w:r>
       <w:r>
-        <w:t xml:space="preserve">етоды users.get, users.search — позволяют получать информацию о пользователях, включая основные сведения, список друзей, подписчиков и </w:t>
+        <w:t xml:space="preserve">етоды </w:t>
+      </w:r>
+      <w:proofErr w:type="spellStart"/>
+      <w:r>
+        <w:t>users.get</w:t>
+      </w:r>
+      <w:proofErr w:type="spellEnd"/>
+      <w:r>
+        <w:t xml:space="preserve">, </w:t>
+      </w:r>
+      <w:proofErr w:type="spellStart"/>
+      <w:proofErr w:type="gramStart"/>
+      <w:r>
+        <w:t>users.search</w:t>
+      </w:r>
+      <w:proofErr w:type="spellEnd"/>
+      <w:proofErr w:type="gramEnd"/>
+      <w:r>
+        <w:t xml:space="preserve"> — позволяют получать информацию о пользователях, включая основные сведения, список друзей, подписчиков и </w:t>
       </w:r>
       <w:r>
         <w:t>информацию о статусе активности;</w:t>
@@ -4208,7 +4508,23 @@
         <w:t>м</w:t>
       </w:r>
       <w:r>
-        <w:t>етоды friends.get и groups.get — дают доступ к списку друзей и сообществ, н</w:t>
+        <w:t xml:space="preserve">етоды </w:t>
+      </w:r>
+      <w:proofErr w:type="spellStart"/>
+      <w:r>
+        <w:t>friends.get</w:t>
+      </w:r>
+      <w:proofErr w:type="spellEnd"/>
+      <w:r>
+        <w:t xml:space="preserve"> и </w:t>
+      </w:r>
+      <w:proofErr w:type="spellStart"/>
+      <w:r>
+        <w:t>groups.get</w:t>
+      </w:r>
+      <w:proofErr w:type="spellEnd"/>
+      <w:r>
+        <w:t xml:space="preserve"> — дают доступ к списку друзей и сообществ, н</w:t>
       </w:r>
       <w:r>
         <w:t>а которые подписан пользователь;</w:t>
@@ -4250,7 +4566,15 @@
         <w:t>м</w:t>
       </w:r>
       <w:r>
-        <w:t>етод wall.get — используется для получения записей со стены пользователя, включая текстовые записи, изображения, видео и другую инфор</w:t>
+        <w:t xml:space="preserve">етод </w:t>
+      </w:r>
+      <w:proofErr w:type="spellStart"/>
+      <w:r>
+        <w:t>wall.get</w:t>
+      </w:r>
+      <w:proofErr w:type="spellEnd"/>
+      <w:r>
+        <w:t xml:space="preserve"> — используется для получения записей со стены пользователя, включая текстовые записи, изображения, видео и другую инфор</w:t>
       </w:r>
       <w:r>
         <w:t>мацию, связанную с публикациями;</w:t>
@@ -4272,7 +4596,23 @@
         <w:t>м</w:t>
       </w:r>
       <w:r>
-        <w:t>етоды photos.get и video.get — дают доступ к фотоальбомам и видеофайлам, которые хранятся в профиле пользователя, и позволяют загруж</w:t>
+        <w:t xml:space="preserve">етоды </w:t>
+      </w:r>
+      <w:proofErr w:type="spellStart"/>
+      <w:r>
+        <w:t>photos.get</w:t>
+      </w:r>
+      <w:proofErr w:type="spellEnd"/>
+      <w:r>
+        <w:t xml:space="preserve"> и </w:t>
+      </w:r>
+      <w:proofErr w:type="spellStart"/>
+      <w:r>
+        <w:t>video.get</w:t>
+      </w:r>
+      <w:proofErr w:type="spellEnd"/>
+      <w:r>
+        <w:t xml:space="preserve"> — дают доступ к фотоальбомам и видеофайлам, которые хранятся в профиле пользователя, и позволяют загруж</w:t>
       </w:r>
       <w:r>
         <w:t>ать и управлять медиа-контентом</w:t>
@@ -4297,7 +4637,25 @@
         <w:t>м</w:t>
       </w:r>
       <w:r>
-        <w:t>етоды likes.getList, comments.get — предоставляют возможность получать данные о реакции аудитории на контент (лайки и комментарии).</w:t>
+        <w:t xml:space="preserve">етоды </w:t>
+      </w:r>
+      <w:proofErr w:type="spellStart"/>
+      <w:proofErr w:type="gramStart"/>
+      <w:r>
+        <w:t>likes.getList</w:t>
+      </w:r>
+      <w:proofErr w:type="spellEnd"/>
+      <w:proofErr w:type="gramEnd"/>
+      <w:r>
+        <w:t xml:space="preserve">, </w:t>
+      </w:r>
+      <w:proofErr w:type="spellStart"/>
+      <w:r>
+        <w:t>comments.get</w:t>
+      </w:r>
+      <w:proofErr w:type="spellEnd"/>
+      <w:r>
+        <w:t xml:space="preserve"> — предоставляют возможность получать данные о реакции аудитории на контент (лайки и комментарии).</w:t>
       </w:r>
     </w:p>
     <w:p>
@@ -4324,7 +4682,25 @@
         <w:t>м</w:t>
       </w:r>
       <w:r>
-        <w:t xml:space="preserve">етоды groups.getById, groups.getMembers — позволяют получить информацию о сообществе, его участниках, а также узнать количество </w:t>
+        <w:t xml:space="preserve">етоды </w:t>
+      </w:r>
+      <w:proofErr w:type="spellStart"/>
+      <w:proofErr w:type="gramStart"/>
+      <w:r>
+        <w:t>groups.getById</w:t>
+      </w:r>
+      <w:proofErr w:type="spellEnd"/>
+      <w:proofErr w:type="gramEnd"/>
+      <w:r>
+        <w:t xml:space="preserve">, </w:t>
+      </w:r>
+      <w:proofErr w:type="spellStart"/>
+      <w:r>
+        <w:t>groups.getMembers</w:t>
+      </w:r>
+      <w:proofErr w:type="spellEnd"/>
+      <w:r>
+        <w:t xml:space="preserve"> — позволяют получить информацию о сообществе, его участниках, а также узнать количество </w:t>
       </w:r>
       <w:r>
         <w:t>подписчиков и их характеристики</w:t>
@@ -4349,7 +4725,17 @@
         <w:t>м</w:t>
       </w:r>
       <w:r>
-        <w:t>етод groups.search — используется для поиска сообществ по заданным критериям, что удобно для анализа интересов и предпочтений.</w:t>
+        <w:t xml:space="preserve">етод </w:t>
+      </w:r>
+      <w:proofErr w:type="spellStart"/>
+      <w:proofErr w:type="gramStart"/>
+      <w:r>
+        <w:t>groups.search</w:t>
+      </w:r>
+      <w:proofErr w:type="spellEnd"/>
+      <w:proofErr w:type="gramEnd"/>
+      <w:r>
+        <w:t xml:space="preserve"> — используется для поиска сообществ по заданным критериям, что удобно для анализа интересов и предпочтений.</w:t>
       </w:r>
     </w:p>
     <w:p>
@@ -4376,7 +4762,17 @@
         <w:t>м</w:t>
       </w:r>
       <w:r>
-        <w:t>етод messages.send — позволяет отправлять сообщения п</w:t>
+        <w:t xml:space="preserve">етод </w:t>
+      </w:r>
+      <w:proofErr w:type="spellStart"/>
+      <w:proofErr w:type="gramStart"/>
+      <w:r>
+        <w:t>messages.send</w:t>
+      </w:r>
+      <w:proofErr w:type="spellEnd"/>
+      <w:proofErr w:type="gramEnd"/>
+      <w:r>
+        <w:t xml:space="preserve"> — позволяет отправлять сообщения п</w:t>
       </w:r>
       <w:r>
         <w:t>ользователям или в сообщества</w:t>
@@ -4410,7 +4806,17 @@
         <w:t>м</w:t>
       </w:r>
       <w:r>
-        <w:t xml:space="preserve">етод notifications.send — обеспечивает отправку уведомлений, которые пользователи видят в разделе уведомлений, что помогает привлечь </w:t>
+        <w:t xml:space="preserve">етод </w:t>
+      </w:r>
+      <w:proofErr w:type="spellStart"/>
+      <w:proofErr w:type="gramStart"/>
+      <w:r>
+        <w:t>notifications.send</w:t>
+      </w:r>
+      <w:proofErr w:type="spellEnd"/>
+      <w:proofErr w:type="gramEnd"/>
+      <w:r>
+        <w:t xml:space="preserve"> — обеспечивает отправку уведомлений, которые пользователи видят в разделе уведомлений, что помогает привлечь </w:t>
       </w:r>
       <w:r>
         <w:t>внимание к контенту или событию;</w:t>
@@ -4432,7 +4838,25 @@
         <w:t>м</w:t>
       </w:r>
       <w:r>
-        <w:t>етоды polls.getById, polls.create — позволяют создавать и управлять опросами, собирая информацию о мнении аудитории по различным вопросам.</w:t>
+        <w:t xml:space="preserve">етоды </w:t>
+      </w:r>
+      <w:proofErr w:type="spellStart"/>
+      <w:proofErr w:type="gramStart"/>
+      <w:r>
+        <w:t>polls.getById</w:t>
+      </w:r>
+      <w:proofErr w:type="spellEnd"/>
+      <w:proofErr w:type="gramEnd"/>
+      <w:r>
+        <w:t xml:space="preserve">, </w:t>
+      </w:r>
+      <w:proofErr w:type="spellStart"/>
+      <w:r>
+        <w:t>polls.create</w:t>
+      </w:r>
+      <w:proofErr w:type="spellEnd"/>
+      <w:r>
+        <w:t xml:space="preserve"> — позволяют создавать и управлять опросами, собирая информацию о мнении аудитории по различным вопросам.</w:t>
       </w:r>
     </w:p>
     <w:p>
@@ -4460,7 +4884,25 @@
         <w:t>м</w:t>
       </w:r>
       <w:r>
-        <w:t>етоды ads.getStatistics, ads.createAds — позволяют получать статистику по рекламным кампаниям, создавать и настраивать объявления, управлять их отображением и оценивать результаты.</w:t>
+        <w:t xml:space="preserve">етоды </w:t>
+      </w:r>
+      <w:proofErr w:type="spellStart"/>
+      <w:proofErr w:type="gramStart"/>
+      <w:r>
+        <w:t>ads.getStatistics</w:t>
+      </w:r>
+      <w:proofErr w:type="spellEnd"/>
+      <w:proofErr w:type="gramEnd"/>
+      <w:r>
+        <w:t xml:space="preserve">, </w:t>
+      </w:r>
+      <w:proofErr w:type="spellStart"/>
+      <w:r>
+        <w:t>ads.createAds</w:t>
+      </w:r>
+      <w:proofErr w:type="spellEnd"/>
+      <w:r>
+        <w:t xml:space="preserve"> — позволяют получать статистику по рекламным кампаниям, создавать и настраивать объявления, управлять их отображением и оценивать результаты.</w:t>
       </w:r>
     </w:p>
     <w:p>
@@ -4539,13 +4981,61 @@
         <w:t>п</w:t>
       </w:r>
       <w:r>
-        <w:t>римеры разрешений: доступ к друзьям (friends), группам (groups), сообщениям (messages), публ</w:t>
-      </w:r>
-      <w:r>
-        <w:t>икациям на стене (wall) и т. д.; э</w:t>
-      </w:r>
-      <w:r>
-        <w:t>ти разрешения предоставляются через систему OAuth 2.0 и токены доступа, а также имеют временные ограничения</w:t>
+        <w:t>римеры разрешений: доступ к друзьям (</w:t>
+      </w:r>
+      <w:proofErr w:type="spellStart"/>
+      <w:r>
+        <w:t>friends</w:t>
+      </w:r>
+      <w:proofErr w:type="spellEnd"/>
+      <w:r>
+        <w:t>), группам (</w:t>
+      </w:r>
+      <w:proofErr w:type="spellStart"/>
+      <w:r>
+        <w:t>groups</w:t>
+      </w:r>
+      <w:proofErr w:type="spellEnd"/>
+      <w:r>
+        <w:t>), сообщениям (</w:t>
+      </w:r>
+      <w:proofErr w:type="spellStart"/>
+      <w:r>
+        <w:t>messages</w:t>
+      </w:r>
+      <w:proofErr w:type="spellEnd"/>
+      <w:r>
+        <w:t>), публ</w:t>
+      </w:r>
+      <w:r>
+        <w:t>икациям на стене (</w:t>
+      </w:r>
+      <w:proofErr w:type="spellStart"/>
+      <w:r>
+        <w:t>wall</w:t>
+      </w:r>
+      <w:proofErr w:type="spellEnd"/>
+      <w:r>
+        <w:t>) и т. д.; э</w:t>
+      </w:r>
+      <w:r>
+        <w:t xml:space="preserve">ти разрешения предоставляются через систему </w:t>
+      </w:r>
+      <w:proofErr w:type="spellStart"/>
+      <w:r>
+        <w:t>OAuth</w:t>
+      </w:r>
+      <w:proofErr w:type="spellEnd"/>
+      <w:r>
+        <w:t xml:space="preserve"> 2.0 и </w:t>
+      </w:r>
+      <w:proofErr w:type="spellStart"/>
+      <w:r>
+        <w:t>токены</w:t>
+      </w:r>
+      <w:proofErr w:type="spellEnd"/>
+      <w:r>
+        <w:t xml:space="preserve"> доступа, а также имеют временные ограничения</w:t>
       </w:r>
       <w:r>
         <w:t>;</w:t>
@@ -4570,7 +5060,15 @@
         <w:t>сов или отсутствия прав доступа; н</w:t>
       </w:r>
       <w:r>
-        <w:t>апример, ошибка 5 обозначает отсутствие валидного токена доступа, а 10 — попы</w:t>
+        <w:t xml:space="preserve">апример, ошибка 5 обозначает отсутствие валидного </w:t>
+      </w:r>
+      <w:proofErr w:type="spellStart"/>
+      <w:r>
+        <w:t>токена</w:t>
+      </w:r>
+      <w:proofErr w:type="spellEnd"/>
+      <w:r>
+        <w:t xml:space="preserve"> доступа, а 10 — попы</w:t>
       </w:r>
       <w:r>
         <w:t>тку обращения к закрытым данным; э</w:t>
@@ -4624,7 +5122,23 @@
         <w:t>ности и интересов пользователей; н</w:t>
       </w:r>
       <w:r>
-        <w:t>апример, используя методы friends.get и groups.get, можно построить сеть взаимодействий и в</w:t>
+        <w:t xml:space="preserve">апример, используя методы </w:t>
+      </w:r>
+      <w:proofErr w:type="spellStart"/>
+      <w:r>
+        <w:t>friends.get</w:t>
+      </w:r>
+      <w:proofErr w:type="spellEnd"/>
+      <w:r>
+        <w:t xml:space="preserve"> и </w:t>
+      </w:r>
+      <w:proofErr w:type="spellStart"/>
+      <w:r>
+        <w:t>groups.get</w:t>
+      </w:r>
+      <w:proofErr w:type="spellEnd"/>
+      <w:r>
+        <w:t>, можно построить сеть взаимодействий и в</w:t>
       </w:r>
       <w:r>
         <w:t>ыявить ключевые связи в группах;</w:t>
@@ -4708,7 +5222,25 @@
         <w:t>более точных рекламных кампаний; м</w:t>
       </w:r>
       <w:r>
-        <w:t>етоды ads.getStatistics и users.get позволяют собирать информацию о взаимодействии пользоват</w:t>
+        <w:t xml:space="preserve">етоды </w:t>
+      </w:r>
+      <w:proofErr w:type="spellStart"/>
+      <w:proofErr w:type="gramStart"/>
+      <w:r>
+        <w:t>ads.getStatistics</w:t>
+      </w:r>
+      <w:proofErr w:type="spellEnd"/>
+      <w:proofErr w:type="gramEnd"/>
+      <w:r>
+        <w:t xml:space="preserve"> и </w:t>
+      </w:r>
+      <w:proofErr w:type="spellStart"/>
+      <w:r>
+        <w:t>users.get</w:t>
+      </w:r>
+      <w:proofErr w:type="spellEnd"/>
+      <w:r>
+        <w:t xml:space="preserve"> позволяют собирать информацию о взаимодействии пользоват</w:t>
       </w:r>
       <w:r>
         <w:t>елей с контентом и объявлениями;</w:t>
@@ -4874,7 +5406,15 @@
         <w:pStyle w:val="a1"/>
       </w:pPr>
       <w:r>
-        <w:t xml:space="preserve">API социальной сети vk.com предоставляет доступ к широкому спектру данных и функций, однако доступ к этим данным регулируется системой прав доступа. Разделение прав доступа служит для обеспечения конфиденциальности и безопасности информации пользователей, ограничивая доступ к тем данным и функциям, которые могут использоваться только при явном согласии пользователя. Права доступа определяются в виде разрешений (scopes), которые запрашиваются приложением при авторизации </w:t>
+        <w:t>API социальной сети vk.com предоставляет доступ к широкому спектру данных и функций, однако доступ к этим данным регулируется системой прав доступа. Разделение прав доступа служит для обеспечения конфиденциальности и безопасности информации пользователей, ограничивая доступ к тем данным и функциям, которые могут использоваться только при явном согласии пользователя. Права доступа определяются в виде разрешений (</w:t>
+      </w:r>
+      <w:proofErr w:type="spellStart"/>
+      <w:r>
+        <w:t>scopes</w:t>
+      </w:r>
+      <w:proofErr w:type="spellEnd"/>
+      <w:r>
+        <w:t xml:space="preserve">), которые запрашиваются приложением при авторизации </w:t>
       </w:r>
       <w:r>
         <w:lastRenderedPageBreak/>
@@ -4910,9 +5450,11 @@
       <w:r>
         <w:t>рузья(</w:t>
       </w:r>
+      <w:proofErr w:type="spellStart"/>
       <w:r>
         <w:t>friends</w:t>
       </w:r>
+      <w:proofErr w:type="spellEnd"/>
       <w:r>
         <w:t>)</w:t>
       </w:r>
@@ -4968,9 +5510,11 @@
       <w:r>
         <w:t>ото(</w:t>
       </w:r>
+      <w:proofErr w:type="spellStart"/>
       <w:r>
         <w:t>photos</w:t>
       </w:r>
+      <w:proofErr w:type="spellEnd"/>
       <w:r>
         <w:t>)</w:t>
       </w:r>
@@ -5032,9 +5576,11 @@
       <w:r>
         <w:t>удио(</w:t>
       </w:r>
+      <w:proofErr w:type="spellStart"/>
       <w:r>
         <w:t>audio</w:t>
       </w:r>
+      <w:proofErr w:type="spellEnd"/>
       <w:r>
         <w:t>)</w:t>
       </w:r>
@@ -5090,9 +5636,11 @@
       <w:r>
         <w:t>идео(</w:t>
       </w:r>
+      <w:proofErr w:type="spellStart"/>
       <w:r>
         <w:t>video</w:t>
       </w:r>
+      <w:proofErr w:type="spellEnd"/>
       <w:r>
         <w:t>)</w:t>
       </w:r>
@@ -5130,7 +5678,15 @@
         <w:t>п</w:t>
       </w:r>
       <w:r>
-        <w:t>олезно для приложений, интегрирующих видеоконтент или анализирующих медиа-предпочтения пользователя</w:t>
+        <w:t xml:space="preserve">олезно для приложений, интегрирующих </w:t>
+      </w:r>
+      <w:proofErr w:type="spellStart"/>
+      <w:r>
+        <w:t>видеоконтент</w:t>
+      </w:r>
+      <w:proofErr w:type="spellEnd"/>
+      <w:r>
+        <w:t xml:space="preserve"> или анализирующих медиа-предпочтения пользователя</w:t>
       </w:r>
       <w:r>
         <w:t>;</w:t>
@@ -5154,9 +5710,11 @@
       <w:r>
         <w:t>стории(</w:t>
       </w:r>
+      <w:proofErr w:type="spellStart"/>
       <w:r>
         <w:t>stories</w:t>
       </w:r>
+      <w:proofErr w:type="spellEnd"/>
       <w:r>
         <w:t>)</w:t>
       </w:r>
@@ -5206,9 +5764,11 @@
       <w:r>
         <w:t>тена(</w:t>
       </w:r>
+      <w:proofErr w:type="spellStart"/>
       <w:r>
         <w:t>wall</w:t>
       </w:r>
+      <w:proofErr w:type="spellEnd"/>
       <w:r>
         <w:t>)</w:t>
       </w:r>
@@ -5270,9 +5830,11 @@
       <w:r>
         <w:t>ообщества(</w:t>
       </w:r>
+      <w:proofErr w:type="spellStart"/>
       <w:r>
         <w:t>groups</w:t>
       </w:r>
+      <w:proofErr w:type="spellEnd"/>
       <w:r>
         <w:t>)</w:t>
       </w:r>
@@ -5332,9 +5894,11 @@
       <w:r>
         <w:t>очта(</w:t>
       </w:r>
+      <w:proofErr w:type="spellStart"/>
       <w:r>
         <w:t>email</w:t>
       </w:r>
+      <w:proofErr w:type="spellEnd"/>
       <w:r>
         <w:t>)</w:t>
       </w:r>
@@ -5378,9 +5942,11 @@
       <w:r>
         <w:t>ведомления(</w:t>
       </w:r>
+      <w:proofErr w:type="spellStart"/>
       <w:r>
         <w:t>notifications</w:t>
       </w:r>
+      <w:proofErr w:type="spellEnd"/>
       <w:r>
         <w:t>)</w:t>
       </w:r>
@@ -5436,9 +6002,11 @@
       <w:r>
         <w:t>окументы(</w:t>
       </w:r>
+      <w:proofErr w:type="spellStart"/>
       <w:r>
         <w:t>docs</w:t>
       </w:r>
+      <w:proofErr w:type="spellEnd"/>
       <w:r>
         <w:t>)</w:t>
       </w:r>
@@ -5488,9 +6056,11 @@
       <w:r>
         <w:t>ообщения(</w:t>
       </w:r>
+      <w:proofErr w:type="spellStart"/>
       <w:r>
         <w:t>messages</w:t>
       </w:r>
+      <w:proofErr w:type="spellEnd"/>
       <w:r>
         <w:t>)</w:t>
       </w:r>
@@ -5552,9 +6122,11 @@
       <w:r>
         <w:t>еклама(</w:t>
       </w:r>
+      <w:proofErr w:type="spellStart"/>
       <w:r>
         <w:t>ads</w:t>
       </w:r>
+      <w:proofErr w:type="spellEnd"/>
       <w:r>
         <w:t>)</w:t>
       </w:r>
@@ -5610,9 +6182,11 @@
       <w:r>
         <w:t>флайн(</w:t>
       </w:r>
+      <w:proofErr w:type="spellStart"/>
       <w:r>
         <w:t>offline</w:t>
       </w:r>
+      <w:proofErr w:type="spellEnd"/>
       <w:r>
         <w:t>)</w:t>
       </w:r>
@@ -5638,15 +6212,39 @@
         <w:t>о</w:t>
       </w:r>
       <w:r>
-        <w:t>бычно токены доступа ограничены по времени, но с этим правом приложение может действовать дольше, что удобно для фоновой аналитики и сбора данных.</w:t>
-      </w:r>
-    </w:p>
-    <w:p>
-      <w:pPr>
-        <w:pStyle w:val="a1"/>
-      </w:pPr>
-      <w:r>
-        <w:t xml:space="preserve">Механизм предоставления прав доступа Права доступа (scopes) запрашиваются при авторизации пользователя с помощью протокола OAuth 2.0. Пользователь видит, какие права запрашивает приложение, и должен явно </w:t>
+        <w:t xml:space="preserve">бычно </w:t>
+      </w:r>
+      <w:proofErr w:type="spellStart"/>
+      <w:r>
+        <w:t>токены</w:t>
+      </w:r>
+      <w:proofErr w:type="spellEnd"/>
+      <w:r>
+        <w:t xml:space="preserve"> доступа ограничены по времени, но с этим правом приложение может действовать дольше, что удобно для фоновой аналитики и сбора данных.</w:t>
+      </w:r>
+    </w:p>
+    <w:p>
+      <w:pPr>
+        <w:pStyle w:val="a1"/>
+      </w:pPr>
+      <w:r>
+        <w:t>Механизм предоставления прав доступа Права доступа (</w:t>
+      </w:r>
+      <w:proofErr w:type="spellStart"/>
+      <w:r>
+        <w:t>scopes</w:t>
+      </w:r>
+      <w:proofErr w:type="spellEnd"/>
+      <w:r>
+        <w:t xml:space="preserve">) запрашиваются при авторизации пользователя с помощью протокола </w:t>
+      </w:r>
+      <w:proofErr w:type="spellStart"/>
+      <w:r>
+        <w:t>OAuth</w:t>
+      </w:r>
+      <w:proofErr w:type="spellEnd"/>
+      <w:r>
+        <w:t xml:space="preserve"> 2.0. Пользователь видит, какие права запрашивает приложение, и должен явно </w:t>
       </w:r>
       <w:r>
         <w:lastRenderedPageBreak/>
@@ -5677,7 +6275,31 @@
         <w:pStyle w:val="a1"/>
       </w:pPr>
       <w:r>
-        <w:t>Получение access token — после подтверждения пользователем доступа приложение получает токен, который позволяет выполнять запросы к API в пределах разрешенных прав.</w:t>
+        <w:t xml:space="preserve">Получение </w:t>
+      </w:r>
+      <w:proofErr w:type="spellStart"/>
+      <w:r>
+        <w:t>access</w:t>
+      </w:r>
+      <w:proofErr w:type="spellEnd"/>
+      <w:r>
+        <w:t xml:space="preserve"> </w:t>
+      </w:r>
+      <w:proofErr w:type="spellStart"/>
+      <w:r>
+        <w:t>token</w:t>
+      </w:r>
+      <w:proofErr w:type="spellEnd"/>
+      <w:r>
+        <w:t xml:space="preserve"> — после подтверждения пользователем доступа приложение получает </w:t>
+      </w:r>
+      <w:proofErr w:type="spellStart"/>
+      <w:r>
+        <w:t>токен</w:t>
+      </w:r>
+      <w:proofErr w:type="spellEnd"/>
+      <w:r>
+        <w:t>, который позволяет выполнять запросы к API в пределах разрешенных прав.</w:t>
       </w:r>
     </w:p>
     <w:p>
@@ -5704,15 +6326,31 @@
         <w:pStyle w:val="a1"/>
       </w:pPr>
       <w:r>
-        <w:t>Ограничить доступ к данным — приложение может получить только ту информацию, которая действительно необходима для его работы, минимизируя риски злоупотребления данными.</w:t>
-      </w:r>
-    </w:p>
-    <w:p>
-      <w:pPr>
-        <w:pStyle w:val="a1"/>
-      </w:pPr>
-      <w:r>
-        <w:t>Снизить риски утечек — ограничение прав доступа уменьшает вероятность утечки конфиденциальной информации, если токен доступа окажется скомпрометирован.</w:t>
+        <w:t xml:space="preserve">Ограничить доступ к данным — приложение может получить только ту информацию, которая действительно необходима для его работы, </w:t>
+      </w:r>
+      <w:proofErr w:type="spellStart"/>
+      <w:r>
+        <w:t>минимизируя</w:t>
+      </w:r>
+      <w:proofErr w:type="spellEnd"/>
+      <w:r>
+        <w:t xml:space="preserve"> риски злоупотребления данными.</w:t>
+      </w:r>
+    </w:p>
+    <w:p>
+      <w:pPr>
+        <w:pStyle w:val="a1"/>
+      </w:pPr>
+      <w:r>
+        <w:t xml:space="preserve">Снизить риски утечек — ограничение прав доступа уменьшает вероятность утечки конфиденциальной информации, если </w:t>
+      </w:r>
+      <w:proofErr w:type="spellStart"/>
+      <w:r>
+        <w:t>токен</w:t>
+      </w:r>
+      <w:proofErr w:type="spellEnd"/>
+      <w:r>
+        <w:t xml:space="preserve"> доступа окажется скомпрометирован.</w:t>
       </w:r>
     </w:p>
     <w:p>
@@ -5736,7 +6374,15 @@
         <w:pStyle w:val="a1"/>
       </w:pPr>
       <w:r>
-        <w:t>Ограничения и особенности использования прав доступа Важно отметить, что VK API накладывает ограничения на доступ к определенным данным даже при наличии прав:</w:t>
+        <w:t xml:space="preserve">Ограничения и особенности использования прав доступа </w:t>
+      </w:r>
+      <w:proofErr w:type="gramStart"/>
+      <w:r>
+        <w:t>Важно</w:t>
+      </w:r>
+      <w:proofErr w:type="gramEnd"/>
+      <w:r>
+        <w:t xml:space="preserve"> отметить, что VK API накладывает ограничения на доступ к определенным данным даже при наличии прав:</w:t>
       </w:r>
     </w:p>
     <w:p>
@@ -5804,7 +6450,39 @@
         <w:t>с</w:t>
       </w:r>
       <w:r>
-        <w:t>рок действия токена доступа — токен, полученный с правом offline, действует дольше, чем обычный токен, однако пользователь может его отозвать, что завершит доступ приложения.</w:t>
+        <w:t xml:space="preserve">рок действия </w:t>
+      </w:r>
+      <w:proofErr w:type="spellStart"/>
+      <w:r>
+        <w:t>токена</w:t>
+      </w:r>
+      <w:proofErr w:type="spellEnd"/>
+      <w:r>
+        <w:t xml:space="preserve"> доступа — </w:t>
+      </w:r>
+      <w:proofErr w:type="spellStart"/>
+      <w:r>
+        <w:t>токен</w:t>
+      </w:r>
+      <w:proofErr w:type="spellEnd"/>
+      <w:r>
+        <w:t xml:space="preserve">, полученный с правом </w:t>
+      </w:r>
+      <w:proofErr w:type="spellStart"/>
+      <w:r>
+        <w:t>offline</w:t>
+      </w:r>
+      <w:proofErr w:type="spellEnd"/>
+      <w:r>
+        <w:t xml:space="preserve">, действует дольше, чем обычный </w:t>
+      </w:r>
+      <w:proofErr w:type="spellStart"/>
+      <w:r>
+        <w:t>токен</w:t>
+      </w:r>
+      <w:proofErr w:type="spellEnd"/>
+      <w:r>
+        <w:t>, однако пользователь может его отозвать, что завершит доступ приложения.</w:t>
       </w:r>
     </w:p>
     <w:p>
@@ -5862,11 +6540,49 @@
           <w:lang w:val="en-US"/>
         </w:rPr>
       </w:pPr>
+      <w:proofErr w:type="spellStart"/>
+      <w:proofErr w:type="gramStart"/>
       <w:r>
         <w:rPr>
           <w:lang w:val="en-US"/>
         </w:rPr>
-        <w:t>users.get(user_ids, fields, name_case)</w:t>
+        <w:t>users.get</w:t>
+      </w:r>
+      <w:proofErr w:type="spellEnd"/>
+      <w:r>
+        <w:rPr>
+          <w:lang w:val="en-US"/>
+        </w:rPr>
+        <w:t>(</w:t>
+      </w:r>
+      <w:proofErr w:type="spellStart"/>
+      <w:proofErr w:type="gramEnd"/>
+      <w:r>
+        <w:rPr>
+          <w:lang w:val="en-US"/>
+        </w:rPr>
+        <w:t>user_ids</w:t>
+      </w:r>
+      <w:proofErr w:type="spellEnd"/>
+      <w:r>
+        <w:rPr>
+          <w:lang w:val="en-US"/>
+        </w:rPr>
+        <w:t xml:space="preserve">, fields, </w:t>
+      </w:r>
+      <w:proofErr w:type="spellStart"/>
+      <w:r>
+        <w:rPr>
+          <w:lang w:val="en-US"/>
+        </w:rPr>
+        <w:t>name_case</w:t>
+      </w:r>
+      <w:proofErr w:type="spellEnd"/>
+      <w:r>
+        <w:rPr>
+          <w:lang w:val="en-US"/>
+        </w:rPr>
+        <w:t>)</w:t>
       </w:r>
     </w:p>
     <w:p>
@@ -5897,8 +6613,13 @@
         </w:tabs>
         <w:ind w:left="0" w:firstLine="709"/>
       </w:pPr>
-      <w:r>
-        <w:t>user_ids — список идентификаторов пользователей (можно указать несколько ID, разделяя их запятыми)</w:t>
+      <w:proofErr w:type="spellStart"/>
+      <w:r>
+        <w:t>user_ids</w:t>
+      </w:r>
+      <w:proofErr w:type="spellEnd"/>
+      <w:r>
+        <w:t xml:space="preserve"> — список идентификаторов пользователей (можно указать несколько ID, разделяя их запятыми)</w:t>
       </w:r>
       <w:r>
         <w:t>;</w:t>
@@ -5916,8 +6637,13 @@
         </w:tabs>
         <w:ind w:left="0" w:firstLine="709"/>
       </w:pPr>
-      <w:r>
-        <w:t>fields — список дополнительных полей, которые нужно получить (например, дата рождения, город, страна, контакты, информация о работе и образовании)</w:t>
+      <w:proofErr w:type="spellStart"/>
+      <w:r>
+        <w:t>fields</w:t>
+      </w:r>
+      <w:proofErr w:type="spellEnd"/>
+      <w:r>
+        <w:t xml:space="preserve"> — список дополнительных полей, которые нужно получить (например, дата рождения, город, страна, контакты, информация о работе и образовании)</w:t>
       </w:r>
       <w:r>
         <w:t>;</w:t>
@@ -5935,8 +6661,13 @@
         </w:tabs>
         <w:ind w:left="0" w:firstLine="709"/>
       </w:pPr>
-      <w:r>
-        <w:t xml:space="preserve">name_case — склонение имени и фамилии (именительный, родительный, дательный падежи). </w:t>
+      <w:proofErr w:type="spellStart"/>
+      <w:r>
+        <w:t>name_case</w:t>
+      </w:r>
+      <w:proofErr w:type="spellEnd"/>
+      <w:r>
+        <w:t xml:space="preserve"> — склонение имени и фамилии (именительный, родительный, дательный падежи). </w:t>
       </w:r>
     </w:p>
     <w:p>
@@ -5958,11 +6689,63 @@
           <w:lang w:val="en-US"/>
         </w:rPr>
       </w:pPr>
+      <w:proofErr w:type="spellStart"/>
+      <w:proofErr w:type="gramStart"/>
       <w:r>
         <w:rPr>
           <w:lang w:val="en-US"/>
         </w:rPr>
-        <w:t>users.search(q, fields, age_from, age_to, city, country, sex, status, has_photo)</w:t>
+        <w:t>users.search</w:t>
+      </w:r>
+      <w:proofErr w:type="spellEnd"/>
+      <w:proofErr w:type="gramEnd"/>
+      <w:r>
+        <w:rPr>
+          <w:lang w:val="en-US"/>
+        </w:rPr>
+        <w:t xml:space="preserve">(q, fields, </w:t>
+      </w:r>
+      <w:proofErr w:type="spellStart"/>
+      <w:r>
+        <w:rPr>
+          <w:lang w:val="en-US"/>
+        </w:rPr>
+        <w:t>age_from</w:t>
+      </w:r>
+      <w:proofErr w:type="spellEnd"/>
+      <w:r>
+        <w:rPr>
+          <w:lang w:val="en-US"/>
+        </w:rPr>
+        <w:t xml:space="preserve">, </w:t>
+      </w:r>
+      <w:proofErr w:type="spellStart"/>
+      <w:r>
+        <w:rPr>
+          <w:lang w:val="en-US"/>
+        </w:rPr>
+        <w:t>age_to</w:t>
+      </w:r>
+      <w:proofErr w:type="spellEnd"/>
+      <w:r>
+        <w:rPr>
+          <w:lang w:val="en-US"/>
+        </w:rPr>
+        <w:t xml:space="preserve">, city, country, sex, status, </w:t>
+      </w:r>
+      <w:proofErr w:type="spellStart"/>
+      <w:r>
+        <w:rPr>
+          <w:lang w:val="en-US"/>
+        </w:rPr>
+        <w:t>has_photo</w:t>
+      </w:r>
+      <w:proofErr w:type="spellEnd"/>
+      <w:r>
+        <w:rPr>
+          <w:lang w:val="en-US"/>
+        </w:rPr>
+        <w:t>)</w:t>
       </w:r>
     </w:p>
     <w:p>
@@ -6054,8 +6837,13 @@
         </w:tabs>
         <w:ind w:left="0" w:firstLine="709"/>
       </w:pPr>
-      <w:r>
-        <w:t>fields — дополнительные данные, которые нужно включить в результаты (например, интересы, место работы)</w:t>
+      <w:proofErr w:type="spellStart"/>
+      <w:r>
+        <w:t>fields</w:t>
+      </w:r>
+      <w:proofErr w:type="spellEnd"/>
+      <w:r>
+        <w:t xml:space="preserve"> — дополнительные данные, которые нужно включить в результаты (например, интересы, место работы)</w:t>
       </w:r>
       <w:r>
         <w:t>;</w:t>
@@ -6076,11 +6864,33 @@
           <w:lang w:val="en-US"/>
         </w:rPr>
       </w:pPr>
+      <w:proofErr w:type="spellStart"/>
       <w:r>
         <w:rPr>
           <w:lang w:val="en-US"/>
         </w:rPr>
-        <w:t xml:space="preserve">age_from, age_to — </w:t>
+        <w:t>age_from</w:t>
+      </w:r>
+      <w:proofErr w:type="spellEnd"/>
+      <w:r>
+        <w:rPr>
+          <w:lang w:val="en-US"/>
+        </w:rPr>
+        <w:t xml:space="preserve">, </w:t>
+      </w:r>
+      <w:proofErr w:type="spellStart"/>
+      <w:r>
+        <w:rPr>
+          <w:lang w:val="en-US"/>
+        </w:rPr>
+        <w:t>age_to</w:t>
+      </w:r>
+      <w:proofErr w:type="spellEnd"/>
+      <w:r>
+        <w:rPr>
+          <w:lang w:val="en-US"/>
+        </w:rPr>
+        <w:t xml:space="preserve"> — </w:t>
       </w:r>
       <w:r>
         <w:t>диапазон</w:t>
@@ -6113,8 +6923,21 @@
         </w:tabs>
         <w:ind w:left="0" w:firstLine="709"/>
       </w:pPr>
-      <w:r>
-        <w:t>city, country — ID города и страны</w:t>
+      <w:proofErr w:type="spellStart"/>
+      <w:r>
+        <w:t>city</w:t>
+      </w:r>
+      <w:proofErr w:type="spellEnd"/>
+      <w:r>
+        <w:t xml:space="preserve">, </w:t>
+      </w:r>
+      <w:proofErr w:type="spellStart"/>
+      <w:r>
+        <w:t>country</w:t>
+      </w:r>
+      <w:proofErr w:type="spellEnd"/>
+      <w:r>
+        <w:t xml:space="preserve"> — ID города и страны</w:t>
       </w:r>
       <w:r>
         <w:t>;</w:t>
@@ -6132,8 +6955,13 @@
         </w:tabs>
         <w:ind w:left="0" w:firstLine="709"/>
       </w:pPr>
-      <w:r>
-        <w:t>sex — пол пользователя</w:t>
+      <w:proofErr w:type="spellStart"/>
+      <w:r>
+        <w:t>sex</w:t>
+      </w:r>
+      <w:proofErr w:type="spellEnd"/>
+      <w:r>
+        <w:t xml:space="preserve"> — пол пользователя</w:t>
       </w:r>
       <w:r>
         <w:t>;</w:t>
@@ -6151,8 +6979,21 @@
         </w:tabs>
         <w:ind w:left="0" w:firstLine="709"/>
       </w:pPr>
-      <w:r>
-        <w:t>status, has_photo — фильтры п</w:t>
+      <w:proofErr w:type="spellStart"/>
+      <w:r>
+        <w:t>status</w:t>
+      </w:r>
+      <w:proofErr w:type="spellEnd"/>
+      <w:r>
+        <w:t xml:space="preserve">, </w:t>
+      </w:r>
+      <w:proofErr w:type="spellStart"/>
+      <w:r>
+        <w:t>has_photo</w:t>
+      </w:r>
+      <w:proofErr w:type="spellEnd"/>
+      <w:r>
+        <w:t xml:space="preserve"> — фильтры п</w:t>
       </w:r>
       <w:r>
         <w:t>о статусу и наличию фотографии.</w:t>
@@ -6187,11 +7028,35 @@
           <w:lang w:val="en-US"/>
         </w:rPr>
       </w:pPr>
+      <w:proofErr w:type="spellStart"/>
+      <w:proofErr w:type="gramStart"/>
       <w:r>
         <w:rPr>
           <w:lang w:val="en-US"/>
         </w:rPr>
-        <w:t>friends.get(user_id, order, fields, count, offset)</w:t>
+        <w:t>friends.get</w:t>
+      </w:r>
+      <w:proofErr w:type="spellEnd"/>
+      <w:r>
+        <w:rPr>
+          <w:lang w:val="en-US"/>
+        </w:rPr>
+        <w:t>(</w:t>
+      </w:r>
+      <w:proofErr w:type="spellStart"/>
+      <w:proofErr w:type="gramEnd"/>
+      <w:r>
+        <w:rPr>
+          <w:lang w:val="en-US"/>
+        </w:rPr>
+        <w:t>user_id</w:t>
+      </w:r>
+      <w:proofErr w:type="spellEnd"/>
+      <w:r>
+        <w:rPr>
+          <w:lang w:val="en-US"/>
+        </w:rPr>
+        <w:t>, order, fields, count, offset)</w:t>
       </w:r>
     </w:p>
     <w:p>
@@ -6222,8 +7087,13 @@
         </w:tabs>
         <w:ind w:left="0" w:firstLine="709"/>
       </w:pPr>
-      <w:r>
-        <w:t>user_id — ID пользователя, для которого нужно получить список друзей</w:t>
+      <w:proofErr w:type="spellStart"/>
+      <w:r>
+        <w:t>user_id</w:t>
+      </w:r>
+      <w:proofErr w:type="spellEnd"/>
+      <w:r>
+        <w:t xml:space="preserve"> — ID пользователя, для которого нужно получить список друзей</w:t>
       </w:r>
       <w:r>
         <w:t>;</w:t>
@@ -6241,8 +7111,13 @@
         </w:tabs>
         <w:ind w:left="0" w:firstLine="709"/>
       </w:pPr>
-      <w:r>
-        <w:t>order — порядок сортировки (например, по популярности или случайный порядок)</w:t>
+      <w:proofErr w:type="spellStart"/>
+      <w:r>
+        <w:t>order</w:t>
+      </w:r>
+      <w:proofErr w:type="spellEnd"/>
+      <w:r>
+        <w:t xml:space="preserve"> — порядок сортировки (например, по популярности или случайный порядок)</w:t>
       </w:r>
       <w:r>
         <w:t>;</w:t>
@@ -6260,8 +7135,13 @@
         </w:tabs>
         <w:ind w:left="0" w:firstLine="709"/>
       </w:pPr>
-      <w:r>
-        <w:t>fields — дополнительные поля данных друзей (например, дата рождения, город, пол)</w:t>
+      <w:proofErr w:type="spellStart"/>
+      <w:r>
+        <w:t>fields</w:t>
+      </w:r>
+      <w:proofErr w:type="spellEnd"/>
+      <w:r>
+        <w:t xml:space="preserve"> — дополнительные поля данных друзей (например, дата рождения, город, пол)</w:t>
       </w:r>
       <w:r>
         <w:t>;</w:t>
@@ -6279,9 +7159,22 @@
         </w:tabs>
         <w:ind w:left="0" w:firstLine="709"/>
       </w:pPr>
+      <w:proofErr w:type="spellStart"/>
       <w:r>
         <w:lastRenderedPageBreak/>
-        <w:t xml:space="preserve">count, offset — количество возвращаемых результатов и смещение для пагинации. </w:t>
+        <w:t>count</w:t>
+      </w:r>
+      <w:proofErr w:type="spellEnd"/>
+      <w:r>
+        <w:t xml:space="preserve">, </w:t>
+      </w:r>
+      <w:proofErr w:type="spellStart"/>
+      <w:r>
+        <w:t>offset</w:t>
+      </w:r>
+      <w:proofErr w:type="spellEnd"/>
+      <w:r>
+        <w:t xml:space="preserve"> — количество возвращаемых результатов и смещение для пагинации. </w:t>
       </w:r>
     </w:p>
     <w:p>
@@ -6299,11 +7192,35 @@
           <w:lang w:val="en-US"/>
         </w:rPr>
       </w:pPr>
+      <w:proofErr w:type="spellStart"/>
+      <w:proofErr w:type="gramStart"/>
       <w:r>
         <w:rPr>
           <w:lang w:val="en-US"/>
         </w:rPr>
-        <w:t>users.getFollowers(user_id, fields, count, offset)</w:t>
+        <w:t>users.getFollowers</w:t>
+      </w:r>
+      <w:proofErr w:type="spellEnd"/>
+      <w:proofErr w:type="gramEnd"/>
+      <w:r>
+        <w:rPr>
+          <w:lang w:val="en-US"/>
+        </w:rPr>
+        <w:t>(</w:t>
+      </w:r>
+      <w:proofErr w:type="spellStart"/>
+      <w:r>
+        <w:rPr>
+          <w:lang w:val="en-US"/>
+        </w:rPr>
+        <w:t>user_id</w:t>
+      </w:r>
+      <w:proofErr w:type="spellEnd"/>
+      <w:r>
+        <w:rPr>
+          <w:lang w:val="en-US"/>
+        </w:rPr>
+        <w:t>, fields, count, offset)</w:t>
       </w:r>
     </w:p>
     <w:p>
@@ -6338,8 +7255,13 @@
         </w:tabs>
         <w:ind w:left="0" w:firstLine="709"/>
       </w:pPr>
-      <w:r>
-        <w:t>user_id — ID пользователя, для которого нужно получить список подписчиков</w:t>
+      <w:proofErr w:type="spellStart"/>
+      <w:r>
+        <w:t>user_id</w:t>
+      </w:r>
+      <w:proofErr w:type="spellEnd"/>
+      <w:r>
+        <w:t xml:space="preserve"> — ID пользователя, для которого нужно получить список подписчиков</w:t>
       </w:r>
       <w:r>
         <w:t>;</w:t>
@@ -6357,8 +7279,13 @@
         </w:tabs>
         <w:ind w:left="0" w:firstLine="709"/>
       </w:pPr>
-      <w:r>
-        <w:t>fields — дополнительные поля, которые нужно вернуть (например, пол, город)</w:t>
+      <w:proofErr w:type="spellStart"/>
+      <w:r>
+        <w:t>fields</w:t>
+      </w:r>
+      <w:proofErr w:type="spellEnd"/>
+      <w:r>
+        <w:t xml:space="preserve"> — дополнительные поля, которые нужно вернуть (например, пол, город)</w:t>
       </w:r>
       <w:r>
         <w:t>;</w:t>
@@ -6376,8 +7303,21 @@
         </w:tabs>
         <w:ind w:left="0" w:firstLine="709"/>
       </w:pPr>
-      <w:r>
-        <w:t>count, offset — количество возвр</w:t>
+      <w:proofErr w:type="spellStart"/>
+      <w:r>
+        <w:t>count</w:t>
+      </w:r>
+      <w:proofErr w:type="spellEnd"/>
+      <w:r>
+        <w:t xml:space="preserve">, </w:t>
+      </w:r>
+      <w:proofErr w:type="spellStart"/>
+      <w:r>
+        <w:t>offset</w:t>
+      </w:r>
+      <w:proofErr w:type="spellEnd"/>
+      <w:r>
+        <w:t xml:space="preserve"> — количество возвр</w:t>
       </w:r>
       <w:r>
         <w:t>ащаемых результатов и смещение.</w:t>
@@ -6388,7 +7328,15 @@
         <w:pStyle w:val="a1"/>
       </w:pPr>
       <w:r>
-        <w:t>Описание: возвращает список пользователей, которые подписаны на данный профиль, что позволяет анализировать аудиторию и популярность. Пример использования: применяется для получения информации о фолловерах и анализа структуры подписчиков.</w:t>
+        <w:t xml:space="preserve">Описание: возвращает список пользователей, которые подписаны на данный профиль, что позволяет анализировать аудиторию и популярность. Пример использования: применяется для получения информации о </w:t>
+      </w:r>
+      <w:proofErr w:type="spellStart"/>
+      <w:r>
+        <w:t>фолловерах</w:t>
+      </w:r>
+      <w:proofErr w:type="spellEnd"/>
+      <w:r>
+        <w:t xml:space="preserve"> и анализа структуры подписчиков.</w:t>
       </w:r>
     </w:p>
     <w:p>
@@ -6412,11 +7360,35 @@
           <w:lang w:val="en-US"/>
         </w:rPr>
       </w:pPr>
+      <w:proofErr w:type="spellStart"/>
+      <w:proofErr w:type="gramStart"/>
       <w:r>
         <w:rPr>
           <w:lang w:val="en-US"/>
         </w:rPr>
-        <w:t>groups.get(user_id, extended, fields)</w:t>
+        <w:t>groups.get</w:t>
+      </w:r>
+      <w:proofErr w:type="spellEnd"/>
+      <w:r>
+        <w:rPr>
+          <w:lang w:val="en-US"/>
+        </w:rPr>
+        <w:t>(</w:t>
+      </w:r>
+      <w:proofErr w:type="spellStart"/>
+      <w:proofErr w:type="gramEnd"/>
+      <w:r>
+        <w:rPr>
+          <w:lang w:val="en-US"/>
+        </w:rPr>
+        <w:t>user_id</w:t>
+      </w:r>
+      <w:proofErr w:type="spellEnd"/>
+      <w:r>
+        <w:rPr>
+          <w:lang w:val="en-US"/>
+        </w:rPr>
+        <w:t>, extended, fields)</w:t>
       </w:r>
     </w:p>
     <w:p>
@@ -6441,8 +7413,13 @@
         <w:pStyle w:val="a"/>
         <w:ind w:left="0" w:firstLine="709"/>
       </w:pPr>
-      <w:r>
-        <w:t>user_id — ID пользователя, для которого нужно получить список сообществ</w:t>
+      <w:proofErr w:type="spellStart"/>
+      <w:r>
+        <w:t>user_id</w:t>
+      </w:r>
+      <w:proofErr w:type="spellEnd"/>
+      <w:r>
+        <w:t xml:space="preserve"> — ID пользователя, для которого нужно получить список сообществ</w:t>
       </w:r>
       <w:r>
         <w:t>;</w:t>
@@ -6453,8 +7430,13 @@
         <w:pStyle w:val="a"/>
         <w:ind w:left="0" w:firstLine="709"/>
       </w:pPr>
-      <w:r>
-        <w:t>extended — если значение равно 1, метод возвращает подробную информацию о каждом сообществе</w:t>
+      <w:proofErr w:type="spellStart"/>
+      <w:r>
+        <w:t>extended</w:t>
+      </w:r>
+      <w:proofErr w:type="spellEnd"/>
+      <w:r>
+        <w:t xml:space="preserve"> — если значение равно 1, метод возвращает подробную информацию о каждом сообществе</w:t>
       </w:r>
       <w:r>
         <w:t>;</w:t>
@@ -6465,8 +7447,13 @@
         <w:pStyle w:val="a"/>
         <w:ind w:left="0" w:firstLine="709"/>
       </w:pPr>
-      <w:r>
-        <w:t xml:space="preserve">fields — дополнительные поля для сообществ (например, описание, тематика). </w:t>
+      <w:proofErr w:type="spellStart"/>
+      <w:r>
+        <w:t>fields</w:t>
+      </w:r>
+      <w:proofErr w:type="spellEnd"/>
+      <w:r>
+        <w:t xml:space="preserve"> — дополнительные поля для сообществ (например, описание, тематика). </w:t>
       </w:r>
     </w:p>
     <w:p>
@@ -6485,11 +7472,35 @@
           <w:lang w:val="en-US"/>
         </w:rPr>
       </w:pPr>
+      <w:proofErr w:type="spellStart"/>
+      <w:proofErr w:type="gramStart"/>
       <w:r>
         <w:rPr>
           <w:lang w:val="en-US"/>
         </w:rPr>
-        <w:t>groups.getMembers(group_id, sort, fields, count, offset)</w:t>
+        <w:t>groups.getMembers</w:t>
+      </w:r>
+      <w:proofErr w:type="spellEnd"/>
+      <w:proofErr w:type="gramEnd"/>
+      <w:r>
+        <w:rPr>
+          <w:lang w:val="en-US"/>
+        </w:rPr>
+        <w:t>(</w:t>
+      </w:r>
+      <w:proofErr w:type="spellStart"/>
+      <w:r>
+        <w:rPr>
+          <w:lang w:val="en-US"/>
+        </w:rPr>
+        <w:t>group_id</w:t>
+      </w:r>
+      <w:proofErr w:type="spellEnd"/>
+      <w:r>
+        <w:rPr>
+          <w:lang w:val="en-US"/>
+        </w:rPr>
+        <w:t>, sort, fields, count, offset)</w:t>
       </w:r>
     </w:p>
     <w:p>
@@ -6517,8 +7528,13 @@
         <w:pStyle w:val="a"/>
         <w:ind w:left="0" w:firstLine="709"/>
       </w:pPr>
-      <w:r>
-        <w:t>group_id — ID группы или короткое имя сообщества</w:t>
+      <w:proofErr w:type="spellStart"/>
+      <w:r>
+        <w:t>group_id</w:t>
+      </w:r>
+      <w:proofErr w:type="spellEnd"/>
+      <w:r>
+        <w:t xml:space="preserve"> — ID группы или короткое имя сообщества</w:t>
       </w:r>
       <w:r>
         <w:t>;</w:t>
@@ -6529,8 +7545,13 @@
         <w:pStyle w:val="a"/>
         <w:ind w:left="0" w:firstLine="709"/>
       </w:pPr>
-      <w:r>
-        <w:t>sort — порядок сортировки (по возрастанию ID или случайный порядок)</w:t>
+      <w:proofErr w:type="spellStart"/>
+      <w:r>
+        <w:t>sort</w:t>
+      </w:r>
+      <w:proofErr w:type="spellEnd"/>
+      <w:r>
+        <w:t xml:space="preserve"> — порядок сортировки (по возрастанию ID или случайный порядок)</w:t>
       </w:r>
       <w:r>
         <w:t>;</w:t>
@@ -6541,8 +7562,13 @@
         <w:pStyle w:val="a"/>
         <w:ind w:left="0" w:firstLine="709"/>
       </w:pPr>
-      <w:r>
-        <w:t xml:space="preserve">fields — дополнительные поля, которые нужно вернуть (например, город, дата рождения участников). </w:t>
+      <w:proofErr w:type="spellStart"/>
+      <w:r>
+        <w:t>fields</w:t>
+      </w:r>
+      <w:proofErr w:type="spellEnd"/>
+      <w:r>
+        <w:t xml:space="preserve"> — дополнительные поля, которые нужно вернуть (например, город, дата рождения участников). </w:t>
       </w:r>
     </w:p>
     <w:p>
@@ -6574,6 +7600,8 @@
           <w:lang w:val="en-US"/>
         </w:rPr>
       </w:pPr>
+      <w:proofErr w:type="spellStart"/>
+      <w:proofErr w:type="gramStart"/>
       <w:r>
         <w:rPr>
           <w:lang w:val="en-US"/>
@@ -6592,12 +7620,15 @@
         </w:rPr>
         <w:t>get</w:t>
       </w:r>
+      <w:proofErr w:type="spellEnd"/>
       <w:r>
         <w:rPr>
           <w:lang w:val="en-US"/>
         </w:rPr>
         <w:t>(</w:t>
       </w:r>
+      <w:proofErr w:type="spellStart"/>
+      <w:proofErr w:type="gramEnd"/>
       <w:r>
         <w:rPr>
           <w:lang w:val="en-US"/>
@@ -6616,6 +7647,7 @@
         </w:rPr>
         <w:t>id</w:t>
       </w:r>
+      <w:proofErr w:type="spellEnd"/>
       <w:r>
         <w:rPr>
           <w:lang w:val="en-US"/>
@@ -6688,8 +7720,13 @@
         </w:tabs>
         <w:ind w:left="0" w:firstLine="709"/>
       </w:pPr>
-      <w:r>
-        <w:t>owner_id — ID пользователя или сообщества, чьи записи нужно получить</w:t>
+      <w:proofErr w:type="spellStart"/>
+      <w:r>
+        <w:t>owner_id</w:t>
+      </w:r>
+      <w:proofErr w:type="spellEnd"/>
+      <w:r>
+        <w:t xml:space="preserve"> — ID пользователя или сообщества, чьи записи нужно получить</w:t>
       </w:r>
       <w:r>
         <w:t>;</w:t>
@@ -6707,8 +7744,21 @@
         </w:tabs>
         <w:ind w:left="0" w:firstLine="709"/>
       </w:pPr>
-      <w:r>
-        <w:t>count, offset — количество возвращаемых записей и смещение</w:t>
+      <w:proofErr w:type="spellStart"/>
+      <w:r>
+        <w:t>count</w:t>
+      </w:r>
+      <w:proofErr w:type="spellEnd"/>
+      <w:r>
+        <w:t xml:space="preserve">, </w:t>
+      </w:r>
+      <w:proofErr w:type="spellStart"/>
+      <w:r>
+        <w:t>offset</w:t>
+      </w:r>
+      <w:proofErr w:type="spellEnd"/>
+      <w:r>
+        <w:t xml:space="preserve"> — количество возвращаемых записей и смещение</w:t>
       </w:r>
       <w:r>
         <w:t>;</w:t>
@@ -6726,16 +7776,29 @@
         </w:tabs>
         <w:ind w:left="0" w:firstLine="709"/>
       </w:pPr>
-      <w:r>
-        <w:t xml:space="preserve">filter — фильтрация записей (например, только владельца или всех пользователей). </w:t>
-      </w:r>
-    </w:p>
-    <w:p>
-      <w:pPr>
-        <w:pStyle w:val="a1"/>
-      </w:pPr>
-      <w:r>
-        <w:t xml:space="preserve">Описание: возвращает публикации на стене, включая текст, медиафайлы и временные метки. Позволяет анализировать активность и предпочтения пользователя. Пример использования: используется для сбора данных о </w:t>
+      <w:proofErr w:type="spellStart"/>
+      <w:r>
+        <w:t>filter</w:t>
+      </w:r>
+      <w:proofErr w:type="spellEnd"/>
+      <w:r>
+        <w:t xml:space="preserve"> — фильтрация записей (например, только владельца или всех пользователей). </w:t>
+      </w:r>
+    </w:p>
+    <w:p>
+      <w:pPr>
+        <w:pStyle w:val="a1"/>
+      </w:pPr>
+      <w:r>
+        <w:t xml:space="preserve">Описание: возвращает публикации на стене, включая текст, </w:t>
+      </w:r>
+      <w:proofErr w:type="spellStart"/>
+      <w:r>
+        <w:t>медиафайлы</w:t>
+      </w:r>
+      <w:proofErr w:type="spellEnd"/>
+      <w:r>
+        <w:t xml:space="preserve"> и временные метки. Позволяет анализировать активность и предпочтения пользователя. Пример использования: используется для сбора данных о </w:t>
       </w:r>
       <w:r>
         <w:lastRenderedPageBreak/>
@@ -6749,11 +7812,49 @@
           <w:lang w:val="en-US"/>
         </w:rPr>
       </w:pPr>
+      <w:proofErr w:type="spellStart"/>
+      <w:proofErr w:type="gramStart"/>
       <w:r>
         <w:rPr>
           <w:lang w:val="en-US"/>
         </w:rPr>
-        <w:t>photos.get(owner_id, album_id, rev, count, offset)</w:t>
+        <w:t>photos.get</w:t>
+      </w:r>
+      <w:proofErr w:type="spellEnd"/>
+      <w:r>
+        <w:rPr>
+          <w:lang w:val="en-US"/>
+        </w:rPr>
+        <w:t>(</w:t>
+      </w:r>
+      <w:proofErr w:type="spellStart"/>
+      <w:proofErr w:type="gramEnd"/>
+      <w:r>
+        <w:rPr>
+          <w:lang w:val="en-US"/>
+        </w:rPr>
+        <w:t>owner_id</w:t>
+      </w:r>
+      <w:proofErr w:type="spellEnd"/>
+      <w:r>
+        <w:rPr>
+          <w:lang w:val="en-US"/>
+        </w:rPr>
+        <w:t xml:space="preserve">, </w:t>
+      </w:r>
+      <w:proofErr w:type="spellStart"/>
+      <w:r>
+        <w:rPr>
+          <w:lang w:val="en-US"/>
+        </w:rPr>
+        <w:t>album_id</w:t>
+      </w:r>
+      <w:proofErr w:type="spellEnd"/>
+      <w:r>
+        <w:rPr>
+          <w:lang w:val="en-US"/>
+        </w:rPr>
+        <w:t>, rev, count, offset)</w:t>
       </w:r>
     </w:p>
     <w:p>
@@ -6787,8 +7888,13 @@
         </w:tabs>
         <w:ind w:left="0" w:firstLine="709"/>
       </w:pPr>
-      <w:r>
-        <w:t>owner_id — ID владельца фотографий</w:t>
+      <w:proofErr w:type="spellStart"/>
+      <w:r>
+        <w:t>owner_id</w:t>
+      </w:r>
+      <w:proofErr w:type="spellEnd"/>
+      <w:r>
+        <w:t xml:space="preserve"> — ID владельца фотографий</w:t>
       </w:r>
       <w:r>
         <w:t>;</w:t>
@@ -6806,8 +7912,13 @@
         </w:tabs>
         <w:ind w:left="0" w:firstLine="709"/>
       </w:pPr>
-      <w:r>
-        <w:t>album_id — ID альбома, из которого нужно извлечь фотографии (например, профильные фото или загруженные)</w:t>
+      <w:proofErr w:type="spellStart"/>
+      <w:r>
+        <w:t>album_id</w:t>
+      </w:r>
+      <w:proofErr w:type="spellEnd"/>
+      <w:r>
+        <w:t xml:space="preserve"> — ID альбома, из которого нужно извлечь фотографии (например, профильные фото или загруженные)</w:t>
       </w:r>
       <w:r>
         <w:t>;</w:t>
@@ -6825,8 +7936,13 @@
         </w:tabs>
         <w:ind w:left="0" w:firstLine="709"/>
       </w:pPr>
-      <w:r>
-        <w:t>rev — порядок сортировки фотографий (по дате загрузки)</w:t>
+      <w:proofErr w:type="spellStart"/>
+      <w:r>
+        <w:t>rev</w:t>
+      </w:r>
+      <w:proofErr w:type="spellEnd"/>
+      <w:r>
+        <w:t xml:space="preserve"> — порядок сортировки фотографий (по дате загрузки)</w:t>
       </w:r>
       <w:r>
         <w:t>;</w:t>
@@ -6844,8 +7960,21 @@
         </w:tabs>
         <w:ind w:left="0" w:firstLine="709"/>
       </w:pPr>
-      <w:r>
-        <w:t>count, offset — количество возв</w:t>
+      <w:proofErr w:type="spellStart"/>
+      <w:r>
+        <w:t>count</w:t>
+      </w:r>
+      <w:proofErr w:type="spellEnd"/>
+      <w:r>
+        <w:t xml:space="preserve">, </w:t>
+      </w:r>
+      <w:proofErr w:type="spellStart"/>
+      <w:r>
+        <w:t>offset</w:t>
+      </w:r>
+      <w:proofErr w:type="spellEnd"/>
+      <w:r>
+        <w:t xml:space="preserve"> — количество возв</w:t>
       </w:r>
       <w:r>
         <w:t>ращаемых фотографий и смещение.</w:t>
@@ -6856,7 +7985,23 @@
         <w:pStyle w:val="a1"/>
       </w:pPr>
       <w:r>
-        <w:t>Описание: возвращает список фотографий и метаданные (например, дата создания, количество лайков). Эти данные можно использовать для визуализации и анализа визуальных предпочтений пользователя. Пример использования: применяется для извлечения медиаданных, связанных с профилем пользователя.</w:t>
+        <w:t xml:space="preserve">Описание: возвращает список фотографий и метаданные (например, дата создания, количество </w:t>
+      </w:r>
+      <w:proofErr w:type="spellStart"/>
+      <w:r>
+        <w:t>лайков</w:t>
+      </w:r>
+      <w:proofErr w:type="spellEnd"/>
+      <w:r>
+        <w:t xml:space="preserve">). Эти данные можно использовать для визуализации и анализа визуальных предпочтений пользователя. Пример использования: применяется для извлечения </w:t>
+      </w:r>
+      <w:proofErr w:type="spellStart"/>
+      <w:r>
+        <w:t>медиаданных</w:t>
+      </w:r>
+      <w:proofErr w:type="spellEnd"/>
+      <w:r>
+        <w:t>, связанных с профилем пользователя.</w:t>
       </w:r>
     </w:p>
     <w:p>
@@ -6880,11 +8025,49 @@
           <w:lang w:val="en-US"/>
         </w:rPr>
       </w:pPr>
+      <w:proofErr w:type="spellStart"/>
+      <w:proofErr w:type="gramStart"/>
       <w:r>
         <w:rPr>
           <w:lang w:val="en-US"/>
         </w:rPr>
-        <w:t>likes.getList(type, owner_id, item_id, count, offset)</w:t>
+        <w:t>likes.getList</w:t>
+      </w:r>
+      <w:proofErr w:type="spellEnd"/>
+      <w:proofErr w:type="gramEnd"/>
+      <w:r>
+        <w:rPr>
+          <w:lang w:val="en-US"/>
+        </w:rPr>
+        <w:t xml:space="preserve">(type, </w:t>
+      </w:r>
+      <w:proofErr w:type="spellStart"/>
+      <w:r>
+        <w:rPr>
+          <w:lang w:val="en-US"/>
+        </w:rPr>
+        <w:t>owner_id</w:t>
+      </w:r>
+      <w:proofErr w:type="spellEnd"/>
+      <w:r>
+        <w:rPr>
+          <w:lang w:val="en-US"/>
+        </w:rPr>
+        <w:t xml:space="preserve">, </w:t>
+      </w:r>
+      <w:proofErr w:type="spellStart"/>
+      <w:r>
+        <w:rPr>
+          <w:lang w:val="en-US"/>
+        </w:rPr>
+        <w:t>item_id</w:t>
+      </w:r>
+      <w:proofErr w:type="spellEnd"/>
+      <w:r>
+        <w:rPr>
+          <w:lang w:val="en-US"/>
+        </w:rPr>
+        <w:t>, count, offset)</w:t>
       </w:r>
     </w:p>
     <w:p>
@@ -6909,8 +8092,13 @@
         <w:pStyle w:val="a"/>
         <w:ind w:left="0" w:firstLine="709"/>
       </w:pPr>
-      <w:r>
-        <w:t>type — тип контента (публикация, фото, видео)</w:t>
+      <w:proofErr w:type="spellStart"/>
+      <w:r>
+        <w:t>type</w:t>
+      </w:r>
+      <w:proofErr w:type="spellEnd"/>
+      <w:r>
+        <w:t xml:space="preserve"> — тип контента (публикация, фото, видео)</w:t>
       </w:r>
       <w:r>
         <w:t>;</w:t>
@@ -6921,8 +8109,13 @@
         <w:pStyle w:val="a"/>
         <w:ind w:left="0" w:firstLine="709"/>
       </w:pPr>
-      <w:r>
-        <w:t>owner_id — ID владельца контента</w:t>
+      <w:proofErr w:type="spellStart"/>
+      <w:r>
+        <w:t>owner_id</w:t>
+      </w:r>
+      <w:proofErr w:type="spellEnd"/>
+      <w:r>
+        <w:t xml:space="preserve"> — ID владельца контента</w:t>
       </w:r>
       <w:r>
         <w:t>;</w:t>
@@ -6933,8 +8126,13 @@
         <w:pStyle w:val="a"/>
         <w:ind w:left="0" w:firstLine="709"/>
       </w:pPr>
-      <w:r>
-        <w:t>item_id — ID элемента (например, ID поста или фотографии)</w:t>
+      <w:proofErr w:type="spellStart"/>
+      <w:r>
+        <w:t>item_id</w:t>
+      </w:r>
+      <w:proofErr w:type="spellEnd"/>
+      <w:r>
+        <w:t xml:space="preserve"> — ID элемента (например, ID поста или фотографии)</w:t>
       </w:r>
       <w:r>
         <w:t>;</w:t>
@@ -6945,8 +8143,21 @@
         <w:pStyle w:val="a"/>
         <w:ind w:left="0" w:firstLine="709"/>
       </w:pPr>
-      <w:r>
-        <w:t>count, offset — количество в</w:t>
+      <w:proofErr w:type="spellStart"/>
+      <w:r>
+        <w:t>count</w:t>
+      </w:r>
+      <w:proofErr w:type="spellEnd"/>
+      <w:r>
+        <w:t xml:space="preserve">, </w:t>
+      </w:r>
+      <w:proofErr w:type="spellStart"/>
+      <w:r>
+        <w:t>offset</w:t>
+      </w:r>
+      <w:proofErr w:type="spellEnd"/>
+      <w:r>
+        <w:t xml:space="preserve"> — количество в</w:t>
       </w:r>
       <w:r>
         <w:t>озвращаемых записей и смещение.</w:t>
@@ -6957,7 +8168,15 @@
         <w:pStyle w:val="a1"/>
       </w:pPr>
       <w:r>
-        <w:t>Описание: возвращает список пользователей, которые поставили «лайк» контенту, что позволяет определить популярность контента и вовлеченность аудитории. Пример использования: используется для оценки реакций пользователей на контент и анализа их предпочтений.</w:t>
+        <w:t>Описание: возвращает список пользователей, которые поставили «</w:t>
+      </w:r>
+      <w:proofErr w:type="spellStart"/>
+      <w:r>
+        <w:t>лайк</w:t>
+      </w:r>
+      <w:proofErr w:type="spellEnd"/>
+      <w:r>
+        <w:t>» контенту, что позволяет определить популярность контента и вовлеченность аудитории. Пример использования: используется для оценки реакций пользователей на контент и анализа их предпочтений.</w:t>
       </w:r>
     </w:p>
     <w:p>
@@ -6967,12 +8186,50 @@
           <w:lang w:val="en-US"/>
         </w:rPr>
       </w:pPr>
+      <w:proofErr w:type="spellStart"/>
+      <w:proofErr w:type="gramStart"/>
       <w:r>
         <w:rPr>
           <w:lang w:val="en-US"/>
         </w:rPr>
         <w:lastRenderedPageBreak/>
-        <w:t>comments.get(owner_id, post_id, count, offset)</w:t>
+        <w:t>comments.get</w:t>
+      </w:r>
+      <w:proofErr w:type="spellEnd"/>
+      <w:r>
+        <w:rPr>
+          <w:lang w:val="en-US"/>
+        </w:rPr>
+        <w:t>(</w:t>
+      </w:r>
+      <w:proofErr w:type="spellStart"/>
+      <w:proofErr w:type="gramEnd"/>
+      <w:r>
+        <w:rPr>
+          <w:lang w:val="en-US"/>
+        </w:rPr>
+        <w:t>owner_id</w:t>
+      </w:r>
+      <w:proofErr w:type="spellEnd"/>
+      <w:r>
+        <w:rPr>
+          <w:lang w:val="en-US"/>
+        </w:rPr>
+        <w:t xml:space="preserve">, </w:t>
+      </w:r>
+      <w:proofErr w:type="spellStart"/>
+      <w:r>
+        <w:rPr>
+          <w:lang w:val="en-US"/>
+        </w:rPr>
+        <w:t>post_id</w:t>
+      </w:r>
+      <w:proofErr w:type="spellEnd"/>
+      <w:r>
+        <w:rPr>
+          <w:lang w:val="en-US"/>
+        </w:rPr>
+        <w:t>, count, offset)</w:t>
       </w:r>
     </w:p>
     <w:p>
@@ -7000,8 +8257,13 @@
         <w:pStyle w:val="a"/>
         <w:ind w:left="0" w:firstLine="709"/>
       </w:pPr>
-      <w:r>
-        <w:t>owner_id — ID владельца контента</w:t>
+      <w:proofErr w:type="spellStart"/>
+      <w:r>
+        <w:t>owner_id</w:t>
+      </w:r>
+      <w:proofErr w:type="spellEnd"/>
+      <w:r>
+        <w:t xml:space="preserve"> — ID владельца контента</w:t>
       </w:r>
       <w:r>
         <w:t>;</w:t>
@@ -7012,8 +8274,13 @@
         <w:pStyle w:val="a"/>
         <w:ind w:left="0" w:firstLine="709"/>
       </w:pPr>
-      <w:r>
-        <w:t>post_id — ID публикации, для которой нужно получить комментарии</w:t>
+      <w:proofErr w:type="spellStart"/>
+      <w:r>
+        <w:t>post_id</w:t>
+      </w:r>
+      <w:proofErr w:type="spellEnd"/>
+      <w:r>
+        <w:t xml:space="preserve"> — ID публикации, для которой нужно получить комментарии</w:t>
       </w:r>
       <w:r>
         <w:t>;</w:t>
@@ -7024,8 +8291,21 @@
         <w:pStyle w:val="a"/>
         <w:ind w:left="0" w:firstLine="709"/>
       </w:pPr>
-      <w:r>
-        <w:t>count, offset — количество в</w:t>
+      <w:proofErr w:type="spellStart"/>
+      <w:r>
+        <w:t>count</w:t>
+      </w:r>
+      <w:proofErr w:type="spellEnd"/>
+      <w:r>
+        <w:t xml:space="preserve">, </w:t>
+      </w:r>
+      <w:proofErr w:type="spellStart"/>
+      <w:r>
+        <w:t>offset</w:t>
+      </w:r>
+      <w:proofErr w:type="spellEnd"/>
+      <w:r>
+        <w:t xml:space="preserve"> — количество в</w:t>
       </w:r>
       <w:r>
         <w:t>озвращаемых записей и смещение.</w:t>
@@ -7057,8 +8337,21 @@
       <w:pPr>
         <w:pStyle w:val="a1"/>
       </w:pPr>
-      <w:r>
-        <w:t>status.get(user_id)</w:t>
+      <w:proofErr w:type="spellStart"/>
+      <w:r>
+        <w:t>status.get</w:t>
+      </w:r>
+      <w:proofErr w:type="spellEnd"/>
+      <w:r>
+        <w:t>(</w:t>
+      </w:r>
+      <w:proofErr w:type="spellStart"/>
+      <w:r>
+        <w:t>user_id</w:t>
+      </w:r>
+      <w:proofErr w:type="spellEnd"/>
+      <w:r>
+        <w:t>)</w:t>
       </w:r>
     </w:p>
     <w:p>
@@ -7083,8 +8376,13 @@
         <w:pStyle w:val="a"/>
         <w:ind w:left="0" w:firstLine="709"/>
       </w:pPr>
-      <w:r>
-        <w:t xml:space="preserve">user_id — ID пользователя, чей статус нужно получить. </w:t>
+      <w:proofErr w:type="spellStart"/>
+      <w:r>
+        <w:t>user_id</w:t>
+      </w:r>
+      <w:proofErr w:type="spellEnd"/>
+      <w:r>
+        <w:t xml:space="preserve"> — ID пользователя, чей статус нужно получить. </w:t>
       </w:r>
     </w:p>
     <w:p>
@@ -7099,8 +8397,15 @@
       <w:pPr>
         <w:pStyle w:val="a1"/>
       </w:pPr>
-      <w:r>
-        <w:t>account.getProfileInfo()</w:t>
+      <w:proofErr w:type="spellStart"/>
+      <w:proofErr w:type="gramStart"/>
+      <w:r>
+        <w:t>account.getProfileInfo</w:t>
+      </w:r>
+      <w:proofErr w:type="spellEnd"/>
+      <w:proofErr w:type="gramEnd"/>
+      <w:r>
+        <w:t>()</w:t>
       </w:r>
     </w:p>
     <w:p>
@@ -7154,7 +8459,10 @@
         <w:t xml:space="preserve"> </w:t>
       </w:r>
       <w:r>
-        <w:t>Описание программы и создание кластеров</w:t>
+        <w:t>Описани</w:t>
+      </w:r>
+      <w:r>
+        <w:t>е программы и анализ данных</w:t>
       </w:r>
     </w:p>
     <w:p>
@@ -7269,7 +8577,41 @@
         <w:pStyle w:val="a1"/>
       </w:pPr>
       <w:r>
-        <w:t>Данные пользователей и сообществ извлекаются с помощью методов API vk.com, таких как users.get, friends.get, users.getSubscriptions и groups.getById. Эти методы возвращают информацию в формате JSON, содержащую необработанные данные, полученные напрямую из социальной сети.</w:t>
+        <w:t xml:space="preserve">Данные пользователей и сообществ извлекаются с помощью методов API vk.com, таких как </w:t>
+      </w:r>
+      <w:proofErr w:type="spellStart"/>
+      <w:r>
+        <w:t>users.get</w:t>
+      </w:r>
+      <w:proofErr w:type="spellEnd"/>
+      <w:r>
+        <w:t xml:space="preserve">, </w:t>
+      </w:r>
+      <w:proofErr w:type="spellStart"/>
+      <w:r>
+        <w:t>friends.get</w:t>
+      </w:r>
+      <w:proofErr w:type="spellEnd"/>
+      <w:r>
+        <w:t xml:space="preserve">, </w:t>
+      </w:r>
+      <w:proofErr w:type="spellStart"/>
+      <w:proofErr w:type="gramStart"/>
+      <w:r>
+        <w:t>users.getSubscriptions</w:t>
+      </w:r>
+      <w:proofErr w:type="spellEnd"/>
+      <w:proofErr w:type="gramEnd"/>
+      <w:r>
+        <w:t xml:space="preserve"> и </w:t>
+      </w:r>
+      <w:proofErr w:type="spellStart"/>
+      <w:r>
+        <w:t>groups.getById</w:t>
+      </w:r>
+      <w:proofErr w:type="spellEnd"/>
+      <w:r>
+        <w:t>. Эти методы возвращают информацию в формате JSON, содержащую необработанные данные, полученные напрямую из социальной сети.</w:t>
       </w:r>
     </w:p>
     <w:p>
@@ -7289,7 +8631,15 @@
         <w:t>п</w:t>
       </w:r>
       <w:r>
-        <w:t>роверяется наличие необходимых прав доступа (токен авторизации с соответствующими разрешениями)</w:t>
+        <w:t>роверяется наличие необходимых прав доступа (</w:t>
+      </w:r>
+      <w:proofErr w:type="spellStart"/>
+      <w:r>
+        <w:t>токен</w:t>
+      </w:r>
+      <w:proofErr w:type="spellEnd"/>
+      <w:r>
+        <w:t xml:space="preserve"> авторизации с соответствующими разрешениями)</w:t>
       </w:r>
       <w:r>
         <w:t>;</w:t>
@@ -7313,7 +8663,15 @@
         <w:spacing w:after="0"/>
       </w:pPr>
       <w:r>
-        <w:t>Далее проводится валидация данных</w:t>
+        <w:t xml:space="preserve">Далее проводится </w:t>
+      </w:r>
+      <w:proofErr w:type="spellStart"/>
+      <w:r>
+        <w:t>валидация</w:t>
+      </w:r>
+      <w:proofErr w:type="spellEnd"/>
+      <w:r>
+        <w:t xml:space="preserve"> данных</w:t>
       </w:r>
       <w:r>
         <w:t xml:space="preserve">. </w:t>
@@ -7334,8 +8692,29 @@
         <w:t>п</w:t>
       </w:r>
       <w:r>
-        <w:t>роверяется наличие обязательных полей, таких как vk_id, first_name, last_name</w:t>
-      </w:r>
+        <w:t xml:space="preserve">роверяется наличие обязательных полей, таких как </w:t>
+      </w:r>
+      <w:proofErr w:type="spellStart"/>
+      <w:r>
+        <w:t>vk_id</w:t>
+      </w:r>
+      <w:proofErr w:type="spellEnd"/>
+      <w:r>
+        <w:t xml:space="preserve">, </w:t>
+      </w:r>
+      <w:proofErr w:type="spellStart"/>
+      <w:r>
+        <w:t>first_name</w:t>
+      </w:r>
+      <w:proofErr w:type="spellEnd"/>
+      <w:r>
+        <w:t xml:space="preserve">, </w:t>
+      </w:r>
+      <w:proofErr w:type="spellStart"/>
+      <w:r>
+        <w:t>last_name</w:t>
+      </w:r>
+      <w:proofErr w:type="spellEnd"/>
       <w:r>
         <w:t>;</w:t>
       </w:r>
@@ -7352,7 +8731,15 @@
         <w:t>п</w:t>
       </w:r>
       <w:r>
-        <w:t xml:space="preserve">роверяются типы данных (например, vk_id должен быть числом, а </w:t>
+        <w:t xml:space="preserve">роверяются типы данных (например, </w:t>
+      </w:r>
+      <w:proofErr w:type="spellStart"/>
+      <w:r>
+        <w:t>vk_id</w:t>
+      </w:r>
+      <w:proofErr w:type="spellEnd"/>
+      <w:r>
+        <w:t xml:space="preserve"> должен быть числом, а </w:t>
       </w:r>
       <w:r>
         <w:lastRenderedPageBreak/>
@@ -7392,7 +8779,15 @@
         <w:t>е</w:t>
       </w:r>
       <w:r>
-        <w:t>сли данные не проходят валидацию, они либо исключаются из обработки, либо приводятся к допустимому формату, если это возможно.</w:t>
+        <w:t xml:space="preserve">сли данные не проходят </w:t>
+      </w:r>
+      <w:proofErr w:type="spellStart"/>
+      <w:r>
+        <w:t>валидацию</w:t>
+      </w:r>
+      <w:proofErr w:type="spellEnd"/>
+      <w:r>
+        <w:t>, они либо исключаются из обработки, либо приводятся к допустимому формату, если это возможно.</w:t>
       </w:r>
     </w:p>
     <w:p>
@@ -7401,7 +8796,15 @@
         <w:spacing w:after="0"/>
       </w:pPr>
       <w:r>
-        <w:t>API vk.com возвращает данные в плоском JSON-формате, который может содержать избыточные или дублирующиеся данные. Для соответствия структуре базы данных выполняется нормализация:</w:t>
+        <w:t xml:space="preserve">API vk.com возвращает данные в плоском JSON-формате, который может содержать избыточные или </w:t>
+      </w:r>
+      <w:proofErr w:type="spellStart"/>
+      <w:r>
+        <w:t>дублирующиеся</w:t>
+      </w:r>
+      <w:proofErr w:type="spellEnd"/>
+      <w:r>
+        <w:t xml:space="preserve"> данные. Для соответствия структуре базы данных выполняется нормализация:</w:t>
       </w:r>
     </w:p>
     <w:p>
@@ -7413,7 +8816,23 @@
         <w:t>д</w:t>
       </w:r>
       <w:r>
-        <w:t>анные разделяются по логическим сущностям: пользователи, группы, связи между ними (сущности User, Group и UserGroup в базе данных)</w:t>
+        <w:t xml:space="preserve">анные разделяются по логическим сущностям: пользователи, группы, связи между ними (сущности User, </w:t>
+      </w:r>
+      <w:proofErr w:type="spellStart"/>
+      <w:r>
+        <w:t>Group</w:t>
+      </w:r>
+      <w:proofErr w:type="spellEnd"/>
+      <w:r>
+        <w:t xml:space="preserve"> и </w:t>
+      </w:r>
+      <w:proofErr w:type="spellStart"/>
+      <w:r>
+        <w:t>UserGroup</w:t>
+      </w:r>
+      <w:proofErr w:type="spellEnd"/>
+      <w:r>
+        <w:t xml:space="preserve"> в базе данных)</w:t>
       </w:r>
       <w:r>
         <w:t>;</w:t>
@@ -7488,7 +8907,23 @@
         <w:t>д</w:t>
       </w:r>
       <w:r>
-        <w:t>анные закрытых профилей пользователей, помеченные атрибутами is_closed или is_private, обрабатываются в соответствии с политикой конфиденциальности</w:t>
+        <w:t xml:space="preserve">анные закрытых профилей пользователей, помеченные атрибутами </w:t>
+      </w:r>
+      <w:proofErr w:type="spellStart"/>
+      <w:r>
+        <w:t>is_closed</w:t>
+      </w:r>
+      <w:proofErr w:type="spellEnd"/>
+      <w:r>
+        <w:t xml:space="preserve"> или </w:t>
+      </w:r>
+      <w:proofErr w:type="spellStart"/>
+      <w:r>
+        <w:t>is_private</w:t>
+      </w:r>
+      <w:proofErr w:type="spellEnd"/>
+      <w:r>
+        <w:t>, обрабатываются в соответствии с политикой конфиденциальности</w:t>
       </w:r>
       <w:r>
         <w:t>;</w:t>
@@ -7512,7 +8947,15 @@
         <w:t xml:space="preserve">Далее происходит обогащение данных. Оно </w:t>
       </w:r>
       <w:r>
-        <w:t>подразумевает добавление дополнительной информации или расчет производных метрик. Например:</w:t>
+        <w:t xml:space="preserve">подразумевает добавление дополнительной информации или расчет производных метрик. </w:t>
+      </w:r>
+      <w:proofErr w:type="gramStart"/>
+      <w:r>
+        <w:t>Например</w:t>
+      </w:r>
+      <w:proofErr w:type="gramEnd"/>
+      <w:r>
+        <w:t>:</w:t>
       </w:r>
     </w:p>
     <w:p>
@@ -7555,7 +8998,15 @@
         <w:t>о</w:t>
       </w:r>
       <w:r>
-        <w:t>бработка данных о последнем визите (last_seen) для определения активности пользователя</w:t>
+        <w:t>бработка данных о последнем визите (</w:t>
+      </w:r>
+      <w:proofErr w:type="spellStart"/>
+      <w:r>
+        <w:t>last_seen</w:t>
+      </w:r>
+      <w:proofErr w:type="spellEnd"/>
+      <w:r>
+        <w:t>) для определения активности пользователя</w:t>
       </w:r>
       <w:r>
         <w:t>;</w:t>
@@ -7597,7 +9048,31 @@
         <w:t>г</w:t>
       </w:r>
       <w:r>
-        <w:t>енерируются объекты ORM, представляющие сущности User, Group и UserGroup (используется SQLAlchemy)</w:t>
+        <w:t xml:space="preserve">енерируются объекты ORM, представляющие сущности User, </w:t>
+      </w:r>
+      <w:proofErr w:type="spellStart"/>
+      <w:r>
+        <w:t>Group</w:t>
+      </w:r>
+      <w:proofErr w:type="spellEnd"/>
+      <w:r>
+        <w:t xml:space="preserve"> и </w:t>
+      </w:r>
+      <w:proofErr w:type="spellStart"/>
+      <w:r>
+        <w:t>UserGroup</w:t>
+      </w:r>
+      <w:proofErr w:type="spellEnd"/>
+      <w:r>
+        <w:t xml:space="preserve"> (используется </w:t>
+      </w:r>
+      <w:proofErr w:type="spellStart"/>
+      <w:r>
+        <w:t>SQLAlchemy</w:t>
+      </w:r>
+      <w:proofErr w:type="spellEnd"/>
+      <w:r>
+        <w:t>)</w:t>
       </w:r>
       <w:r>
         <w:t>;</w:t>
@@ -7624,7 +9099,15 @@
         <w:t>д</w:t>
       </w:r>
       <w:r>
-        <w:t>анные разбиваются на батчи, чтобы минимизировать нагрузку на базу данных при массовой вставке.</w:t>
+        <w:t xml:space="preserve">анные разбиваются на </w:t>
+      </w:r>
+      <w:proofErr w:type="spellStart"/>
+      <w:r>
+        <w:t>батчи</w:t>
+      </w:r>
+      <w:proofErr w:type="spellEnd"/>
+      <w:r>
+        <w:t>, чтобы минимизировать нагрузку на базу данных при массовой вставке.</w:t>
       </w:r>
     </w:p>
     <w:p>
@@ -7636,8 +9119,13 @@
         <w:t>Затем происходит о</w:t>
       </w:r>
       <w:r>
-        <w:t>бработка ошибок и логирование</w:t>
-      </w:r>
+        <w:t xml:space="preserve">бработка ошибок и </w:t>
+      </w:r>
+      <w:proofErr w:type="spellStart"/>
+      <w:r>
+        <w:t>логирование</w:t>
+      </w:r>
+      <w:proofErr w:type="spellEnd"/>
       <w:r>
         <w:t xml:space="preserve">. </w:t>
       </w:r>
@@ -7654,7 +9142,15 @@
         <w:t>о</w:t>
       </w:r>
       <w:r>
-        <w:t>шибки API (например, превышение лимитов запросов) логируются для дальнейшего анализа</w:t>
+        <w:t xml:space="preserve">шибки API (например, превышение лимитов запросов) </w:t>
+      </w:r>
+      <w:proofErr w:type="spellStart"/>
+      <w:r>
+        <w:t>логируются</w:t>
+      </w:r>
+      <w:proofErr w:type="spellEnd"/>
+      <w:r>
+        <w:t xml:space="preserve"> для дальнейшего анализа</w:t>
       </w:r>
       <w:r>
         <w:t>;</w:t>
@@ -7701,7 +9197,31 @@
         <w:spacing w:after="0"/>
       </w:pPr>
       <w:r>
-        <w:t>Все описанные шаги обработки реализуются в соответствующих классах проекта, таких как UserManager и GroupManager. Например:</w:t>
+        <w:t xml:space="preserve">Все описанные шаги обработки реализуются в соответствующих классах проекта, таких как </w:t>
+      </w:r>
+      <w:proofErr w:type="spellStart"/>
+      <w:r>
+        <w:t>UserManager</w:t>
+      </w:r>
+      <w:proofErr w:type="spellEnd"/>
+      <w:r>
+        <w:t xml:space="preserve"> и </w:t>
+      </w:r>
+      <w:proofErr w:type="spellStart"/>
+      <w:r>
+        <w:t>GroupManager</w:t>
+      </w:r>
+      <w:proofErr w:type="spellEnd"/>
+      <w:r>
+        <w:t xml:space="preserve">. </w:t>
+      </w:r>
+      <w:proofErr w:type="gramStart"/>
+      <w:r>
+        <w:t>Например</w:t>
+      </w:r>
+      <w:proofErr w:type="gramEnd"/>
+      <w:r>
+        <w:t>:</w:t>
       </w:r>
     </w:p>
     <w:p>
@@ -7713,7 +9233,23 @@
         <w:t>м</w:t>
       </w:r>
       <w:r>
-        <w:t>етод get_info из класса UserManager отвечает за извлечение и нормализацию данных пользовате</w:t>
+        <w:t xml:space="preserve">етод </w:t>
+      </w:r>
+      <w:proofErr w:type="spellStart"/>
+      <w:r>
+        <w:t>get_info</w:t>
+      </w:r>
+      <w:proofErr w:type="spellEnd"/>
+      <w:r>
+        <w:t xml:space="preserve"> из класса </w:t>
+      </w:r>
+      <w:proofErr w:type="spellStart"/>
+      <w:r>
+        <w:t>UserManager</w:t>
+      </w:r>
+      <w:proofErr w:type="spellEnd"/>
+      <w:r>
+        <w:t xml:space="preserve"> отвечает за извлечение и нормализацию данных пользовате</w:t>
       </w:r>
       <w:r>
         <w:t>лей;</w:t>
@@ -7728,7 +9264,15 @@
         <w:t>к</w:t>
       </w:r>
       <w:r>
-        <w:t>ласс UserService обрабатывает подготовленные данные перед сохранением их в базу.</w:t>
+        <w:t xml:space="preserve">ласс </w:t>
+      </w:r>
+      <w:proofErr w:type="spellStart"/>
+      <w:r>
+        <w:t>UserService</w:t>
+      </w:r>
+      <w:proofErr w:type="spellEnd"/>
+      <w:r>
+        <w:t xml:space="preserve"> обрабатывает подготовленные данные перед сохранением их в базу.</w:t>
       </w:r>
     </w:p>
     <w:p>
@@ -7799,7 +9343,23 @@
         <w:t>используется</w:t>
       </w:r>
       <w:r>
-        <w:t xml:space="preserve"> реляционная база данных. Для взаимодействия с ней применяются ORM-модели, реализованные с использованием библиотеки SQLAlchemy. Данная схема позволяет описывать структуру базы данных на уровне классов Python, что делает код удобным и читаемым, а также упрощает операции с данными.</w:t>
+        <w:t xml:space="preserve"> реляционная база данных. Для взаимодействия с ней применяются ORM-модели, реализованные с использованием библиотеки </w:t>
+      </w:r>
+      <w:proofErr w:type="spellStart"/>
+      <w:r>
+        <w:t>SQLAlchemy</w:t>
+      </w:r>
+      <w:proofErr w:type="spellEnd"/>
+      <w:r>
+        <w:t xml:space="preserve">. Данная схема позволяет описывать структуру базы данных на уровне классов </w:t>
+      </w:r>
+      <w:proofErr w:type="spellStart"/>
+      <w:r>
+        <w:t>Python</w:t>
+      </w:r>
+      <w:proofErr w:type="spellEnd"/>
+      <w:r>
+        <w:t>, что делает код удобным и читаемым, а также упрощает операции с данными.</w:t>
       </w:r>
     </w:p>
     <w:p>
@@ -7829,8 +9389,13 @@
         </w:numPr>
         <w:ind w:left="0" w:firstLine="709"/>
       </w:pPr>
-      <w:r>
-        <w:t xml:space="preserve">users – таблица для </w:t>
+      <w:proofErr w:type="spellStart"/>
+      <w:r>
+        <w:t>users</w:t>
+      </w:r>
+      <w:proofErr w:type="spellEnd"/>
+      <w:r>
+        <w:t xml:space="preserve"> – таблица для </w:t>
       </w:r>
       <w:r>
         <w:t>хранения данных о пользователях;</w:t>
@@ -7845,8 +9410,13 @@
         </w:numPr>
         <w:ind w:left="0" w:firstLine="709"/>
       </w:pPr>
-      <w:r>
-        <w:t>groups – таблица для хранения</w:t>
+      <w:proofErr w:type="spellStart"/>
+      <w:r>
+        <w:t>groups</w:t>
+      </w:r>
+      <w:proofErr w:type="spellEnd"/>
+      <w:r>
+        <w:t xml:space="preserve"> – таблица для хранения</w:t>
       </w:r>
       <w:r>
         <w:t xml:space="preserve"> данных о группах (сообществах);</w:t>
@@ -7861,8 +9431,13 @@
         </w:numPr>
         <w:ind w:left="0" w:firstLine="709"/>
       </w:pPr>
-      <w:r>
-        <w:t>user_groups – таблица для хранения связей между пользователями и группами, которые они посещают или в которых состоят.</w:t>
+      <w:proofErr w:type="spellStart"/>
+      <w:r>
+        <w:t>user_groups</w:t>
+      </w:r>
+      <w:proofErr w:type="spellEnd"/>
+      <w:r>
+        <w:t xml:space="preserve"> – таблица для хранения связей между пользователями и группами, которые они посещают или в которых состоят.</w:t>
       </w:r>
     </w:p>
     <w:p>
@@ -8023,7 +9598,15 @@
         <w:pStyle w:val="a1"/>
       </w:pPr>
       <w:r>
-        <w:t>Модели описаны в виде классов, которые наследуются от базового класса DeclarativeBase. Каждая модель соответствует одной таблице в базе данных.</w:t>
+        <w:t xml:space="preserve">Модели описаны в виде классов, которые наследуются от базового класса </w:t>
+      </w:r>
+      <w:proofErr w:type="spellStart"/>
+      <w:r>
+        <w:t>DeclarativeBase</w:t>
+      </w:r>
+      <w:proofErr w:type="spellEnd"/>
+      <w:r>
+        <w:t>. Каждая модель соответствует одной таблице в базе данных.</w:t>
       </w:r>
     </w:p>
     <w:p>
@@ -8056,9 +9639,11 @@
       <w:r>
         <w:t xml:space="preserve"> </w:t>
       </w:r>
+      <w:proofErr w:type="spellStart"/>
       <w:r>
         <w:t>Group</w:t>
       </w:r>
+      <w:proofErr w:type="spellEnd"/>
       <w:r>
         <w:t xml:space="preserve"> описывает сообщества (группы) в социальной сети.</w:t>
       </w:r>
@@ -8068,7 +9653,31 @@
         <w:pStyle w:val="a1"/>
       </w:pPr>
       <w:r>
-        <w:t>Таблица users и таблица groups соединены через промежуточную таблицу user_groups.</w:t>
+        <w:t xml:space="preserve">Таблица </w:t>
+      </w:r>
+      <w:proofErr w:type="spellStart"/>
+      <w:r>
+        <w:t>users</w:t>
+      </w:r>
+      <w:proofErr w:type="spellEnd"/>
+      <w:r>
+        <w:t xml:space="preserve"> и таблица </w:t>
+      </w:r>
+      <w:proofErr w:type="spellStart"/>
+      <w:r>
+        <w:t>groups</w:t>
+      </w:r>
+      <w:proofErr w:type="spellEnd"/>
+      <w:r>
+        <w:t xml:space="preserve"> соединены через промежуточную таблицу </w:t>
+      </w:r>
+      <w:proofErr w:type="spellStart"/>
+      <w:r>
+        <w:t>user_groups</w:t>
+      </w:r>
+      <w:proofErr w:type="spellEnd"/>
+      <w:r>
+        <w:t>.</w:t>
       </w:r>
     </w:p>
     <w:p>
@@ -8085,7 +9694,15 @@
         <w:spacing w:after="0"/>
       </w:pPr>
       <w:r>
-        <w:t>Каждая запись в таблице user_groups связывает конкретного пользователя с конкретной группой.</w:t>
+        <w:t xml:space="preserve">Каждая запись в таблице </w:t>
+      </w:r>
+      <w:proofErr w:type="spellStart"/>
+      <w:r>
+        <w:t>user_groups</w:t>
+      </w:r>
+      <w:proofErr w:type="spellEnd"/>
+      <w:r>
+        <w:t xml:space="preserve"> связывает конкретного пользователя с конкретной группой.</w:t>
       </w:r>
     </w:p>
     <w:p>
@@ -8113,7 +9730,10 @@
       </w:r>
       <w:bookmarkEnd w:id="16"/>
       <w:r>
-        <w:t xml:space="preserve"> и создание кластеров</w:t>
+        <w:t xml:space="preserve"> и </w:t>
+      </w:r>
+      <w:r>
+        <w:t>анализа данных</w:t>
       </w:r>
     </w:p>
     <w:p>
@@ -8685,7 +10305,27 @@
         <w:pStyle w:val="a1"/>
       </w:pPr>
       <w:r>
-        <w:t xml:space="preserve">В рамках проекта был реализован аналитический модуль кластеризации пользователей, который расширяет функциональность основного скрипта. Этот модуль автоматически сегментирует пользовательскую базу на группы по демографическим и поведенческим характеристикам, используя алгоритм K-means. После загрузки данных из </w:t>
+        <w:t xml:space="preserve">В рамках </w:t>
+      </w:r>
+      <w:r>
+        <w:t>курсовой работы</w:t>
+      </w:r>
+      <w:r>
+        <w:t xml:space="preserve"> был реализован аналитический модуль </w:t>
+      </w:r>
+      <w:r>
+        <w:t>группировки</w:t>
+      </w:r>
+      <w:r>
+        <w:t xml:space="preserve"> пользователей, который расширяет функциональность основного скрипта. Этот модуль автоматически сегментирует пользовательскую базу на группы по демографическим и поведенческим характеристикам, используя алгоритм K-</w:t>
+      </w:r>
+      <w:proofErr w:type="spellStart"/>
+      <w:r>
+        <w:t>means</w:t>
+      </w:r>
+      <w:proofErr w:type="spellEnd"/>
+      <w:r>
+        <w:t xml:space="preserve">. После загрузки данных из </w:t>
       </w:r>
       <w:r>
         <w:rPr>
@@ -8694,42 +10334,107 @@
         <w:t>SQLite</w:t>
       </w:r>
       <w:r>
-        <w:t xml:space="preserve"> модуль выполняет предварительную обработку: заполняет пропуски, преобразует категориальные признаки (пол, город, семейное положение) и масштабирует числовые показатели (возраст, количество подписчиков, активность). Для определения оптимального числа кластеров применяется метод локтя, что обеспечивает объективность группировки.</w:t>
-      </w:r>
-    </w:p>
-    <w:p>
-      <w:pPr>
-        <w:pStyle w:val="a1"/>
-      </w:pPr>
-      <w:r>
-        <w:t xml:space="preserve">Модуль сочетает различные методы анализа данных, включая комбинированную обработку числовых и категориальных признаков через ColumnTransformer. Особое внимание уделено визуализации результатов: программа автоматически генерирует точечные диаграммы, отображающие распределение пользователей по возрасту и количеству подписчиков; </w:t>
-      </w:r>
+        <w:t xml:space="preserve"> модуль выполняет предварительную обработку: заполняет пропуски, преобразует категориальные признаки (пол, город, семейное положение) и масштабирует числовые показатели (возраст, количество подписчиков, активность). Для определения оптимального числа </w:t>
+      </w:r>
+      <w:r>
+        <w:t>групп</w:t>
+      </w:r>
+      <w:r>
+        <w:t xml:space="preserve"> применяется метод локтя, что обеспечивает объективность группировки.</w:t>
+      </w:r>
+    </w:p>
+    <w:p>
+      <w:pPr>
+        <w:pStyle w:val="a1"/>
+      </w:pPr>
+      <w:r>
+        <w:t xml:space="preserve">Модуль сочетает различные методы анализа данных, включая комбинированную обработку числовых и категориальных признаков через </w:t>
+      </w:r>
+      <w:proofErr w:type="spellStart"/>
+      <w:r>
+        <w:t>ColumnTransformer</w:t>
+      </w:r>
+      <w:proofErr w:type="spellEnd"/>
+      <w:r>
+        <w:t xml:space="preserve">. Особое внимание уделено визуализации результатов: программа автоматически генерирует точечные диаграммы, отображающие </w:t>
+      </w:r>
+      <w:r>
+        <w:rPr>
+          <w:color w:val="FF0000"/>
+        </w:rPr>
+        <w:t xml:space="preserve">распределение пользователей по возрасту и количеству подписчиков; </w:t>
+      </w:r>
+      <w:proofErr w:type="spellStart"/>
       <w:r>
         <w:lastRenderedPageBreak/>
-        <w:t>боксплоты, демонстрирующие возрастные различия между кластерами; а также стекированные столбчатые диаграммы, наглядно представляющие гендерный состав каждой группы. Дополнительно выводится детальная статистика по каждому кластеру.</w:t>
-      </w:r>
-    </w:p>
-    <w:p>
-      <w:pPr>
-        <w:pStyle w:val="a1"/>
-      </w:pPr>
-      <w:r>
-        <w:t>Интеграция модуля с основным скриптом позволяет не только собирать и хранить данные пользователей, но и получать глубокие аналитические выводы о структуре аудитории. Использование методов машинного обучения дает возможность выявлять скрытые закономерности и естественные группы в пользовательской базе. Автоматизированная визуализация значительно упрощает интерпретацию результатов и помогает быстро оценить особенности каждого сегмента.</w:t>
-      </w:r>
-    </w:p>
-    <w:p>
-      <w:pPr>
-        <w:pStyle w:val="a1"/>
-      </w:pPr>
-      <w:r>
-        <w:t>Разработанный модуль существенно расширяет аналитические возможности проекта, превращая сырые данные в ценные маркетинговые инсайты. Решение позволяет эффективно сегментировать аудиторию для персонализированных маркетинговых кампаний, анализа поведения пользователей и оптимизации сервисов. Все графики и статистики формируются автоматически, что делает инструмент удобным для регулярного использования и принятия управленческих решений.</w:t>
-      </w:r>
-    </w:p>
-    <w:p>
-      <w:pPr>
-        <w:pStyle w:val="a1"/>
-        <w:rPr>
-          <w:color w:val="auto"/>
+        <w:t>боксплоты</w:t>
+      </w:r>
+      <w:proofErr w:type="spellEnd"/>
+      <w:r>
+        <w:t xml:space="preserve">, демонстрирующие возрастные различия между </w:t>
+      </w:r>
+      <w:r>
+        <w:t>группами</w:t>
+      </w:r>
+      <w:r>
+        <w:t xml:space="preserve">; а также </w:t>
+      </w:r>
+      <w:proofErr w:type="spellStart"/>
+      <w:r>
+        <w:t>стекированные</w:t>
+      </w:r>
+      <w:proofErr w:type="spellEnd"/>
+      <w:r>
+        <w:t xml:space="preserve"> столбчатые диаграммы, наглядно представляющие гендерный состав каждой группы. </w:t>
+      </w:r>
+    </w:p>
+    <w:p>
+      <w:pPr>
+        <w:pStyle w:val="a1"/>
+      </w:pPr>
+      <w:r>
+        <w:t xml:space="preserve">Интеграция модуля с основным скриптом позволяет не только собирать и хранить данные пользователей, но и получать </w:t>
+      </w:r>
+      <w:r>
+        <w:t>подробные</w:t>
+      </w:r>
+      <w:r>
+        <w:t xml:space="preserve"> аналитические выводы о структуре аудитории. Использование методов машинного обучения дает возможность выявлять скрытые закономерности и естественные группы в пользовательской базе. Автоматизированная визуализация значительно упрощает интерпретацию результатов и помогает быстро оценить особенности каждого сегмента.</w:t>
+      </w:r>
+    </w:p>
+    <w:p>
+      <w:pPr>
+        <w:pStyle w:val="a1"/>
+      </w:pPr>
+      <w:r>
+        <w:rPr>
+          <w:color w:val="FF0000"/>
+        </w:rPr>
+        <w:t xml:space="preserve">Разработанный модуль существенно расширяет аналитические возможности проекта, превращая сырые данные в ценные маркетинговые </w:t>
+      </w:r>
+      <w:proofErr w:type="spellStart"/>
+      <w:r>
+        <w:rPr>
+          <w:color w:val="FF0000"/>
+        </w:rPr>
+        <w:t>инсайты</w:t>
+      </w:r>
+      <w:proofErr w:type="spellEnd"/>
+      <w:r>
+        <w:rPr>
+          <w:color w:val="FF0000"/>
+        </w:rPr>
+        <w:t>. Решение позволяет эффективно сегментировать аудиторию для персонализированных маркетинговых кампаний, анализа поведения пользователей и оптимизации сервисов. Все графики и статистики формируются автоматически, что делает инструмент удобны</w:t>
+      </w:r>
+      <w:r>
+        <w:t>м для регулярного использования и принятия управленческих решений.</w:t>
+      </w:r>
+    </w:p>
+    <w:p>
+      <w:pPr>
+        <w:pStyle w:val="a1"/>
+        <w:rPr>
+          <w:color w:val="FF0000"/>
         </w:rPr>
       </w:pPr>
       <w:r>
@@ -8813,9 +10518,33 @@
       </w:r>
       <w:r>
         <w:rPr>
-          <w:color w:val="auto"/>
-        </w:rPr>
-        <w:t>На основе собранных данных была проведена кластеризация пользователей, которая выявила 4 четких сегмента аудитории с характерными демографическими и поведенческими особенностями. Визуализация результатов кластеризации (рисунок 5) наглядно демонстрирует распределение пользователей по возрасту, полу и активности, что позволяет эффективно сегментировать аудиторию для маркетинговых задач.</w:t>
+          <w:color w:val="FF0000"/>
+        </w:rPr>
+        <w:t xml:space="preserve">На основе собранных данных была проведена </w:t>
+      </w:r>
+      <w:r>
+        <w:rPr>
+          <w:color w:val="FF0000"/>
+        </w:rPr>
+        <w:t>группировка</w:t>
+      </w:r>
+      <w:r>
+        <w:rPr>
+          <w:color w:val="FF0000"/>
+        </w:rPr>
+        <w:t xml:space="preserve"> пользователей, которая выявила 4 сегмента аудитории с характерными демографическими и поведенческими особенностями. Визуализация результатов </w:t>
+      </w:r>
+      <w:r>
+        <w:rPr>
+          <w:color w:val="FF0000"/>
+        </w:rPr>
+        <w:t>группировки</w:t>
+      </w:r>
+      <w:r>
+        <w:rPr>
+          <w:color w:val="FF0000"/>
+        </w:rPr>
+        <w:t xml:space="preserve"> (рисунок 5) наглядно демонстрирует распределение пользователей по возрасту, полу и активности, что позволяет эффективно сегментировать аудиторию для маркетинговых задач.</w:t>
       </w:r>
     </w:p>
     <w:p>
@@ -9117,7 +10846,16 @@
         <w:jc w:val="center"/>
       </w:pPr>
       <w:r>
-        <w:t>Рисунок 5 – кластеризация пользователей</w:t>
+        <w:t xml:space="preserve">Рисунок 5 – </w:t>
+      </w:r>
+      <w:r>
+        <w:t>группировка</w:t>
+      </w:r>
+      <w:r>
+        <w:t xml:space="preserve"> пользователей</w:t>
+      </w:r>
+      <w:r>
+        <w:t xml:space="preserve"> по числу подписчиков и возрасту</w:t>
       </w:r>
       <w:r>
         <w:br w:type="page"/>
@@ -9319,7 +11057,21 @@
         <w:rPr>
           <w:lang w:eastAsia="uk-UA"/>
         </w:rPr>
-        <w:t xml:space="preserve">VK API Documentation </w:t>
+        <w:t xml:space="preserve">VK API </w:t>
+      </w:r>
+      <w:proofErr w:type="spellStart"/>
+      <w:r>
+        <w:rPr>
+          <w:lang w:eastAsia="uk-UA"/>
+        </w:rPr>
+        <w:t>Documentation</w:t>
+      </w:r>
+      <w:proofErr w:type="spellEnd"/>
+      <w:r>
+        <w:rPr>
+          <w:lang w:eastAsia="uk-UA"/>
+        </w:rPr>
+        <w:t xml:space="preserve"> </w:t>
       </w:r>
       <w:r>
         <w:rPr>
@@ -9421,24 +11173,54 @@
           <w:lang w:eastAsia="uk-UA"/>
         </w:rPr>
       </w:pPr>
+      <w:proofErr w:type="spellStart"/>
       <w:r>
         <w:rPr>
           <w:lang w:eastAsia="uk-UA"/>
         </w:rPr>
-        <w:t xml:space="preserve">SQLAlchemy Documentation </w:t>
-      </w:r>
+        <w:t>SQLAlchemy</w:t>
+      </w:r>
+      <w:proofErr w:type="spellEnd"/>
       <w:r>
         <w:rPr>
           <w:lang w:eastAsia="uk-UA"/>
         </w:rPr>
+        <w:t xml:space="preserve"> </w:t>
+      </w:r>
+      <w:proofErr w:type="spellStart"/>
+      <w:r>
+        <w:rPr>
+          <w:lang w:eastAsia="uk-UA"/>
+        </w:rPr>
+        <w:t>Documentation</w:t>
+      </w:r>
+      <w:proofErr w:type="spellEnd"/>
+      <w:r>
+        <w:rPr>
+          <w:lang w:eastAsia="uk-UA"/>
+        </w:rPr>
+        <w:t xml:space="preserve"> </w:t>
+      </w:r>
+      <w:r>
+        <w:rPr>
+          <w:lang w:eastAsia="uk-UA"/>
+        </w:rPr>
         <w:t xml:space="preserve">// </w:t>
       </w:r>
       <w:r>
         <w:rPr>
           <w:lang w:eastAsia="uk-UA"/>
         </w:rPr>
-        <w:t>Документация библиотеки SQLAlchemy</w:t>
-      </w:r>
+        <w:t xml:space="preserve">Документация библиотеки </w:t>
+      </w:r>
+      <w:proofErr w:type="spellStart"/>
+      <w:r>
+        <w:rPr>
+          <w:lang w:eastAsia="uk-UA"/>
+        </w:rPr>
+        <w:t>SQLAlchemy</w:t>
+      </w:r>
+      <w:proofErr w:type="spellEnd"/>
       <w:r>
         <w:rPr>
           <w:lang w:eastAsia="uk-UA"/>
@@ -9697,8 +11479,30 @@
         <w:rPr>
           <w:lang w:eastAsia="uk-UA"/>
         </w:rPr>
-        <w:t>ффективная работа с данными сообществ на примере api вконтакте</w:t>
-      </w:r>
+        <w:t xml:space="preserve">ффективная работа с данными сообществ на примере </w:t>
+      </w:r>
+      <w:proofErr w:type="spellStart"/>
+      <w:r>
+        <w:rPr>
+          <w:lang w:eastAsia="uk-UA"/>
+        </w:rPr>
+        <w:t>api</w:t>
+      </w:r>
+      <w:proofErr w:type="spellEnd"/>
+      <w:r>
+        <w:rPr>
+          <w:lang w:eastAsia="uk-UA"/>
+        </w:rPr>
+        <w:t xml:space="preserve"> </w:t>
+      </w:r>
+      <w:proofErr w:type="spellStart"/>
+      <w:r>
+        <w:rPr>
+          <w:lang w:eastAsia="uk-UA"/>
+        </w:rPr>
+        <w:t>вконтакте</w:t>
+      </w:r>
+      <w:proofErr w:type="spellEnd"/>
       <w:r>
         <w:rPr>
           <w:lang w:eastAsia="uk-UA"/>
@@ -9903,7 +11707,7 @@
             <w:sz w:val="24"/>
             <w:szCs w:val="24"/>
           </w:rPr>
-          <w:t>2</w:t>
+          <w:t>20</w:t>
         </w:r>
         <w:r>
           <w:rPr>
@@ -14255,7 +16059,7 @@
 </file>
 
 <file path=customXml/itemProps1.xml><?xml version="1.0" encoding="utf-8"?>
-<ds:datastoreItem xmlns:ds="http://schemas.openxmlformats.org/officeDocument/2006/customXml" ds:itemID="{4AC223B2-8583-4EB4-A725-6892871796FB}">
+<ds:datastoreItem xmlns:ds="http://schemas.openxmlformats.org/officeDocument/2006/customXml" ds:itemID="{880BF5CE-6E30-4823-BB54-9923AC2B8ACF}">
   <ds:schemaRefs>
     <ds:schemaRef ds:uri="http://schemas.openxmlformats.org/officeDocument/2006/bibliography"/>
   </ds:schemaRefs>

--- a/6 sem/Курсовая 2/Вербицкий Данила 35.2 Курсовая.docx
+++ b/6 sem/Курсовая 2/Вербицкий Данила 35.2 Курсовая.docx
@@ -2553,27 +2553,7 @@
                 <w:sz w:val="28"/>
                 <w:szCs w:val="28"/>
               </w:rPr>
-              <w:t>сание основного скрип</w:t>
-            </w:r>
-            <w:r>
-              <w:rPr>
-                <w:rStyle w:val="af"/>
-                <w:rFonts w:cs="Times New Roman"/>
-                <w:noProof/>
-                <w:sz w:val="28"/>
-                <w:szCs w:val="28"/>
-              </w:rPr>
-              <w:t>т</w:t>
-            </w:r>
-            <w:r>
-              <w:rPr>
-                <w:rStyle w:val="af"/>
-                <w:rFonts w:cs="Times New Roman"/>
-                <w:noProof/>
-                <w:sz w:val="28"/>
-                <w:szCs w:val="28"/>
-              </w:rPr>
-              <w:t>а и создание кластеров</w:t>
+              <w:t>сание основного скрипта и создание кластеров</w:t>
             </w:r>
             <w:r>
               <w:rPr>
@@ -3259,8 +3239,6 @@
         </w:rPr>
         <w:t>;</w:t>
       </w:r>
-      <w:bookmarkStart w:id="5" w:name="_GoBack"/>
-      <w:bookmarkEnd w:id="5"/>
     </w:p>
     <w:p>
       <w:pPr>
@@ -3388,11 +3366,11 @@
         <w:lastRenderedPageBreak/>
         <w:t xml:space="preserve"> </w:t>
       </w:r>
-      <w:bookmarkStart w:id="6" w:name="_Toc185235201"/>
+      <w:bookmarkStart w:id="5" w:name="_Toc185235201"/>
       <w:r>
         <w:t>Социальные сети и данные пользователей</w:t>
       </w:r>
-      <w:bookmarkEnd w:id="6"/>
+      <w:bookmarkEnd w:id="5"/>
     </w:p>
     <w:p>
       <w:pPr>
@@ -3412,14 +3390,14 @@
       <w:r>
         <w:t xml:space="preserve"> </w:t>
       </w:r>
-      <w:bookmarkStart w:id="7" w:name="_Toc185235202"/>
+      <w:bookmarkStart w:id="6" w:name="_Toc185235202"/>
       <w:r>
         <w:t>Понятие</w:t>
       </w:r>
       <w:r>
         <w:t xml:space="preserve"> и классификация данных пользователей социальных сетей</w:t>
       </w:r>
-      <w:bookmarkEnd w:id="7"/>
+      <w:bookmarkEnd w:id="6"/>
     </w:p>
     <w:p>
       <w:pPr>
@@ -3470,11 +3448,11 @@
       <w:r>
         <w:t xml:space="preserve"> </w:t>
       </w:r>
-      <w:bookmarkStart w:id="8" w:name="_Toc185235203"/>
+      <w:bookmarkStart w:id="7" w:name="_Toc185235203"/>
       <w:r>
         <w:t>Классификация данных пользователей</w:t>
       </w:r>
-      <w:bookmarkEnd w:id="8"/>
+      <w:bookmarkEnd w:id="7"/>
     </w:p>
     <w:p>
       <w:pPr>
@@ -4041,11 +4019,11 @@
       <w:r>
         <w:t xml:space="preserve"> </w:t>
       </w:r>
-      <w:bookmarkStart w:id="9" w:name="_Toc185235204"/>
+      <w:bookmarkStart w:id="8" w:name="_Toc185235204"/>
       <w:r>
         <w:t>Применение классификации данных</w:t>
       </w:r>
-      <w:bookmarkEnd w:id="9"/>
+      <w:bookmarkEnd w:id="8"/>
     </w:p>
     <w:p>
       <w:pPr>
@@ -4190,14 +4168,14 @@
         <w:lastRenderedPageBreak/>
         <w:t xml:space="preserve"> </w:t>
       </w:r>
-      <w:bookmarkStart w:id="10" w:name="_Toc185235205"/>
+      <w:bookmarkStart w:id="9" w:name="_Toc185235205"/>
       <w:r>
         <w:rPr>
           <w:lang w:val="en-US"/>
         </w:rPr>
         <w:t>API vk.com</w:t>
       </w:r>
-      <w:bookmarkEnd w:id="10"/>
+      <w:bookmarkEnd w:id="9"/>
     </w:p>
     <w:p>
       <w:pPr>
@@ -4216,14 +4194,14 @@
       <w:r>
         <w:t xml:space="preserve"> </w:t>
       </w:r>
-      <w:bookmarkStart w:id="11" w:name="_Toc185235206"/>
+      <w:bookmarkStart w:id="10" w:name="_Toc185235206"/>
       <w:r>
         <w:t>Описание</w:t>
       </w:r>
       <w:r>
         <w:t xml:space="preserve"> vk.com API и его возможностей</w:t>
       </w:r>
-      <w:bookmarkEnd w:id="11"/>
+      <w:bookmarkEnd w:id="10"/>
     </w:p>
     <w:p>
       <w:pPr>
@@ -5387,11 +5365,11 @@
       <w:r>
         <w:t xml:space="preserve"> </w:t>
       </w:r>
-      <w:bookmarkStart w:id="12" w:name="_Toc185235207"/>
+      <w:bookmarkStart w:id="11" w:name="_Toc185235207"/>
       <w:r>
         <w:t>Разделение прав доступа и их значения</w:t>
       </w:r>
-      <w:bookmarkEnd w:id="12"/>
+      <w:bookmarkEnd w:id="11"/>
     </w:p>
     <w:p>
       <w:pPr>
@@ -6499,11 +6477,11 @@
       <w:r>
         <w:t xml:space="preserve"> </w:t>
       </w:r>
-      <w:bookmarkStart w:id="13" w:name="_Toc185235208"/>
+      <w:bookmarkStart w:id="12" w:name="_Toc185235208"/>
       <w:r>
         <w:t>Описание методов API, используемых для извлечения данных</w:t>
       </w:r>
-      <w:bookmarkEnd w:id="13"/>
+      <w:bookmarkEnd w:id="12"/>
     </w:p>
     <w:p>
       <w:pPr>
@@ -8486,11 +8464,11 @@
       <w:r>
         <w:t xml:space="preserve"> </w:t>
       </w:r>
-      <w:bookmarkStart w:id="14" w:name="_Toc185235210"/>
+      <w:bookmarkStart w:id="13" w:name="_Toc185235210"/>
       <w:r>
         <w:t>Описание процесса извлечения и обработки данных</w:t>
       </w:r>
-      <w:bookmarkEnd w:id="14"/>
+      <w:bookmarkEnd w:id="13"/>
       <w:r>
         <w:t xml:space="preserve"> </w:t>
       </w:r>
@@ -9315,11 +9293,11 @@
       <w:r>
         <w:t xml:space="preserve"> </w:t>
       </w:r>
-      <w:bookmarkStart w:id="15" w:name="_Toc185235211"/>
+      <w:bookmarkStart w:id="14" w:name="_Toc185235211"/>
       <w:r>
         <w:t>Схема сохранения данных в базе (ORM-модели)</w:t>
       </w:r>
-      <w:bookmarkEnd w:id="15"/>
+      <w:bookmarkEnd w:id="14"/>
     </w:p>
     <w:p>
       <w:pPr>
@@ -9724,11 +9702,11 @@
       <w:r>
         <w:t xml:space="preserve"> </w:t>
       </w:r>
-      <w:bookmarkStart w:id="16" w:name="_Toc185235212"/>
+      <w:bookmarkStart w:id="15" w:name="_Toc185235212"/>
       <w:r>
         <w:t>Описание основного скрипта</w:t>
       </w:r>
-      <w:bookmarkEnd w:id="16"/>
+      <w:bookmarkEnd w:id="15"/>
       <w:r>
         <w:t xml:space="preserve"> и </w:t>
       </w:r>
@@ -10356,36 +10334,32 @@
       </w:r>
       <w:proofErr w:type="spellEnd"/>
       <w:r>
-        <w:t xml:space="preserve">. Особое внимание уделено визуализации результатов: программа автоматически генерирует точечные диаграммы, отображающие </w:t>
+        <w:t xml:space="preserve">. </w:t>
       </w:r>
       <w:r>
         <w:rPr>
           <w:color w:val="FF0000"/>
         </w:rPr>
-        <w:t xml:space="preserve">распределение пользователей по возрасту и количеству подписчиков; </w:t>
-      </w:r>
-      <w:proofErr w:type="spellStart"/>
-      <w:r>
+        <w:t xml:space="preserve">Особое внимание уделено визуализации результатов: программа автоматически генерирует точечные диаграммы, отображающие распределение пользователей по возрасту и количеству подписчиков; </w:t>
+      </w:r>
+      <w:r>
+        <w:rPr>
+          <w:color w:val="FF0000"/>
+        </w:rPr>
+        <w:t xml:space="preserve">по </w:t>
+      </w:r>
+      <w:r>
+        <w:rPr>
+          <w:color w:val="FF0000"/>
+        </w:rPr>
         <w:lastRenderedPageBreak/>
-        <w:t>боксплоты</w:t>
-      </w:r>
-      <w:proofErr w:type="spellEnd"/>
-      <w:r>
-        <w:t xml:space="preserve">, демонстрирующие возрастные различия между </w:t>
-      </w:r>
-      <w:r>
-        <w:t>группами</w:t>
-      </w:r>
-      <w:r>
-        <w:t xml:space="preserve">; а также </w:t>
-      </w:r>
-      <w:proofErr w:type="spellStart"/>
-      <w:r>
-        <w:t>стекированные</w:t>
-      </w:r>
-      <w:proofErr w:type="spellEnd"/>
-      <w:r>
-        <w:t xml:space="preserve"> столбчатые диаграммы, наглядно представляющие гендерный состав каждой группы. </w:t>
+        <w:t>последней активности и количеством пользователей; по городам.</w:t>
+      </w:r>
+      <w:r>
+        <w:rPr>
+          <w:color w:val="FF0000"/>
+        </w:rPr>
+        <w:t xml:space="preserve"> </w:t>
       </w:r>
     </w:p>
     <w:p>
@@ -10406,6 +10380,7 @@
       <w:pPr>
         <w:pStyle w:val="a1"/>
       </w:pPr>
+      <w:bookmarkStart w:id="16" w:name="_GoBack"/>
       <w:r>
         <w:rPr>
           <w:color w:val="FF0000"/>
@@ -10430,6 +10405,7 @@
         <w:t>м для регулярного использования и принятия управленческих решений.</w:t>
       </w:r>
     </w:p>
+    <w:bookmarkEnd w:id="16"/>
     <w:p>
       <w:pPr>
         <w:pStyle w:val="a1"/>
@@ -10520,31 +10496,55 @@
         <w:rPr>
           <w:color w:val="FF0000"/>
         </w:rPr>
-        <w:t xml:space="preserve">На основе собранных данных была проведена </w:t>
+        <w:t>На основе собр</w:t>
       </w:r>
       <w:r>
         <w:rPr>
           <w:color w:val="FF0000"/>
         </w:rPr>
-        <w:t>группировка</w:t>
+        <w:t>анных данных были проведены группировки пользователей, которые выявили сегменты</w:t>
       </w:r>
       <w:r>
         <w:rPr>
           <w:color w:val="FF0000"/>
         </w:rPr>
-        <w:t xml:space="preserve"> пользователей, которая выявила 4 сегмента аудитории с характерными демографическими и поведенческими особенностями. Визуализация результатов </w:t>
+        <w:t xml:space="preserve"> аудитории с характерными демографическими и поведенческими особенностями. Визуализация результатов </w:t>
       </w:r>
       <w:r>
         <w:rPr>
           <w:color w:val="FF0000"/>
         </w:rPr>
-        <w:t>группировки</w:t>
+        <w:t>группировок (рисунки</w:t>
       </w:r>
       <w:r>
         <w:rPr>
           <w:color w:val="FF0000"/>
         </w:rPr>
-        <w:t xml:space="preserve"> (рисунок 5) наглядно демонстрирует распределение пользователей по возрасту, полу и активности, что позволяет эффективно сегментировать аудиторию для маркетинговых задач.</w:t>
+        <w:t xml:space="preserve"> 5</w:t>
+      </w:r>
+      <w:r>
+        <w:rPr>
+          <w:color w:val="FF0000"/>
+        </w:rPr>
+        <w:t>, 6, 7) наглядно демонстрируют</w:t>
+      </w:r>
+      <w:r>
+        <w:rPr>
+          <w:color w:val="FF0000"/>
+        </w:rPr>
+        <w:t xml:space="preserve"> распределение пользователей </w:t>
+      </w:r>
+      <w:r>
+        <w:rPr>
+          <w:color w:val="FF0000"/>
+        </w:rPr>
+        <w:t>по количеству подписчиков, городам, активности и возрасту</w:t>
+      </w:r>
+      <w:r>
+        <w:rPr>
+          <w:color w:val="FF0000"/>
+        </w:rPr>
+        <w:t>, что позволяет эффективно сегментировать аудиторию для маркетинговых задач.</w:t>
       </w:r>
     </w:p>
     <w:p>
@@ -10571,8 +10571,8 @@
         <w:lastRenderedPageBreak/>
         <w:drawing>
           <wp:inline distT="0" distB="0" distL="0" distR="0" wp14:anchorId="73C563C3" wp14:editId="76911DFB">
-            <wp:extent cx="5015345" cy="2276875"/>
-            <wp:effectExtent l="0" t="0" r="0" b="9525"/>
+            <wp:extent cx="5958610" cy="2705100"/>
+            <wp:effectExtent l="0" t="0" r="4445" b="0"/>
             <wp:docPr id="1" name="Рисунок 1"/>
             <wp:cNvGraphicFramePr>
               <a:graphicFrameLocks xmlns:a="http://schemas.openxmlformats.org/drawingml/2006/main" noChangeAspect="1"/>
@@ -10593,7 +10593,7 @@
                   <pic:spPr>
                     <a:xfrm>
                       <a:off x="0" y="0"/>
-                      <a:ext cx="5038987" cy="2287608"/>
+                      <a:ext cx="5991227" cy="2719908"/>
                     </a:xfrm>
                     <a:prstGeom prst="rect">
                       <a:avLst/>
@@ -10647,8 +10647,8 @@
         </w:rPr>
         <w:drawing>
           <wp:inline distT="0" distB="0" distL="0" distR="0" wp14:anchorId="383826FC" wp14:editId="5D3C74AD">
-            <wp:extent cx="3520440" cy="2835545"/>
-            <wp:effectExtent l="0" t="0" r="3810" b="3175"/>
+            <wp:extent cx="4332922" cy="3489960"/>
+            <wp:effectExtent l="0" t="0" r="0" b="0"/>
             <wp:docPr id="2" name="Рисунок 2"/>
             <wp:cNvGraphicFramePr>
               <a:graphicFrameLocks xmlns:a="http://schemas.openxmlformats.org/drawingml/2006/main" noChangeAspect="1"/>
@@ -10669,7 +10669,7 @@
                   <pic:spPr>
                     <a:xfrm>
                       <a:off x="0" y="0"/>
-                      <a:ext cx="3536167" cy="2848212"/>
+                      <a:ext cx="4360380" cy="3512076"/>
                     </a:xfrm>
                     <a:prstGeom prst="rect">
                       <a:avLst/>
@@ -10857,8 +10857,131 @@
       <w:r>
         <w:t xml:space="preserve"> по числу подписчиков и возрасту</w:t>
       </w:r>
+    </w:p>
+    <w:p>
       <w:r>
         <w:br w:type="page"/>
+      </w:r>
+      <w:r>
+        <w:lastRenderedPageBreak/>
+        <w:drawing>
+          <wp:inline distT="0" distB="0" distL="0" distR="0" wp14:anchorId="570A7925" wp14:editId="3B1BC24A">
+            <wp:extent cx="5940425" cy="3960495"/>
+            <wp:effectExtent l="0" t="0" r="3175" b="1905"/>
+            <wp:docPr id="5" name="Рисунок 5"/>
+            <wp:cNvGraphicFramePr>
+              <a:graphicFrameLocks xmlns:a="http://schemas.openxmlformats.org/drawingml/2006/main" noChangeAspect="1"/>
+            </wp:cNvGraphicFramePr>
+            <a:graphic xmlns:a="http://schemas.openxmlformats.org/drawingml/2006/main">
+              <a:graphicData uri="http://schemas.openxmlformats.org/drawingml/2006/picture">
+                <pic:pic xmlns:pic="http://schemas.openxmlformats.org/drawingml/2006/picture">
+                  <pic:nvPicPr>
+                    <pic:cNvPr id="1" name=""/>
+                    <pic:cNvPicPr/>
+                  </pic:nvPicPr>
+                  <pic:blipFill>
+                    <a:blip r:embed="rId14"/>
+                    <a:stretch>
+                      <a:fillRect/>
+                    </a:stretch>
+                  </pic:blipFill>
+                  <pic:spPr>
+                    <a:xfrm>
+                      <a:off x="0" y="0"/>
+                      <a:ext cx="5940425" cy="3960495"/>
+                    </a:xfrm>
+                    <a:prstGeom prst="rect">
+                      <a:avLst/>
+                    </a:prstGeom>
+                  </pic:spPr>
+                </pic:pic>
+              </a:graphicData>
+            </a:graphic>
+          </wp:inline>
+        </w:drawing>
+      </w:r>
+    </w:p>
+    <w:p>
+      <w:pPr>
+        <w:pStyle w:val="a1"/>
+        <w:ind w:firstLine="0"/>
+        <w:jc w:val="center"/>
+      </w:pPr>
+      <w:r>
+        <w:t xml:space="preserve">Рисунок </w:t>
+      </w:r>
+      <w:r>
+        <w:t>6</w:t>
+      </w:r>
+      <w:r>
+        <w:t xml:space="preserve"> – группировка пользователей по числу подписчиков и </w:t>
+      </w:r>
+      <w:r>
+        <w:t>активности</w:t>
+      </w:r>
+    </w:p>
+    <w:p>
+      <w:pPr>
+        <w:pStyle w:val="a1"/>
+        <w:ind w:firstLine="0"/>
+        <w:jc w:val="center"/>
+      </w:pPr>
+    </w:p>
+    <w:p>
+      <w:pPr>
+        <w:pStyle w:val="a1"/>
+        <w:ind w:firstLine="0"/>
+        <w:jc w:val="center"/>
+      </w:pPr>
+      <w:r>
+        <w:drawing>
+          <wp:inline distT="0" distB="0" distL="0" distR="0" wp14:anchorId="611FC9F3" wp14:editId="74FCE56D">
+            <wp:extent cx="5940425" cy="3960495"/>
+            <wp:effectExtent l="0" t="0" r="3175" b="1905"/>
+            <wp:docPr id="7" name="Рисунок 7"/>
+            <wp:cNvGraphicFramePr>
+              <a:graphicFrameLocks xmlns:a="http://schemas.openxmlformats.org/drawingml/2006/main" noChangeAspect="1"/>
+            </wp:cNvGraphicFramePr>
+            <a:graphic xmlns:a="http://schemas.openxmlformats.org/drawingml/2006/main">
+              <a:graphicData uri="http://schemas.openxmlformats.org/drawingml/2006/picture">
+                <pic:pic xmlns:pic="http://schemas.openxmlformats.org/drawingml/2006/picture">
+                  <pic:nvPicPr>
+                    <pic:cNvPr id="1" name=""/>
+                    <pic:cNvPicPr/>
+                  </pic:nvPicPr>
+                  <pic:blipFill>
+                    <a:blip r:embed="rId15"/>
+                    <a:stretch>
+                      <a:fillRect/>
+                    </a:stretch>
+                  </pic:blipFill>
+                  <pic:spPr>
+                    <a:xfrm>
+                      <a:off x="0" y="0"/>
+                      <a:ext cx="5940425" cy="3960495"/>
+                    </a:xfrm>
+                    <a:prstGeom prst="rect">
+                      <a:avLst/>
+                    </a:prstGeom>
+                  </pic:spPr>
+                </pic:pic>
+              </a:graphicData>
+            </a:graphic>
+          </wp:inline>
+        </w:drawing>
+      </w:r>
+    </w:p>
+    <w:p>
+      <w:pPr>
+        <w:pStyle w:val="a1"/>
+        <w:ind w:firstLine="0"/>
+        <w:jc w:val="center"/>
+      </w:pPr>
+      <w:r>
+        <w:t>Рисунок 6 – группировка пользователей по</w:t>
+      </w:r>
+      <w:r>
+        <w:t xml:space="preserve"> городам</w:t>
       </w:r>
     </w:p>
     <w:p>
@@ -11587,7 +11710,7 @@
         </w:rPr>
         <w:t xml:space="preserve"> URL: </w:t>
       </w:r>
-      <w:hyperlink r:id="rId14" w:history="1">
+      <w:hyperlink r:id="rId16" w:history="1">
         <w:r>
           <w:rPr>
             <w:rStyle w:val="af"/>
@@ -11707,7 +11830,7 @@
             <w:sz w:val="24"/>
             <w:szCs w:val="24"/>
           </w:rPr>
-          <w:t>20</w:t>
+          <w:t>32</w:t>
         </w:r>
         <w:r>
           <w:rPr>
@@ -16059,7 +16182,7 @@
 </file>
 
 <file path=customXml/itemProps1.xml><?xml version="1.0" encoding="utf-8"?>
-<ds:datastoreItem xmlns:ds="http://schemas.openxmlformats.org/officeDocument/2006/customXml" ds:itemID="{880BF5CE-6E30-4823-BB54-9923AC2B8ACF}">
+<ds:datastoreItem xmlns:ds="http://schemas.openxmlformats.org/officeDocument/2006/customXml" ds:itemID="{2ADBCE13-D2C7-4CB0-BB50-0DFBED610131}">
   <ds:schemaRefs>
     <ds:schemaRef ds:uri="http://schemas.openxmlformats.org/officeDocument/2006/bibliography"/>
   </ds:schemaRefs>

--- a/6 sem/Курсовая 2/Вербицкий Данила 35.2 Курсовая.docx
+++ b/6 sem/Курсовая 2/Вербицкий Данила 35.2 Курсовая.docx
@@ -3012,12 +3012,14 @@
         <w:ind w:firstLine="709"/>
         <w:jc w:val="both"/>
         <w:rPr>
+          <w:color w:val="000000" w:themeColor="text1"/>
           <w:sz w:val="28"/>
           <w:szCs w:val="28"/>
         </w:rPr>
       </w:pPr>
       <w:r>
         <w:rPr>
+          <w:color w:val="000000" w:themeColor="text1"/>
           <w:sz w:val="28"/>
           <w:szCs w:val="28"/>
         </w:rPr>
@@ -3026,6 +3028,7 @@
       <w:proofErr w:type="spellStart"/>
       <w:r>
         <w:rPr>
+          <w:color w:val="000000" w:themeColor="text1"/>
           <w:sz w:val="28"/>
           <w:szCs w:val="28"/>
         </w:rPr>
@@ -3034,55 +3037,39 @@
       <w:proofErr w:type="spellEnd"/>
       <w:r>
         <w:rPr>
+          <w:color w:val="000000" w:themeColor="text1"/>
           <w:sz w:val="28"/>
           <w:szCs w:val="28"/>
         </w:rPr>
-        <w:t xml:space="preserve">, </w:t>
-      </w:r>
-      <w:r>
-        <w:rPr>
+        <w:t xml:space="preserve"> </w:t>
+      </w:r>
+      <w:r>
+        <w:rPr>
+          <w:color w:val="000000" w:themeColor="text1"/>
           <w:sz w:val="28"/>
           <w:szCs w:val="28"/>
         </w:rPr>
-        <w:t>сохранять</w:t>
-      </w:r>
-      <w:r>
-        <w:rPr>
+        <w:t xml:space="preserve">и строить </w:t>
+      </w:r>
+      <w:r>
+        <w:rPr>
+          <w:color w:val="000000" w:themeColor="text1"/>
           <w:sz w:val="28"/>
           <w:szCs w:val="28"/>
         </w:rPr>
-        <w:t xml:space="preserve"> их</w:t>
-      </w:r>
-      <w:r>
-        <w:rPr>
+        <w:t>различные группы</w:t>
+      </w:r>
+      <w:r>
+        <w:rPr>
+          <w:color w:val="000000" w:themeColor="text1"/>
           <w:sz w:val="28"/>
           <w:szCs w:val="28"/>
         </w:rPr>
-        <w:t xml:space="preserve"> в базе данных</w:t>
-      </w:r>
-      <w:r>
-        <w:rPr>
-          <w:sz w:val="28"/>
-          <w:szCs w:val="28"/>
-        </w:rPr>
-        <w:t xml:space="preserve"> и строить </w:t>
-      </w:r>
-      <w:r>
-        <w:rPr>
-          <w:sz w:val="28"/>
-          <w:szCs w:val="28"/>
-        </w:rPr>
-        <w:t>различные группы</w:t>
-      </w:r>
-      <w:r>
-        <w:rPr>
-          <w:sz w:val="28"/>
-          <w:szCs w:val="28"/>
-        </w:rPr>
         <w:t xml:space="preserve"> на их основе</w:t>
       </w:r>
       <w:r>
         <w:rPr>
+          <w:color w:val="000000" w:themeColor="text1"/>
           <w:sz w:val="28"/>
           <w:szCs w:val="28"/>
         </w:rPr>
@@ -3097,12 +3084,14 @@
         <w:ind w:firstLine="709"/>
         <w:jc w:val="both"/>
         <w:rPr>
+          <w:color w:val="000000" w:themeColor="text1"/>
           <w:sz w:val="28"/>
           <w:szCs w:val="28"/>
         </w:rPr>
       </w:pPr>
       <w:r>
         <w:rPr>
+          <w:color w:val="000000" w:themeColor="text1"/>
           <w:sz w:val="28"/>
           <w:szCs w:val="28"/>
         </w:rPr>
@@ -3124,26 +3113,54 @@
         <w:ind w:left="0" w:firstLine="709"/>
         <w:jc w:val="both"/>
         <w:rPr>
+          <w:color w:val="000000" w:themeColor="text1"/>
           <w:sz w:val="28"/>
           <w:szCs w:val="28"/>
         </w:rPr>
       </w:pPr>
       <w:r>
         <w:rPr>
+          <w:color w:val="000000" w:themeColor="text1"/>
           <w:sz w:val="28"/>
           <w:szCs w:val="28"/>
         </w:rPr>
-        <w:t>р</w:t>
-      </w:r>
-      <w:r>
-        <w:rPr>
+        <w:t>и</w:t>
+      </w:r>
+      <w:r>
+        <w:rPr>
+          <w:color w:val="000000" w:themeColor="text1"/>
           <w:sz w:val="28"/>
           <w:szCs w:val="28"/>
         </w:rPr>
-        <w:t>азработать алгоритм для извлечения данных с учетом требований безопасности и ограничений API</w:t>
-      </w:r>
-      <w:r>
-        <w:rPr>
+        <w:t xml:space="preserve">зучить </w:t>
+      </w:r>
+      <w:r>
+        <w:rPr>
+          <w:color w:val="000000" w:themeColor="text1"/>
+          <w:sz w:val="28"/>
+          <w:szCs w:val="28"/>
+        </w:rPr>
+        <w:t xml:space="preserve">специализированные методы для извлечения </w:t>
+      </w:r>
+      <w:r>
+        <w:rPr>
+          <w:color w:val="000000" w:themeColor="text1"/>
+          <w:sz w:val="28"/>
+          <w:szCs w:val="28"/>
+        </w:rPr>
+        <w:t>данных пользователей</w:t>
+      </w:r>
+      <w:r>
+        <w:rPr>
+          <w:color w:val="000000" w:themeColor="text1"/>
+          <w:sz w:val="28"/>
+          <w:szCs w:val="28"/>
+        </w:rPr>
+        <w:t xml:space="preserve"> из социальных сетей</w:t>
+      </w:r>
+      <w:r>
+        <w:rPr>
+          <w:color w:val="000000" w:themeColor="text1"/>
           <w:sz w:val="28"/>
           <w:szCs w:val="28"/>
         </w:rPr>
@@ -3165,30 +3182,34 @@
         <w:ind w:left="0" w:firstLine="709"/>
         <w:jc w:val="both"/>
         <w:rPr>
+          <w:color w:val="000000" w:themeColor="text1"/>
           <w:sz w:val="28"/>
           <w:szCs w:val="28"/>
         </w:rPr>
       </w:pPr>
       <w:r>
         <w:rPr>
+          <w:color w:val="000000" w:themeColor="text1"/>
           <w:sz w:val="28"/>
           <w:szCs w:val="28"/>
         </w:rPr>
-        <w:t>с</w:t>
-      </w:r>
-      <w:r>
-        <w:rPr>
+        <w:t xml:space="preserve">доработать </w:t>
+      </w:r>
+      <w:r>
+        <w:rPr>
+          <w:color w:val="000000" w:themeColor="text1"/>
           <w:sz w:val="28"/>
           <w:szCs w:val="28"/>
         </w:rPr>
-        <w:t>проектировать и создать базу данных для хран</w:t>
-      </w:r>
-      <w:r>
-        <w:rPr>
+        <w:t>алгоритм для извлечения данных с учетом требований безопасности и ограничений API</w:t>
+      </w:r>
+      <w:r>
+        <w:rPr>
+          <w:color w:val="000000" w:themeColor="text1"/>
           <w:sz w:val="28"/>
           <w:szCs w:val="28"/>
         </w:rPr>
-        <w:t>ения информации о пользователях;</w:t>
+        <w:t>;</w:t>
       </w:r>
     </w:p>
     <w:p>
@@ -3207,12 +3228,14 @@
         <w:jc w:val="both"/>
         <w:rPr>
           <w:rFonts w:eastAsiaTheme="minorEastAsia"/>
+          <w:color w:val="000000" w:themeColor="text1"/>
           <w:sz w:val="28"/>
           <w:szCs w:val="28"/>
         </w:rPr>
       </w:pPr>
       <w:r>
         <w:rPr>
+          <w:color w:val="000000" w:themeColor="text1"/>
           <w:sz w:val="28"/>
           <w:szCs w:val="28"/>
         </w:rPr>
@@ -3220,74 +3243,59 @@
       </w:r>
       <w:r>
         <w:rPr>
+          <w:color w:val="000000" w:themeColor="text1"/>
           <w:sz w:val="28"/>
           <w:szCs w:val="28"/>
         </w:rPr>
-        <w:t xml:space="preserve">еализовать программу, которая будет запрашивать данные через API, </w:t>
-      </w:r>
-      <w:r>
-        <w:rPr>
+        <w:t xml:space="preserve">еализовать программу, которая будет </w:t>
+      </w:r>
+      <w:r>
+        <w:rPr>
+          <w:color w:val="000000" w:themeColor="text1"/>
           <w:sz w:val="28"/>
           <w:szCs w:val="28"/>
         </w:rPr>
-        <w:t>сохранять информацию в базу данных</w:t>
-      </w:r>
-      <w:r>
-        <w:rPr>
+        <w:t xml:space="preserve">анализировать </w:t>
+      </w:r>
+      <w:r>
+        <w:rPr>
+          <w:color w:val="000000" w:themeColor="text1"/>
           <w:sz w:val="28"/>
           <w:szCs w:val="28"/>
         </w:rPr>
-        <w:t>;</w:t>
-      </w:r>
-    </w:p>
-    <w:p>
-      <w:pPr>
-        <w:pStyle w:val="a5"/>
-        <w:numPr>
-          <w:ilvl w:val="0"/>
-          <w:numId w:val="18"/>
-        </w:numPr>
-        <w:shd w:val="clear" w:color="auto" w:fill="FFFFFF"/>
-        <w:tabs>
-          <w:tab w:val="left" w:pos="1276"/>
-        </w:tabs>
-        <w:spacing w:before="0" w:beforeAutospacing="0" w:after="0" w:afterAutospacing="0" w:line="360" w:lineRule="auto"/>
-        <w:ind w:left="0" w:firstLine="709"/>
-        <w:jc w:val="both"/>
-        <w:rPr>
-          <w:rFonts w:eastAsiaTheme="minorEastAsia"/>
+        <w:t xml:space="preserve">и визуализировать </w:t>
+      </w:r>
+      <w:r>
+        <w:rPr>
+          <w:color w:val="000000" w:themeColor="text1"/>
           <w:sz w:val="28"/>
           <w:szCs w:val="28"/>
         </w:rPr>
-      </w:pPr>
-      <w:r>
-        <w:rPr>
+        <w:t>полученные через API данные</w:t>
+      </w:r>
+      <w:r>
+        <w:rPr>
+          <w:color w:val="000000" w:themeColor="text1"/>
           <w:sz w:val="28"/>
           <w:szCs w:val="28"/>
         </w:rPr>
-        <w:t xml:space="preserve">анализировать полученные через </w:t>
-      </w:r>
-      <w:r>
-        <w:rPr>
+        <w:t>.</w:t>
+      </w:r>
+    </w:p>
+    <w:p>
+      <w:pPr>
+        <w:pStyle w:val="Textbody"/>
+        <w:widowControl w:val="0"/>
+        <w:spacing w:after="0" w:line="360" w:lineRule="auto"/>
+        <w:jc w:val="both"/>
+        <w:rPr>
+          <w:rFonts w:ascii="Times New Roman" w:eastAsiaTheme="minorEastAsia" w:hAnsi="Times New Roman" w:cs="Times New Roman"/>
+          <w:kern w:val="0"/>
           <w:sz w:val="28"/>
           <w:szCs w:val="28"/>
-        </w:rPr>
-        <w:t>API</w:t>
-      </w:r>
-      <w:r>
-        <w:rPr>
-          <w:sz w:val="28"/>
-          <w:szCs w:val="28"/>
-        </w:rPr>
-        <w:t xml:space="preserve"> данные</w:t>
-      </w:r>
-      <w:r>
-        <w:rPr>
-          <w:sz w:val="28"/>
-          <w:szCs w:val="28"/>
-        </w:rPr>
-        <w:t>.</w:t>
-      </w:r>
+          <w:lang w:val="ru-RU" w:eastAsia="ru-RU" w:bidi="ar-SA"/>
+        </w:rPr>
+      </w:pPr>
     </w:p>
     <w:p>
       <w:pPr>
@@ -9376,7 +9384,13 @@
         <w:t xml:space="preserve"> – таблица для </w:t>
       </w:r>
       <w:r>
-        <w:t>хранения данных о пользователях;</w:t>
+        <w:t>хранения данных о пользователях</w:t>
+      </w:r>
+      <w:r>
+        <w:t xml:space="preserve"> (рисунок 2)</w:t>
+      </w:r>
+      <w:r>
+        <w:t>;</w:t>
       </w:r>
     </w:p>
     <w:p>
@@ -9397,7 +9411,13 @@
         <w:t xml:space="preserve"> – таблица для хранения</w:t>
       </w:r>
       <w:r>
-        <w:t xml:space="preserve"> данных о группах (сообществах);</w:t>
+        <w:t xml:space="preserve"> данных о группах (</w:t>
+      </w:r>
+      <w:r>
+        <w:t>рисунок 3</w:t>
+      </w:r>
+      <w:r>
+        <w:t>);</w:t>
       </w:r>
     </w:p>
     <w:p>
@@ -9415,7 +9435,13 @@
       </w:r>
       <w:proofErr w:type="spellEnd"/>
       <w:r>
-        <w:t xml:space="preserve"> – таблица для хранения связей между пользователями и группами, которые они посещают или в которых состоят.</w:t>
+        <w:t xml:space="preserve"> – таблица для хранения связей между пользователями и группами, которые они посещают или в которых состоят</w:t>
+      </w:r>
+      <w:r>
+        <w:t xml:space="preserve"> (рисунок 4)</w:t>
+      </w:r>
+      <w:r>
+        <w:t>.</w:t>
       </w:r>
     </w:p>
     <w:p>
@@ -9686,866 +9712,10 @@
     <w:p>
       <w:pPr>
         <w:pStyle w:val="a1"/>
-        <w:spacing w:after="0"/>
-      </w:pPr>
-    </w:p>
-    <w:p>
-      <w:pPr>
-        <w:pStyle w:val="2"/>
-        <w:numPr>
-          <w:ilvl w:val="0"/>
-          <w:numId w:val="3"/>
-        </w:numPr>
-        <w:spacing w:after="0"/>
-        <w:ind w:hanging="11"/>
-      </w:pPr>
-      <w:r>
-        <w:t xml:space="preserve"> </w:t>
-      </w:r>
-      <w:bookmarkStart w:id="15" w:name="_Toc185235212"/>
-      <w:r>
-        <w:t>Описание основного скрипта</w:t>
-      </w:r>
-      <w:bookmarkEnd w:id="15"/>
-      <w:r>
-        <w:t xml:space="preserve"> и </w:t>
-      </w:r>
-      <w:r>
-        <w:t>анализа данных</w:t>
-      </w:r>
-    </w:p>
-    <w:p>
-      <w:pPr>
-        <w:pStyle w:val="2"/>
-        <w:numPr>
-          <w:ilvl w:val="0"/>
-          <w:numId w:val="0"/>
-        </w:numPr>
-        <w:spacing w:after="0"/>
-        <w:ind w:left="720"/>
-      </w:pPr>
-    </w:p>
-    <w:p>
-      <w:pPr>
-        <w:pStyle w:val="a1"/>
-      </w:pPr>
-      <w:r>
-        <w:t xml:space="preserve">Основной скрипт является центральным элементом проекта, который объединяет все модули и классы для реализации автоматизированного процесса извлечения данных из социальной сети VK, их обработки и сохранения в базе данных. </w:t>
-      </w:r>
-      <w:r>
-        <w:t xml:space="preserve">Рассмотрим подробно структуру и </w:t>
-      </w:r>
-      <w:r>
-        <w:t>ключевые этапы выполнения</w:t>
-      </w:r>
-      <w:r>
-        <w:t>, логику</w:t>
-      </w:r>
-      <w:r>
-        <w:t xml:space="preserve"> работы основного скрипта</w:t>
-      </w:r>
-      <w:r>
-        <w:t>.</w:t>
-      </w:r>
-    </w:p>
-    <w:p>
-      <w:pPr>
-        <w:pStyle w:val="a1"/>
-      </w:pPr>
-      <w:r>
-        <w:t xml:space="preserve">Инициализация классов и настроек: </w:t>
-      </w:r>
-      <w:r>
-        <w:t>п</w:t>
-      </w:r>
-      <w:r>
-        <w:t>одготовка необходимых объектов для работы с API, базой данных и сервисами.</w:t>
-      </w:r>
-    </w:p>
-    <w:p>
-      <w:pPr>
-        <w:pStyle w:val="a1"/>
-      </w:pPr>
-      <w:r>
-        <w:t xml:space="preserve">Извлечение данных пользователей: </w:t>
-      </w:r>
-      <w:r>
-        <w:t>п</w:t>
-      </w:r>
-      <w:r>
-        <w:t>олучение информации о пользователях, их друзьях, подписках и группах.</w:t>
-      </w:r>
-    </w:p>
-    <w:p>
-      <w:pPr>
-        <w:pStyle w:val="a1"/>
-      </w:pPr>
-      <w:r>
-        <w:t xml:space="preserve">Обработка данных: </w:t>
-      </w:r>
-      <w:r>
-        <w:t>п</w:t>
-      </w:r>
-      <w:r>
-        <w:t>реобразование и фильтрация данных перед их сохранением.</w:t>
-      </w:r>
-    </w:p>
-    <w:p>
-      <w:pPr>
-        <w:pStyle w:val="a1"/>
-      </w:pPr>
-      <w:r>
-        <w:t xml:space="preserve">Сохранение данных: </w:t>
-      </w:r>
-      <w:r>
-        <w:t>з</w:t>
-      </w:r>
-      <w:r>
-        <w:t>апись извлеченной информации в базу данных с использованием ORM-моделей.</w:t>
-      </w:r>
-    </w:p>
-    <w:p>
-      <w:pPr>
-        <w:pStyle w:val="a1"/>
-      </w:pPr>
-      <w:r>
-        <w:lastRenderedPageBreak/>
-        <w:t xml:space="preserve">Контроль выполнения: </w:t>
-      </w:r>
-      <w:r>
-        <w:t>о</w:t>
-      </w:r>
-      <w:r>
-        <w:t>граничение объема извлекаемых данных и обработка ошибок для обеспечения устойчивости программы.</w:t>
-      </w:r>
-    </w:p>
-    <w:p>
-      <w:pPr>
-        <w:pStyle w:val="a1"/>
-      </w:pPr>
-      <w:r>
-        <w:t>Рассмотрим структуру</w:t>
-      </w:r>
-      <w:r>
-        <w:t xml:space="preserve"> основного скрипта</w:t>
-      </w:r>
-      <w:r>
-        <w:t>.</w:t>
-      </w:r>
-    </w:p>
-    <w:p>
-      <w:pPr>
-        <w:pStyle w:val="a1"/>
-      </w:pPr>
-      <w:r>
-        <w:t>Основной скрипт состоит из следующих блоков:</w:t>
-      </w:r>
-    </w:p>
-    <w:p>
-      <w:pPr>
-        <w:pStyle w:val="a1"/>
-        <w:numPr>
-          <w:ilvl w:val="0"/>
-          <w:numId w:val="30"/>
-        </w:numPr>
-        <w:tabs>
-          <w:tab w:val="left" w:pos="1276"/>
-        </w:tabs>
-        <w:ind w:left="0" w:firstLine="709"/>
-      </w:pPr>
-      <w:r>
-        <w:t>и</w:t>
-      </w:r>
-      <w:r>
-        <w:t>мпорты и настройки</w:t>
-      </w:r>
-      <w:r>
-        <w:t>;</w:t>
-      </w:r>
-      <w:r>
-        <w:t xml:space="preserve"> </w:t>
-      </w:r>
-      <w:r>
-        <w:t>н</w:t>
-      </w:r>
-      <w:r>
-        <w:t>а начальном этапе подключаются необходимые модули и устанавливаются константы, включая лимиты для предотвращения превышения допустимого объема данных, извлекаемых через API</w:t>
-      </w:r>
-      <w:r>
-        <w:t>;</w:t>
-      </w:r>
-    </w:p>
-    <w:p>
-      <w:pPr>
-        <w:pStyle w:val="a1"/>
-        <w:numPr>
-          <w:ilvl w:val="0"/>
-          <w:numId w:val="30"/>
-        </w:numPr>
-        <w:tabs>
-          <w:tab w:val="left" w:pos="1276"/>
-        </w:tabs>
-        <w:ind w:left="0" w:firstLine="709"/>
-      </w:pPr>
-      <w:r>
-        <w:t>и</w:t>
-      </w:r>
-      <w:r>
-        <w:t>нициализация объектов</w:t>
-      </w:r>
-      <w:r>
-        <w:t>;</w:t>
-      </w:r>
-      <w:r>
-        <w:t xml:space="preserve"> </w:t>
-      </w:r>
-      <w:r>
-        <w:t>с</w:t>
-      </w:r>
-      <w:r>
-        <w:t>оздаются экземпляры основных классов для взаимодействия с API и базой данных</w:t>
-      </w:r>
-      <w:r>
-        <w:t>;</w:t>
-      </w:r>
-      <w:r>
-        <w:t xml:space="preserve"> </w:t>
-      </w:r>
-      <w:r>
-        <w:t>э</w:t>
-      </w:r>
-      <w:r>
-        <w:t>ти объекты используются для выполнения ключевых операций, включая извлечение данных, их обработку и сохранение</w:t>
-      </w:r>
-      <w:r>
-        <w:t>;</w:t>
-      </w:r>
-    </w:p>
-    <w:p>
-      <w:pPr>
-        <w:pStyle w:val="a1"/>
-        <w:numPr>
-          <w:ilvl w:val="0"/>
-          <w:numId w:val="30"/>
-        </w:numPr>
-        <w:tabs>
-          <w:tab w:val="left" w:pos="1276"/>
-        </w:tabs>
-        <w:ind w:left="0" w:firstLine="709"/>
-      </w:pPr>
-      <w:r>
-        <w:t>ц</w:t>
-      </w:r>
-      <w:r>
-        <w:t>иклический процесс извлечения данных</w:t>
-      </w:r>
-      <w:r>
-        <w:t>;</w:t>
-      </w:r>
-      <w:r>
-        <w:t xml:space="preserve"> </w:t>
-      </w:r>
-      <w:r>
-        <w:t>о</w:t>
-      </w:r>
-      <w:r>
-        <w:t>сновной процесс извлечения данных организован в виде вложенных циклов</w:t>
-      </w:r>
-      <w:r>
-        <w:t>;</w:t>
-      </w:r>
-      <w:r>
-        <w:t xml:space="preserve"> </w:t>
-      </w:r>
-      <w:r>
-        <w:t>в</w:t>
-      </w:r>
-      <w:r>
-        <w:t>нешний цикл обрабатывает пользователей партиями, а внутренний цикл извлекает данные для каждого пользователя, такие как подписки на группы и их идентификаторы</w:t>
-      </w:r>
-      <w:r>
-        <w:t>;</w:t>
-      </w:r>
-    </w:p>
-    <w:p>
-      <w:pPr>
-        <w:pStyle w:val="a1"/>
-        <w:numPr>
-          <w:ilvl w:val="0"/>
-          <w:numId w:val="30"/>
-        </w:numPr>
-        <w:tabs>
-          <w:tab w:val="left" w:pos="1276"/>
-        </w:tabs>
-        <w:ind w:left="0" w:firstLine="709"/>
-      </w:pPr>
-      <w:r>
-        <w:t>с</w:t>
-      </w:r>
-      <w:r>
-        <w:t>охранение данных в базу</w:t>
-      </w:r>
-      <w:r>
-        <w:t>;</w:t>
-      </w:r>
-      <w:r>
-        <w:t xml:space="preserve"> </w:t>
-      </w:r>
-      <w:r>
-        <w:t>и</w:t>
-      </w:r>
-      <w:r>
-        <w:t>звлеченные данные обрабатываются и сохраняются в соответствующие таблицы базы данных</w:t>
-      </w:r>
-      <w:r>
-        <w:t>;</w:t>
-      </w:r>
-      <w:r>
-        <w:t xml:space="preserve"> </w:t>
-      </w:r>
-      <w:r>
-        <w:t>д</w:t>
-      </w:r>
-      <w:r>
-        <w:t>ля этого используются методы сервисов, предназначенных для работы с пользователями, группами и их связями</w:t>
-      </w:r>
-      <w:r>
-        <w:t>;</w:t>
-      </w:r>
-    </w:p>
-    <w:p>
-      <w:pPr>
-        <w:pStyle w:val="a1"/>
-        <w:numPr>
-          <w:ilvl w:val="0"/>
-          <w:numId w:val="30"/>
-        </w:numPr>
-        <w:tabs>
-          <w:tab w:val="left" w:pos="1276"/>
-        </w:tabs>
-        <w:ind w:left="0" w:firstLine="709"/>
-      </w:pPr>
-      <w:r>
-        <w:t>к</w:t>
-      </w:r>
-      <w:r>
-        <w:t>онтроль объема данных</w:t>
-      </w:r>
-      <w:r>
-        <w:t>;</w:t>
-      </w:r>
-      <w:r>
-        <w:t xml:space="preserve"> </w:t>
-      </w:r>
-      <w:r>
-        <w:t>д</w:t>
-      </w:r>
-      <w:r>
-        <w:t>ля предотвращения перегрузки API и базы данных реализовано ограничение на общее количество обрабатываемых пользователей</w:t>
-      </w:r>
-      <w:r>
-        <w:t>;</w:t>
-      </w:r>
-      <w:r>
-        <w:t xml:space="preserve"> </w:t>
-      </w:r>
-      <w:r>
-        <w:t>п</w:t>
-      </w:r>
-      <w:r>
-        <w:t>осле достижения заданного лимита процесс извлечения данных завершается.</w:t>
-      </w:r>
-    </w:p>
-    <w:p>
-      <w:pPr>
-        <w:pStyle w:val="a1"/>
-      </w:pPr>
-      <w:r>
-        <w:t>Рассмотрим а</w:t>
-      </w:r>
-      <w:r>
-        <w:t>лгоритм работы</w:t>
-      </w:r>
-      <w:r>
-        <w:t>.</w:t>
-      </w:r>
-    </w:p>
-    <w:p>
-      <w:pPr>
-        <w:pStyle w:val="a1"/>
-      </w:pPr>
-      <w:r>
-        <w:t>Основной скрипт работает по следующему алгоритму:</w:t>
-      </w:r>
-    </w:p>
-    <w:p>
-      <w:pPr>
-        <w:pStyle w:val="a1"/>
-        <w:numPr>
-          <w:ilvl w:val="0"/>
-          <w:numId w:val="31"/>
-        </w:numPr>
-        <w:tabs>
-          <w:tab w:val="left" w:pos="1276"/>
-        </w:tabs>
-        <w:ind w:left="0" w:firstLine="709"/>
-      </w:pPr>
-      <w:r>
-        <w:t>и</w:t>
-      </w:r>
-      <w:r>
-        <w:t>нициализация необходимых объектов и установка лимитов на объем извлекаемых данных</w:t>
-      </w:r>
-      <w:r>
-        <w:t>;</w:t>
-      </w:r>
-    </w:p>
-    <w:p>
-      <w:pPr>
-        <w:pStyle w:val="a1"/>
-        <w:numPr>
-          <w:ilvl w:val="0"/>
-          <w:numId w:val="31"/>
-        </w:numPr>
-        <w:tabs>
-          <w:tab w:val="left" w:pos="1276"/>
-        </w:tabs>
-        <w:ind w:left="0" w:firstLine="709"/>
-      </w:pPr>
-      <w:r>
-        <w:t>ф</w:t>
-      </w:r>
-      <w:r>
-        <w:t>ормирование списка идентификаторов пользователей</w:t>
-      </w:r>
-      <w:r>
-        <w:t>;</w:t>
-      </w:r>
-    </w:p>
-    <w:p>
-      <w:pPr>
-        <w:pStyle w:val="a1"/>
-        <w:numPr>
-          <w:ilvl w:val="0"/>
-          <w:numId w:val="31"/>
-        </w:numPr>
-        <w:tabs>
-          <w:tab w:val="left" w:pos="1276"/>
-        </w:tabs>
-        <w:ind w:left="0" w:firstLine="709"/>
-      </w:pPr>
-      <w:r>
-        <w:lastRenderedPageBreak/>
-        <w:t>и</w:t>
-      </w:r>
-      <w:r>
-        <w:t>звлечение данных о подписках пользователей с помощью менеджеров API</w:t>
-      </w:r>
-      <w:r>
-        <w:t>;</w:t>
-      </w:r>
-    </w:p>
-    <w:p>
-      <w:pPr>
-        <w:pStyle w:val="a1"/>
-        <w:numPr>
-          <w:ilvl w:val="0"/>
-          <w:numId w:val="31"/>
-        </w:numPr>
-        <w:tabs>
-          <w:tab w:val="left" w:pos="1276"/>
-        </w:tabs>
-        <w:ind w:left="0" w:firstLine="709"/>
-      </w:pPr>
-      <w:r>
-        <w:t>с</w:t>
-      </w:r>
-      <w:r>
-        <w:t>охранение информации о пользователях, группах и их связях в базе данных</w:t>
-      </w:r>
-      <w:r>
-        <w:t>;</w:t>
-      </w:r>
-    </w:p>
-    <w:p>
-      <w:pPr>
-        <w:pStyle w:val="a1"/>
-        <w:numPr>
-          <w:ilvl w:val="0"/>
-          <w:numId w:val="31"/>
-        </w:numPr>
-        <w:tabs>
-          <w:tab w:val="left" w:pos="1276"/>
-        </w:tabs>
-        <w:ind w:left="0" w:firstLine="709"/>
-      </w:pPr>
-      <w:r>
-        <w:t>п</w:t>
-      </w:r>
-      <w:r>
-        <w:t>роверка на достижение лимита обработанных пользователей</w:t>
-      </w:r>
-      <w:r>
-        <w:t>;</w:t>
-      </w:r>
-    </w:p>
-    <w:p>
-      <w:pPr>
-        <w:pStyle w:val="a1"/>
-        <w:numPr>
-          <w:ilvl w:val="0"/>
-          <w:numId w:val="31"/>
-        </w:numPr>
-        <w:tabs>
-          <w:tab w:val="left" w:pos="1276"/>
-        </w:tabs>
-        <w:ind w:left="0" w:firstLine="709"/>
-      </w:pPr>
-      <w:r>
-        <w:t>з</w:t>
-      </w:r>
-      <w:r>
-        <w:t>авершение работы после обработки заданного количества данных.</w:t>
-      </w:r>
-    </w:p>
-    <w:p>
-      <w:pPr>
-        <w:pStyle w:val="a1"/>
-      </w:pPr>
-      <w:r>
-        <w:t>Рассмотрим п</w:t>
-      </w:r>
-      <w:r>
-        <w:t>реимущества используемой структуры</w:t>
-      </w:r>
-      <w:r>
-        <w:t>.</w:t>
-      </w:r>
-    </w:p>
-    <w:p>
-      <w:pPr>
-        <w:pStyle w:val="a1"/>
-      </w:pPr>
-      <w:r>
-        <w:t xml:space="preserve">Модульность: </w:t>
-      </w:r>
-      <w:r>
-        <w:t>к</w:t>
-      </w:r>
-      <w:r>
-        <w:t>од разбит на отдельные классы, что упрощает его тестирование и модификацию.</w:t>
-      </w:r>
-    </w:p>
-    <w:p>
-      <w:pPr>
-        <w:pStyle w:val="a1"/>
-      </w:pPr>
-      <w:r>
-        <w:t xml:space="preserve">Эффективность: </w:t>
-      </w:r>
-      <w:r>
-        <w:t>п</w:t>
-      </w:r>
-      <w:r>
-        <w:t>акетная обработка данных снижает количество запросов к API.</w:t>
-      </w:r>
-    </w:p>
-    <w:p>
-      <w:pPr>
-        <w:pStyle w:val="a1"/>
-      </w:pPr>
-      <w:r>
-        <w:t xml:space="preserve">Автоматизация: </w:t>
-      </w:r>
-      <w:r>
-        <w:t>в</w:t>
-      </w:r>
-      <w:r>
-        <w:t>се операции, от извлечения до сохранения данных, выполняются без участия пользователя.</w:t>
-      </w:r>
-    </w:p>
-    <w:p>
-      <w:pPr>
-        <w:pStyle w:val="a1"/>
-      </w:pPr>
-      <w:r>
-        <w:t xml:space="preserve">Устойчивость: </w:t>
-      </w:r>
-      <w:r>
-        <w:t>о</w:t>
-      </w:r>
-      <w:r>
-        <w:t>бработка ошибок и контроль лимитов предотвращают сбои при работе с API и базой данных.</w:t>
-      </w:r>
-    </w:p>
-    <w:p>
-      <w:pPr>
-        <w:pStyle w:val="a1"/>
-      </w:pPr>
-      <w:r>
-        <w:t xml:space="preserve">В рамках </w:t>
-      </w:r>
-      <w:r>
-        <w:t>курсовой работы</w:t>
-      </w:r>
-      <w:r>
-        <w:t xml:space="preserve"> был реализован аналитический модуль </w:t>
-      </w:r>
-      <w:r>
-        <w:t>группировки</w:t>
-      </w:r>
-      <w:r>
-        <w:t xml:space="preserve"> пользователей, который расширяет функциональность основного скрипта. Этот модуль автоматически сегментирует пользовательскую базу на группы по демографическим и поведенческим характеристикам, используя алгоритм K-</w:t>
-      </w:r>
-      <w:proofErr w:type="spellStart"/>
-      <w:r>
-        <w:t>means</w:t>
-      </w:r>
-      <w:proofErr w:type="spellEnd"/>
-      <w:r>
-        <w:t xml:space="preserve">. После загрузки данных из </w:t>
-      </w:r>
-      <w:r>
-        <w:rPr>
-          <w:lang w:val="en-US"/>
-        </w:rPr>
-        <w:t>SQLite</w:t>
-      </w:r>
-      <w:r>
-        <w:t xml:space="preserve"> модуль выполняет предварительную обработку: заполняет пропуски, преобразует категориальные признаки (пол, город, семейное положение) и масштабирует числовые показатели (возраст, количество подписчиков, активность). Для определения оптимального числа </w:t>
-      </w:r>
-      <w:r>
-        <w:t>групп</w:t>
-      </w:r>
-      <w:r>
-        <w:t xml:space="preserve"> применяется метод локтя, что обеспечивает объективность группировки.</w:t>
-      </w:r>
-    </w:p>
-    <w:p>
-      <w:pPr>
-        <w:pStyle w:val="a1"/>
-      </w:pPr>
-      <w:r>
-        <w:t xml:space="preserve">Модуль сочетает различные методы анализа данных, включая комбинированную обработку числовых и категориальных признаков через </w:t>
-      </w:r>
-      <w:proofErr w:type="spellStart"/>
-      <w:r>
-        <w:t>ColumnTransformer</w:t>
-      </w:r>
-      <w:proofErr w:type="spellEnd"/>
-      <w:r>
-        <w:t xml:space="preserve">. </w:t>
-      </w:r>
-      <w:r>
         <w:rPr>
           <w:color w:val="FF0000"/>
         </w:rPr>
-        <w:t xml:space="preserve">Особое внимание уделено визуализации результатов: программа автоматически генерирует точечные диаграммы, отображающие распределение пользователей по возрасту и количеству подписчиков; </w:t>
-      </w:r>
-      <w:r>
-        <w:rPr>
-          <w:color w:val="FF0000"/>
-        </w:rPr>
-        <w:t xml:space="preserve">по </w:t>
-      </w:r>
-      <w:r>
-        <w:rPr>
-          <w:color w:val="FF0000"/>
-        </w:rPr>
-        <w:lastRenderedPageBreak/>
-        <w:t>последней активности и количеством пользователей; по городам.</w:t>
-      </w:r>
-      <w:r>
-        <w:rPr>
-          <w:color w:val="FF0000"/>
-        </w:rPr>
-        <w:t xml:space="preserve"> </w:t>
-      </w:r>
-    </w:p>
-    <w:p>
-      <w:pPr>
-        <w:pStyle w:val="a1"/>
-      </w:pPr>
-      <w:r>
-        <w:t xml:space="preserve">Интеграция модуля с основным скриптом позволяет не только собирать и хранить данные пользователей, но и получать </w:t>
-      </w:r>
-      <w:r>
-        <w:t>подробные</w:t>
-      </w:r>
-      <w:r>
-        <w:t xml:space="preserve"> аналитические выводы о структуре аудитории. Использование методов машинного обучения дает возможность выявлять скрытые закономерности и естественные группы в пользовательской базе. Автоматизированная визуализация значительно упрощает интерпретацию результатов и помогает быстро оценить особенности каждого сегмента.</w:t>
-      </w:r>
-    </w:p>
-    <w:p>
-      <w:pPr>
-        <w:pStyle w:val="a1"/>
-      </w:pPr>
-      <w:bookmarkStart w:id="16" w:name="_GoBack"/>
-      <w:r>
-        <w:rPr>
-          <w:color w:val="FF0000"/>
-        </w:rPr>
-        <w:t xml:space="preserve">Разработанный модуль существенно расширяет аналитические возможности проекта, превращая сырые данные в ценные маркетинговые </w:t>
-      </w:r>
-      <w:proofErr w:type="spellStart"/>
-      <w:r>
-        <w:rPr>
-          <w:color w:val="FF0000"/>
-        </w:rPr>
-        <w:t>инсайты</w:t>
-      </w:r>
-      <w:proofErr w:type="spellEnd"/>
-      <w:r>
-        <w:rPr>
-          <w:color w:val="FF0000"/>
-        </w:rPr>
-        <w:t>. Решение позволяет эффективно сегментировать аудиторию для персонализированных маркетинговых кампаний, анализа поведения пользователей и оптимизации сервисов. Все графики и статистики формируются автоматически, что делает инструмент удобны</w:t>
-      </w:r>
-      <w:r>
-        <w:t>м для регулярного использования и принятия управленческих решений.</w:t>
-      </w:r>
-    </w:p>
-    <w:bookmarkEnd w:id="16"/>
-    <w:p>
-      <w:pPr>
-        <w:pStyle w:val="a1"/>
-        <w:rPr>
-          <w:color w:val="FF0000"/>
-        </w:rPr>
-      </w:pPr>
-      <w:r>
-        <w:t>В итоге в пр</w:t>
-      </w:r>
-      <w:r>
-        <w:t xml:space="preserve">оцессе работы были исследованы </w:t>
-      </w:r>
-      <w:r>
-        <w:rPr>
-          <w:color w:val="auto"/>
-        </w:rPr>
-        <w:t>26000</w:t>
-      </w:r>
-      <w:r>
-        <w:rPr>
-          <w:color w:val="auto"/>
-        </w:rPr>
-        <w:t xml:space="preserve"> страниц пользователей </w:t>
-      </w:r>
-      <w:r>
-        <w:rPr>
-          <w:color w:val="auto"/>
-          <w:lang w:val="en-US"/>
-        </w:rPr>
-        <w:t>VK</w:t>
-      </w:r>
-      <w:r>
-        <w:rPr>
-          <w:color w:val="auto"/>
-        </w:rPr>
-        <w:t xml:space="preserve">. Были извлечены основные данные и характеристики пользователей и помещены в соответствующие модели (рисунок </w:t>
-      </w:r>
-      <w:r>
-        <w:rPr>
-          <w:color w:val="auto"/>
-        </w:rPr>
-        <w:t>2</w:t>
-      </w:r>
-      <w:r>
-        <w:rPr>
-          <w:color w:val="auto"/>
-        </w:rPr>
-        <w:t>). Также были извлечены данные о группах, в которы</w:t>
-      </w:r>
-      <w:r>
-        <w:rPr>
-          <w:color w:val="auto"/>
-        </w:rPr>
-        <w:t>х состоят пользователи (рисунок </w:t>
-      </w:r>
-      <w:r>
-        <w:rPr>
-          <w:color w:val="auto"/>
-        </w:rPr>
-        <w:t>3</w:t>
-      </w:r>
-      <w:r>
-        <w:rPr>
-          <w:color w:val="auto"/>
-        </w:rPr>
-        <w:t xml:space="preserve">), и создана таблица, которая хранит подписки пользователей (рисунок </w:t>
-      </w:r>
-      <w:r>
-        <w:rPr>
-          <w:color w:val="auto"/>
-        </w:rPr>
-        <w:t>4</w:t>
-      </w:r>
-      <w:r>
-        <w:rPr>
-          <w:color w:val="auto"/>
-        </w:rPr>
-        <w:t>).</w:t>
-      </w:r>
-      <w:r>
-        <w:rPr>
-          <w:color w:val="auto"/>
-        </w:rPr>
-        <w:t xml:space="preserve"> </w:t>
-      </w:r>
-      <w:r>
-        <w:rPr>
-          <w:color w:val="FF0000"/>
-        </w:rPr>
-        <w:t>На основе собр</w:t>
-      </w:r>
-      <w:r>
-        <w:rPr>
-          <w:color w:val="FF0000"/>
-        </w:rPr>
-        <w:t>анных данных были проведены группировки пользователей, которые выявили сегменты</w:t>
-      </w:r>
-      <w:r>
-        <w:rPr>
-          <w:color w:val="FF0000"/>
-        </w:rPr>
-        <w:t xml:space="preserve"> аудитории с характерными демографическими и поведенческими особенностями. Визуализация результатов </w:t>
-      </w:r>
-      <w:r>
-        <w:rPr>
-          <w:color w:val="FF0000"/>
-        </w:rPr>
-        <w:t>группировок (рисунки</w:t>
-      </w:r>
-      <w:r>
-        <w:rPr>
-          <w:color w:val="FF0000"/>
-        </w:rPr>
-        <w:t xml:space="preserve"> 5</w:t>
-      </w:r>
-      <w:r>
-        <w:rPr>
-          <w:color w:val="FF0000"/>
-        </w:rPr>
-        <w:t>, 6, 7) наглядно демонстрируют</w:t>
-      </w:r>
-      <w:r>
-        <w:rPr>
-          <w:color w:val="FF0000"/>
-        </w:rPr>
-        <w:t xml:space="preserve"> распределение пользователей </w:t>
-      </w:r>
-      <w:r>
-        <w:rPr>
-          <w:color w:val="FF0000"/>
-        </w:rPr>
-        <w:t>по количеству подписчиков, городам, активности и возрасту</w:t>
-      </w:r>
-      <w:r>
-        <w:rPr>
-          <w:color w:val="FF0000"/>
-        </w:rPr>
-        <w:t>, что позволяет эффективно сегментировать аудиторию для маркетинговых задач.</w:t>
-      </w:r>
+      </w:pPr>
     </w:p>
     <w:p>
       <w:pPr>
@@ -10568,9 +9738,8 @@
         <w:rPr>
           <w:noProof/>
         </w:rPr>
-        <w:lastRenderedPageBreak/>
         <w:drawing>
-          <wp:inline distT="0" distB="0" distL="0" distR="0" wp14:anchorId="73C563C3" wp14:editId="76911DFB">
+          <wp:inline distT="0" distB="0" distL="0" distR="0" wp14:anchorId="1D395690" wp14:editId="3BBA82CB">
             <wp:extent cx="5958610" cy="2705100"/>
             <wp:effectExtent l="0" t="0" r="4445" b="0"/>
             <wp:docPr id="1" name="Рисунок 1"/>
@@ -10616,10 +9785,7 @@
         </w:rPr>
       </w:pPr>
       <w:r>
-        <w:t>Рисунок 2 – Т</w:t>
-      </w:r>
-      <w:r>
-        <w:t xml:space="preserve">аблица </w:t>
+        <w:t xml:space="preserve">Рисунок 2 – Таблица </w:t>
       </w:r>
       <w:r>
         <w:rPr>
@@ -10645,8 +9811,9 @@
         <w:rPr>
           <w:noProof/>
         </w:rPr>
+        <w:lastRenderedPageBreak/>
         <w:drawing>
-          <wp:inline distT="0" distB="0" distL="0" distR="0" wp14:anchorId="383826FC" wp14:editId="5D3C74AD">
+          <wp:inline distT="0" distB="0" distL="0" distR="0" wp14:anchorId="7D386D39" wp14:editId="78C32ED9">
             <wp:extent cx="4332922" cy="3489960"/>
             <wp:effectExtent l="0" t="0" r="0" b="0"/>
             <wp:docPr id="2" name="Рисунок 2"/>
@@ -10692,10 +9859,7 @@
         </w:rPr>
       </w:pPr>
       <w:r>
-        <w:t>Рисунок 3 – Т</w:t>
-      </w:r>
-      <w:r>
-        <w:t xml:space="preserve">аблица </w:t>
+        <w:t xml:space="preserve">Рисунок 3 – Таблица </w:t>
       </w:r>
       <w:r>
         <w:rPr>
@@ -10714,11 +9878,10 @@
         <w:rPr>
           <w:noProof/>
         </w:rPr>
-        <w:lastRenderedPageBreak/>
         <w:drawing>
-          <wp:inline distT="0" distB="0" distL="0" distR="0" wp14:anchorId="7354F699" wp14:editId="1D853F0D">
-            <wp:extent cx="2811780" cy="5028885"/>
-            <wp:effectExtent l="0" t="0" r="7620" b="635"/>
+          <wp:inline distT="0" distB="0" distL="0" distR="0" wp14:anchorId="72E92082" wp14:editId="749107CB">
+            <wp:extent cx="2556325" cy="4572000"/>
+            <wp:effectExtent l="0" t="0" r="0" b="0"/>
             <wp:docPr id="3" name="Рисунок 3"/>
             <wp:cNvGraphicFramePr>
               <a:graphicFrameLocks xmlns:a="http://schemas.openxmlformats.org/drawingml/2006/main" noChangeAspect="1"/>
@@ -10739,7 +9902,7 @@
                   <pic:spPr>
                     <a:xfrm>
                       <a:off x="0" y="0"/>
-                      <a:ext cx="2816055" cy="5036530"/>
+                      <a:ext cx="2563690" cy="4585173"/>
                     </a:xfrm>
                     <a:prstGeom prst="rect">
                       <a:avLst/>
@@ -10762,10 +9925,7 @@
         </w:rPr>
       </w:pPr>
       <w:r>
-        <w:t>Рисунок 4 – Т</w:t>
-      </w:r>
-      <w:r>
-        <w:t xml:space="preserve">аблица </w:t>
+        <w:t xml:space="preserve">Рисунок 4 – Таблица </w:t>
       </w:r>
       <w:r>
         <w:rPr>
@@ -10786,11 +9946,872 @@
     <w:p>
       <w:pPr>
         <w:pStyle w:val="a1"/>
-        <w:jc w:val="center"/>
+        <w:spacing w:after="0"/>
+      </w:pPr>
+    </w:p>
+    <w:p>
+      <w:pPr>
+        <w:pStyle w:val="a1"/>
+        <w:spacing w:after="0"/>
+      </w:pPr>
+    </w:p>
+    <w:p>
+      <w:pPr>
+        <w:pStyle w:val="2"/>
+        <w:numPr>
+          <w:ilvl w:val="0"/>
+          <w:numId w:val="3"/>
+        </w:numPr>
+        <w:spacing w:after="0"/>
+        <w:ind w:hanging="11"/>
+      </w:pPr>
+      <w:r>
+        <w:t xml:space="preserve"> </w:t>
+      </w:r>
+      <w:bookmarkStart w:id="15" w:name="_Toc185235212"/>
+      <w:r>
+        <w:t>Описание основного скрипта</w:t>
+      </w:r>
+      <w:bookmarkEnd w:id="15"/>
+      <w:r>
+        <w:t xml:space="preserve"> и </w:t>
+      </w:r>
+      <w:r>
+        <w:t>анализа данных</w:t>
+      </w:r>
+    </w:p>
+    <w:p>
+      <w:pPr>
+        <w:pStyle w:val="2"/>
+        <w:numPr>
+          <w:ilvl w:val="0"/>
+          <w:numId w:val="0"/>
+        </w:numPr>
+        <w:spacing w:after="0"/>
+        <w:ind w:left="720"/>
+      </w:pPr>
+    </w:p>
+    <w:p>
+      <w:pPr>
+        <w:pStyle w:val="a1"/>
+      </w:pPr>
+      <w:r>
+        <w:t xml:space="preserve">Основной скрипт является центральным элементом проекта, который объединяет все модули и классы для реализации автоматизированного процесса извлечения данных из социальной сети VK, их обработки и сохранения в базе данных. </w:t>
+      </w:r>
+      <w:r>
+        <w:t xml:space="preserve">Рассмотрим подробно структуру и </w:t>
+      </w:r>
+      <w:r>
+        <w:t>ключевые этапы выполнения</w:t>
+      </w:r>
+      <w:r>
+        <w:t>, логику</w:t>
+      </w:r>
+      <w:r>
+        <w:t xml:space="preserve"> работы основного скрипта</w:t>
+      </w:r>
+      <w:r>
+        <w:t>.</w:t>
+      </w:r>
+    </w:p>
+    <w:p>
+      <w:pPr>
+        <w:pStyle w:val="a1"/>
+      </w:pPr>
+      <w:r>
+        <w:t xml:space="preserve">Инициализация классов и настроек: </w:t>
+      </w:r>
+      <w:r>
+        <w:t>п</w:t>
+      </w:r>
+      <w:r>
+        <w:t>одготовка необходимых объектов для работы с API, базой данных и сервисами.</w:t>
+      </w:r>
+    </w:p>
+    <w:p>
+      <w:pPr>
+        <w:pStyle w:val="a1"/>
+      </w:pPr>
+      <w:r>
+        <w:t xml:space="preserve">Извлечение данных пользователей: </w:t>
+      </w:r>
+      <w:r>
+        <w:t>п</w:t>
+      </w:r>
+      <w:r>
+        <w:t>олучение информации о пользователях, их друзьях, подписках и группах.</w:t>
+      </w:r>
+    </w:p>
+    <w:p>
+      <w:pPr>
+        <w:pStyle w:val="a1"/>
+      </w:pPr>
+      <w:r>
+        <w:t xml:space="preserve">Обработка данных: </w:t>
+      </w:r>
+      <w:r>
+        <w:t>п</w:t>
+      </w:r>
+      <w:r>
+        <w:t>реобразование и фильтрация данных перед их сохранением.</w:t>
+      </w:r>
+    </w:p>
+    <w:p>
+      <w:pPr>
+        <w:pStyle w:val="a1"/>
+      </w:pPr>
+      <w:r>
+        <w:t xml:space="preserve">Сохранение данных: </w:t>
+      </w:r>
+      <w:r>
+        <w:t>з</w:t>
+      </w:r>
+      <w:r>
+        <w:t>апись извлеченной информации в базу данных с использованием ORM-моделей.</w:t>
+      </w:r>
+    </w:p>
+    <w:p>
+      <w:pPr>
+        <w:pStyle w:val="a1"/>
+      </w:pPr>
+      <w:r>
+        <w:t xml:space="preserve">Контроль выполнения: </w:t>
+      </w:r>
+      <w:r>
+        <w:t>о</w:t>
+      </w:r>
+      <w:r>
+        <w:t>граничение объема извлекаемых данных и обработка ошибок для обеспечения устойчивости программы.</w:t>
+      </w:r>
+    </w:p>
+    <w:p>
+      <w:pPr>
+        <w:pStyle w:val="a1"/>
+      </w:pPr>
+      <w:r>
+        <w:t>Рассмотрим структуру</w:t>
+      </w:r>
+      <w:r>
+        <w:t xml:space="preserve"> основного скрипта</w:t>
+      </w:r>
+      <w:r>
+        <w:t>.</w:t>
+      </w:r>
+    </w:p>
+    <w:p>
+      <w:pPr>
+        <w:pStyle w:val="a1"/>
+      </w:pPr>
+      <w:r>
+        <w:t>Основной скрипт состоит из следующих блоков:</w:t>
+      </w:r>
+    </w:p>
+    <w:p>
+      <w:pPr>
+        <w:pStyle w:val="a1"/>
+        <w:numPr>
+          <w:ilvl w:val="0"/>
+          <w:numId w:val="30"/>
+        </w:numPr>
+        <w:tabs>
+          <w:tab w:val="left" w:pos="1276"/>
+        </w:tabs>
+        <w:ind w:left="0" w:firstLine="709"/>
+      </w:pPr>
+      <w:r>
+        <w:t>и</w:t>
+      </w:r>
+      <w:r>
+        <w:t>мпорты и настройки</w:t>
+      </w:r>
+      <w:r>
+        <w:t>;</w:t>
+      </w:r>
+      <w:r>
+        <w:t xml:space="preserve"> </w:t>
+      </w:r>
+      <w:r>
+        <w:t>н</w:t>
+      </w:r>
+      <w:r>
+        <w:t>а начальном этапе подключаются необходимые модули и устанавливаются константы, включая лимиты для предотвращения превышения допустимого объема данных, извлекаемых через API</w:t>
+      </w:r>
+      <w:r>
+        <w:t>;</w:t>
+      </w:r>
+    </w:p>
+    <w:p>
+      <w:pPr>
+        <w:pStyle w:val="a1"/>
+        <w:numPr>
+          <w:ilvl w:val="0"/>
+          <w:numId w:val="30"/>
+        </w:numPr>
+        <w:tabs>
+          <w:tab w:val="left" w:pos="1276"/>
+        </w:tabs>
+        <w:ind w:left="0" w:firstLine="709"/>
+      </w:pPr>
+      <w:r>
+        <w:t>и</w:t>
+      </w:r>
+      <w:r>
+        <w:t>нициализация объектов</w:t>
+      </w:r>
+      <w:r>
+        <w:t>;</w:t>
+      </w:r>
+      <w:r>
+        <w:t xml:space="preserve"> </w:t>
+      </w:r>
+      <w:r>
+        <w:t>с</w:t>
+      </w:r>
+      <w:r>
+        <w:t>оздаются экземпляры основных классов для взаимодействия с API и базой данных</w:t>
+      </w:r>
+      <w:r>
+        <w:t>;</w:t>
+      </w:r>
+      <w:r>
+        <w:t xml:space="preserve"> </w:t>
+      </w:r>
+      <w:r>
+        <w:t>э</w:t>
+      </w:r>
+      <w:r>
+        <w:t>ти объекты используются для выполнения ключевых операций, включая извлечение данных, их обработку и сохранение</w:t>
+      </w:r>
+      <w:r>
+        <w:t>;</w:t>
+      </w:r>
+    </w:p>
+    <w:p>
+      <w:pPr>
+        <w:pStyle w:val="a1"/>
+        <w:numPr>
+          <w:ilvl w:val="0"/>
+          <w:numId w:val="30"/>
+        </w:numPr>
+        <w:tabs>
+          <w:tab w:val="left" w:pos="1276"/>
+        </w:tabs>
+        <w:ind w:left="0" w:firstLine="709"/>
+      </w:pPr>
+      <w:r>
+        <w:t>ц</w:t>
+      </w:r>
+      <w:r>
+        <w:t>иклический процесс извлечения данных</w:t>
+      </w:r>
+      <w:r>
+        <w:t>;</w:t>
+      </w:r>
+      <w:r>
+        <w:t xml:space="preserve"> </w:t>
+      </w:r>
+      <w:r>
+        <w:t>о</w:t>
+      </w:r>
+      <w:r>
+        <w:t>сновной процесс извлечения данных организован в виде вложенных циклов</w:t>
+      </w:r>
+      <w:r>
+        <w:t>;</w:t>
+      </w:r>
+      <w:r>
+        <w:t xml:space="preserve"> </w:t>
+      </w:r>
+      <w:r>
+        <w:t>в</w:t>
+      </w:r>
+      <w:r>
+        <w:t xml:space="preserve">нешний цикл </w:t>
+      </w:r>
+      <w:r>
+        <w:lastRenderedPageBreak/>
+        <w:t>обрабатывает пользователей партиями, а внутренний цикл извлекает данные для каждого пользователя, такие как подписки на группы и их идентификаторы</w:t>
+      </w:r>
+      <w:r>
+        <w:t>;</w:t>
+      </w:r>
+    </w:p>
+    <w:p>
+      <w:pPr>
+        <w:pStyle w:val="a1"/>
+        <w:numPr>
+          <w:ilvl w:val="0"/>
+          <w:numId w:val="30"/>
+        </w:numPr>
+        <w:tabs>
+          <w:tab w:val="left" w:pos="1276"/>
+        </w:tabs>
+        <w:ind w:left="0" w:firstLine="709"/>
+      </w:pPr>
+      <w:r>
+        <w:t>с</w:t>
+      </w:r>
+      <w:r>
+        <w:t>охранение данных в базу</w:t>
+      </w:r>
+      <w:r>
+        <w:t>;</w:t>
+      </w:r>
+      <w:r>
+        <w:t xml:space="preserve"> </w:t>
+      </w:r>
+      <w:r>
+        <w:t>и</w:t>
+      </w:r>
+      <w:r>
+        <w:t>звлеченные данные обрабатываются и сохраняются в соответствующие таблицы базы данных</w:t>
+      </w:r>
+      <w:r>
+        <w:t>;</w:t>
+      </w:r>
+      <w:r>
+        <w:t xml:space="preserve"> </w:t>
+      </w:r>
+      <w:r>
+        <w:t>д</w:t>
+      </w:r>
+      <w:r>
+        <w:t>ля этого используются методы сервисов, предназначенных для работы с пользователями, группами и их связями</w:t>
+      </w:r>
+      <w:r>
+        <w:t>;</w:t>
+      </w:r>
+    </w:p>
+    <w:p>
+      <w:pPr>
+        <w:pStyle w:val="a1"/>
+        <w:numPr>
+          <w:ilvl w:val="0"/>
+          <w:numId w:val="30"/>
+        </w:numPr>
+        <w:tabs>
+          <w:tab w:val="left" w:pos="1276"/>
+        </w:tabs>
+        <w:ind w:left="0" w:firstLine="709"/>
+      </w:pPr>
+      <w:r>
+        <w:t>к</w:t>
+      </w:r>
+      <w:r>
+        <w:t>онтроль объема данных</w:t>
+      </w:r>
+      <w:r>
+        <w:t>;</w:t>
+      </w:r>
+      <w:r>
+        <w:t xml:space="preserve"> </w:t>
+      </w:r>
+      <w:r>
+        <w:t>д</w:t>
+      </w:r>
+      <w:r>
+        <w:t>ля предотвращения перегрузки API и базы данных реализовано ограничение на общее количество обрабатываемых пользователей</w:t>
+      </w:r>
+      <w:r>
+        <w:t>;</w:t>
+      </w:r>
+      <w:r>
+        <w:t xml:space="preserve"> </w:t>
+      </w:r>
+      <w:r>
+        <w:t>п</w:t>
+      </w:r>
+      <w:r>
+        <w:t>осле достижения заданного лимита процесс извлечения данных завершается.</w:t>
+      </w:r>
+    </w:p>
+    <w:p>
+      <w:pPr>
+        <w:pStyle w:val="a1"/>
+      </w:pPr>
+      <w:r>
+        <w:t>Рассмотрим а</w:t>
+      </w:r>
+      <w:r>
+        <w:t>лгоритм работы</w:t>
+      </w:r>
+      <w:r>
+        <w:t>.</w:t>
+      </w:r>
+    </w:p>
+    <w:p>
+      <w:pPr>
+        <w:pStyle w:val="a1"/>
+      </w:pPr>
+      <w:r>
+        <w:t>Основной скрипт работает по следующему алгоритму:</w:t>
+      </w:r>
+    </w:p>
+    <w:p>
+      <w:pPr>
+        <w:pStyle w:val="a1"/>
+        <w:numPr>
+          <w:ilvl w:val="0"/>
+          <w:numId w:val="31"/>
+        </w:numPr>
+        <w:tabs>
+          <w:tab w:val="left" w:pos="1276"/>
+        </w:tabs>
+        <w:ind w:left="0" w:firstLine="709"/>
+      </w:pPr>
+      <w:r>
+        <w:t>и</w:t>
+      </w:r>
+      <w:r>
+        <w:t>нициализация необходимых объектов и установка лимитов на объем извлекаемых данных</w:t>
+      </w:r>
+      <w:r>
+        <w:t>;</w:t>
+      </w:r>
+    </w:p>
+    <w:p>
+      <w:pPr>
+        <w:pStyle w:val="a1"/>
+        <w:numPr>
+          <w:ilvl w:val="0"/>
+          <w:numId w:val="31"/>
+        </w:numPr>
+        <w:tabs>
+          <w:tab w:val="left" w:pos="1276"/>
+        </w:tabs>
+        <w:ind w:left="0" w:firstLine="709"/>
+      </w:pPr>
+      <w:r>
+        <w:t>ф</w:t>
+      </w:r>
+      <w:r>
+        <w:t>ормирование списка идентификаторов пользователей</w:t>
+      </w:r>
+      <w:r>
+        <w:t>;</w:t>
+      </w:r>
+    </w:p>
+    <w:p>
+      <w:pPr>
+        <w:pStyle w:val="a1"/>
+        <w:numPr>
+          <w:ilvl w:val="0"/>
+          <w:numId w:val="31"/>
+        </w:numPr>
+        <w:tabs>
+          <w:tab w:val="left" w:pos="1276"/>
+        </w:tabs>
+        <w:ind w:left="0" w:firstLine="709"/>
+      </w:pPr>
+      <w:r>
+        <w:t>и</w:t>
+      </w:r>
+      <w:r>
+        <w:t>звлечение данных о подписках пользователей с помощью менеджеров API</w:t>
+      </w:r>
+      <w:r>
+        <w:t>;</w:t>
+      </w:r>
+    </w:p>
+    <w:p>
+      <w:pPr>
+        <w:pStyle w:val="a1"/>
+        <w:numPr>
+          <w:ilvl w:val="0"/>
+          <w:numId w:val="31"/>
+        </w:numPr>
+        <w:tabs>
+          <w:tab w:val="left" w:pos="1276"/>
+        </w:tabs>
+        <w:ind w:left="0" w:firstLine="709"/>
+      </w:pPr>
+      <w:r>
+        <w:t>с</w:t>
+      </w:r>
+      <w:r>
+        <w:t>охранение информации о пользователях, группах и их связях в базе данных</w:t>
+      </w:r>
+      <w:r>
+        <w:t>;</w:t>
+      </w:r>
+    </w:p>
+    <w:p>
+      <w:pPr>
+        <w:pStyle w:val="a1"/>
+        <w:numPr>
+          <w:ilvl w:val="0"/>
+          <w:numId w:val="31"/>
+        </w:numPr>
+        <w:tabs>
+          <w:tab w:val="left" w:pos="1276"/>
+        </w:tabs>
+        <w:ind w:left="0" w:firstLine="709"/>
+      </w:pPr>
+      <w:r>
+        <w:t>п</w:t>
+      </w:r>
+      <w:r>
+        <w:t>роверка на достижение лимита обработанных пользователей</w:t>
+      </w:r>
+      <w:r>
+        <w:t>;</w:t>
+      </w:r>
+    </w:p>
+    <w:p>
+      <w:pPr>
+        <w:pStyle w:val="a1"/>
+        <w:numPr>
+          <w:ilvl w:val="0"/>
+          <w:numId w:val="31"/>
+        </w:numPr>
+        <w:tabs>
+          <w:tab w:val="left" w:pos="1276"/>
+        </w:tabs>
+        <w:ind w:left="0" w:firstLine="709"/>
+      </w:pPr>
+      <w:r>
+        <w:t>з</w:t>
+      </w:r>
+      <w:r>
+        <w:t>авершение работы после обработки заданного количества данных.</w:t>
+      </w:r>
+    </w:p>
+    <w:p>
+      <w:pPr>
+        <w:pStyle w:val="a1"/>
+      </w:pPr>
+      <w:r>
+        <w:t>Рассмотрим п</w:t>
+      </w:r>
+      <w:r>
+        <w:t>реимущества используемой структуры</w:t>
+      </w:r>
+      <w:r>
+        <w:t>.</w:t>
+      </w:r>
+    </w:p>
+    <w:p>
+      <w:pPr>
+        <w:pStyle w:val="a1"/>
+      </w:pPr>
+      <w:r>
+        <w:t xml:space="preserve">Модульность: </w:t>
+      </w:r>
+      <w:r>
+        <w:t>к</w:t>
+      </w:r>
+      <w:r>
+        <w:t>од разбит на отдельные классы, что упрощает его тестирование и модификацию.</w:t>
+      </w:r>
+    </w:p>
+    <w:p>
+      <w:pPr>
+        <w:pStyle w:val="a1"/>
+      </w:pPr>
+      <w:r>
+        <w:t xml:space="preserve">Эффективность: </w:t>
+      </w:r>
+      <w:r>
+        <w:t>п</w:t>
+      </w:r>
+      <w:r>
+        <w:t>акетная обработка данных снижает количество запросов к API.</w:t>
+      </w:r>
+    </w:p>
+    <w:p>
+      <w:pPr>
+        <w:pStyle w:val="a1"/>
+      </w:pPr>
+      <w:r>
+        <w:t xml:space="preserve">Автоматизация: </w:t>
+      </w:r>
+      <w:r>
+        <w:t>в</w:t>
+      </w:r>
+      <w:r>
+        <w:t>се операции, от извлечения до сохранения данных, выполняются без участия пользователя.</w:t>
+      </w:r>
+    </w:p>
+    <w:p>
+      <w:pPr>
+        <w:pStyle w:val="a1"/>
+      </w:pPr>
+      <w:r>
+        <w:lastRenderedPageBreak/>
+        <w:t xml:space="preserve">Устойчивость: </w:t>
+      </w:r>
+      <w:r>
+        <w:t>о</w:t>
+      </w:r>
+      <w:r>
+        <w:t>бработка ошибок и контроль лимитов предотвращают сбои при работе с API и базой данных.</w:t>
+      </w:r>
+    </w:p>
+    <w:p>
+      <w:pPr>
+        <w:pStyle w:val="a1"/>
+      </w:pPr>
+      <w:r>
+        <w:t xml:space="preserve">В рамках </w:t>
+      </w:r>
+      <w:r>
+        <w:t>курсовой работы</w:t>
+      </w:r>
+      <w:r>
+        <w:t xml:space="preserve"> был реализован аналитический модуль </w:t>
+      </w:r>
+      <w:r>
+        <w:t>группировки</w:t>
+      </w:r>
+      <w:r>
+        <w:t xml:space="preserve"> пользователей, который расширяет функциональность основного скрипта. Этот модуль автоматически сегментирует пользовательскую базу на группы по демографическим и поведенческим характеристикам, используя алгоритм K-</w:t>
+      </w:r>
+      <w:proofErr w:type="spellStart"/>
+      <w:r>
+        <w:t>means</w:t>
+      </w:r>
+      <w:proofErr w:type="spellEnd"/>
+      <w:r>
+        <w:t xml:space="preserve">. После загрузки данных из </w:t>
+      </w:r>
+      <w:r>
         <w:rPr>
           <w:lang w:val="en-US"/>
         </w:rPr>
-      </w:pPr>
+        <w:t>SQLite</w:t>
+      </w:r>
+      <w:r>
+        <w:t xml:space="preserve"> модуль выполняет предварительную обработку: заполняет пропуски, преобразует категориальные признаки (пол, город, семейное положение) и масштабирует числовые показатели (возраст, количество подписчиков, активность). </w:t>
+      </w:r>
+    </w:p>
+    <w:p>
+      <w:pPr>
+        <w:pStyle w:val="a1"/>
+        <w:rPr>
+          <w:color w:val="000000" w:themeColor="text1"/>
+        </w:rPr>
+      </w:pPr>
+      <w:r>
+        <w:t xml:space="preserve">Модуль сочетает различные методы анализа данных, включая комбинированную обработку числовых и категориальных признаков через </w:t>
+      </w:r>
+      <w:proofErr w:type="spellStart"/>
+      <w:r>
+        <w:t>ColumnTransformer</w:t>
+      </w:r>
+      <w:proofErr w:type="spellEnd"/>
+      <w:r>
+        <w:t xml:space="preserve">. </w:t>
+      </w:r>
+      <w:r>
+        <w:rPr>
+          <w:color w:val="000000" w:themeColor="text1"/>
+        </w:rPr>
+        <w:t xml:space="preserve">Особое внимание уделено визуализации результатов: программа автоматически генерирует точечные диаграммы, отображающие распределение пользователей по возрасту и количеству подписчиков; </w:t>
+      </w:r>
+      <w:r>
+        <w:rPr>
+          <w:color w:val="000000" w:themeColor="text1"/>
+        </w:rPr>
+        <w:t>по по</w:t>
+      </w:r>
+      <w:r>
+        <w:rPr>
+          <w:color w:val="000000" w:themeColor="text1"/>
+        </w:rPr>
+        <w:t>следней активности и количеству</w:t>
+      </w:r>
+      <w:r>
+        <w:rPr>
+          <w:color w:val="000000" w:themeColor="text1"/>
+        </w:rPr>
+        <w:t xml:space="preserve"> пользователей; по городам.</w:t>
+      </w:r>
+      <w:r>
+        <w:rPr>
+          <w:color w:val="000000" w:themeColor="text1"/>
+        </w:rPr>
+        <w:t xml:space="preserve"> </w:t>
+      </w:r>
+    </w:p>
+    <w:p>
+      <w:pPr>
+        <w:pStyle w:val="a1"/>
+      </w:pPr>
+      <w:r>
+        <w:t xml:space="preserve">Интеграция модуля с основным скриптом позволяет не только собирать и хранить данные пользователей, но и получать </w:t>
+      </w:r>
+      <w:r>
+        <w:t>подробные</w:t>
+      </w:r>
+      <w:r>
+        <w:t xml:space="preserve"> аналитические выводы о структуре аудитории. Использование методов машинного обучения дает возможность выявлять скрытые закономерности и естественные группы в пользовательской базе. Автоматизированная визуализация значительно упрощает интерпретацию результатов и помогает быстро оценить особенности каждого сегмента.</w:t>
+      </w:r>
+    </w:p>
+    <w:p>
+      <w:pPr>
+        <w:pStyle w:val="a1"/>
+        <w:rPr>
+          <w:color w:val="000000" w:themeColor="text1"/>
+        </w:rPr>
+      </w:pPr>
+      <w:r>
+        <w:t>В итоге в пр</w:t>
+      </w:r>
+      <w:r>
+        <w:t xml:space="preserve">оцессе работы были исследованы </w:t>
+      </w:r>
+      <w:r>
+        <w:rPr>
+          <w:color w:val="auto"/>
+        </w:rPr>
+        <w:t>26000</w:t>
+      </w:r>
+      <w:r>
+        <w:rPr>
+          <w:color w:val="auto"/>
+        </w:rPr>
+        <w:t xml:space="preserve"> страниц пользователей </w:t>
+      </w:r>
+      <w:r>
+        <w:rPr>
+          <w:color w:val="auto"/>
+          <w:lang w:val="en-US"/>
+        </w:rPr>
+        <w:t>VK</w:t>
+      </w:r>
+      <w:r>
+        <w:rPr>
+          <w:color w:val="auto"/>
+        </w:rPr>
+        <w:t xml:space="preserve">. Были извлечены основные данные и характеристики пользователей и помещены в соответствующие модели (рисунок </w:t>
+      </w:r>
+      <w:r>
+        <w:rPr>
+          <w:color w:val="auto"/>
+        </w:rPr>
+        <w:t>2</w:t>
+      </w:r>
+      <w:r>
+        <w:rPr>
+          <w:color w:val="auto"/>
+        </w:rPr>
+        <w:t>). Также были извлечены данные о группах, в которы</w:t>
+      </w:r>
+      <w:r>
+        <w:rPr>
+          <w:color w:val="auto"/>
+        </w:rPr>
+        <w:t>х состоят пользователи (рисунок </w:t>
+      </w:r>
+      <w:r>
+        <w:rPr>
+          <w:color w:val="auto"/>
+        </w:rPr>
+        <w:t>3</w:t>
+      </w:r>
+      <w:r>
+        <w:rPr>
+          <w:color w:val="auto"/>
+        </w:rPr>
+        <w:t xml:space="preserve">), и создана таблица, которая хранит подписки пользователей (рисунок </w:t>
+      </w:r>
+      <w:r>
+        <w:rPr>
+          <w:color w:val="auto"/>
+        </w:rPr>
+        <w:t>4</w:t>
+      </w:r>
+      <w:r>
+        <w:rPr>
+          <w:color w:val="auto"/>
+        </w:rPr>
+        <w:t>).</w:t>
+      </w:r>
+      <w:r>
+        <w:rPr>
+          <w:color w:val="auto"/>
+        </w:rPr>
+        <w:t xml:space="preserve"> </w:t>
+      </w:r>
+      <w:r>
+        <w:rPr>
+          <w:color w:val="000000" w:themeColor="text1"/>
+        </w:rPr>
+        <w:t>На основе собр</w:t>
+      </w:r>
+      <w:r>
+        <w:rPr>
+          <w:color w:val="000000" w:themeColor="text1"/>
+        </w:rPr>
+        <w:t xml:space="preserve">анных данных были проведены группировки </w:t>
+      </w:r>
+      <w:r>
+        <w:rPr>
+          <w:color w:val="000000" w:themeColor="text1"/>
+        </w:rPr>
+        <w:lastRenderedPageBreak/>
+        <w:t>пользователей, которые выявили сегменты</w:t>
+      </w:r>
+      <w:r>
+        <w:rPr>
+          <w:color w:val="000000" w:themeColor="text1"/>
+        </w:rPr>
+        <w:t xml:space="preserve"> аудитории с характерными демографическими и поведенческими особенностями. Визуализация результатов </w:t>
+      </w:r>
+      <w:r>
+        <w:rPr>
+          <w:color w:val="000000" w:themeColor="text1"/>
+        </w:rPr>
+        <w:t xml:space="preserve">группировок </w:t>
+      </w:r>
+      <w:r>
+        <w:rPr>
+          <w:color w:val="000000" w:themeColor="text1"/>
+        </w:rPr>
+        <w:t>наглядно демонстрируе</w:t>
+      </w:r>
+      <w:r>
+        <w:rPr>
+          <w:color w:val="000000" w:themeColor="text1"/>
+        </w:rPr>
+        <w:t>т</w:t>
+      </w:r>
+      <w:r>
+        <w:rPr>
+          <w:color w:val="000000" w:themeColor="text1"/>
+        </w:rPr>
+        <w:t xml:space="preserve"> распределение пользователей </w:t>
+      </w:r>
+      <w:r>
+        <w:rPr>
+          <w:color w:val="000000" w:themeColor="text1"/>
+        </w:rPr>
+        <w:t>по количеству подписчиков</w:t>
+      </w:r>
+      <w:r>
+        <w:rPr>
+          <w:color w:val="000000" w:themeColor="text1"/>
+        </w:rPr>
+        <w:t xml:space="preserve"> и возрасту (рисунок 5), </w:t>
+      </w:r>
+      <w:r>
+        <w:rPr>
+          <w:color w:val="000000" w:themeColor="text1"/>
+        </w:rPr>
+        <w:t>активности</w:t>
+      </w:r>
+      <w:r>
+        <w:rPr>
+          <w:color w:val="000000" w:themeColor="text1"/>
+        </w:rPr>
+        <w:t xml:space="preserve"> (рисунок 6), городам (рисунок 7)</w:t>
+      </w:r>
+      <w:r>
+        <w:rPr>
+          <w:color w:val="000000" w:themeColor="text1"/>
+        </w:rPr>
+        <w:t>, что позволяет эффективно сегментировать аудиторию для маркетинговых задач.</w:t>
+      </w:r>
     </w:p>
     <w:p>
       <w:pPr>
@@ -10804,8 +10825,8 @@
         </w:rPr>
         <w:drawing>
           <wp:inline distT="0" distB="0" distL="0" distR="0" wp14:anchorId="1BD085C1" wp14:editId="29A80126">
-            <wp:extent cx="5940425" cy="2970530"/>
-            <wp:effectExtent l="0" t="0" r="3175" b="1270"/>
+            <wp:extent cx="5546764" cy="2773680"/>
+            <wp:effectExtent l="0" t="0" r="0" b="7620"/>
             <wp:docPr id="4" name="Рисунок 4"/>
             <wp:cNvGraphicFramePr>
               <a:graphicFrameLocks xmlns:a="http://schemas.openxmlformats.org/drawingml/2006/main" noChangeAspect="1"/>
@@ -10826,7 +10847,7 @@
                   <pic:spPr>
                     <a:xfrm>
                       <a:off x="0" y="0"/>
-                      <a:ext cx="5940425" cy="2970530"/>
+                      <a:ext cx="5570753" cy="2785676"/>
                     </a:xfrm>
                     <a:prstGeom prst="rect">
                       <a:avLst/>
@@ -10859,16 +10880,24 @@
       </w:r>
     </w:p>
     <w:p>
-      <w:r>
-        <w:br w:type="page"/>
-      </w:r>
-      <w:r>
-        <w:lastRenderedPageBreak/>
+      <w:pPr>
+        <w:pStyle w:val="a1"/>
+        <w:ind w:firstLine="0"/>
+        <w:jc w:val="center"/>
+      </w:pPr>
+    </w:p>
+    <w:p>
+      <w:pPr>
+        <w:pStyle w:val="a1"/>
+        <w:ind w:firstLine="0"/>
+        <w:jc w:val="center"/>
+      </w:pPr>
+      <w:r>
         <w:drawing>
-          <wp:inline distT="0" distB="0" distL="0" distR="0" wp14:anchorId="570A7925" wp14:editId="3B1BC24A">
-            <wp:extent cx="5940425" cy="3960495"/>
-            <wp:effectExtent l="0" t="0" r="3175" b="1905"/>
-            <wp:docPr id="5" name="Рисунок 5"/>
+          <wp:inline distT="0" distB="0" distL="0" distR="0" wp14:anchorId="41590FFE" wp14:editId="39678142">
+            <wp:extent cx="5074920" cy="3383459"/>
+            <wp:effectExtent l="0" t="0" r="0" b="7620"/>
+            <wp:docPr id="8" name="Рисунок 8"/>
             <wp:cNvGraphicFramePr>
               <a:graphicFrameLocks xmlns:a="http://schemas.openxmlformats.org/drawingml/2006/main" noChangeAspect="1"/>
             </wp:cNvGraphicFramePr>
@@ -10888,7 +10917,7 @@
                   <pic:spPr>
                     <a:xfrm>
                       <a:off x="0" y="0"/>
-                      <a:ext cx="5940425" cy="3960495"/>
+                      <a:ext cx="5087765" cy="3392022"/>
                     </a:xfrm>
                     <a:prstGeom prst="rect">
                       <a:avLst/>
@@ -10908,16 +10937,12 @@
         <w:jc w:val="center"/>
       </w:pPr>
       <w:r>
-        <w:t xml:space="preserve">Рисунок </w:t>
-      </w:r>
-      <w:r>
-        <w:t>6</w:t>
-      </w:r>
-      <w:r>
-        <w:t xml:space="preserve"> – группировка пользователей по числу подписчиков и </w:t>
-      </w:r>
-      <w:r>
-        <w:t>активности</w:t>
+        <w:t>Рисунок 6 – группировка пользователей по числу по</w:t>
+      </w:r>
+      <w:bookmarkStart w:id="16" w:name="_GoBack"/>
+      <w:bookmarkEnd w:id="16"/>
+      <w:r>
+        <w:t>дписчиков и активности</w:t>
       </w:r>
     </w:p>
     <w:p>
@@ -10926,19 +10951,13 @@
         <w:ind w:firstLine="0"/>
         <w:jc w:val="center"/>
       </w:pPr>
-    </w:p>
-    <w:p>
-      <w:pPr>
-        <w:pStyle w:val="a1"/>
-        <w:ind w:firstLine="0"/>
-        <w:jc w:val="center"/>
-      </w:pPr>
-      <w:r>
+      <w:r>
+        <w:lastRenderedPageBreak/>
         <w:drawing>
-          <wp:inline distT="0" distB="0" distL="0" distR="0" wp14:anchorId="611FC9F3" wp14:editId="74FCE56D">
+          <wp:inline distT="0" distB="0" distL="0" distR="0" wp14:anchorId="30FB4E53" wp14:editId="127C4023">
             <wp:extent cx="5940425" cy="3960495"/>
             <wp:effectExtent l="0" t="0" r="3175" b="1905"/>
-            <wp:docPr id="7" name="Рисунок 7"/>
+            <wp:docPr id="9" name="Рисунок 9"/>
             <wp:cNvGraphicFramePr>
               <a:graphicFrameLocks xmlns:a="http://schemas.openxmlformats.org/drawingml/2006/main" noChangeAspect="1"/>
             </wp:cNvGraphicFramePr>
@@ -10978,10 +10997,23 @@
         <w:jc w:val="center"/>
       </w:pPr>
       <w:r>
-        <w:t>Рисунок 6 – группировка пользователей по</w:t>
-      </w:r>
-      <w:r>
-        <w:t xml:space="preserve"> городам</w:t>
+        <w:t>Рисунок 7</w:t>
+      </w:r>
+      <w:r>
+        <w:t xml:space="preserve"> – группировка пользователей по городам</w:t>
+      </w:r>
+    </w:p>
+    <w:p>
+      <w:pPr>
+        <w:rPr>
+          <w:rFonts w:ascii="Times New Roman" w:eastAsia="Times New Roman" w:hAnsi="Times New Roman" w:cs="Times New Roman"/>
+          <w:color w:val="000000"/>
+          <w:sz w:val="28"/>
+          <w:szCs w:val="28"/>
+        </w:rPr>
+      </w:pPr>
+      <w:r>
+        <w:br w:type="page"/>
       </w:r>
     </w:p>
     <w:p>
@@ -11024,31 +11056,30 @@
         <w:t xml:space="preserve">Цель курсовой работы, заключающаяся в </w:t>
       </w:r>
       <w:r>
-        <w:t>разработк</w:t>
-      </w:r>
-      <w:r>
-        <w:t xml:space="preserve">е </w:t>
-      </w:r>
-      <w:r>
-        <w:t>программы, способной извлекать информацию о пользователях из социальной сети vk.com</w:t>
-      </w:r>
-      <w:r>
-        <w:t>,</w:t>
-      </w:r>
-      <w:r>
-        <w:t xml:space="preserve"> </w:t>
-      </w:r>
-      <w:r>
-        <w:t>сохранять</w:t>
-      </w:r>
-      <w:r>
-        <w:t xml:space="preserve"> ее</w:t>
-      </w:r>
-      <w:r>
-        <w:t xml:space="preserve"> в базе данных</w:t>
-      </w:r>
-      <w:r>
-        <w:t xml:space="preserve"> и строить на ее основе кластеры</w:t>
+        <w:rPr>
+          <w:color w:val="000000" w:themeColor="text1"/>
+        </w:rPr>
+        <w:t>разработке</w:t>
+      </w:r>
+      <w:r>
+        <w:rPr>
+          <w:color w:val="000000" w:themeColor="text1"/>
+        </w:rPr>
+        <w:t xml:space="preserve"> программы, способной извлекать информацию о пользователях из социальной сети </w:t>
+      </w:r>
+      <w:proofErr w:type="spellStart"/>
+      <w:r>
+        <w:rPr>
+          <w:color w:val="000000" w:themeColor="text1"/>
+        </w:rPr>
+        <w:t>ВКонтакте</w:t>
+      </w:r>
+      <w:proofErr w:type="spellEnd"/>
+      <w:r>
+        <w:rPr>
+          <w:color w:val="000000" w:themeColor="text1"/>
+        </w:rPr>
+        <w:t xml:space="preserve"> и строить различные группы на их основе</w:t>
       </w:r>
       <w:r>
         <w:t>, достигнута</w:t>
@@ -11068,7 +11099,13 @@
         <w:rPr>
           <w:lang w:eastAsia="uk-UA"/>
         </w:rPr>
-        <w:t xml:space="preserve">В ходе курсовой работы был разработан алгоритм для извлечения данных с учетом требований безопасности и ограничений </w:t>
+        <w:t>В ходе курсовой работы был до</w:t>
+      </w:r>
+      <w:r>
+        <w:rPr>
+          <w:lang w:eastAsia="uk-UA"/>
+        </w:rPr>
+        <w:t xml:space="preserve">работан алгоритм для извлечения данных с учетом требований безопасности и ограничений </w:t>
       </w:r>
       <w:r>
         <w:rPr>
@@ -11086,7 +11123,13 @@
         <w:rPr>
           <w:lang w:eastAsia="uk-UA"/>
         </w:rPr>
-        <w:t xml:space="preserve">спроектирована и создана база данных для хранения информации о пользователях, реализована программа, которая запрашивает данные через </w:t>
+        <w:t>модифицирована</w:t>
+      </w:r>
+      <w:r>
+        <w:rPr>
+          <w:lang w:eastAsia="uk-UA"/>
+        </w:rPr>
+        <w:t xml:space="preserve"> программа, которая запрашивает данные через </w:t>
       </w:r>
       <w:r>
         <w:rPr>
@@ -11104,7 +11147,19 @@
         <w:rPr>
           <w:lang w:eastAsia="uk-UA"/>
         </w:rPr>
-        <w:t>сохраняет информацию в базу данных и строит кластеры на ее основе.</w:t>
+        <w:t xml:space="preserve">сохраняет информацию в базу данных и строит </w:t>
+      </w:r>
+      <w:r>
+        <w:rPr>
+          <w:lang w:eastAsia="uk-UA"/>
+        </w:rPr>
+        <w:t>графики некоторых групп на ее основе</w:t>
+      </w:r>
+      <w:r>
+        <w:rPr>
+          <w:lang w:eastAsia="uk-UA"/>
+        </w:rPr>
+        <w:t>.</w:t>
       </w:r>
     </w:p>
     <w:p>
@@ -11830,7 +11885,7 @@
             <w:sz w:val="24"/>
             <w:szCs w:val="24"/>
           </w:rPr>
-          <w:t>32</w:t>
+          <w:t>30</w:t>
         </w:r>
         <w:r>
           <w:rPr>
@@ -16182,7 +16237,7 @@
 </file>
 
 <file path=customXml/itemProps1.xml><?xml version="1.0" encoding="utf-8"?>
-<ds:datastoreItem xmlns:ds="http://schemas.openxmlformats.org/officeDocument/2006/customXml" ds:itemID="{2ADBCE13-D2C7-4CB0-BB50-0DFBED610131}">
+<ds:datastoreItem xmlns:ds="http://schemas.openxmlformats.org/officeDocument/2006/customXml" ds:itemID="{E00847FC-0DA4-4B08-897F-3B969CD271B0}">
   <ds:schemaRefs>
     <ds:schemaRef ds:uri="http://schemas.openxmlformats.org/officeDocument/2006/bibliography"/>
   </ds:schemaRefs>

--- a/6 sem/Курсовая 2/Вербицкий Данила 35.2 Курсовая.docx
+++ b/6 sem/Курсовая 2/Вербицкий Данила 35.2 Курсовая.docx
@@ -3255,31 +3255,7 @@
           <w:sz w:val="28"/>
           <w:szCs w:val="28"/>
         </w:rPr>
-        <w:t xml:space="preserve">анализировать </w:t>
-      </w:r>
-      <w:r>
-        <w:rPr>
-          <w:color w:val="000000" w:themeColor="text1"/>
-          <w:sz w:val="28"/>
-          <w:szCs w:val="28"/>
-        </w:rPr>
-        <w:t xml:space="preserve">и визуализировать </w:t>
-      </w:r>
-      <w:r>
-        <w:rPr>
-          <w:color w:val="000000" w:themeColor="text1"/>
-          <w:sz w:val="28"/>
-          <w:szCs w:val="28"/>
-        </w:rPr>
-        <w:t>полученные через API данные</w:t>
-      </w:r>
-      <w:r>
-        <w:rPr>
-          <w:color w:val="000000" w:themeColor="text1"/>
-          <w:sz w:val="28"/>
-          <w:szCs w:val="28"/>
-        </w:rPr>
-        <w:t>.</w:t>
+        <w:t>анализировать и визуализировать полученные через API данные.</w:t>
       </w:r>
     </w:p>
     <w:p>
@@ -10792,19 +10768,7 @@
         <w:rPr>
           <w:color w:val="000000" w:themeColor="text1"/>
         </w:rPr>
-        <w:t xml:space="preserve"> и возрасту (рисунок 5), </w:t>
-      </w:r>
-      <w:r>
-        <w:rPr>
-          <w:color w:val="000000" w:themeColor="text1"/>
-        </w:rPr>
-        <w:t>активности</w:t>
-      </w:r>
-      <w:r>
-        <w:rPr>
-          <w:color w:val="000000" w:themeColor="text1"/>
-        </w:rPr>
-        <w:t xml:space="preserve"> (рисунок 6), городам (рисунок 7)</w:t>
+        <w:t xml:space="preserve"> и возрасту (рисунок 5), активности (рисунок 6), городам (рисунок 7)</w:t>
       </w:r>
       <w:r>
         <w:rPr>
@@ -10893,6 +10857,9 @@
         <w:jc w:val="center"/>
       </w:pPr>
       <w:r>
+        <w:rPr>
+          <w:noProof/>
+        </w:rPr>
         <w:drawing>
           <wp:inline distT="0" distB="0" distL="0" distR="0" wp14:anchorId="41590FFE" wp14:editId="39678142">
             <wp:extent cx="5074920" cy="3383459"/>
@@ -10937,12 +10904,7 @@
         <w:jc w:val="center"/>
       </w:pPr>
       <w:r>
-        <w:t>Рисунок 6 – группировка пользователей по числу по</w:t>
-      </w:r>
-      <w:bookmarkStart w:id="16" w:name="_GoBack"/>
-      <w:bookmarkEnd w:id="16"/>
-      <w:r>
-        <w:t>дписчиков и активности</w:t>
+        <w:t>Рисунок 6 – группировка пользователей по числу подписчиков и активности</w:t>
       </w:r>
     </w:p>
     <w:p>
@@ -10952,6 +10914,9 @@
         <w:jc w:val="center"/>
       </w:pPr>
       <w:r>
+        <w:rPr>
+          <w:noProof/>
+        </w:rPr>
         <w:lastRenderedPageBreak/>
         <w:drawing>
           <wp:inline distT="0" distB="0" distL="0" distR="0" wp14:anchorId="30FB4E53" wp14:editId="127C4023">
@@ -11025,7 +10990,7 @@
         </w:numPr>
         <w:jc w:val="center"/>
       </w:pPr>
-      <w:bookmarkStart w:id="17" w:name="_Toc185235213"/>
+      <w:bookmarkStart w:id="16" w:name="_Toc185235213"/>
       <w:r>
         <w:lastRenderedPageBreak/>
         <w:t>З</w:t>
@@ -11033,7 +10998,7 @@
       <w:r>
         <w:t>АКЛЮЧЕНИЕ</w:t>
       </w:r>
-      <w:bookmarkEnd w:id="17"/>
+      <w:bookmarkEnd w:id="16"/>
     </w:p>
     <w:p>
       <w:pPr>
@@ -11186,7 +11151,7 @@
         <w:ind w:left="709"/>
         <w:jc w:val="center"/>
       </w:pPr>
-      <w:bookmarkStart w:id="18" w:name="_Toc185235214"/>
+      <w:bookmarkStart w:id="17" w:name="_Toc185235214"/>
       <w:r>
         <w:lastRenderedPageBreak/>
         <w:t>С</w:t>
@@ -11197,7 +11162,7 @@
       <w:r>
         <w:t xml:space="preserve"> ИСТОЧНИКОВ</w:t>
       </w:r>
-      <w:bookmarkEnd w:id="18"/>
+      <w:bookmarkEnd w:id="17"/>
     </w:p>
     <w:p>
       <w:pPr>
@@ -11333,7 +11298,31 @@
         <w:rPr>
           <w:lang w:eastAsia="uk-UA"/>
         </w:rPr>
-        <w:t xml:space="preserve"> URL: https://dev.vk.com/ (дата обращения: 26.11.2024).</w:t>
+        <w:t xml:space="preserve"> URL: https:/</w:t>
+      </w:r>
+      <w:r>
+        <w:rPr>
+          <w:lang w:eastAsia="uk-UA"/>
+        </w:rPr>
+        <w:t>/dev.vk.com/ (дата обращения: 10</w:t>
+      </w:r>
+      <w:r>
+        <w:rPr>
+          <w:lang w:eastAsia="uk-UA"/>
+        </w:rPr>
+        <w:t>.</w:t>
+      </w:r>
+      <w:r>
+        <w:rPr>
+          <w:lang w:eastAsia="uk-UA"/>
+        </w:rPr>
+        <w:t>04.2025</w:t>
+      </w:r>
+      <w:r>
+        <w:rPr>
+          <w:lang w:eastAsia="uk-UA"/>
+        </w:rPr>
+        <w:t>).</w:t>
       </w:r>
     </w:p>
     <w:p>
@@ -11469,7 +11458,19 @@
         <w:rPr>
           <w:lang w:eastAsia="uk-UA"/>
         </w:rPr>
-        <w:t>URL: https://docs.sqlalchemy.org/ (дата обращения: 26.11.2024).</w:t>
+        <w:t>URL: https://docs.sqlalchemy.</w:t>
+      </w:r>
+      <w:r>
+        <w:rPr>
+          <w:lang w:eastAsia="uk-UA"/>
+        </w:rPr>
+        <w:t>org/ (дата обращения: 26.04.2025</w:t>
+      </w:r>
+      <w:r>
+        <w:rPr>
+          <w:lang w:eastAsia="uk-UA"/>
+        </w:rPr>
+        <w:t>).</w:t>
       </w:r>
     </w:p>
     <w:p>
@@ -11623,7 +11624,19 @@
         <w:rPr>
           <w:lang w:eastAsia="uk-UA"/>
         </w:rPr>
-        <w:t>URL: https://docs.python.org/ (дата обращения: 26.11.2024).</w:t>
+        <w:t>URL: https://docs.python.</w:t>
+      </w:r>
+      <w:r>
+        <w:rPr>
+          <w:lang w:eastAsia="uk-UA"/>
+        </w:rPr>
+        <w:t>org/ (дата обращения: 12.05.2025</w:t>
+      </w:r>
+      <w:r>
+        <w:rPr>
+          <w:lang w:eastAsia="uk-UA"/>
+        </w:rPr>
+        <w:t>).</w:t>
       </w:r>
     </w:p>
     <w:p>
@@ -11784,12 +11797,18 @@
       </w:r>
       <w:r>
         <w:rPr>
-          <w:bCs/>
-          <w:color w:val="auto"/>
           <w:lang w:eastAsia="uk-UA"/>
         </w:rPr>
-        <w:t>– Дата публикации: 26.11.2023.</w:t>
-      </w:r>
+        <w:t>(дата обращения: 26.04.2025</w:t>
+      </w:r>
+      <w:r>
+        <w:rPr>
+          <w:lang w:eastAsia="uk-UA"/>
+        </w:rPr>
+        <w:t>).</w:t>
+      </w:r>
+      <w:bookmarkStart w:id="18" w:name="_GoBack"/>
+      <w:bookmarkEnd w:id="18"/>
     </w:p>
     <w:sectPr>
       <w:type w:val="continuous"/>
@@ -16237,7 +16256,7 @@
 </file>
 
 <file path=customXml/itemProps1.xml><?xml version="1.0" encoding="utf-8"?>
-<ds:datastoreItem xmlns:ds="http://schemas.openxmlformats.org/officeDocument/2006/customXml" ds:itemID="{E00847FC-0DA4-4B08-897F-3B969CD271B0}">
+<ds:datastoreItem xmlns:ds="http://schemas.openxmlformats.org/officeDocument/2006/customXml" ds:itemID="{0F078A7D-178F-47AB-A8F5-E04CBE2DFEAC}">
   <ds:schemaRefs>
     <ds:schemaRef ds:uri="http://schemas.openxmlformats.org/officeDocument/2006/bibliography"/>
   </ds:schemaRefs>

--- a/6 sem/Курсовая 2/Вербицкий Данила 35.2 Курсовая.docx
+++ b/6 sem/Курсовая 2/Вербицкий Данила 35.2 Курсовая.docx
@@ -1087,7 +1087,7 @@
         <w:p>
           <w:pPr>
             <w:pStyle w:val="af0"/>
-            <w:spacing w:line="360" w:lineRule="auto"/>
+            <w:spacing w:before="0" w:after="0" w:line="360" w:lineRule="auto"/>
             <w:rPr>
               <w:rFonts w:ascii="Times New Roman" w:hAnsi="Times New Roman" w:cs="Times New Roman"/>
               <w:sz w:val="28"/>
@@ -2790,7 +2790,7 @@
         </w:p>
         <w:p>
           <w:pPr>
-            <w:spacing w:line="360" w:lineRule="auto"/>
+            <w:spacing w:after="0" w:line="360" w:lineRule="auto"/>
             <w:rPr>
               <w:sz w:val="28"/>
               <w:szCs w:val="28"/>
@@ -3305,21 +3305,6 @@
     </w:p>
     <w:p>
       <w:pPr>
-        <w:pStyle w:val="Textbody"/>
-        <w:widowControl w:val="0"/>
-        <w:spacing w:after="0" w:line="360" w:lineRule="auto"/>
-        <w:jc w:val="both"/>
-        <w:rPr>
-          <w:rFonts w:ascii="Times New Roman" w:eastAsiaTheme="minorEastAsia" w:hAnsi="Times New Roman" w:cs="Times New Roman"/>
-          <w:kern w:val="0"/>
-          <w:sz w:val="28"/>
-          <w:szCs w:val="28"/>
-          <w:lang w:val="ru-RU" w:eastAsia="ru-RU" w:bidi="ar-SA"/>
-        </w:rPr>
-      </w:pPr>
-    </w:p>
-    <w:p>
-      <w:pPr>
         <w:widowControl w:val="0"/>
         <w:suppressAutoHyphens/>
         <w:autoSpaceDN w:val="0"/>
@@ -3473,14 +3458,17 @@
         <w:ind w:left="0" w:firstLine="709"/>
       </w:pPr>
       <w:r>
+        <w:t>и</w:t>
+      </w:r>
+      <w:r>
+        <w:t>дентификационные данные: имя, фамилия, дата рождения</w:t>
+      </w:r>
+      <w:r>
+        <w:t xml:space="preserve">, пол, ID </w:t>
+      </w:r>
+      <w:r>
         <w:lastRenderedPageBreak/>
-        <w:t>и</w:t>
-      </w:r>
-      <w:r>
-        <w:t>дентификационные данные: имя, фамилия, дата рождения</w:t>
-      </w:r>
-      <w:r>
-        <w:t>, пол, ID пользователя;</w:t>
+        <w:t>пользователя;</w:t>
       </w:r>
     </w:p>
     <w:p>
@@ -3808,14 +3796,17 @@
         <w:ind w:left="0" w:firstLine="709"/>
       </w:pPr>
       <w:r>
+        <w:t>и</w:t>
+      </w:r>
+      <w:r>
+        <w:t>стория активности: даты входа в сеть, продолжи</w:t>
+      </w:r>
+      <w:r>
+        <w:t xml:space="preserve">тельность сессий, </w:t>
+      </w:r>
+      <w:r>
         <w:lastRenderedPageBreak/>
-        <w:t>и</w:t>
-      </w:r>
-      <w:r>
-        <w:t>стория активности: даты входа в сеть, продолжи</w:t>
-      </w:r>
-      <w:r>
-        <w:t>тельность сессий, активные часы;</w:t>
+        <w:t>активные часы;</w:t>
       </w:r>
     </w:p>
     <w:p>
@@ -10834,7 +10825,10 @@
         <w:t xml:space="preserve">Рисунок 5 – </w:t>
       </w:r>
       <w:r>
-        <w:t>группировка</w:t>
+        <w:t>Г</w:t>
+      </w:r>
+      <w:r>
+        <w:t>руппировка</w:t>
       </w:r>
       <w:r>
         <w:t xml:space="preserve"> пользователей</w:t>
@@ -10904,7 +10898,10 @@
         <w:jc w:val="center"/>
       </w:pPr>
       <w:r>
-        <w:t>Рисунок 6 – группировка пользователей по числу подписчиков и активности</w:t>
+        <w:t>Рисунок 6 – Г</w:t>
+      </w:r>
+      <w:r>
+        <w:t>руппировка пользователей по числу подписчиков и активности</w:t>
       </w:r>
     </w:p>
     <w:p>
@@ -10965,7 +10962,12 @@
         <w:t>Рисунок 7</w:t>
       </w:r>
       <w:r>
-        <w:t xml:space="preserve"> – группировка пользователей по городам</w:t>
+        <w:t xml:space="preserve"> – Г</w:t>
+      </w:r>
+      <w:bookmarkStart w:id="16" w:name="_GoBack"/>
+      <w:bookmarkEnd w:id="16"/>
+      <w:r>
+        <w:t>руппировка пользователей по городам</w:t>
       </w:r>
     </w:p>
     <w:p>
@@ -10990,7 +10992,7 @@
         </w:numPr>
         <w:jc w:val="center"/>
       </w:pPr>
-      <w:bookmarkStart w:id="16" w:name="_Toc185235213"/>
+      <w:bookmarkStart w:id="17" w:name="_Toc185235213"/>
       <w:r>
         <w:lastRenderedPageBreak/>
         <w:t>З</w:t>
@@ -10998,7 +11000,7 @@
       <w:r>
         <w:t>АКЛЮЧЕНИЕ</w:t>
       </w:r>
-      <w:bookmarkEnd w:id="16"/>
+      <w:bookmarkEnd w:id="17"/>
     </w:p>
     <w:p>
       <w:pPr>
@@ -11151,7 +11153,7 @@
         <w:ind w:left="709"/>
         <w:jc w:val="center"/>
       </w:pPr>
-      <w:bookmarkStart w:id="17" w:name="_Toc185235214"/>
+      <w:bookmarkStart w:id="18" w:name="_Toc185235214"/>
       <w:r>
         <w:lastRenderedPageBreak/>
         <w:t>С</w:t>
@@ -11162,7 +11164,7 @@
       <w:r>
         <w:t xml:space="preserve"> ИСТОЧНИКОВ</w:t>
       </w:r>
-      <w:bookmarkEnd w:id="17"/>
+      <w:bookmarkEnd w:id="18"/>
     </w:p>
     <w:p>
       <w:pPr>
@@ -11807,8 +11809,6 @@
         </w:rPr>
         <w:t>).</w:t>
       </w:r>
-      <w:bookmarkStart w:id="18" w:name="_GoBack"/>
-      <w:bookmarkEnd w:id="18"/>
     </w:p>
     <w:sectPr>
       <w:type w:val="continuous"/>
@@ -11904,7 +11904,7 @@
             <w:sz w:val="24"/>
             <w:szCs w:val="24"/>
           </w:rPr>
-          <w:t>30</w:t>
+          <w:t>32</w:t>
         </w:r>
         <w:r>
           <w:rPr>
@@ -16256,7 +16256,7 @@
 </file>
 
 <file path=customXml/itemProps1.xml><?xml version="1.0" encoding="utf-8"?>
-<ds:datastoreItem xmlns:ds="http://schemas.openxmlformats.org/officeDocument/2006/customXml" ds:itemID="{0F078A7D-178F-47AB-A8F5-E04CBE2DFEAC}">
+<ds:datastoreItem xmlns:ds="http://schemas.openxmlformats.org/officeDocument/2006/customXml" ds:itemID="{933C2ED9-1C0F-4687-BFBC-3E4768F81048}">
   <ds:schemaRefs>
     <ds:schemaRef ds:uri="http://schemas.openxmlformats.org/officeDocument/2006/bibliography"/>
   </ds:schemaRefs>

--- a/6 sem/Курсовая 2/Вербицкий Данила 35.2 Курсовая.docx
+++ b/6 sem/Курсовая 2/Вербицкий Данила 35.2 Курсовая.docx
@@ -1049,6 +1049,7 @@
           <w:lang w:val="ru-RU"/>
         </w:rPr>
       </w:pPr>
+      <w:bookmarkStart w:id="4" w:name="_GoBack"/>
       <w:r>
         <w:rPr>
           <w:rFonts w:ascii="Times New Roman" w:hAnsi="Times New Roman" w:cs="Times New Roman"/>
@@ -2214,57 +2215,9 @@
                 <w:webHidden/>
                 <w:sz w:val="28"/>
                 <w:szCs w:val="28"/>
-              </w:rPr>
-              <w:fldChar w:fldCharType="begin"/>
-            </w:r>
-            <w:r>
-              <w:rPr>
-                <w:rFonts w:ascii="Times New Roman" w:hAnsi="Times New Roman" w:cs="Times New Roman"/>
-                <w:noProof/>
-                <w:webHidden/>
-                <w:sz w:val="28"/>
-                <w:szCs w:val="28"/>
-              </w:rPr>
-              <w:instrText xml:space="preserve"> PAGEREF _Toc185235209 \h </w:instrText>
-            </w:r>
-            <w:r>
-              <w:rPr>
-                <w:rFonts w:ascii="Times New Roman" w:hAnsi="Times New Roman" w:cs="Times New Roman"/>
-                <w:noProof/>
-                <w:webHidden/>
-                <w:sz w:val="28"/>
-                <w:szCs w:val="28"/>
-              </w:rPr>
-            </w:r>
-            <w:r>
-              <w:rPr>
-                <w:rFonts w:ascii="Times New Roman" w:hAnsi="Times New Roman" w:cs="Times New Roman"/>
-                <w:noProof/>
-                <w:webHidden/>
-                <w:sz w:val="28"/>
-                <w:szCs w:val="28"/>
-              </w:rPr>
-              <w:fldChar w:fldCharType="separate"/>
-            </w:r>
-            <w:r>
-              <w:rPr>
-                <w:rFonts w:ascii="Times New Roman" w:hAnsi="Times New Roman" w:cs="Times New Roman"/>
-                <w:noProof/>
-                <w:webHidden/>
-                <w:sz w:val="28"/>
-                <w:szCs w:val="28"/>
+                <w:lang w:val="ru-RU"/>
               </w:rPr>
               <w:t>20</w:t>
-            </w:r>
-            <w:r>
-              <w:rPr>
-                <w:rFonts w:ascii="Times New Roman" w:hAnsi="Times New Roman" w:cs="Times New Roman"/>
-                <w:noProof/>
-                <w:webHidden/>
-                <w:sz w:val="28"/>
-                <w:szCs w:val="28"/>
-              </w:rPr>
-              <w:fldChar w:fldCharType="end"/>
             </w:r>
           </w:hyperlink>
         </w:p>
@@ -2612,7 +2565,7 @@
                 <w:sz w:val="28"/>
                 <w:szCs w:val="28"/>
               </w:rPr>
-              <w:t>24</w:t>
+              <w:t>26</w:t>
             </w:r>
             <w:r>
               <w:rPr>
@@ -2764,7 +2717,7 @@
                 <w:sz w:val="28"/>
                 <w:szCs w:val="28"/>
               </w:rPr>
-              <w:t>3</w:t>
+              <w:t>32</w:t>
             </w:r>
             <w:r>
               <w:rPr>
@@ -2777,16 +2730,6 @@
               <w:fldChar w:fldCharType="end"/>
             </w:r>
           </w:hyperlink>
-          <w:r>
-            <w:rPr>
-              <w:rFonts w:ascii="Times New Roman" w:hAnsi="Times New Roman" w:cs="Times New Roman"/>
-              <w:noProof/>
-              <w:sz w:val="28"/>
-              <w:szCs w:val="28"/>
-              <w:lang w:val="ru-RU"/>
-            </w:rPr>
-            <w:t>1</w:t>
-          </w:r>
         </w:p>
         <w:p>
           <w:pPr>
@@ -2809,6 +2752,7 @@
         </w:p>
       </w:sdtContent>
     </w:sdt>
+    <w:bookmarkEnd w:id="4" w:displacedByCustomXml="prev"/>
     <w:p>
       <w:pPr>
         <w:spacing w:after="0" w:line="360" w:lineRule="auto"/>
@@ -2866,7 +2810,7 @@
           <w:rFonts w:eastAsiaTheme="minorEastAsia"/>
         </w:rPr>
       </w:pPr>
-      <w:bookmarkStart w:id="4" w:name="_Toc185235200"/>
+      <w:bookmarkStart w:id="5" w:name="_Toc185235200"/>
       <w:r>
         <w:rPr>
           <w:rFonts w:eastAsiaTheme="minorEastAsia"/>
@@ -2880,7 +2824,7 @@
         </w:rPr>
         <w:t>ВЕДЕНИЕ</w:t>
       </w:r>
-      <w:bookmarkEnd w:id="4"/>
+      <w:bookmarkEnd w:id="5"/>
     </w:p>
     <w:p>
       <w:pPr>
@@ -3335,11 +3279,11 @@
         <w:lastRenderedPageBreak/>
         <w:t xml:space="preserve"> </w:t>
       </w:r>
-      <w:bookmarkStart w:id="5" w:name="_Toc185235201"/>
+      <w:bookmarkStart w:id="6" w:name="_Toc185235201"/>
       <w:r>
         <w:t>Социальные сети и данные пользователей</w:t>
       </w:r>
-      <w:bookmarkEnd w:id="5"/>
+      <w:bookmarkEnd w:id="6"/>
     </w:p>
     <w:p>
       <w:pPr>
@@ -3359,14 +3303,14 @@
       <w:r>
         <w:t xml:space="preserve"> </w:t>
       </w:r>
-      <w:bookmarkStart w:id="6" w:name="_Toc185235202"/>
+      <w:bookmarkStart w:id="7" w:name="_Toc185235202"/>
       <w:r>
         <w:t>Понятие</w:t>
       </w:r>
       <w:r>
         <w:t xml:space="preserve"> и классификация данных пользователей социальных сетей</w:t>
       </w:r>
-      <w:bookmarkEnd w:id="6"/>
+      <w:bookmarkEnd w:id="7"/>
     </w:p>
     <w:p>
       <w:pPr>
@@ -3417,11 +3361,11 @@
       <w:r>
         <w:t xml:space="preserve"> </w:t>
       </w:r>
-      <w:bookmarkStart w:id="7" w:name="_Toc185235203"/>
+      <w:bookmarkStart w:id="8" w:name="_Toc185235203"/>
       <w:r>
         <w:t>Классификация данных пользователей</w:t>
       </w:r>
-      <w:bookmarkEnd w:id="7"/>
+      <w:bookmarkEnd w:id="8"/>
     </w:p>
     <w:p>
       <w:pPr>
@@ -3994,11 +3938,11 @@
       <w:r>
         <w:t xml:space="preserve"> </w:t>
       </w:r>
-      <w:bookmarkStart w:id="8" w:name="_Toc185235204"/>
+      <w:bookmarkStart w:id="9" w:name="_Toc185235204"/>
       <w:r>
         <w:t>Применение классификации данных</w:t>
       </w:r>
-      <w:bookmarkEnd w:id="8"/>
+      <w:bookmarkEnd w:id="9"/>
     </w:p>
     <w:p>
       <w:pPr>
@@ -4143,14 +4087,14 @@
         <w:lastRenderedPageBreak/>
         <w:t xml:space="preserve"> </w:t>
       </w:r>
-      <w:bookmarkStart w:id="9" w:name="_Toc185235205"/>
+      <w:bookmarkStart w:id="10" w:name="_Toc185235205"/>
       <w:r>
         <w:rPr>
           <w:lang w:val="en-US"/>
         </w:rPr>
         <w:t>API vk.com</w:t>
       </w:r>
-      <w:bookmarkEnd w:id="9"/>
+      <w:bookmarkEnd w:id="10"/>
     </w:p>
     <w:p>
       <w:pPr>
@@ -4169,14 +4113,14 @@
       <w:r>
         <w:t xml:space="preserve"> </w:t>
       </w:r>
-      <w:bookmarkStart w:id="10" w:name="_Toc185235206"/>
+      <w:bookmarkStart w:id="11" w:name="_Toc185235206"/>
       <w:r>
         <w:t>Описание</w:t>
       </w:r>
       <w:r>
         <w:t xml:space="preserve"> vk.com API и его возможностей</w:t>
       </w:r>
-      <w:bookmarkEnd w:id="10"/>
+      <w:bookmarkEnd w:id="11"/>
     </w:p>
     <w:p>
       <w:pPr>
@@ -5340,11 +5284,11 @@
       <w:r>
         <w:t xml:space="preserve"> </w:t>
       </w:r>
-      <w:bookmarkStart w:id="11" w:name="_Toc185235207"/>
+      <w:bookmarkStart w:id="12" w:name="_Toc185235207"/>
       <w:r>
         <w:t>Разделение прав доступа и их значения</w:t>
       </w:r>
-      <w:bookmarkEnd w:id="11"/>
+      <w:bookmarkEnd w:id="12"/>
     </w:p>
     <w:p>
       <w:pPr>
@@ -6452,11 +6396,11 @@
       <w:r>
         <w:t xml:space="preserve"> </w:t>
       </w:r>
-      <w:bookmarkStart w:id="12" w:name="_Toc185235208"/>
+      <w:bookmarkStart w:id="13" w:name="_Toc185235208"/>
       <w:r>
         <w:t>Описание методов API, используемых для извлечения данных</w:t>
       </w:r>
-      <w:bookmarkEnd w:id="12"/>
+      <w:bookmarkEnd w:id="13"/>
     </w:p>
     <w:p>
       <w:pPr>
@@ -8439,11 +8383,11 @@
       <w:r>
         <w:t xml:space="preserve"> </w:t>
       </w:r>
-      <w:bookmarkStart w:id="13" w:name="_Toc185235210"/>
+      <w:bookmarkStart w:id="14" w:name="_Toc185235210"/>
       <w:r>
         <w:t>Описание процесса извлечения и обработки данных</w:t>
       </w:r>
-      <w:bookmarkEnd w:id="13"/>
+      <w:bookmarkEnd w:id="14"/>
       <w:r>
         <w:t xml:space="preserve"> </w:t>
       </w:r>
@@ -9268,11 +9212,11 @@
       <w:r>
         <w:t xml:space="preserve"> </w:t>
       </w:r>
-      <w:bookmarkStart w:id="14" w:name="_Toc185235211"/>
+      <w:bookmarkStart w:id="15" w:name="_Toc185235211"/>
       <w:r>
         <w:t>Схема сохранения данных в базе (ORM-модели)</w:t>
       </w:r>
-      <w:bookmarkEnd w:id="14"/>
+      <w:bookmarkEnd w:id="15"/>
     </w:p>
     <w:p>
       <w:pPr>
@@ -9935,11 +9879,11 @@
       <w:r>
         <w:t xml:space="preserve"> </w:t>
       </w:r>
-      <w:bookmarkStart w:id="15" w:name="_Toc185235212"/>
+      <w:bookmarkStart w:id="16" w:name="_Toc185235212"/>
       <w:r>
         <w:t>Описание основного скрипта</w:t>
       </w:r>
-      <w:bookmarkEnd w:id="15"/>
+      <w:bookmarkEnd w:id="16"/>
       <w:r>
         <w:t xml:space="preserve"> и </w:t>
       </w:r>
@@ -10964,8 +10908,6 @@
       <w:r>
         <w:t xml:space="preserve"> – Г</w:t>
       </w:r>
-      <w:bookmarkStart w:id="16" w:name="_GoBack"/>
-      <w:bookmarkEnd w:id="16"/>
       <w:r>
         <w:t>руппировка пользователей по городам</w:t>
       </w:r>
@@ -11904,7 +11846,7 @@
             <w:sz w:val="24"/>
             <w:szCs w:val="24"/>
           </w:rPr>
-          <w:t>32</w:t>
+          <w:t>2</w:t>
         </w:r>
         <w:r>
           <w:rPr>
@@ -16256,7 +16198,7 @@
 </file>
 
 <file path=customXml/itemProps1.xml><?xml version="1.0" encoding="utf-8"?>
-<ds:datastoreItem xmlns:ds="http://schemas.openxmlformats.org/officeDocument/2006/customXml" ds:itemID="{933C2ED9-1C0F-4687-BFBC-3E4768F81048}">
+<ds:datastoreItem xmlns:ds="http://schemas.openxmlformats.org/officeDocument/2006/customXml" ds:itemID="{39C7C848-4FC9-4CCC-8CD4-37731087BD38}">
   <ds:schemaRefs>
     <ds:schemaRef ds:uri="http://schemas.openxmlformats.org/officeDocument/2006/bibliography"/>
   </ds:schemaRefs>

--- a/6 sem/Курсовая 2/Вербицкий Данила 35.2 Курсовая.docx
+++ b/6 sem/Курсовая 2/Вербицкий Данила 35.2 Курсовая.docx
@@ -1049,7 +1049,6 @@
           <w:lang w:val="ru-RU"/>
         </w:rPr>
       </w:pPr>
-      <w:bookmarkStart w:id="4" w:name="_GoBack"/>
       <w:r>
         <w:rPr>
           <w:rFonts w:ascii="Times New Roman" w:hAnsi="Times New Roman" w:cs="Times New Roman"/>
@@ -2506,7 +2505,17 @@
                 <w:sz w:val="28"/>
                 <w:szCs w:val="28"/>
               </w:rPr>
-              <w:t>сание основного скрипта и создание кластеров</w:t>
+              <w:t>сан</w:t>
+            </w:r>
+            <w:r>
+              <w:rPr>
+                <w:rStyle w:val="af"/>
+                <w:rFonts w:cs="Times New Roman"/>
+                <w:noProof/>
+                <w:sz w:val="28"/>
+                <w:szCs w:val="28"/>
+              </w:rPr>
+              <w:t>ие основного скрипта и анализа данных</w:t>
             </w:r>
             <w:r>
               <w:rPr>
@@ -2752,7 +2761,6 @@
         </w:p>
       </w:sdtContent>
     </w:sdt>
-    <w:bookmarkEnd w:id="4" w:displacedByCustomXml="prev"/>
     <w:p>
       <w:pPr>
         <w:spacing w:after="0" w:line="360" w:lineRule="auto"/>
@@ -2810,7 +2818,7 @@
           <w:rFonts w:eastAsiaTheme="minorEastAsia"/>
         </w:rPr>
       </w:pPr>
-      <w:bookmarkStart w:id="5" w:name="_Toc185235200"/>
+      <w:bookmarkStart w:id="4" w:name="_Toc185235200"/>
       <w:r>
         <w:rPr>
           <w:rFonts w:eastAsiaTheme="minorEastAsia"/>
@@ -2824,7 +2832,7 @@
         </w:rPr>
         <w:t>ВЕДЕНИЕ</w:t>
       </w:r>
-      <w:bookmarkEnd w:id="5"/>
+      <w:bookmarkEnd w:id="4"/>
     </w:p>
     <w:p>
       <w:pPr>
@@ -3279,11 +3287,11 @@
         <w:lastRenderedPageBreak/>
         <w:t xml:space="preserve"> </w:t>
       </w:r>
-      <w:bookmarkStart w:id="6" w:name="_Toc185235201"/>
+      <w:bookmarkStart w:id="5" w:name="_Toc185235201"/>
       <w:r>
         <w:t>Социальные сети и данные пользователей</w:t>
       </w:r>
-      <w:bookmarkEnd w:id="6"/>
+      <w:bookmarkEnd w:id="5"/>
     </w:p>
     <w:p>
       <w:pPr>
@@ -3303,14 +3311,14 @@
       <w:r>
         <w:t xml:space="preserve"> </w:t>
       </w:r>
-      <w:bookmarkStart w:id="7" w:name="_Toc185235202"/>
+      <w:bookmarkStart w:id="6" w:name="_Toc185235202"/>
       <w:r>
         <w:t>Понятие</w:t>
       </w:r>
       <w:r>
         <w:t xml:space="preserve"> и классификация данных пользователей социальных сетей</w:t>
       </w:r>
-      <w:bookmarkEnd w:id="7"/>
+      <w:bookmarkEnd w:id="6"/>
     </w:p>
     <w:p>
       <w:pPr>
@@ -3361,11 +3369,11 @@
       <w:r>
         <w:t xml:space="preserve"> </w:t>
       </w:r>
-      <w:bookmarkStart w:id="8" w:name="_Toc185235203"/>
+      <w:bookmarkStart w:id="7" w:name="_Toc185235203"/>
       <w:r>
         <w:t>Классификация данных пользователей</w:t>
       </w:r>
-      <w:bookmarkEnd w:id="8"/>
+      <w:bookmarkEnd w:id="7"/>
     </w:p>
     <w:p>
       <w:pPr>
@@ -3938,11 +3946,11 @@
       <w:r>
         <w:t xml:space="preserve"> </w:t>
       </w:r>
-      <w:bookmarkStart w:id="9" w:name="_Toc185235204"/>
+      <w:bookmarkStart w:id="8" w:name="_Toc185235204"/>
       <w:r>
         <w:t>Применение классификации данных</w:t>
       </w:r>
-      <w:bookmarkEnd w:id="9"/>
+      <w:bookmarkEnd w:id="8"/>
     </w:p>
     <w:p>
       <w:pPr>
@@ -4087,14 +4095,14 @@
         <w:lastRenderedPageBreak/>
         <w:t xml:space="preserve"> </w:t>
       </w:r>
-      <w:bookmarkStart w:id="10" w:name="_Toc185235205"/>
+      <w:bookmarkStart w:id="9" w:name="_Toc185235205"/>
       <w:r>
         <w:rPr>
           <w:lang w:val="en-US"/>
         </w:rPr>
         <w:t>API vk.com</w:t>
       </w:r>
-      <w:bookmarkEnd w:id="10"/>
+      <w:bookmarkEnd w:id="9"/>
     </w:p>
     <w:p>
       <w:pPr>
@@ -4113,14 +4121,14 @@
       <w:r>
         <w:t xml:space="preserve"> </w:t>
       </w:r>
-      <w:bookmarkStart w:id="11" w:name="_Toc185235206"/>
+      <w:bookmarkStart w:id="10" w:name="_Toc185235206"/>
       <w:r>
         <w:t>Описание</w:t>
       </w:r>
       <w:r>
         <w:t xml:space="preserve"> vk.com API и его возможностей</w:t>
       </w:r>
-      <w:bookmarkEnd w:id="11"/>
+      <w:bookmarkEnd w:id="10"/>
     </w:p>
     <w:p>
       <w:pPr>
@@ -5284,11 +5292,11 @@
       <w:r>
         <w:t xml:space="preserve"> </w:t>
       </w:r>
-      <w:bookmarkStart w:id="12" w:name="_Toc185235207"/>
+      <w:bookmarkStart w:id="11" w:name="_Toc185235207"/>
       <w:r>
         <w:t>Разделение прав доступа и их значения</w:t>
       </w:r>
-      <w:bookmarkEnd w:id="12"/>
+      <w:bookmarkEnd w:id="11"/>
     </w:p>
     <w:p>
       <w:pPr>
@@ -6396,11 +6404,11 @@
       <w:r>
         <w:t xml:space="preserve"> </w:t>
       </w:r>
-      <w:bookmarkStart w:id="13" w:name="_Toc185235208"/>
+      <w:bookmarkStart w:id="12" w:name="_Toc185235208"/>
       <w:r>
         <w:t>Описание методов API, используемых для извлечения данных</w:t>
       </w:r>
-      <w:bookmarkEnd w:id="13"/>
+      <w:bookmarkEnd w:id="12"/>
     </w:p>
     <w:p>
       <w:pPr>
@@ -8383,11 +8391,11 @@
       <w:r>
         <w:t xml:space="preserve"> </w:t>
       </w:r>
-      <w:bookmarkStart w:id="14" w:name="_Toc185235210"/>
+      <w:bookmarkStart w:id="13" w:name="_Toc185235210"/>
       <w:r>
         <w:t>Описание процесса извлечения и обработки данных</w:t>
       </w:r>
-      <w:bookmarkEnd w:id="14"/>
+      <w:bookmarkEnd w:id="13"/>
       <w:r>
         <w:t xml:space="preserve"> </w:t>
       </w:r>
@@ -9212,11 +9220,11 @@
       <w:r>
         <w:t xml:space="preserve"> </w:t>
       </w:r>
-      <w:bookmarkStart w:id="15" w:name="_Toc185235211"/>
+      <w:bookmarkStart w:id="14" w:name="_Toc185235211"/>
       <w:r>
         <w:t>Схема сохранения данных в базе (ORM-модели)</w:t>
       </w:r>
-      <w:bookmarkEnd w:id="15"/>
+      <w:bookmarkEnd w:id="14"/>
     </w:p>
     <w:p>
       <w:pPr>
@@ -9879,11 +9887,11 @@
       <w:r>
         <w:t xml:space="preserve"> </w:t>
       </w:r>
-      <w:bookmarkStart w:id="16" w:name="_Toc185235212"/>
+      <w:bookmarkStart w:id="15" w:name="_Toc185235212"/>
       <w:r>
         <w:t>Описание основного скрипта</w:t>
       </w:r>
-      <w:bookmarkEnd w:id="16"/>
+      <w:bookmarkEnd w:id="15"/>
       <w:r>
         <w:t xml:space="preserve"> и </w:t>
       </w:r>
@@ -10723,10 +10731,10 @@
           <w:noProof/>
         </w:rPr>
         <w:drawing>
-          <wp:inline distT="0" distB="0" distL="0" distR="0" wp14:anchorId="1BD085C1" wp14:editId="29A80126">
-            <wp:extent cx="5546764" cy="2773680"/>
+          <wp:inline distT="0" distB="0" distL="0" distR="0" wp14:anchorId="67ED4848" wp14:editId="02DDBAF5">
+            <wp:extent cx="5509260" cy="2754924"/>
             <wp:effectExtent l="0" t="0" r="0" b="7620"/>
-            <wp:docPr id="4" name="Рисунок 4"/>
+            <wp:docPr id="5" name="Рисунок 5"/>
             <wp:cNvGraphicFramePr>
               <a:graphicFrameLocks xmlns:a="http://schemas.openxmlformats.org/drawingml/2006/main" noChangeAspect="1"/>
             </wp:cNvGraphicFramePr>
@@ -10746,7 +10754,7 @@
                   <pic:spPr>
                     <a:xfrm>
                       <a:off x="0" y="0"/>
-                      <a:ext cx="5570753" cy="2785676"/>
+                      <a:ext cx="5516920" cy="2758754"/>
                     </a:xfrm>
                     <a:prstGeom prst="rect">
                       <a:avLst/>
@@ -10906,21 +10914,13 @@
         <w:t>Рисунок 7</w:t>
       </w:r>
       <w:r>
-        <w:t xml:space="preserve"> – Г</w:t>
-      </w:r>
-      <w:r>
-        <w:t>руппировка пользователей по городам</w:t>
-      </w:r>
-    </w:p>
-    <w:p>
-      <w:pPr>
-        <w:rPr>
-          <w:rFonts w:ascii="Times New Roman" w:eastAsia="Times New Roman" w:hAnsi="Times New Roman" w:cs="Times New Roman"/>
-          <w:color w:val="000000"/>
-          <w:sz w:val="28"/>
-          <w:szCs w:val="28"/>
-        </w:rPr>
-      </w:pPr>
+        <w:t xml:space="preserve"> – </w:t>
+      </w:r>
+      <w:r>
+        <w:t>Группировка пользователей по городам</w:t>
+      </w:r>
+      <w:bookmarkStart w:id="16" w:name="_GoBack"/>
+      <w:bookmarkEnd w:id="16"/>
       <w:r>
         <w:br w:type="page"/>
       </w:r>
@@ -11846,7 +11846,7 @@
             <w:sz w:val="24"/>
             <w:szCs w:val="24"/>
           </w:rPr>
-          <w:t>2</w:t>
+          <w:t>31</w:t>
         </w:r>
         <w:r>
           <w:rPr>
@@ -16198,7 +16198,7 @@
 </file>
 
 <file path=customXml/itemProps1.xml><?xml version="1.0" encoding="utf-8"?>
-<ds:datastoreItem xmlns:ds="http://schemas.openxmlformats.org/officeDocument/2006/customXml" ds:itemID="{39C7C848-4FC9-4CCC-8CD4-37731087BD38}">
+<ds:datastoreItem xmlns:ds="http://schemas.openxmlformats.org/officeDocument/2006/customXml" ds:itemID="{3A9AD89B-A5AE-42CC-9C15-6F3C4CEFEEEC}">
   <ds:schemaRefs>
     <ds:schemaRef ds:uri="http://schemas.openxmlformats.org/officeDocument/2006/bibliography"/>
   </ds:schemaRefs>
